--- a/docs/jp/design/04_基本設計書_画像編集と一括適用.docx
+++ b/docs/jp/design/04_基本設計書_画像編集と一括適用.docx
@@ -342,7 +342,7 @@
           <w:sz w:val="22"/>
           <w:szCs w:val="22"/>
         </w:rPr>
-        <w:t xml:space="preserve">17. 限界値の一覧</w:t>
+        <w:t xml:space="preserve">17. 実測と確認の一覧</w:t>
       </w:r>
     </w:p>
     <w:p>
@@ -356,7 +356,7 @@
           <w:sz w:val="22"/>
           <w:szCs w:val="22"/>
         </w:rPr>
-        <w:t xml:space="preserve">18. 実測と確認の一覧</w:t>
+        <w:t xml:space="preserve">18. 要件との対応</w:t>
       </w:r>
     </w:p>
     <w:p>
@@ -370,7 +370,7 @@
           <w:sz w:val="22"/>
           <w:szCs w:val="22"/>
         </w:rPr>
-        <w:t xml:space="preserve">19. 要件との対応</w:t>
+        <w:t xml:space="preserve">19. 本章で宣言する破れ</w:t>
       </w:r>
     </w:p>
     <w:p>
@@ -384,21 +384,7 @@
           <w:sz w:val="22"/>
           <w:szCs w:val="22"/>
         </w:rPr>
-        <w:t xml:space="preserve">20. 本章で宣言する破れ</w:t>
-      </w:r>
-    </w:p>
-    <w:p>
-      <w:pPr>
-        <w:spacing w:after="40" w:before="40"/>
-        <w:ind w:left="240"/>
-      </w:pPr>
-      <w:r>
-        <w:rPr>
-          <w:rFonts w:ascii="Yu Gothic" w:cs="Yu Gothic" w:eastAsia="Yu Gothic" w:hAnsi="Yu Gothic"/>
-          <w:sz w:val="22"/>
-          <w:szCs w:val="22"/>
-        </w:rPr>
-        <w:t xml:space="preserve">21. 他の章・概要設計書への訂正</w:t>
+        <w:t xml:space="preserve">20. 他の章・概要設計書への訂正</w:t>
       </w:r>
     </w:p>
     <w:p>
@@ -468,7 +454,7 @@
         <w:rPr>
           <w:rFonts w:ascii="Yu Gothic" w:eastAsia="Yu Gothic" w:hAnsi="Yu Gothic"/>
         </w:rPr>
-        <w:t xml:space="preserve">受ける決定は次の表のとおりである。</w:t>
+        <w:t xml:space="preserve">受ける決定は次の表のとおりである。設計計画書の決定・要調査・未決の文は第13章 1.2「設計計画書の決定から概要設計書・基本設計への対応」と概要設計書の行き先表による（本章には写さず、番号と項目割りの抜けだけを載せる）。</w:t>
       </w:r>
     </w:p>
     <w:tbl>
@@ -484,9 +470,9 @@
         </w:tblBorders>
       </w:tblPr>
       <w:tblGrid>
-        <w:gridCol w:w="830"/>
-        <w:gridCol w:w="3240"/>
-        <w:gridCol w:w="5568"/>
+        <w:gridCol w:w="1336"/>
+        <w:gridCol w:w="4348"/>
+        <w:gridCol w:w="3954"/>
       </w:tblGrid>
       <w:tr>
         <w:trPr>
@@ -495,7 +481,7 @@
         </w:trPr>
         <w:tc>
           <w:tcPr>
-            <w:tcW w:type="dxa" w:w="830"/>
+            <w:tcW w:type="dxa" w:w="1336"/>
             <w:tcBorders>
               <w:top w:val="single" w:color="A6B8D0" w:sz="4"/>
               <w:left w:val="single" w:color="A6B8D0" w:sz="4"/>
@@ -530,7 +516,7 @@
         </w:tc>
         <w:tc>
           <w:tcPr>
-            <w:tcW w:type="dxa" w:w="3240"/>
+            <w:tcW w:type="dxa" w:w="4348"/>
             <w:tcBorders>
               <w:top w:val="single" w:color="A6B8D0" w:sz="4"/>
               <w:left w:val="single" w:color="A6B8D0" w:sz="4"/>
@@ -565,7 +551,7 @@
         </w:tc>
         <w:tc>
           <w:tcPr>
-            <w:tcW w:type="dxa" w:w="5568"/>
+            <w:tcW w:type="dxa" w:w="3954"/>
             <w:tcBorders>
               <w:top w:val="single" w:color="A6B8D0" w:sz="4"/>
               <w:left w:val="single" w:color="A6B8D0" w:sz="4"/>
@@ -606,547 +592,7 @@
         </w:trPr>
         <w:tc>
           <w:tcPr>
-            <w:tcW w:type="dxa" w:w="830"/>
-            <w:tcBorders>
-              <w:top w:val="single" w:color="A6B8D0" w:sz="4"/>
-              <w:left w:val="single" w:color="A6B8D0" w:sz="4"/>
-              <w:bottom w:val="single" w:color="A6B8D0" w:sz="4"/>
-              <w:right w:val="single" w:color="A6B8D0" w:sz="4"/>
-            </w:tcBorders>
-            <w:tcMar>
-              <w:top w:type="dxa" w:w="50"/>
-              <w:left w:type="dxa" w:w="90"/>
-              <w:bottom w:type="dxa" w:w="50"/>
-              <w:right w:type="dxa" w:w="90"/>
-            </w:tcMar>
-          </w:tcPr>
-          <w:p>
-            <w:pPr>
-              <w:keepNext/>
-              <w:keepLines/>
-              <w:spacing w:after="0" w:before="0" w:line="280"/>
-            </w:pPr>
-            <w:r>
-              <w:rPr>
-                <w:rFonts w:ascii="Yu Gothic" w:eastAsia="Yu Gothic" w:hAnsi="Yu Gothic"/>
-                <w:b w:val="false"/>
-                <w:bCs w:val="false"/>
-                <w:sz w:val="18"/>
-                <w:szCs w:val="18"/>
-              </w:rPr>
-              <w:t xml:space="preserve">D-7-5</w:t>
-            </w:r>
-          </w:p>
-        </w:tc>
-        <w:tc>
-          <w:tcPr>
-            <w:tcW w:type="dxa" w:w="3240"/>
-            <w:tcBorders>
-              <w:top w:val="single" w:color="A6B8D0" w:sz="4"/>
-              <w:left w:val="single" w:color="A6B8D0" w:sz="4"/>
-              <w:bottom w:val="single" w:color="A6B8D0" w:sz="4"/>
-              <w:right w:val="single" w:color="A6B8D0" w:sz="4"/>
-            </w:tcBorders>
-            <w:tcMar>
-              <w:top w:type="dxa" w:w="50"/>
-              <w:left w:type="dxa" w:w="90"/>
-              <w:bottom w:type="dxa" w:w="50"/>
-              <w:right w:type="dxa" w:w="90"/>
-            </w:tcMar>
-          </w:tcPr>
-          <w:p>
-            <w:pPr>
-              <w:keepNext/>
-              <w:keepLines/>
-              <w:spacing w:after="0" w:before="0" w:line="280"/>
-            </w:pPr>
-            <w:r>
-              <w:rPr>
-                <w:rFonts w:ascii="Yu Gothic" w:eastAsia="Yu Gothic" w:hAnsi="Yu Gothic"/>
-                <w:b w:val="false"/>
-                <w:bCs w:val="false"/>
-                <w:sz w:val="18"/>
-                <w:szCs w:val="18"/>
-              </w:rPr>
-              <w:t xml:space="preserve">決定</w:t>
-            </w:r>
-          </w:p>
-        </w:tc>
-        <w:tc>
-          <w:tcPr>
-            <w:tcW w:type="dxa" w:w="5568"/>
-            <w:tcBorders>
-              <w:top w:val="single" w:color="A6B8D0" w:sz="4"/>
-              <w:left w:val="single" w:color="A6B8D0" w:sz="4"/>
-              <w:bottom w:val="single" w:color="A6B8D0" w:sz="4"/>
-              <w:right w:val="single" w:color="A6B8D0" w:sz="4"/>
-            </w:tcBorders>
-            <w:tcMar>
-              <w:top w:type="dxa" w:w="50"/>
-              <w:left w:type="dxa" w:w="90"/>
-              <w:bottom w:type="dxa" w:w="50"/>
-              <w:right w:type="dxa" w:w="90"/>
-            </w:tcMar>
-          </w:tcPr>
-          <w:p>
-            <w:pPr>
-              <w:keepNext/>
-              <w:keepLines/>
-              <w:spacing w:after="0" w:before="0" w:line="280"/>
-            </w:pPr>
-            <w:r>
-              <w:rPr>
-                <w:rFonts w:ascii="Yu Gothic" w:eastAsia="Yu Gothic" w:hAnsi="Yu Gothic"/>
-                <w:b w:val="false"/>
-                <w:bCs w:val="false"/>
-                <w:sz w:val="18"/>
-                <w:szCs w:val="18"/>
-              </w:rPr>
-              <w:t xml:space="preserve">SNS用画像には、権利者が選んだデザインの可視署名を入れる</w:t>
-            </w:r>
-          </w:p>
-        </w:tc>
-      </w:tr>
-      <w:tr>
-        <w:trPr>
-          <w:cantSplit/>
-          <w:tblHeader w:val="off"/>
-        </w:trPr>
-        <w:tc>
-          <w:tcPr>
-            <w:tcW w:type="dxa" w:w="830"/>
-            <w:tcBorders>
-              <w:top w:val="single" w:color="A6B8D0" w:sz="4"/>
-              <w:left w:val="single" w:color="A6B8D0" w:sz="4"/>
-              <w:bottom w:val="single" w:color="A6B8D0" w:sz="4"/>
-              <w:right w:val="single" w:color="A6B8D0" w:sz="4"/>
-            </w:tcBorders>
-            <w:tcMar>
-              <w:top w:type="dxa" w:w="50"/>
-              <w:left w:type="dxa" w:w="90"/>
-              <w:bottom w:type="dxa" w:w="50"/>
-              <w:right w:type="dxa" w:w="90"/>
-            </w:tcMar>
-          </w:tcPr>
-          <w:p>
-            <w:pPr>
-              <w:keepNext/>
-              <w:keepLines/>
-              <w:spacing w:after="0" w:before="0" w:line="280"/>
-            </w:pPr>
-            <w:r>
-              <w:rPr>
-                <w:rFonts w:ascii="Yu Gothic" w:eastAsia="Yu Gothic" w:hAnsi="Yu Gothic"/>
-                <w:b w:val="false"/>
-                <w:bCs w:val="false"/>
-                <w:sz w:val="18"/>
-                <w:szCs w:val="18"/>
-              </w:rPr>
-              <w:t xml:space="preserve">D-8-2</w:t>
-            </w:r>
-          </w:p>
-        </w:tc>
-        <w:tc>
-          <w:tcPr>
-            <w:tcW w:type="dxa" w:w="3240"/>
-            <w:tcBorders>
-              <w:top w:val="single" w:color="A6B8D0" w:sz="4"/>
-              <w:left w:val="single" w:color="A6B8D0" w:sz="4"/>
-              <w:bottom w:val="single" w:color="A6B8D0" w:sz="4"/>
-              <w:right w:val="single" w:color="A6B8D0" w:sz="4"/>
-            </w:tcBorders>
-            <w:tcMar>
-              <w:top w:type="dxa" w:w="50"/>
-              <w:left w:type="dxa" w:w="90"/>
-              <w:bottom w:type="dxa" w:w="50"/>
-              <w:right w:type="dxa" w:w="90"/>
-            </w:tcMar>
-          </w:tcPr>
-          <w:p>
-            <w:pPr>
-              <w:keepNext/>
-              <w:keepLines/>
-              <w:spacing w:after="0" w:before="0" w:line="280"/>
-            </w:pPr>
-            <w:r>
-              <w:rPr>
-                <w:rFonts w:ascii="Yu Gothic" w:eastAsia="Yu Gothic" w:hAnsi="Yu Gothic"/>
-                <w:b w:val="false"/>
-                <w:bCs w:val="false"/>
-                <w:sz w:val="18"/>
-                <w:szCs w:val="18"/>
-              </w:rPr>
-              <w:t xml:space="preserve">決定</w:t>
-            </w:r>
-          </w:p>
-        </w:tc>
-        <w:tc>
-          <w:tcPr>
-            <w:tcW w:type="dxa" w:w="5568"/>
-            <w:tcBorders>
-              <w:top w:val="single" w:color="A6B8D0" w:sz="4"/>
-              <w:left w:val="single" w:color="A6B8D0" w:sz="4"/>
-              <w:bottom w:val="single" w:color="A6B8D0" w:sz="4"/>
-              <w:right w:val="single" w:color="A6B8D0" w:sz="4"/>
-            </w:tcBorders>
-            <w:tcMar>
-              <w:top w:type="dxa" w:w="50"/>
-              <w:left w:type="dxa" w:w="90"/>
-              <w:bottom w:type="dxa" w:w="50"/>
-              <w:right w:type="dxa" w:w="90"/>
-            </w:tcMar>
-          </w:tcPr>
-          <w:p>
-            <w:pPr>
-              <w:keepNext/>
-              <w:keepLines/>
-              <w:spacing w:after="0" w:before="0" w:line="280"/>
-            </w:pPr>
-            <w:r>
-              <w:rPr>
-                <w:rFonts w:ascii="Yu Gothic" w:eastAsia="Yu Gothic" w:hAnsi="Yu Gothic"/>
-                <w:b w:val="false"/>
-                <w:bCs w:val="false"/>
-                <w:sz w:val="18"/>
-                <w:szCs w:val="18"/>
-              </w:rPr>
-              <w:t xml:space="preserve">画像編集画面、一括適用および権利文書作成画面を備える。その他の画面の構成は設計書で定める</w:t>
-            </w:r>
-          </w:p>
-        </w:tc>
-      </w:tr>
-      <w:tr>
-        <w:trPr>
-          <w:cantSplit/>
-          <w:tblHeader w:val="off"/>
-        </w:trPr>
-        <w:tc>
-          <w:tcPr>
-            <w:tcW w:type="dxa" w:w="830"/>
-            <w:tcBorders>
-              <w:top w:val="single" w:color="A6B8D0" w:sz="4"/>
-              <w:left w:val="single" w:color="A6B8D0" w:sz="4"/>
-              <w:bottom w:val="single" w:color="A6B8D0" w:sz="4"/>
-              <w:right w:val="single" w:color="A6B8D0" w:sz="4"/>
-            </w:tcBorders>
-            <w:tcMar>
-              <w:top w:type="dxa" w:w="50"/>
-              <w:left w:type="dxa" w:w="90"/>
-              <w:bottom w:type="dxa" w:w="50"/>
-              <w:right w:type="dxa" w:w="90"/>
-            </w:tcMar>
-          </w:tcPr>
-          <w:p>
-            <w:pPr>
-              <w:keepNext/>
-              <w:keepLines/>
-              <w:spacing w:after="0" w:before="0" w:line="280"/>
-            </w:pPr>
-            <w:r>
-              <w:rPr>
-                <w:rFonts w:ascii="Yu Gothic" w:eastAsia="Yu Gothic" w:hAnsi="Yu Gothic"/>
-                <w:b w:val="false"/>
-                <w:bCs w:val="false"/>
-                <w:sz w:val="18"/>
-                <w:szCs w:val="18"/>
-              </w:rPr>
-              <w:t xml:space="preserve">D-8-3</w:t>
-            </w:r>
-          </w:p>
-        </w:tc>
-        <w:tc>
-          <w:tcPr>
-            <w:tcW w:type="dxa" w:w="3240"/>
-            <w:tcBorders>
-              <w:top w:val="single" w:color="A6B8D0" w:sz="4"/>
-              <w:left w:val="single" w:color="A6B8D0" w:sz="4"/>
-              <w:bottom w:val="single" w:color="A6B8D0" w:sz="4"/>
-              <w:right w:val="single" w:color="A6B8D0" w:sz="4"/>
-            </w:tcBorders>
-            <w:tcMar>
-              <w:top w:type="dxa" w:w="50"/>
-              <w:left w:type="dxa" w:w="90"/>
-              <w:bottom w:type="dxa" w:w="50"/>
-              <w:right w:type="dxa" w:w="90"/>
-            </w:tcMar>
-          </w:tcPr>
-          <w:p>
-            <w:pPr>
-              <w:keepNext/>
-              <w:keepLines/>
-              <w:spacing w:after="0" w:before="0" w:line="280"/>
-            </w:pPr>
-            <w:r>
-              <w:rPr>
-                <w:rFonts w:ascii="Yu Gothic" w:eastAsia="Yu Gothic" w:hAnsi="Yu Gothic"/>
-                <w:b w:val="false"/>
-                <w:bCs w:val="false"/>
-                <w:sz w:val="18"/>
-                <w:szCs w:val="18"/>
-              </w:rPr>
-              <w:t xml:space="preserve">決定</w:t>
-            </w:r>
-          </w:p>
-        </w:tc>
-        <w:tc>
-          <w:tcPr>
-            <w:tcW w:type="dxa" w:w="5568"/>
-            <w:tcBorders>
-              <w:top w:val="single" w:color="A6B8D0" w:sz="4"/>
-              <w:left w:val="single" w:color="A6B8D0" w:sz="4"/>
-              <w:bottom w:val="single" w:color="A6B8D0" w:sz="4"/>
-              <w:right w:val="single" w:color="A6B8D0" w:sz="4"/>
-            </w:tcBorders>
-            <w:tcMar>
-              <w:top w:type="dxa" w:w="50"/>
-              <w:left w:type="dxa" w:w="90"/>
-              <w:bottom w:type="dxa" w:w="50"/>
-              <w:right w:type="dxa" w:w="90"/>
-            </w:tcMar>
-          </w:tcPr>
-          <w:p>
-            <w:pPr>
-              <w:keepNext/>
-              <w:keepLines/>
-              <w:spacing w:after="0" w:before="0" w:line="280"/>
-            </w:pPr>
-            <w:r>
-              <w:rPr>
-                <w:rFonts w:ascii="Yu Gothic" w:eastAsia="Yu Gothic" w:hAnsi="Yu Gothic"/>
-                <w:b w:val="false"/>
-                <w:bCs w:val="false"/>
-                <w:sz w:val="18"/>
-                <w:szCs w:val="18"/>
-              </w:rPr>
-              <w:t xml:space="preserve">編集画面で作成したデザインをテンプレートとし、1枚ずつにもフォルダー単位にも適用できる</w:t>
-            </w:r>
-          </w:p>
-        </w:tc>
-      </w:tr>
-      <w:tr>
-        <w:trPr>
-          <w:cantSplit/>
-          <w:tblHeader w:val="off"/>
-        </w:trPr>
-        <w:tc>
-          <w:tcPr>
-            <w:tcW w:type="dxa" w:w="830"/>
-            <w:tcBorders>
-              <w:top w:val="single" w:color="A6B8D0" w:sz="4"/>
-              <w:left w:val="single" w:color="A6B8D0" w:sz="4"/>
-              <w:bottom w:val="single" w:color="A6B8D0" w:sz="4"/>
-              <w:right w:val="single" w:color="A6B8D0" w:sz="4"/>
-            </w:tcBorders>
-            <w:tcMar>
-              <w:top w:type="dxa" w:w="50"/>
-              <w:left w:type="dxa" w:w="90"/>
-              <w:bottom w:type="dxa" w:w="50"/>
-              <w:right w:type="dxa" w:w="90"/>
-            </w:tcMar>
-          </w:tcPr>
-          <w:p>
-            <w:pPr>
-              <w:keepNext/>
-              <w:keepLines/>
-              <w:spacing w:after="0" w:before="0" w:line="280"/>
-            </w:pPr>
-            <w:r>
-              <w:rPr>
-                <w:rFonts w:ascii="Yu Gothic" w:eastAsia="Yu Gothic" w:hAnsi="Yu Gothic"/>
-                <w:b w:val="false"/>
-                <w:bCs w:val="false"/>
-                <w:sz w:val="18"/>
-                <w:szCs w:val="18"/>
-              </w:rPr>
-              <w:t xml:space="preserve">D-8-4</w:t>
-            </w:r>
-          </w:p>
-        </w:tc>
-        <w:tc>
-          <w:tcPr>
-            <w:tcW w:type="dxa" w:w="3240"/>
-            <w:tcBorders>
-              <w:top w:val="single" w:color="A6B8D0" w:sz="4"/>
-              <w:left w:val="single" w:color="A6B8D0" w:sz="4"/>
-              <w:bottom w:val="single" w:color="A6B8D0" w:sz="4"/>
-              <w:right w:val="single" w:color="A6B8D0" w:sz="4"/>
-            </w:tcBorders>
-            <w:tcMar>
-              <w:top w:type="dxa" w:w="50"/>
-              <w:left w:type="dxa" w:w="90"/>
-              <w:bottom w:type="dxa" w:w="50"/>
-              <w:right w:type="dxa" w:w="90"/>
-            </w:tcMar>
-          </w:tcPr>
-          <w:p>
-            <w:pPr>
-              <w:keepNext/>
-              <w:keepLines/>
-              <w:spacing w:after="0" w:before="0" w:line="280"/>
-            </w:pPr>
-            <w:r>
-              <w:rPr>
-                <w:rFonts w:ascii="Yu Gothic" w:eastAsia="Yu Gothic" w:hAnsi="Yu Gothic"/>
-                <w:b w:val="false"/>
-                <w:bCs w:val="false"/>
-                <w:sz w:val="18"/>
-                <w:szCs w:val="18"/>
-              </w:rPr>
-              <w:t xml:space="preserve">決定</w:t>
-            </w:r>
-          </w:p>
-        </w:tc>
-        <w:tc>
-          <w:tcPr>
-            <w:tcW w:type="dxa" w:w="5568"/>
-            <w:tcBorders>
-              <w:top w:val="single" w:color="A6B8D0" w:sz="4"/>
-              <w:left w:val="single" w:color="A6B8D0" w:sz="4"/>
-              <w:bottom w:val="single" w:color="A6B8D0" w:sz="4"/>
-              <w:right w:val="single" w:color="A6B8D0" w:sz="4"/>
-            </w:tcBorders>
-            <w:tcMar>
-              <w:top w:type="dxa" w:w="50"/>
-              <w:left w:type="dxa" w:w="90"/>
-              <w:bottom w:type="dxa" w:w="50"/>
-              <w:right w:type="dxa" w:w="90"/>
-            </w:tcMar>
-          </w:tcPr>
-          <w:p>
-            <w:pPr>
-              <w:keepNext/>
-              <w:keepLines/>
-              <w:spacing w:after="0" w:before="0" w:line="280"/>
-            </w:pPr>
-            <w:r>
-              <w:rPr>
-                <w:rFonts w:ascii="Yu Gothic" w:eastAsia="Yu Gothic" w:hAnsi="Yu Gothic"/>
-                <w:b w:val="false"/>
-                <w:bCs w:val="false"/>
-                <w:sz w:val="18"/>
-                <w:szCs w:val="18"/>
-              </w:rPr>
-              <w:t xml:space="preserve">一括適用においても、写真ごとに配置、向きおよび色を調整できる</w:t>
-            </w:r>
-          </w:p>
-        </w:tc>
-      </w:tr>
-      <w:tr>
-        <w:trPr>
-          <w:cantSplit/>
-          <w:tblHeader w:val="off"/>
-        </w:trPr>
-        <w:tc>
-          <w:tcPr>
-            <w:tcW w:type="dxa" w:w="830"/>
-            <w:tcBorders>
-              <w:top w:val="single" w:color="A6B8D0" w:sz="4"/>
-              <w:left w:val="single" w:color="A6B8D0" w:sz="4"/>
-              <w:bottom w:val="single" w:color="A6B8D0" w:sz="4"/>
-              <w:right w:val="single" w:color="A6B8D0" w:sz="4"/>
-            </w:tcBorders>
-            <w:tcMar>
-              <w:top w:type="dxa" w:w="50"/>
-              <w:left w:type="dxa" w:w="90"/>
-              <w:bottom w:type="dxa" w:w="50"/>
-              <w:right w:type="dxa" w:w="90"/>
-            </w:tcMar>
-          </w:tcPr>
-          <w:p>
-            <w:pPr>
-              <w:keepNext/>
-              <w:keepLines/>
-              <w:spacing w:after="0" w:before="0" w:line="280"/>
-            </w:pPr>
-            <w:r>
-              <w:rPr>
-                <w:rFonts w:ascii="Yu Gothic" w:eastAsia="Yu Gothic" w:hAnsi="Yu Gothic"/>
-                <w:b w:val="false"/>
-                <w:bCs w:val="false"/>
-                <w:sz w:val="18"/>
-                <w:szCs w:val="18"/>
-              </w:rPr>
-              <w:t xml:space="preserve">O-11</w:t>
-            </w:r>
-          </w:p>
-        </w:tc>
-        <w:tc>
-          <w:tcPr>
-            <w:tcW w:type="dxa" w:w="3240"/>
-            <w:tcBorders>
-              <w:top w:val="single" w:color="A6B8D0" w:sz="4"/>
-              <w:left w:val="single" w:color="A6B8D0" w:sz="4"/>
-              <w:bottom w:val="single" w:color="A6B8D0" w:sz="4"/>
-              <w:right w:val="single" w:color="A6B8D0" w:sz="4"/>
-            </w:tcBorders>
-            <w:tcMar>
-              <w:top w:type="dxa" w:w="50"/>
-              <w:left w:type="dxa" w:w="90"/>
-              <w:bottom w:type="dxa" w:w="50"/>
-              <w:right w:type="dxa" w:w="90"/>
-            </w:tcMar>
-          </w:tcPr>
-          <w:p>
-            <w:pPr>
-              <w:keepNext/>
-              <w:keepLines/>
-              <w:spacing w:after="0" w:before="0" w:line="280"/>
-            </w:pPr>
-            <w:r>
-              <w:rPr>
-                <w:rFonts w:ascii="Yu Gothic" w:eastAsia="Yu Gothic" w:hAnsi="Yu Gothic"/>
-                <w:b w:val="false"/>
-                <w:bCs w:val="false"/>
-                <w:sz w:val="18"/>
-                <w:szCs w:val="18"/>
-              </w:rPr>
-              <w:t xml:space="preserve">未決（基本設計 第3章 DD-3-6「受け渡し用画像の可視署名はテンプレートごとに決める」 で決定）</w:t>
-            </w:r>
-          </w:p>
-        </w:tc>
-        <w:tc>
-          <w:tcPr>
-            <w:tcW w:type="dxa" w:w="5568"/>
-            <w:tcBorders>
-              <w:top w:val="single" w:color="A6B8D0" w:sz="4"/>
-              <w:left w:val="single" w:color="A6B8D0" w:sz="4"/>
-              <w:bottom w:val="single" w:color="A6B8D0" w:sz="4"/>
-              <w:right w:val="single" w:color="A6B8D0" w:sz="4"/>
-            </w:tcBorders>
-            <w:tcMar>
-              <w:top w:type="dxa" w:w="50"/>
-              <w:left w:type="dxa" w:w="90"/>
-              <w:bottom w:type="dxa" w:w="50"/>
-              <w:right w:type="dxa" w:w="90"/>
-            </w:tcMar>
-          </w:tcPr>
-          <w:p>
-            <w:pPr>
-              <w:keepNext/>
-              <w:keepLines/>
-              <w:spacing w:after="0" w:before="0" w:line="280"/>
-            </w:pPr>
-            <w:r>
-              <w:rPr>
-                <w:rFonts w:ascii="Yu Gothic" w:eastAsia="Yu Gothic" w:hAnsi="Yu Gothic"/>
-                <w:b w:val="false"/>
-                <w:bCs w:val="false"/>
-                <w:sz w:val="18"/>
-                <w:szCs w:val="18"/>
-              </w:rPr>
-              <w:t xml:space="preserve">受け渡し用画像への可視署名</w:t>
-            </w:r>
-          </w:p>
-        </w:tc>
-      </w:tr>
-      <w:tr>
-        <w:trPr>
-          <w:cantSplit/>
-          <w:tblHeader w:val="off"/>
-        </w:trPr>
-        <w:tc>
-          <w:tcPr>
-            <w:tcW w:type="dxa" w:w="830"/>
+            <w:tcW w:type="dxa" w:w="1336"/>
             <w:tcBorders>
               <w:top w:val="single" w:color="A6B8D0" w:sz="4"/>
               <w:left w:val="single" w:color="A6B8D0" w:sz="4"/>
@@ -1180,7 +626,7 @@
         </w:tc>
         <w:tc>
           <w:tcPr>
-            <w:tcW w:type="dxa" w:w="3240"/>
+            <w:tcW w:type="dxa" w:w="4348"/>
             <w:tcBorders>
               <w:top w:val="single" w:color="A6B8D0" w:sz="4"/>
               <w:left w:val="single" w:color="A6B8D0" w:sz="4"/>
@@ -1214,7 +660,7 @@
         </w:tc>
         <w:tc>
           <w:tcPr>
-            <w:tcW w:type="dxa" w:w="5568"/>
+            <w:tcW w:type="dxa" w:w="3954"/>
             <w:tcBorders>
               <w:top w:val="single" w:color="A6B8D0" w:sz="4"/>
               <w:left w:val="single" w:color="A6B8D0" w:sz="4"/>
@@ -3395,7 +2841,7 @@
                 <w:sz w:val="18"/>
                 <w:szCs w:val="18"/>
               </w:rPr>
-              <w:t xml:space="preserve">原本を壊さない（R-4-4-2「原本を壊さない」）</w:t>
+              <w:t xml:space="preserve">原本を壊さない（R-4-4-2）</w:t>
             </w:r>
           </w:p>
         </w:tc>
@@ -4288,8 +3734,8 @@
       <w:tblGrid>
         <w:gridCol w:w="1030"/>
         <w:gridCol w:w="1830"/>
-        <w:gridCol w:w="5231"/>
-        <w:gridCol w:w="1547"/>
+        <w:gridCol w:w="5343"/>
+        <w:gridCol w:w="1435"/>
       </w:tblGrid>
       <w:tr>
         <w:trPr>
@@ -4368,7 +3814,7 @@
         </w:tc>
         <w:tc>
           <w:tcPr>
-            <w:tcW w:type="dxa" w:w="5231"/>
+            <w:tcW w:type="dxa" w:w="5343"/>
             <w:tcBorders>
               <w:top w:val="single" w:color="A6B8D0" w:sz="4"/>
               <w:left w:val="single" w:color="A6B8D0" w:sz="4"/>
@@ -4403,7 +3849,7 @@
         </w:tc>
         <w:tc>
           <w:tcPr>
-            <w:tcW w:type="dxa" w:w="1547"/>
+            <w:tcW w:type="dxa" w:w="1435"/>
             <w:tcBorders>
               <w:top w:val="single" w:color="A6B8D0" w:sz="4"/>
               <w:left w:val="single" w:color="A6B8D0" w:sz="4"/>
@@ -4512,7 +3958,7 @@
         </w:tc>
         <w:tc>
           <w:tcPr>
-            <w:tcW w:type="dxa" w:w="5231"/>
+            <w:tcW w:type="dxa" w:w="5343"/>
             <w:tcBorders>
               <w:top w:val="single" w:color="A6B8D0" w:sz="4"/>
               <w:left w:val="single" w:color="A6B8D0" w:sz="4"/>
@@ -4546,7 +3992,7 @@
         </w:tc>
         <w:tc>
           <w:tcPr>
-            <w:tcW w:type="dxa" w:w="1547"/>
+            <w:tcW w:type="dxa" w:w="1435"/>
             <w:tcBorders>
               <w:top w:val="single" w:color="A6B8D0" w:sz="4"/>
               <w:left w:val="single" w:color="A6B8D0" w:sz="4"/>
@@ -4654,7 +4100,7 @@
         </w:tc>
         <w:tc>
           <w:tcPr>
-            <w:tcW w:type="dxa" w:w="5231"/>
+            <w:tcW w:type="dxa" w:w="5343"/>
             <w:tcBorders>
               <w:top w:val="single" w:color="A6B8D0" w:sz="4"/>
               <w:left w:val="single" w:color="A6B8D0" w:sz="4"/>
@@ -4708,7 +4154,7 @@
         </w:tc>
         <w:tc>
           <w:tcPr>
-            <w:tcW w:type="dxa" w:w="1547"/>
+            <w:tcW w:type="dxa" w:w="1435"/>
             <w:tcBorders>
               <w:top w:val="single" w:color="A6B8D0" w:sz="4"/>
               <w:left w:val="single" w:color="A6B8D0" w:sz="4"/>
@@ -4816,7 +4262,7 @@
         </w:tc>
         <w:tc>
           <w:tcPr>
-            <w:tcW w:type="dxa" w:w="5231"/>
+            <w:tcW w:type="dxa" w:w="5343"/>
             <w:tcBorders>
               <w:top w:val="single" w:color="A6B8D0" w:sz="4"/>
               <w:left w:val="single" w:color="A6B8D0" w:sz="4"/>
@@ -4850,7 +4296,7 @@
         </w:tc>
         <w:tc>
           <w:tcPr>
-            <w:tcW w:type="dxa" w:w="1547"/>
+            <w:tcW w:type="dxa" w:w="1435"/>
             <w:tcBorders>
               <w:top w:val="single" w:color="A6B8D0" w:sz="4"/>
               <w:left w:val="single" w:color="A6B8D0" w:sz="4"/>
@@ -4918,7 +4364,7 @@
                 <w:sz w:val="18"/>
                 <w:szCs w:val="18"/>
               </w:rPr>
-              <w:t xml:space="preserve">告知先アカウント</w:t>
+              <w:t xml:space="preserve">主たる権利者</w:t>
             </w:r>
           </w:p>
         </w:tc>
@@ -4952,47 +4398,47 @@
                 <w:sz w:val="18"/>
                 <w:szCs w:val="18"/>
               </w:rPr>
-              <w:t xml:space="preserve">{account}</w:t>
-            </w:r>
-          </w:p>
-        </w:tc>
-        <w:tc>
-          <w:tcPr>
-            <w:tcW w:type="dxa" w:w="5231"/>
-            <w:tcBorders>
-              <w:top w:val="single" w:color="A6B8D0" w:sz="4"/>
-              <w:left w:val="single" w:color="A6B8D0" w:sz="4"/>
-              <w:bottom w:val="single" w:color="A6B8D0" w:sz="4"/>
-              <w:right w:val="single" w:color="A6B8D0" w:sz="4"/>
-            </w:tcBorders>
-            <w:tcMar>
-              <w:top w:type="dxa" w:w="50"/>
-              <w:left w:type="dxa" w:w="90"/>
-              <w:bottom w:type="dxa" w:w="50"/>
-              <w:right w:type="dxa" w:w="90"/>
-            </w:tcMar>
-          </w:tcPr>
-          <w:p>
-            <w:pPr>
-              <w:keepNext/>
-              <w:keepLines/>
-              <w:spacing w:after="0" w:before="0" w:line="280"/>
-            </w:pPr>
-            <w:r>
-              <w:rPr>
-                <w:rFonts w:ascii="Yu Gothic" w:eastAsia="Yu Gothic" w:hAnsi="Yu Gothic"/>
-                <w:b w:val="false"/>
-                <w:bCs w:val="false"/>
-                <w:sz w:val="18"/>
-                <w:szCs w:val="18"/>
-              </w:rPr>
-              <w:t xml:space="preserve">署名の情報の告知先アカウントのうち、テンプレートで選んだもの</w:t>
-            </w:r>
-          </w:p>
-        </w:tc>
-        <w:tc>
-          <w:tcPr>
-            <w:tcW w:type="dxa" w:w="1547"/>
+              <w:t xml:space="preserve">{grantor}</w:t>
+            </w:r>
+          </w:p>
+        </w:tc>
+        <w:tc>
+          <w:tcPr>
+            <w:tcW w:type="dxa" w:w="5343"/>
+            <w:tcBorders>
+              <w:top w:val="single" w:color="A6B8D0" w:sz="4"/>
+              <w:left w:val="single" w:color="A6B8D0" w:sz="4"/>
+              <w:bottom w:val="single" w:color="A6B8D0" w:sz="4"/>
+              <w:right w:val="single" w:color="A6B8D0" w:sz="4"/>
+            </w:tcBorders>
+            <w:tcMar>
+              <w:top w:type="dxa" w:w="50"/>
+              <w:left w:type="dxa" w:w="90"/>
+              <w:bottom w:type="dxa" w:w="50"/>
+              <w:right w:type="dxa" w:w="90"/>
+            </w:tcMar>
+          </w:tcPr>
+          <w:p>
+            <w:pPr>
+              <w:keepNext/>
+              <w:keepLines/>
+              <w:spacing w:after="0" w:before="0" w:line="280"/>
+            </w:pPr>
+            <w:r>
+              <w:rPr>
+                <w:rFonts w:ascii="Yu Gothic" w:eastAsia="Yu Gothic" w:hAnsi="Yu Gothic"/>
+                <w:b w:val="false"/>
+                <w:bCs w:val="false"/>
+                <w:sz w:val="18"/>
+                <w:szCs w:val="18"/>
+              </w:rPr>
+              <w:t xml:space="preserve">取り込んだ承認書の発行者（主たる権利者）のハンドルネーム（第2章 5.1「承認書」）。役割が「承認を受けた者」の利用者が、承認書を選んで書き出す時に使う</w:t>
+            </w:r>
+          </w:p>
+        </w:tc>
+        <w:tc>
+          <w:tcPr>
+            <w:tcW w:type="dxa" w:w="1435"/>
             <w:tcBorders>
               <w:top w:val="single" w:color="A6B8D0" w:sz="4"/>
               <w:left w:val="single" w:color="A6B8D0" w:sz="4"/>
@@ -5060,7 +4506,7 @@
                 <w:sz w:val="18"/>
                 <w:szCs w:val="18"/>
               </w:rPr>
-              <w:t xml:space="preserve">撮影日</w:t>
+              <w:t xml:space="preserve">告知先アカウント</w:t>
             </w:r>
           </w:p>
         </w:tc>
@@ -5094,47 +4540,47 @@
                 <w:sz w:val="18"/>
                 <w:szCs w:val="18"/>
               </w:rPr>
-              <w:t xml:space="preserve">{shot_date}</w:t>
-            </w:r>
-          </w:p>
-        </w:tc>
-        <w:tc>
-          <w:tcPr>
-            <w:tcW w:type="dxa" w:w="5231"/>
-            <w:tcBorders>
-              <w:top w:val="single" w:color="A6B8D0" w:sz="4"/>
-              <w:left w:val="single" w:color="A6B8D0" w:sz="4"/>
-              <w:bottom w:val="single" w:color="A6B8D0" w:sz="4"/>
-              <w:right w:val="single" w:color="A6B8D0" w:sz="4"/>
-            </w:tcBorders>
-            <w:tcMar>
-              <w:top w:type="dxa" w:w="50"/>
-              <w:left w:type="dxa" w:w="90"/>
-              <w:bottom w:type="dxa" w:w="50"/>
-              <w:right w:type="dxa" w:w="90"/>
-            </w:tcMar>
-          </w:tcPr>
-          <w:p>
-            <w:pPr>
-              <w:keepNext/>
-              <w:keepLines/>
-              <w:spacing w:after="0" w:before="0" w:line="280"/>
-            </w:pPr>
-            <w:r>
-              <w:rPr>
-                <w:rFonts w:ascii="Yu Gothic" w:eastAsia="Yu Gothic" w:hAnsi="Yu Gothic"/>
-                <w:b w:val="false"/>
-                <w:bCs w:val="false"/>
-                <w:sz w:val="18"/>
-                <w:szCs w:val="18"/>
-              </w:rPr>
-              <w:t xml:space="preserve">写真の撮影情報の撮影日時の日付。書式はテンプレートで選ぶ（2026-09-29、2026年9月29日、Sep 29, 2026）</w:t>
-            </w:r>
-          </w:p>
-        </w:tc>
-        <w:tc>
-          <w:tcPr>
-            <w:tcW w:type="dxa" w:w="1547"/>
+              <w:t xml:space="preserve">{account}</w:t>
+            </w:r>
+          </w:p>
+        </w:tc>
+        <w:tc>
+          <w:tcPr>
+            <w:tcW w:type="dxa" w:w="5343"/>
+            <w:tcBorders>
+              <w:top w:val="single" w:color="A6B8D0" w:sz="4"/>
+              <w:left w:val="single" w:color="A6B8D0" w:sz="4"/>
+              <w:bottom w:val="single" w:color="A6B8D0" w:sz="4"/>
+              <w:right w:val="single" w:color="A6B8D0" w:sz="4"/>
+            </w:tcBorders>
+            <w:tcMar>
+              <w:top w:type="dxa" w:w="50"/>
+              <w:left w:type="dxa" w:w="90"/>
+              <w:bottom w:type="dxa" w:w="50"/>
+              <w:right w:type="dxa" w:w="90"/>
+            </w:tcMar>
+          </w:tcPr>
+          <w:p>
+            <w:pPr>
+              <w:keepNext/>
+              <w:keepLines/>
+              <w:spacing w:after="0" w:before="0" w:line="280"/>
+            </w:pPr>
+            <w:r>
+              <w:rPr>
+                <w:rFonts w:ascii="Yu Gothic" w:eastAsia="Yu Gothic" w:hAnsi="Yu Gothic"/>
+                <w:b w:val="false"/>
+                <w:bCs w:val="false"/>
+                <w:sz w:val="18"/>
+                <w:szCs w:val="18"/>
+              </w:rPr>
+              <w:t xml:space="preserve">署名の情報の告知先アカウントのうち、テンプレートで選んだもの</w:t>
+            </w:r>
+          </w:p>
+        </w:tc>
+        <w:tc>
+          <w:tcPr>
+            <w:tcW w:type="dxa" w:w="1435"/>
             <w:tcBorders>
               <w:top w:val="single" w:color="A6B8D0" w:sz="4"/>
               <w:left w:val="single" w:color="A6B8D0" w:sz="4"/>
@@ -5202,7 +4648,7 @@
                 <w:sz w:val="18"/>
                 <w:szCs w:val="18"/>
               </w:rPr>
-              <w:t xml:space="preserve">書き出しの日</w:t>
+              <w:t xml:space="preserve">撮影日</w:t>
             </w:r>
           </w:p>
         </w:tc>
@@ -5236,75 +4682,75 @@
                 <w:sz w:val="18"/>
                 <w:szCs w:val="18"/>
               </w:rPr>
-              <w:t xml:space="preserve">{export_date}</w:t>
-            </w:r>
-          </w:p>
-        </w:tc>
-        <w:tc>
-          <w:tcPr>
-            <w:tcW w:type="dxa" w:w="5231"/>
-            <w:tcBorders>
-              <w:top w:val="single" w:color="A6B8D0" w:sz="4"/>
-              <w:left w:val="single" w:color="A6B8D0" w:sz="4"/>
-              <w:bottom w:val="single" w:color="A6B8D0" w:sz="4"/>
-              <w:right w:val="single" w:color="A6B8D0" w:sz="4"/>
-            </w:tcBorders>
-            <w:tcMar>
-              <w:top w:type="dxa" w:w="50"/>
-              <w:left w:type="dxa" w:w="90"/>
-              <w:bottom w:type="dxa" w:w="50"/>
-              <w:right w:type="dxa" w:w="90"/>
-            </w:tcMar>
-          </w:tcPr>
-          <w:p>
-            <w:pPr>
-              <w:keepNext/>
-              <w:keepLines/>
-              <w:spacing w:after="0" w:before="0" w:line="280"/>
-            </w:pPr>
-            <w:r>
-              <w:rPr>
-                <w:rFonts w:ascii="Yu Gothic" w:eastAsia="Yu Gothic" w:hAnsi="Yu Gothic"/>
-                <w:b w:val="false"/>
-                <w:bCs w:val="false"/>
-                <w:sz w:val="18"/>
-                <w:szCs w:val="18"/>
-              </w:rPr>
-              <w:t xml:space="preserve">書き出した日。書式は撮影日と同じ</w:t>
-            </w:r>
-          </w:p>
-        </w:tc>
-        <w:tc>
-          <w:tcPr>
-            <w:tcW w:type="dxa" w:w="1547"/>
-            <w:tcBorders>
-              <w:top w:val="single" w:color="A6B8D0" w:sz="4"/>
-              <w:left w:val="single" w:color="A6B8D0" w:sz="4"/>
-              <w:bottom w:val="single" w:color="A6B8D0" w:sz="4"/>
-              <w:right w:val="single" w:color="A6B8D0" w:sz="4"/>
-            </w:tcBorders>
-            <w:tcMar>
-              <w:top w:type="dxa" w:w="50"/>
-              <w:left w:type="dxa" w:w="90"/>
-              <w:bottom w:type="dxa" w:w="50"/>
-              <w:right w:type="dxa" w:w="90"/>
-            </w:tcMar>
-          </w:tcPr>
-          <w:p>
-            <w:pPr>
-              <w:keepNext/>
-              <w:keepLines/>
-              <w:spacing w:after="0" w:before="0" w:line="280"/>
-            </w:pPr>
-            <w:r>
-              <w:rPr>
-                <w:rFonts w:ascii="Yu Gothic" w:eastAsia="Yu Gothic" w:hAnsi="Yu Gothic"/>
-                <w:b w:val="false"/>
-                <w:bCs w:val="false"/>
-                <w:sz w:val="18"/>
-                <w:szCs w:val="18"/>
-              </w:rPr>
-              <w:t xml:space="preserve">—</w:t>
+              <w:t xml:space="preserve">{shot_date}</w:t>
+            </w:r>
+          </w:p>
+        </w:tc>
+        <w:tc>
+          <w:tcPr>
+            <w:tcW w:type="dxa" w:w="5343"/>
+            <w:tcBorders>
+              <w:top w:val="single" w:color="A6B8D0" w:sz="4"/>
+              <w:left w:val="single" w:color="A6B8D0" w:sz="4"/>
+              <w:bottom w:val="single" w:color="A6B8D0" w:sz="4"/>
+              <w:right w:val="single" w:color="A6B8D0" w:sz="4"/>
+            </w:tcBorders>
+            <w:tcMar>
+              <w:top w:type="dxa" w:w="50"/>
+              <w:left w:type="dxa" w:w="90"/>
+              <w:bottom w:type="dxa" w:w="50"/>
+              <w:right w:type="dxa" w:w="90"/>
+            </w:tcMar>
+          </w:tcPr>
+          <w:p>
+            <w:pPr>
+              <w:keepNext/>
+              <w:keepLines/>
+              <w:spacing w:after="0" w:before="0" w:line="280"/>
+            </w:pPr>
+            <w:r>
+              <w:rPr>
+                <w:rFonts w:ascii="Yu Gothic" w:eastAsia="Yu Gothic" w:hAnsi="Yu Gothic"/>
+                <w:b w:val="false"/>
+                <w:bCs w:val="false"/>
+                <w:sz w:val="18"/>
+                <w:szCs w:val="18"/>
+              </w:rPr>
+              <w:t xml:space="preserve">写真の撮影情報の撮影日時の日付。書式はテンプレートで選ぶ（2026-09-29、2026年9月29日、Sep 29, 2026）</w:t>
+            </w:r>
+          </w:p>
+        </w:tc>
+        <w:tc>
+          <w:tcPr>
+            <w:tcW w:type="dxa" w:w="1435"/>
+            <w:tcBorders>
+              <w:top w:val="single" w:color="A6B8D0" w:sz="4"/>
+              <w:left w:val="single" w:color="A6B8D0" w:sz="4"/>
+              <w:bottom w:val="single" w:color="A6B8D0" w:sz="4"/>
+              <w:right w:val="single" w:color="A6B8D0" w:sz="4"/>
+            </w:tcBorders>
+            <w:tcMar>
+              <w:top w:type="dxa" w:w="50"/>
+              <w:left w:type="dxa" w:w="90"/>
+              <w:bottom w:type="dxa" w:w="50"/>
+              <w:right w:type="dxa" w:w="90"/>
+            </w:tcMar>
+          </w:tcPr>
+          <w:p>
+            <w:pPr>
+              <w:keepNext/>
+              <w:keepLines/>
+              <w:spacing w:after="0" w:before="0" w:line="280"/>
+            </w:pPr>
+            <w:r>
+              <w:rPr>
+                <w:rFonts w:ascii="Yu Gothic" w:eastAsia="Yu Gothic" w:hAnsi="Yu Gothic"/>
+                <w:b w:val="false"/>
+                <w:bCs w:val="false"/>
+                <w:sz w:val="18"/>
+                <w:szCs w:val="18"/>
+              </w:rPr>
+              <w:t xml:space="preserve">その行を描かない</w:t>
             </w:r>
           </w:p>
         </w:tc>
@@ -5344,7 +4790,7 @@
                 <w:sz w:val="18"/>
                 <w:szCs w:val="18"/>
               </w:rPr>
-              <w:t xml:space="preserve">識別番号</w:t>
+              <w:t xml:space="preserve">書き出しの日</w:t>
             </w:r>
           </w:p>
         </w:tc>
@@ -5378,75 +4824,75 @@
                 <w:sz w:val="18"/>
                 <w:szCs w:val="18"/>
               </w:rPr>
-              <w:t xml:space="preserve">{work_id}</w:t>
-            </w:r>
-          </w:p>
-        </w:tc>
-        <w:tc>
-          <w:tcPr>
-            <w:tcW w:type="dxa" w:w="5231"/>
-            <w:tcBorders>
-              <w:top w:val="single" w:color="A6B8D0" w:sz="4"/>
-              <w:left w:val="single" w:color="A6B8D0" w:sz="4"/>
-              <w:bottom w:val="single" w:color="A6B8D0" w:sz="4"/>
-              <w:right w:val="single" w:color="A6B8D0" w:sz="4"/>
-            </w:tcBorders>
-            <w:tcMar>
-              <w:top w:type="dxa" w:w="50"/>
-              <w:left w:type="dxa" w:w="90"/>
-              <w:bottom w:type="dxa" w:w="50"/>
-              <w:right w:type="dxa" w:w="90"/>
-            </w:tcMar>
-          </w:tcPr>
-          <w:p>
-            <w:pPr>
-              <w:keepNext/>
-              <w:keepLines/>
-              <w:spacing w:after="0" w:before="0" w:line="280"/>
-            </w:pPr>
-            <w:r>
-              <w:rPr>
-                <w:rFonts w:ascii="Yu Gothic" w:eastAsia="Yu Gothic" w:hAnsi="Yu Gothic"/>
-                <w:b w:val="false"/>
-                <w:bCs w:val="false"/>
-                <w:sz w:val="18"/>
-                <w:szCs w:val="18"/>
-              </w:rPr>
-              <w:t xml:space="preserve">書き出す作品の識別番号（第3章 7.1「識別番号」）</w:t>
-            </w:r>
-          </w:p>
-        </w:tc>
-        <w:tc>
-          <w:tcPr>
-            <w:tcW w:type="dxa" w:w="1547"/>
-            <w:tcBorders>
-              <w:top w:val="single" w:color="A6B8D0" w:sz="4"/>
-              <w:left w:val="single" w:color="A6B8D0" w:sz="4"/>
-              <w:bottom w:val="single" w:color="A6B8D0" w:sz="4"/>
-              <w:right w:val="single" w:color="A6B8D0" w:sz="4"/>
-            </w:tcBorders>
-            <w:tcMar>
-              <w:top w:type="dxa" w:w="50"/>
-              <w:left w:type="dxa" w:w="90"/>
-              <w:bottom w:type="dxa" w:w="50"/>
-              <w:right w:type="dxa" w:w="90"/>
-            </w:tcMar>
-          </w:tcPr>
-          <w:p>
-            <w:pPr>
-              <w:keepNext/>
-              <w:keepLines/>
-              <w:spacing w:after="0" w:before="0" w:line="280"/>
-            </w:pPr>
-            <w:r>
-              <w:rPr>
-                <w:rFonts w:ascii="Yu Gothic" w:eastAsia="Yu Gothic" w:hAnsi="Yu Gothic"/>
-                <w:b w:val="false"/>
-                <w:bCs w:val="false"/>
-                <w:sz w:val="18"/>
-                <w:szCs w:val="18"/>
-              </w:rPr>
-              <w:t xml:space="preserve">—（書き出しの時に決まる。プレビューでは見本の番号を示す）</w:t>
+              <w:t xml:space="preserve">{export_date}</w:t>
+            </w:r>
+          </w:p>
+        </w:tc>
+        <w:tc>
+          <w:tcPr>
+            <w:tcW w:type="dxa" w:w="5343"/>
+            <w:tcBorders>
+              <w:top w:val="single" w:color="A6B8D0" w:sz="4"/>
+              <w:left w:val="single" w:color="A6B8D0" w:sz="4"/>
+              <w:bottom w:val="single" w:color="A6B8D0" w:sz="4"/>
+              <w:right w:val="single" w:color="A6B8D0" w:sz="4"/>
+            </w:tcBorders>
+            <w:tcMar>
+              <w:top w:type="dxa" w:w="50"/>
+              <w:left w:type="dxa" w:w="90"/>
+              <w:bottom w:type="dxa" w:w="50"/>
+              <w:right w:type="dxa" w:w="90"/>
+            </w:tcMar>
+          </w:tcPr>
+          <w:p>
+            <w:pPr>
+              <w:keepNext/>
+              <w:keepLines/>
+              <w:spacing w:after="0" w:before="0" w:line="280"/>
+            </w:pPr>
+            <w:r>
+              <w:rPr>
+                <w:rFonts w:ascii="Yu Gothic" w:eastAsia="Yu Gothic" w:hAnsi="Yu Gothic"/>
+                <w:b w:val="false"/>
+                <w:bCs w:val="false"/>
+                <w:sz w:val="18"/>
+                <w:szCs w:val="18"/>
+              </w:rPr>
+              <w:t xml:space="preserve">書き出した日。書式は撮影日と同じ</w:t>
+            </w:r>
+          </w:p>
+        </w:tc>
+        <w:tc>
+          <w:tcPr>
+            <w:tcW w:type="dxa" w:w="1435"/>
+            <w:tcBorders>
+              <w:top w:val="single" w:color="A6B8D0" w:sz="4"/>
+              <w:left w:val="single" w:color="A6B8D0" w:sz="4"/>
+              <w:bottom w:val="single" w:color="A6B8D0" w:sz="4"/>
+              <w:right w:val="single" w:color="A6B8D0" w:sz="4"/>
+            </w:tcBorders>
+            <w:tcMar>
+              <w:top w:type="dxa" w:w="50"/>
+              <w:left w:type="dxa" w:w="90"/>
+              <w:bottom w:type="dxa" w:w="50"/>
+              <w:right w:type="dxa" w:w="90"/>
+            </w:tcMar>
+          </w:tcPr>
+          <w:p>
+            <w:pPr>
+              <w:keepNext/>
+              <w:keepLines/>
+              <w:spacing w:after="0" w:before="0" w:line="280"/>
+            </w:pPr>
+            <w:r>
+              <w:rPr>
+                <w:rFonts w:ascii="Yu Gothic" w:eastAsia="Yu Gothic" w:hAnsi="Yu Gothic"/>
+                <w:b w:val="false"/>
+                <w:bCs w:val="false"/>
+                <w:sz w:val="18"/>
+                <w:szCs w:val="18"/>
+              </w:rPr>
+              <w:t xml:space="preserve">—</w:t>
             </w:r>
           </w:p>
         </w:tc>
@@ -5486,7 +4932,7 @@
                 <w:sz w:val="18"/>
                 <w:szCs w:val="18"/>
               </w:rPr>
-              <w:t xml:space="preserve">撮影の名前</w:t>
+              <w:t xml:space="preserve">識別番号</w:t>
             </w:r>
           </w:p>
         </w:tc>
@@ -5520,75 +4966,75 @@
                 <w:sz w:val="18"/>
                 <w:szCs w:val="18"/>
               </w:rPr>
-              <w:t xml:space="preserve">{shoot}</w:t>
-            </w:r>
-          </w:p>
-        </w:tc>
-        <w:tc>
-          <w:tcPr>
-            <w:tcW w:type="dxa" w:w="5231"/>
-            <w:tcBorders>
-              <w:top w:val="single" w:color="A6B8D0" w:sz="4"/>
-              <w:left w:val="single" w:color="A6B8D0" w:sz="4"/>
-              <w:bottom w:val="single" w:color="A6B8D0" w:sz="4"/>
-              <w:right w:val="single" w:color="A6B8D0" w:sz="4"/>
-            </w:tcBorders>
-            <w:tcMar>
-              <w:top w:type="dxa" w:w="50"/>
-              <w:left w:type="dxa" w:w="90"/>
-              <w:bottom w:type="dxa" w:w="50"/>
-              <w:right w:type="dxa" w:w="90"/>
-            </w:tcMar>
-          </w:tcPr>
-          <w:p>
-            <w:pPr>
-              <w:keepNext/>
-              <w:keepLines/>
-              <w:spacing w:after="0" w:before="0" w:line="280"/>
-            </w:pPr>
-            <w:r>
-              <w:rPr>
-                <w:rFonts w:ascii="Yu Gothic" w:eastAsia="Yu Gothic" w:hAnsi="Yu Gothic"/>
-                <w:b w:val="false"/>
-                <w:bCs w:val="false"/>
-                <w:sz w:val="18"/>
-                <w:szCs w:val="18"/>
-              </w:rPr>
-              <w:t xml:space="preserve">作業で入れた撮影の名前（第10章 G-08「書き出し：写真と用途」）</w:t>
-            </w:r>
-          </w:p>
-        </w:tc>
-        <w:tc>
-          <w:tcPr>
-            <w:tcW w:type="dxa" w:w="1547"/>
-            <w:tcBorders>
-              <w:top w:val="single" w:color="A6B8D0" w:sz="4"/>
-              <w:left w:val="single" w:color="A6B8D0" w:sz="4"/>
-              <w:bottom w:val="single" w:color="A6B8D0" w:sz="4"/>
-              <w:right w:val="single" w:color="A6B8D0" w:sz="4"/>
-            </w:tcBorders>
-            <w:tcMar>
-              <w:top w:type="dxa" w:w="50"/>
-              <w:left w:type="dxa" w:w="90"/>
-              <w:bottom w:type="dxa" w:w="50"/>
-              <w:right w:type="dxa" w:w="90"/>
-            </w:tcMar>
-          </w:tcPr>
-          <w:p>
-            <w:pPr>
-              <w:keepNext/>
-              <w:keepLines/>
-              <w:spacing w:after="0" w:before="0" w:line="280"/>
-            </w:pPr>
-            <w:r>
-              <w:rPr>
-                <w:rFonts w:ascii="Yu Gothic" w:eastAsia="Yu Gothic" w:hAnsi="Yu Gothic"/>
-                <w:b w:val="false"/>
-                <w:bCs w:val="false"/>
-                <w:sz w:val="18"/>
-                <w:szCs w:val="18"/>
-              </w:rPr>
-              <w:t xml:space="preserve">その行を描かない</w:t>
+              <w:t xml:space="preserve">{work_id}</w:t>
+            </w:r>
+          </w:p>
+        </w:tc>
+        <w:tc>
+          <w:tcPr>
+            <w:tcW w:type="dxa" w:w="5343"/>
+            <w:tcBorders>
+              <w:top w:val="single" w:color="A6B8D0" w:sz="4"/>
+              <w:left w:val="single" w:color="A6B8D0" w:sz="4"/>
+              <w:bottom w:val="single" w:color="A6B8D0" w:sz="4"/>
+              <w:right w:val="single" w:color="A6B8D0" w:sz="4"/>
+            </w:tcBorders>
+            <w:tcMar>
+              <w:top w:type="dxa" w:w="50"/>
+              <w:left w:type="dxa" w:w="90"/>
+              <w:bottom w:type="dxa" w:w="50"/>
+              <w:right w:type="dxa" w:w="90"/>
+            </w:tcMar>
+          </w:tcPr>
+          <w:p>
+            <w:pPr>
+              <w:keepNext/>
+              <w:keepLines/>
+              <w:spacing w:after="0" w:before="0" w:line="280"/>
+            </w:pPr>
+            <w:r>
+              <w:rPr>
+                <w:rFonts w:ascii="Yu Gothic" w:eastAsia="Yu Gothic" w:hAnsi="Yu Gothic"/>
+                <w:b w:val="false"/>
+                <w:bCs w:val="false"/>
+                <w:sz w:val="18"/>
+                <w:szCs w:val="18"/>
+              </w:rPr>
+              <w:t xml:space="preserve">書き出す作品の識別番号（第3章 7.1「識別番号」）</w:t>
+            </w:r>
+          </w:p>
+        </w:tc>
+        <w:tc>
+          <w:tcPr>
+            <w:tcW w:type="dxa" w:w="1435"/>
+            <w:tcBorders>
+              <w:top w:val="single" w:color="A6B8D0" w:sz="4"/>
+              <w:left w:val="single" w:color="A6B8D0" w:sz="4"/>
+              <w:bottom w:val="single" w:color="A6B8D0" w:sz="4"/>
+              <w:right w:val="single" w:color="A6B8D0" w:sz="4"/>
+            </w:tcBorders>
+            <w:tcMar>
+              <w:top w:type="dxa" w:w="50"/>
+              <w:left w:type="dxa" w:w="90"/>
+              <w:bottom w:type="dxa" w:w="50"/>
+              <w:right w:type="dxa" w:w="90"/>
+            </w:tcMar>
+          </w:tcPr>
+          <w:p>
+            <w:pPr>
+              <w:keepNext/>
+              <w:keepLines/>
+              <w:spacing w:after="0" w:before="0" w:line="280"/>
+            </w:pPr>
+            <w:r>
+              <w:rPr>
+                <w:rFonts w:ascii="Yu Gothic" w:eastAsia="Yu Gothic" w:hAnsi="Yu Gothic"/>
+                <w:b w:val="false"/>
+                <w:bCs w:val="false"/>
+                <w:sz w:val="18"/>
+                <w:szCs w:val="18"/>
+              </w:rPr>
+              <w:t xml:space="preserve">—（書き出しの時に決まる。プレビューでは見本の番号を示す）</w:t>
             </w:r>
           </w:p>
         </w:tc>
@@ -5616,6 +5062,148 @@
           </w:tcPr>
           <w:p>
             <w:pPr>
+              <w:keepNext/>
+              <w:keepLines/>
+              <w:spacing w:after="0" w:before="0" w:line="280"/>
+            </w:pPr>
+            <w:r>
+              <w:rPr>
+                <w:rFonts w:ascii="Yu Gothic" w:eastAsia="Yu Gothic" w:hAnsi="Yu Gothic"/>
+                <w:b w:val="false"/>
+                <w:bCs w:val="false"/>
+                <w:sz w:val="18"/>
+                <w:szCs w:val="18"/>
+              </w:rPr>
+              <w:t xml:space="preserve">撮影の名前</w:t>
+            </w:r>
+          </w:p>
+        </w:tc>
+        <w:tc>
+          <w:tcPr>
+            <w:tcW w:type="dxa" w:w="1830"/>
+            <w:tcBorders>
+              <w:top w:val="single" w:color="A6B8D0" w:sz="4"/>
+              <w:left w:val="single" w:color="A6B8D0" w:sz="4"/>
+              <w:bottom w:val="single" w:color="A6B8D0" w:sz="4"/>
+              <w:right w:val="single" w:color="A6B8D0" w:sz="4"/>
+            </w:tcBorders>
+            <w:tcMar>
+              <w:top w:type="dxa" w:w="50"/>
+              <w:left w:type="dxa" w:w="90"/>
+              <w:bottom w:type="dxa" w:w="50"/>
+              <w:right w:type="dxa" w:w="90"/>
+            </w:tcMar>
+          </w:tcPr>
+          <w:p>
+            <w:pPr>
+              <w:keepNext/>
+              <w:keepLines/>
+              <w:spacing w:after="0" w:before="0" w:line="280"/>
+            </w:pPr>
+            <w:r>
+              <w:rPr>
+                <w:rFonts w:ascii="Consolas" w:eastAsia="Yu Gothic" w:hAnsi="Consolas"/>
+                <w:b w:val="false"/>
+                <w:bCs w:val="false"/>
+                <w:sz w:val="18"/>
+                <w:szCs w:val="18"/>
+              </w:rPr>
+              <w:t xml:space="preserve">{shoot}</w:t>
+            </w:r>
+          </w:p>
+        </w:tc>
+        <w:tc>
+          <w:tcPr>
+            <w:tcW w:type="dxa" w:w="5343"/>
+            <w:tcBorders>
+              <w:top w:val="single" w:color="A6B8D0" w:sz="4"/>
+              <w:left w:val="single" w:color="A6B8D0" w:sz="4"/>
+              <w:bottom w:val="single" w:color="A6B8D0" w:sz="4"/>
+              <w:right w:val="single" w:color="A6B8D0" w:sz="4"/>
+            </w:tcBorders>
+            <w:tcMar>
+              <w:top w:type="dxa" w:w="50"/>
+              <w:left w:type="dxa" w:w="90"/>
+              <w:bottom w:type="dxa" w:w="50"/>
+              <w:right w:type="dxa" w:w="90"/>
+            </w:tcMar>
+          </w:tcPr>
+          <w:p>
+            <w:pPr>
+              <w:keepNext/>
+              <w:keepLines/>
+              <w:spacing w:after="0" w:before="0" w:line="280"/>
+            </w:pPr>
+            <w:r>
+              <w:rPr>
+                <w:rFonts w:ascii="Yu Gothic" w:eastAsia="Yu Gothic" w:hAnsi="Yu Gothic"/>
+                <w:b w:val="false"/>
+                <w:bCs w:val="false"/>
+                <w:sz w:val="18"/>
+                <w:szCs w:val="18"/>
+              </w:rPr>
+              <w:t xml:space="preserve">作業で入れた撮影の名前（第10章 G-08「書き出し：写真と用途」）</w:t>
+            </w:r>
+          </w:p>
+        </w:tc>
+        <w:tc>
+          <w:tcPr>
+            <w:tcW w:type="dxa" w:w="1435"/>
+            <w:tcBorders>
+              <w:top w:val="single" w:color="A6B8D0" w:sz="4"/>
+              <w:left w:val="single" w:color="A6B8D0" w:sz="4"/>
+              <w:bottom w:val="single" w:color="A6B8D0" w:sz="4"/>
+              <w:right w:val="single" w:color="A6B8D0" w:sz="4"/>
+            </w:tcBorders>
+            <w:tcMar>
+              <w:top w:type="dxa" w:w="50"/>
+              <w:left w:type="dxa" w:w="90"/>
+              <w:bottom w:type="dxa" w:w="50"/>
+              <w:right w:type="dxa" w:w="90"/>
+            </w:tcMar>
+          </w:tcPr>
+          <w:p>
+            <w:pPr>
+              <w:keepNext/>
+              <w:keepLines/>
+              <w:spacing w:after="0" w:before="0" w:line="280"/>
+            </w:pPr>
+            <w:r>
+              <w:rPr>
+                <w:rFonts w:ascii="Yu Gothic" w:eastAsia="Yu Gothic" w:hAnsi="Yu Gothic"/>
+                <w:b w:val="false"/>
+                <w:bCs w:val="false"/>
+                <w:sz w:val="18"/>
+                <w:szCs w:val="18"/>
+              </w:rPr>
+              <w:t xml:space="preserve">その行を描かない</w:t>
+            </w:r>
+          </w:p>
+        </w:tc>
+      </w:tr>
+      <w:tr>
+        <w:trPr>
+          <w:cantSplit/>
+          <w:tblHeader w:val="off"/>
+        </w:trPr>
+        <w:tc>
+          <w:tcPr>
+            <w:tcW w:type="dxa" w:w="1030"/>
+            <w:tcBorders>
+              <w:top w:val="single" w:color="A6B8D0" w:sz="4"/>
+              <w:left w:val="single" w:color="A6B8D0" w:sz="4"/>
+              <w:bottom w:val="single" w:color="A6B8D0" w:sz="4"/>
+              <w:right w:val="single" w:color="A6B8D0" w:sz="4"/>
+            </w:tcBorders>
+            <w:tcMar>
+              <w:top w:type="dxa" w:w="50"/>
+              <w:left w:type="dxa" w:w="90"/>
+              <w:bottom w:type="dxa" w:w="50"/>
+              <w:right w:type="dxa" w:w="90"/>
+            </w:tcMar>
+          </w:tcPr>
+          <w:p>
+            <w:pPr>
               <w:keepNext w:val="false"/>
               <w:keepLines/>
               <w:spacing w:after="0" w:before="0" w:line="280"/>
@@ -5668,7 +5256,7 @@
         </w:tc>
         <w:tc>
           <w:tcPr>
-            <w:tcW w:type="dxa" w:w="5231"/>
+            <w:tcW w:type="dxa" w:w="5343"/>
             <w:tcBorders>
               <w:top w:val="single" w:color="A6B8D0" w:sz="4"/>
               <w:left w:val="single" w:color="A6B8D0" w:sz="4"/>
@@ -5696,13 +5284,53 @@
                 <w:sz w:val="18"/>
                 <w:szCs w:val="18"/>
               </w:rPr>
-              <w:t xml:space="preserve">書き出しの許可範囲の短い表記（第5章「権利文書」）</w:t>
-            </w:r>
-          </w:p>
-        </w:tc>
-        <w:tc>
-          <w:tcPr>
-            <w:tcW w:type="dxa" w:w="1547"/>
+              <w:t xml:space="preserve">書き出しの許可範囲の短い表記（第5章 2.1「選択肢」の </w:t>
+            </w:r>
+            <w:r>
+              <w:rPr>
+                <w:rFonts w:ascii="Consolas" w:eastAsia="Yu Gothic" w:hAnsi="Consolas"/>
+                <w:b w:val="false"/>
+                <w:bCs w:val="false"/>
+                <w:sz w:val="18"/>
+                <w:szCs w:val="18"/>
+              </w:rPr>
+              <w:t xml:space="preserve">P1</w:t>
+            </w:r>
+            <w:r>
+              <w:rPr>
+                <w:rFonts w:ascii="Yu Gothic" w:eastAsia="Yu Gothic" w:hAnsi="Yu Gothic"/>
+                <w:b w:val="false"/>
+                <w:bCs w:val="false"/>
+                <w:sz w:val="18"/>
+                <w:szCs w:val="18"/>
+              </w:rPr>
+              <w:t xml:space="preserve">・</w:t>
+            </w:r>
+            <w:r>
+              <w:rPr>
+                <w:rFonts w:ascii="Consolas" w:eastAsia="Yu Gothic" w:hAnsi="Consolas"/>
+                <w:b w:val="false"/>
+                <w:bCs w:val="false"/>
+                <w:sz w:val="18"/>
+                <w:szCs w:val="18"/>
+              </w:rPr>
+              <w:t xml:space="preserve">P2+A1+A2</w:t>
+            </w:r>
+            <w:r>
+              <w:rPr>
+                <w:rFonts w:ascii="Yu Gothic" w:eastAsia="Yu Gothic" w:hAnsi="Yu Gothic"/>
+                <w:b w:val="false"/>
+                <w:bCs w:val="false"/>
+                <w:sz w:val="18"/>
+                <w:szCs w:val="18"/>
+              </w:rPr>
+              <w:t xml:space="preserve"> の形）</w:t>
+            </w:r>
+          </w:p>
+        </w:tc>
+        <w:tc>
+          <w:tcPr>
+            <w:tcW w:type="dxa" w:w="1435"/>
             <w:tcBorders>
               <w:top w:val="single" w:color="A6B8D0" w:sz="4"/>
               <w:left w:val="single" w:color="A6B8D0" w:sz="4"/>
@@ -5756,7 +5384,79 @@
         <w:rPr>
           <w:rFonts w:ascii="Yu Gothic" w:eastAsia="Yu Gothic" w:hAnsi="Yu Gothic"/>
         </w:rPr>
-        <w:t xml:space="preserve">「その行を描かない」は、差し込みを含む行の差し込みが空の場合に、その行ごと描かないことをいう。行が抜けても、まとまりの基準点の側に詰める。</w:t>
+        <w:t xml:space="preserve">「その行を描かない」の扱い（行を抜いて詰める）は 3.5「描画」による。</w:t>
+      </w:r>
+    </w:p>
+    <w:p>
+      <w:pPr>
+        <w:pStyle w:val="ListParagraph"/>
+        <w:keepNext/>
+        <w:keepLines/>
+        <w:numPr>
+          <w:ilvl w:val="0"/>
+          <w:numId w:val="2"/>
+        </w:numPr>
+        <w:spacing w:after="20" w:before="20" w:line="300"/>
+      </w:pPr>
+      <w:r>
+        <w:rPr>
+          <w:rFonts w:ascii="Yu Gothic" w:eastAsia="Yu Gothic" w:hAnsi="Yu Gothic"/>
+        </w:rPr>
+        <w:t xml:space="preserve">プレビューの見本の識別番号は固定値 </w:t>
+      </w:r>
+      <w:r>
+        <w:rPr>
+          <w:rFonts w:ascii="Consolas" w:eastAsia="Yu Gothic" w:hAnsi="Consolas"/>
+        </w:rPr>
+        <w:t xml:space="preserve">00000-00000-000</w:t>
+      </w:r>
+      <w:r>
+        <w:rPr>
+          <w:rFonts w:ascii="Yu Gothic" w:eastAsia="Yu Gothic" w:hAnsi="Yu Gothic"/>
+        </w:rPr>
+        <w:t xml:space="preserve">（検査の4ビットが合わず、実在しない）。</w:t>
+      </w:r>
+    </w:p>
+    <w:p>
+      <w:pPr>
+        <w:pStyle w:val="ListParagraph"/>
+        <w:keepNext/>
+        <w:keepLines/>
+        <w:numPr>
+          <w:ilvl w:val="0"/>
+          <w:numId w:val="2"/>
+        </w:numPr>
+        <w:spacing w:after="20" w:before="20" w:line="300"/>
+      </w:pPr>
+      <w:r>
+        <w:rPr>
+          <w:rFonts w:ascii="Yu Gothic" w:eastAsia="Yu Gothic" w:hAnsi="Yu Gothic"/>
+        </w:rPr>
+        <w:t xml:space="preserve">テンプレートは </w:t>
+      </w:r>
+      <w:r>
+        <w:rPr>
+          <w:rFonts w:ascii="Consolas" w:eastAsia="Yu Gothic" w:hAnsi="Consolas"/>
+        </w:rPr>
+        <w:t xml:space="preserve">{account}</w:t>
+      </w:r>
+      <w:r>
+        <w:rPr>
+          <w:rFonts w:ascii="Yu Gothic" w:eastAsia="Yu Gothic" w:hAnsi="Yu Gothic"/>
+        </w:rPr>
+        <w:t xml:space="preserve"> の告知先アカウントを URL で持つ。渡した相手に同じ URL が無ければ、その行は描かない（</w:t>
+      </w:r>
+      <w:r>
+        <w:rPr>
+          <w:rFonts w:ascii="Consolas" w:eastAsia="Yu Gothic" w:hAnsi="Consolas"/>
+        </w:rPr>
+        <w:t xml:space="preserve">{coholder}</w:t>
+      </w:r>
+      <w:r>
+        <w:rPr>
+          <w:rFonts w:ascii="Yu Gothic" w:eastAsia="Yu Gothic" w:hAnsi="Yu Gothic"/>
+        </w:rPr>
+        <w:t xml:space="preserve"> と同じ扱い）。</w:t>
       </w:r>
     </w:p>
     <w:p>
@@ -7843,7 +7543,7 @@
     <w:p>
       <w:pPr>
         <w:pStyle w:val="ListParagraph"/>
-        <w:keepNext w:val="false"/>
+        <w:keepNext/>
         <w:keepLines/>
         <w:numPr>
           <w:ilvl w:val="0"/>
@@ -7868,17 +7568,6 @@
           <w:rFonts w:ascii="Yu Gothic" w:eastAsia="Yu Gothic" w:hAnsi="Yu Gothic"/>
         </w:rPr>
         <w:t xml:space="preserve">）、写真から拾う（スポイト。写真の上の1点の色を取る。3×3画素の平均）、最近使った色（8つまで。設定に保存）、テンプレートの色（テンプレートで使っている色の一覧）。色は sRGB の値で持つ（DD-4-12「色は sRGB に変換し、sRGB の ICC を埋め込む」）。</w:t>
-      </w:r>
-    </w:p>
-    <w:p>
-      <w:pPr>
-        <w:pStyle w:val="Heading2"/>
-      </w:pPr>
-      <w:r>
-        <w:rPr>
-          <w:rFonts w:ascii="Yu Gothic" w:eastAsia="Yu Gothic" w:hAnsi="Yu Gothic"/>
-        </w:rPr>
-        <w:t xml:space="preserve">3.3 縦書き</w:t>
       </w:r>
     </w:p>
     <w:p>
@@ -7896,7 +7585,36 @@
         <w:rPr>
           <w:rFonts w:ascii="Yu Gothic" w:eastAsia="Yu Gothic" w:hAnsi="Yu Gothic"/>
         </w:rPr>
-        <w:t xml:space="preserve">日本語・中国語の縦組みを行う。行を上から下へ組み、行を右から左へ並べる。</w:t>
+        <w:t xml:space="preserve">文字の色の「自動」：置いた所の背景（まとまりの枠の中の写真の画素）の平均の色と、白・黒それぞれのコントラスト比（WCAG の式）を計算し、比の大きい方を選ぶ。相対輝度でいえば約0.179 を境に、それ以上なら黒、未満なら白になる（WCAG の相対輝度 L で、(1.05)/(L+0.05) と (L+0.05)/(0.05) が等しくなる点）。第2稿の「0.5 を境」は、0.18〜0.5 の背景で比の小さい白を選んでしまうため改めた。</w:t>
+      </w:r>
+    </w:p>
+    <w:p>
+      <w:pPr>
+        <w:pStyle w:val="ListParagraph"/>
+        <w:keepNext w:val="false"/>
+        <w:keepLines/>
+        <w:numPr>
+          <w:ilvl w:val="0"/>
+          <w:numId w:val="2"/>
+        </w:numPr>
+        <w:spacing w:after="20" w:before="20" w:line="300"/>
+      </w:pPr>
+      <w:r>
+        <w:rPr>
+          <w:rFonts w:ascii="Yu Gothic" w:eastAsia="Yu Gothic" w:hAnsi="Yu Gothic"/>
+        </w:rPr>
+        <w:t xml:space="preserve">読みやすさの確かめ：文字の色と背景の平均の色のコントラスト比（WCAG の式）が3:1（初期値）未満なら、縁取りを自動で付け、格子に「読みにくい」の印を付ける。</w:t>
+      </w:r>
+    </w:p>
+    <w:p>
+      <w:pPr>
+        <w:pStyle w:val="Heading2"/>
+      </w:pPr>
+      <w:r>
+        <w:rPr>
+          <w:rFonts w:ascii="Yu Gothic" w:eastAsia="Yu Gothic" w:hAnsi="Yu Gothic"/>
+        </w:rPr>
+        <w:t xml:space="preserve">3.3 縦書き</w:t>
       </w:r>
     </w:p>
     <w:p>
@@ -7914,19 +7632,7 @@
         <w:rPr>
           <w:rFonts w:ascii="Yu Gothic" w:eastAsia="Yu Gothic" w:hAnsi="Yu Gothic"/>
         </w:rPr>
-        <w:t xml:space="preserve">字形は HarfRust の上から下への方向で組み、フォントの縦書きの字形（</w:t>
-      </w:r>
-      <w:r>
-        <w:rPr>
-          <w:rFonts w:ascii="Consolas" w:eastAsia="Yu Gothic" w:hAnsi="Consolas"/>
-        </w:rPr>
-        <w:t xml:space="preserve">vert</w:t>
-      </w:r>
-      <w:r>
-        <w:rPr>
-          <w:rFonts w:ascii="Yu Gothic" w:eastAsia="Yu Gothic" w:hAnsi="Yu Gothic"/>
-        </w:rPr>
-        <w:t xml:space="preserve">。句読点、括弧、長音、小書きのかなの縦の形）と縦の寸法（vhea・vmtx）を使う。</w:t>
+        <w:t xml:space="preserve">日本語・中国語の縦組みを行う。行を上から下へ組み、行を右から左へ並べる。</w:t>
       </w:r>
     </w:p>
     <w:p>
@@ -7944,7 +7650,19 @@
         <w:rPr>
           <w:rFonts w:ascii="Yu Gothic" w:eastAsia="Yu Gothic" w:hAnsi="Yu Gothic"/>
         </w:rPr>
-        <w:t xml:space="preserve">縦の中の英数字は、既定では語ごとに90度右に回す。2桁までの数字は縦中横（1文字の枠に横に並べる）を選べる。</w:t>
+        <w:t xml:space="preserve">字形は HarfRust の上から下への方向で組み、フォントの縦書きの字形（</w:t>
+      </w:r>
+      <w:r>
+        <w:rPr>
+          <w:rFonts w:ascii="Consolas" w:eastAsia="Yu Gothic" w:hAnsi="Consolas"/>
+        </w:rPr>
+        <w:t xml:space="preserve">vert</w:t>
+      </w:r>
+      <w:r>
+        <w:rPr>
+          <w:rFonts w:ascii="Yu Gothic" w:eastAsia="Yu Gothic" w:hAnsi="Yu Gothic"/>
+        </w:rPr>
+        <w:t xml:space="preserve">。句読点、括弧、長音、小書きのかなの縦の形）と縦の寸法（vhea・vmtx）を使う。</w:t>
       </w:r>
     </w:p>
     <w:p>
@@ -7962,7 +7680,7 @@
         <w:rPr>
           <w:rFonts w:ascii="Yu Gothic" w:eastAsia="Yu Gothic" w:hAnsi="Yu Gothic"/>
         </w:rPr>
-        <w:t xml:space="preserve">縦書きの字形を持たないフォント（Caveat）は、縦書きの層の主のフォントに選べない。代わりのフォントとして英字にだけ使う。</w:t>
+        <w:t xml:space="preserve">縦の中の英数字は、既定では語ごとに90度右に回す。2桁までの数字は縦中横（1文字の枠に横に並べる）を選べる。</w:t>
       </w:r>
     </w:p>
     <w:p>
@@ -7980,7 +7698,79 @@
         <w:rPr>
           <w:rFonts w:ascii="Yu Gothic" w:eastAsia="Yu Gothic" w:hAnsi="Yu Gothic"/>
         </w:rPr>
+        <w:t xml:space="preserve">縦書きの字形を持たないフォント（Caveat）は、縦書きの層の主のフォントに選べない。代わりのフォントとして英字にだけ使う。</w:t>
+      </w:r>
+    </w:p>
+    <w:p>
+      <w:pPr>
+        <w:pStyle w:val="ListParagraph"/>
+        <w:keepNext/>
+        <w:keepLines/>
+        <w:numPr>
+          <w:ilvl w:val="0"/>
+          <w:numId w:val="2"/>
+        </w:numPr>
+        <w:spacing w:after="20" w:before="20" w:line="300"/>
+      </w:pPr>
+      <w:r>
+        <w:rPr>
+          <w:rFonts w:ascii="Yu Gothic" w:eastAsia="Yu Gothic" w:hAnsi="Yu Gothic"/>
+        </w:rPr>
         <w:t xml:space="preserve">縦書きの組版の部品は既成のものがないため自作する（DD-4-5「文字の組み立てと描画はプレビューも書き出しも同じ Rust の仕組みで行う」）。</w:t>
+      </w:r>
+    </w:p>
+    <w:p>
+      <w:pPr>
+        <w:pStyle w:val="ListParagraph"/>
+        <w:keepNext/>
+        <w:keepLines/>
+        <w:numPr>
+          <w:ilvl w:val="0"/>
+          <w:numId w:val="2"/>
+        </w:numPr>
+        <w:spacing w:after="20" w:before="20" w:line="300"/>
+      </w:pPr>
+      <w:r>
+        <w:rPr>
+          <w:rFonts w:ascii="Yu Gothic" w:eastAsia="Yu Gothic" w:hAnsi="Yu Gothic"/>
+        </w:rPr>
+        <w:t xml:space="preserve">［要実測］Klee One・Yomogi・LXGW WenKai Lite（縦書きの字形を持つ同梱の3つのフォント）で、縦書きの句読点・括弧・長音・小書きのかなが縦の形になること。判定：各フォントで試験の文（「「撮影：ー、。」ぁぃっ」を含む）を描き、目で確かめる。LXGW WenKai は </w:t>
+      </w:r>
+      <w:r>
+        <w:rPr>
+          <w:rFonts w:ascii="Consolas" w:eastAsia="Yu Gothic" w:hAnsi="Consolas"/>
+        </w:rPr>
+        <w:t xml:space="preserve">vrt2</w:t>
+      </w:r>
+      <w:r>
+        <w:rPr>
+          <w:rFonts w:ascii="Yu Gothic" w:eastAsia="Yu Gothic" w:hAnsi="Yu Gothic"/>
+        </w:rPr>
+        <w:t xml:space="preserve"> を持たず </w:t>
+      </w:r>
+      <w:r>
+        <w:rPr>
+          <w:rFonts w:ascii="Consolas" w:eastAsia="Yu Gothic" w:hAnsi="Consolas"/>
+        </w:rPr>
+        <w:t xml:space="preserve">vert</w:t>
+      </w:r>
+      <w:r>
+        <w:rPr>
+          <w:rFonts w:ascii="Yu Gothic" w:eastAsia="Yu Gothic" w:hAnsi="Yu Gothic"/>
+        </w:rPr>
+        <w:t xml:space="preserve"> のみを持つが、</w:t>
+      </w:r>
+      <w:r>
+        <w:rPr>
+          <w:rFonts w:ascii="Consolas" w:eastAsia="Yu Gothic" w:hAnsi="Consolas"/>
+        </w:rPr>
+        <w:t xml:space="preserve">vert</w:t>
+      </w:r>
+      <w:r>
+        <w:rPr>
+          <w:rFonts w:ascii="Yu Gothic" w:eastAsia="Yu Gothic" w:hAnsi="Yu Gothic"/>
+        </w:rPr>
+        <w:t xml:space="preserve"> で足りる見込み。</w:t>
       </w:r>
     </w:p>
     <w:p>
@@ -7998,43 +7788,7 @@
         <w:rPr>
           <w:rFonts w:ascii="Yu Gothic" w:eastAsia="Yu Gothic" w:hAnsi="Yu Gothic"/>
         </w:rPr>
-        <w:t xml:space="preserve">［要実測］Klee One・Yomogi・LXGW WenKai Lite（縦書きの字形を持つ同梱の3つのフォント）で、縦書きの句読点・括弧・長音・小書きのかなが縦の形になること。判定：各フォントで試験の文（「「撮影：ー、。」ぁぃっ」を含む）を描き、目で確かめる。LXGW WenKai は </w:t>
-      </w:r>
-      <w:r>
-        <w:rPr>
-          <w:rFonts w:ascii="Consolas" w:eastAsia="Yu Gothic" w:hAnsi="Consolas"/>
-        </w:rPr>
-        <w:t xml:space="preserve">vrt2</w:t>
-      </w:r>
-      <w:r>
-        <w:rPr>
-          <w:rFonts w:ascii="Yu Gothic" w:eastAsia="Yu Gothic" w:hAnsi="Yu Gothic"/>
-        </w:rPr>
-        <w:t xml:space="preserve"> を持たず </w:t>
-      </w:r>
-      <w:r>
-        <w:rPr>
-          <w:rFonts w:ascii="Consolas" w:eastAsia="Yu Gothic" w:hAnsi="Consolas"/>
-        </w:rPr>
-        <w:t xml:space="preserve">vert</w:t>
-      </w:r>
-      <w:r>
-        <w:rPr>
-          <w:rFonts w:ascii="Yu Gothic" w:eastAsia="Yu Gothic" w:hAnsi="Yu Gothic"/>
-        </w:rPr>
-        <w:t xml:space="preserve"> のみを持つが、</w:t>
-      </w:r>
-      <w:r>
-        <w:rPr>
-          <w:rFonts w:ascii="Consolas" w:eastAsia="Yu Gothic" w:hAnsi="Consolas"/>
-        </w:rPr>
-        <w:t xml:space="preserve">vert</w:t>
-      </w:r>
-      <w:r>
-        <w:rPr>
-          <w:rFonts w:ascii="Yu Gothic" w:eastAsia="Yu Gothic" w:hAnsi="Yu Gothic"/>
-        </w:rPr>
-        <w:t xml:space="preserve"> で足りる見込み。</w:t>
+        <w:t xml:space="preserve">危険：縦書きの組版を自作する。影響：作る量が増え、誤りが出やすい。備え：試験の文を決めて確かめる（第4章 3.3「縦書き」）</w:t>
       </w:r>
     </w:p>
     <w:p>
@@ -8110,7 +7864,7 @@
         <w:rPr>
           <w:rFonts w:ascii="Yu Gothic" w:eastAsia="Yu Gothic" w:hAnsi="Yu Gothic"/>
         </w:rPr>
-        <w:t xml:space="preserve">描画の順（1つの文字の層）：背景の板、影、縁取り、文字の塗り。</w:t>
+        <w:t xml:space="preserve">描画の順（1つの文字の層）：背景の板、影、縁取り、文字の塗り。文字は字素（UAX #29 の grapheme cluster）ごとに代わりのフォントを探し、行の中の向きは UAX #9（双方向）で決める。自動の折り返しはしない（行は利用者が分ける）。差し込み（3.1）を含む行の差し込みが空の場合は、その行ごと描かず、残る行をまとまりの基準点の側に詰める。縁取りの角と端は丸（round join・cap）。回転の中心はまとまりの中心。</w:t>
       </w:r>
     </w:p>
     <w:p>
@@ -8128,7 +7882,7 @@
         <w:rPr>
           <w:rFonts w:ascii="Yu Gothic" w:eastAsia="Yu Gothic" w:hAnsi="Yu Gothic"/>
         </w:rPr>
-        <w:t xml:space="preserve">影は、文字と縁取りの形を塗った画像をぼかし（ガウスのぼかし。自作）、角度と距離だけずらして描く。</w:t>
+        <w:t xml:space="preserve">影は、文字と縁取りの形を塗った画像をぼかし（ガウスのぼかし。σ＝ぼかしの値の半分。CSS の box-shadow の blur radius と σ の関係と同じ）、角度と距離だけずらして描く。</w:t>
       </w:r>
     </w:p>
     <w:p>
@@ -8165,6 +7919,24 @@
           <w:rFonts w:ascii="Yu Gothic" w:eastAsia="Yu Gothic" w:hAnsi="Yu Gothic"/>
         </w:rPr>
         <w:t xml:space="preserve">描画の精度：1画素を1/4画素の単位で位置を合わせ、字の縁は滑らかにする（tiny-skia のアンチエイリアス）。</w:t>
+      </w:r>
+    </w:p>
+    <w:p>
+      <w:pPr>
+        <w:pStyle w:val="ListParagraph"/>
+        <w:keepNext/>
+        <w:keepLines/>
+        <w:numPr>
+          <w:ilvl w:val="0"/>
+          <w:numId w:val="2"/>
+        </w:numPr>
+        <w:spacing w:after="20" w:before="20" w:line="300"/>
+      </w:pPr>
+      <w:r>
+        <w:rPr>
+          <w:rFonts w:ascii="Yu Gothic" w:eastAsia="Yu Gothic" w:hAnsi="Yu Gothic"/>
+        </w:rPr>
+        <w:t xml:space="preserve">描き込みの色とビット数：可視署名は tiny-skia で8ビットの RGBA（sRGB の値）の透過の画像として描く（tiny-skia は RGBA の8ビットだけを扱う。tiny-skia の README）。写真が sRGB でない、または16ビットの場合（受け渡し用の原寸の TIFF 等）は、描いた透過の画像を moxcms で写真の色空間に変換し、写真のビット数に広げてから重ねる。可視署名の色は sRGB の値で持つ（3.2）ため、どの色空間の写真にも同じ見た目の色で入る。［要実測］Adobe RGB の16ビットの TIFF に白・黒・原色の文字を重ね、sRGB の値との色差（ΔE2000）が1未満であること。</w:t>
       </w:r>
     </w:p>
     <w:p>
@@ -10064,7 +9836,7 @@
         <w:rPr>
           <w:rFonts w:ascii="Yu Gothic" w:eastAsia="Yu Gothic" w:hAnsi="Yu Gothic"/>
         </w:rPr>
-        <w:t xml:space="preserve">塗り替え：画像の透過をそのまま使い、色を白・黒・任意の色・自動（背景に合わせて白か黒）に塗り替えられる。単色のロゴを背景に合わせて白と黒で使い分けるため（設計計画書 3.3.1「利用者の例」）。</w:t>
+        <w:t xml:space="preserve">塗り替え：画像の透過をそのまま使い、色を白・黒・任意の色・自動（背景に合わせて白か黒。文字の色の「自動」と同じ規則（3.2）であり、まとまりの枠で見るため同じまとまりの文字とロゴは同じ色になる）に塗り替えられる。単色のロゴを背景に合わせて白と黒で使い分けるため（設計計画書 3.3.1「利用者の例」）。</w:t>
       </w:r>
     </w:p>
     <w:p>
@@ -12363,7 +12135,7 @@
         <w:rPr>
           <w:rFonts w:ascii="Yu Gothic" w:eastAsia="Yu Gothic" w:hAnsi="Yu Gothic"/>
         </w:rPr>
-        <w:t xml:space="preserve">取り込んだフォントはアプリのデータの場所に写して保存し（第8章 2.1「配置」）、テンプレートと作業からは SHA-256 で参照する。別の端末へは控えのファイルで移る。</w:t>
+        <w:t xml:space="preserve">取り込んだフォントはアプリのデータの場所に写して保存し（第8章 2.1「配置」）、テンプレートと作業からは名前（フォントのファミリー名）と SHA-256 で参照する。自分の別の端末へは同期（第8章 5.4。素材は iroh-blobs で運ぶ）か控えのファイルで移る。参照するフォントが無い端末では既定の並び（6.2）で描き、層に「フォントが無い」の印を付ける（12.2 の「要手直し」）。</w:t>
       </w:r>
     </w:p>
     <w:p>
@@ -12587,25 +12359,7 @@
         <w:rPr>
           <w:rFonts w:ascii="Yu Gothic" w:eastAsia="Yu Gothic" w:hAnsi="Yu Gothic"/>
         </w:rPr>
-        <w:t xml:space="preserve">文字の色の「自動」：置いた所の背景（まとまりの枠の中の写真の画素）の平均の色と、白・黒それぞれのコントラスト比（WCAG の式）を計算し、比の大きい方を選ぶ。相対輝度でいえば約0.179 を境に、それ以上なら黒、未満なら白になる（WCAG の相対輝度 L で、(1.05)/(L+0.05) と (L+0.05)/(0.05) が等しくなる点）。第2稿の「0.5 を境」は、0.18〜0.5 の背景で比の小さい白を選んでしまうため改めた。</w:t>
-      </w:r>
-    </w:p>
-    <w:p>
-      <w:pPr>
-        <w:pStyle w:val="ListParagraph"/>
-        <w:keepNext/>
-        <w:keepLines/>
-        <w:numPr>
-          <w:ilvl w:val="0"/>
-          <w:numId w:val="2"/>
-        </w:numPr>
-        <w:spacing w:after="20" w:before="20" w:line="300"/>
-      </w:pPr>
-      <w:r>
-        <w:rPr>
-          <w:rFonts w:ascii="Yu Gothic" w:eastAsia="Yu Gothic" w:hAnsi="Yu Gothic"/>
-        </w:rPr>
-        <w:t xml:space="preserve">読みやすさの確かめ：文字の色と背景の平均の色のコントラスト比（WCAG の式）が3:1（初期値）未満なら、縁取りを自動で付け、格子に「読みにくい」の印を付ける。</w:t>
+        <w:t xml:space="preserve">文字の色の「自動」と読みやすさの確かめは 3.2「書式」による。</w:t>
       </w:r>
     </w:p>
     <w:p>
@@ -14008,6 +13762,24 @@
     <w:p>
       <w:pPr>
         <w:pStyle w:val="ListParagraph"/>
+        <w:keepNext/>
+        <w:keepLines/>
+        <w:numPr>
+          <w:ilvl w:val="0"/>
+          <w:numId w:val="2"/>
+        </w:numPr>
+        <w:spacing w:after="20" w:before="20" w:line="300"/>
+      </w:pPr>
+      <w:r>
+        <w:rPr>
+          <w:rFonts w:ascii="Yu Gothic" w:eastAsia="Yu Gothic" w:hAnsi="Yu Gothic"/>
+        </w:rPr>
+        <w:t xml:space="preserve">テンプレートの編集中の変更は下書きとして自動で保存し（11.3 と同じ方法）、「保存」で確定して版を上げる。確定するまで、他の作業の「新しい版」には出ない。</w:t>
+      </w:r>
+    </w:p>
+    <w:p>
+      <w:pPr>
+        <w:pStyle w:val="ListParagraph"/>
         <w:keepNext w:val="false"/>
         <w:keepLines/>
         <w:numPr>
@@ -14020,7 +13792,7 @@
         <w:rPr>
           <w:rFonts w:ascii="Yu Gothic" w:eastAsia="Yu Gothic" w:hAnsi="Yu Gothic"/>
         </w:rPr>
-        <w:t xml:space="preserve">テンプレートの編集中の変更は下書きとして自動で保存し（11.3 と同じ方法）、「保存」で確定して版を上げる。確定するまで、他の作業の「新しい版」には出ない。</w:t>
+        <w:t xml:space="preserve">別の端末・控えとの揃え（第8章 5.3・5.4 から呼ばれる）：番号が同じテンプレート・作業は、端末の番号と単調な番号（テンプレートは版、作業は保存の連番）で新しい方を採り、古い方を版の控え（11.4）に残す。両方が変わっていれば両方を残して示す。</w:t>
       </w:r>
     </w:p>
     <w:p>
@@ -14067,7 +13839,7 @@
         <w:rPr>
           <w:rFonts w:ascii="Yu Gothic" w:eastAsia="Yu Gothic" w:hAnsi="Yu Gothic"/>
         </w:rPr>
-        <w:t xml:space="preserve">ファイルの中身：テンプレートの JSON（15.1）と、画像の層の画像。形式は ZIP とし、拡張子は本アプリ専用のもの（例：</w:t>
+        <w:t xml:space="preserve">ファイルの中身：テンプレートの JSON（15.1）と、画像の層の画像。形式は ZIP とし、拡張子は </w:t>
       </w:r>
       <w:r>
         <w:rPr>
@@ -14079,7 +13851,19 @@
         <w:rPr>
           <w:rFonts w:ascii="Yu Gothic" w:eastAsia="Yu Gothic" w:hAnsi="Yu Gothic"/>
         </w:rPr>
-        <w:t xml:space="preserve">）とする。</w:t>
+        <w:t xml:space="preserve">、名前は </w:t>
+      </w:r>
+      <w:r>
+        <w:rPr>
+          <w:rFonts w:ascii="Consolas" w:eastAsia="Yu Gothic" w:hAnsi="Consolas"/>
+        </w:rPr>
+        <w:t xml:space="preserve">&lt;テンプレートの名前の安全な形&gt;-&lt;id の先頭8文字&gt;.nrsdtpl</w:t>
+      </w:r>
+      <w:r>
+        <w:rPr>
+          <w:rFonts w:ascii="Yu Gothic" w:eastAsia="Yu Gothic" w:hAnsi="Yu Gothic"/>
+        </w:rPr>
+        <w:t xml:space="preserve"> とする。</w:t>
       </w:r>
     </w:p>
     <w:p>
@@ -14115,19 +13899,67 @@
         <w:rPr>
           <w:rFonts w:ascii="Yu Gothic" w:eastAsia="Yu Gothic" w:hAnsi="Yu Gothic"/>
         </w:rPr>
-        <w:t xml:space="preserve">取り込みの確かめ：ZIP の中のファイルの数（50まで）、合計の大きさ（100MB まで）、ファイル名（</w:t>
+        <w:t xml:space="preserve">取り込みの確かめ：ZIP の共通の確かめ（第1章 10.2「保存」）に加え、中のファイルの数（50まで）、合計の大きさ（100MB まで）、ファイル名（決まった名前のみ）、JSON の形式（15.1 の形に合わないものは取り込まない）、画像は 5 の確かめを行う。いずれも初期値。</w:t>
+      </w:r>
+    </w:p>
+    <w:p>
+      <w:pPr>
+        <w:pStyle w:val="ListParagraph"/>
+        <w:keepNext/>
+        <w:keepLines/>
+        <w:numPr>
+          <w:ilvl w:val="0"/>
+          <w:numId w:val="2"/>
+        </w:numPr>
+        <w:spacing w:after="20" w:before="20" w:line="300"/>
+      </w:pPr>
+      <w:r>
+        <w:rPr>
+          <w:rFonts w:ascii="Yu Gothic" w:eastAsia="Yu Gothic" w:hAnsi="Yu Gothic"/>
+        </w:rPr>
+        <w:t xml:space="preserve">差し込みは相手の署名の情報で描かれる（ハンドルネーム等は相手のものになる）。</w:t>
+      </w:r>
+    </w:p>
+    <w:p>
+      <w:pPr>
+        <w:pStyle w:val="ListParagraph"/>
+        <w:keepNext/>
+        <w:keepLines/>
+        <w:numPr>
+          <w:ilvl w:val="0"/>
+          <w:numId w:val="2"/>
+        </w:numPr>
+        <w:spacing w:after="20" w:before="20" w:line="300"/>
+      </w:pPr>
+      <w:r>
+        <w:rPr>
+          <w:rFonts w:ascii="Yu Gothic" w:eastAsia="Yu Gothic" w:hAnsi="Yu Gothic"/>
+        </w:rPr>
+        <w:t xml:space="preserve">同じ </w:t>
       </w:r>
       <w:r>
         <w:rPr>
           <w:rFonts w:ascii="Consolas" w:eastAsia="Yu Gothic" w:hAnsi="Consolas"/>
         </w:rPr>
-        <w:t xml:space="preserve">..</w:t>
-      </w:r>
-      <w:r>
-        <w:rPr>
-          <w:rFonts w:ascii="Yu Gothic" w:eastAsia="Yu Gothic" w:hAnsi="Yu Gothic"/>
-        </w:rPr>
-        <w:t xml:space="preserve"> を含まない、決まった名前のみ）、JSON の形式（15.1 の形に合わないものは取り込まない）、画像は 5 の確かめを行う。いずれも初期値。</w:t>
+        <w:t xml:space="preserve">id</w:t>
+      </w:r>
+      <w:r>
+        <w:rPr>
+          <w:rFonts w:ascii="Yu Gothic" w:eastAsia="Yu Gothic" w:hAnsi="Yu Gothic"/>
+        </w:rPr>
+        <w:t xml:space="preserve"> のテンプレートの取り込み：版が同じか古ければ取り込まない（既にある）。版が新しければ新しい版として取り込む（8.2 の「新しい版があります」と同じ扱い）。版が同じで中身が違えば、新しい </w:t>
+      </w:r>
+      <w:r>
+        <w:rPr>
+          <w:rFonts w:ascii="Consolas" w:eastAsia="Yu Gothic" w:hAnsi="Consolas"/>
+        </w:rPr>
+        <w:t xml:space="preserve">id</w:t>
+      </w:r>
+      <w:r>
+        <w:rPr>
+          <w:rFonts w:ascii="Yu Gothic" w:eastAsia="Yu Gothic" w:hAnsi="Yu Gothic"/>
+        </w:rPr>
+        <w:t xml:space="preserve"> で「〈名前〉（取り込み）」として取り込み、両方を残す（第8章 5.4 のテンプレートの規則と同じ）。</w:t>
       </w:r>
     </w:p>
     <w:p>
@@ -14145,7 +13977,19 @@
         <w:rPr>
           <w:rFonts w:ascii="Yu Gothic" w:eastAsia="Yu Gothic" w:hAnsi="Yu Gothic"/>
         </w:rPr>
-        <w:t xml:space="preserve">差し込みは相手の署名の情報で描かれる（ハンドルネーム等は相手のものになる）。</w:t>
+        <w:t xml:space="preserve">確認済みの相手（第2章 5.5）には </w:t>
+      </w:r>
+      <w:r>
+        <w:rPr>
+          <w:rFonts w:ascii="Consolas" w:eastAsia="Yu Gothic" w:hAnsi="Consolas"/>
+        </w:rPr>
+        <w:t xml:space="preserve">.nrsdtpl</w:t>
+      </w:r>
+      <w:r>
+        <w:rPr>
+          <w:rFonts w:ascii="Yu Gothic" w:eastAsia="Yu Gothic" w:hAnsi="Yu Gothic"/>
+        </w:rPr>
+        <w:t xml:space="preserve"> を直接送れる。受け取る側は上の取り込みの確かめを通る。形式は変えない（Lightroom のプリセットのファイルの共有と同じ）（2026-10-01 NRSD の要求）。</w:t>
       </w:r>
     </w:p>
     <w:p>
@@ -14632,8 +14476,8 @@
         </w:tblBorders>
       </w:tblPr>
       <w:tblGrid>
-        <w:gridCol w:w="1460"/>
-        <w:gridCol w:w="8178"/>
+        <w:gridCol w:w="1293"/>
+        <w:gridCol w:w="8345"/>
       </w:tblGrid>
       <w:tr>
         <w:trPr>
@@ -14642,7 +14486,7 @@
         </w:trPr>
         <w:tc>
           <w:tcPr>
-            <w:tcW w:type="dxa" w:w="1460"/>
+            <w:tcW w:type="dxa" w:w="1293"/>
             <w:tcBorders>
               <w:top w:val="single" w:color="A6B8D0" w:sz="4"/>
               <w:left w:val="single" w:color="A6B8D0" w:sz="4"/>
@@ -14677,7 +14521,7 @@
         </w:tc>
         <w:tc>
           <w:tcPr>
-            <w:tcW w:type="dxa" w:w="8178"/>
+            <w:tcW w:type="dxa" w:w="8345"/>
             <w:tcBorders>
               <w:top w:val="single" w:color="A6B8D0" w:sz="4"/>
               <w:left w:val="single" w:color="A6B8D0" w:sz="4"/>
@@ -14718,7 +14562,7 @@
         </w:trPr>
         <w:tc>
           <w:tcPr>
-            <w:tcW w:type="dxa" w:w="1460"/>
+            <w:tcW w:type="dxa" w:w="1293"/>
             <w:tcBorders>
               <w:top w:val="single" w:color="A6B8D0" w:sz="4"/>
               <w:left w:val="single" w:color="A6B8D0" w:sz="4"/>
@@ -14752,7 +14596,7 @@
         </w:tc>
         <w:tc>
           <w:tcPr>
-            <w:tcW w:type="dxa" w:w="8178"/>
+            <w:tcW w:type="dxa" w:w="8345"/>
             <w:tcBorders>
               <w:top w:val="single" w:color="A6B8D0" w:sz="4"/>
               <w:left w:val="single" w:color="A6B8D0" w:sz="4"/>
@@ -14792,7 +14636,7 @@
         </w:trPr>
         <w:tc>
           <w:tcPr>
-            <w:tcW w:type="dxa" w:w="1460"/>
+            <w:tcW w:type="dxa" w:w="1293"/>
             <w:tcBorders>
               <w:top w:val="single" w:color="A6B8D0" w:sz="4"/>
               <w:left w:val="single" w:color="A6B8D0" w:sz="4"/>
@@ -14826,7 +14670,7 @@
         </w:tc>
         <w:tc>
           <w:tcPr>
-            <w:tcW w:type="dxa" w:w="8178"/>
+            <w:tcW w:type="dxa" w:w="8345"/>
             <w:tcBorders>
               <w:top w:val="single" w:color="A6B8D0" w:sz="4"/>
               <w:left w:val="single" w:color="A6B8D0" w:sz="4"/>
@@ -14866,7 +14710,7 @@
         </w:trPr>
         <w:tc>
           <w:tcPr>
-            <w:tcW w:type="dxa" w:w="1460"/>
+            <w:tcW w:type="dxa" w:w="1293"/>
             <w:tcBorders>
               <w:top w:val="single" w:color="A6B8D0" w:sz="4"/>
               <w:left w:val="single" w:color="A6B8D0" w:sz="4"/>
@@ -14900,7 +14744,7 @@
         </w:tc>
         <w:tc>
           <w:tcPr>
-            <w:tcW w:type="dxa" w:w="8178"/>
+            <w:tcW w:type="dxa" w:w="8345"/>
             <w:tcBorders>
               <w:top w:val="single" w:color="A6B8D0" w:sz="4"/>
               <w:left w:val="single" w:color="A6B8D0" w:sz="4"/>
@@ -14940,7 +14784,7 @@
         </w:trPr>
         <w:tc>
           <w:tcPr>
-            <w:tcW w:type="dxa" w:w="1460"/>
+            <w:tcW w:type="dxa" w:w="1293"/>
             <w:tcBorders>
               <w:top w:val="single" w:color="A6B8D0" w:sz="4"/>
               <w:left w:val="single" w:color="A6B8D0" w:sz="4"/>
@@ -14974,7 +14818,7 @@
         </w:tc>
         <w:tc>
           <w:tcPr>
-            <w:tcW w:type="dxa" w:w="8178"/>
+            <w:tcW w:type="dxa" w:w="8345"/>
             <w:tcBorders>
               <w:top w:val="single" w:color="A6B8D0" w:sz="4"/>
               <w:left w:val="single" w:color="A6B8D0" w:sz="4"/>
@@ -15014,7 +14858,7 @@
         </w:trPr>
         <w:tc>
           <w:tcPr>
-            <w:tcW w:type="dxa" w:w="1460"/>
+            <w:tcW w:type="dxa" w:w="1293"/>
             <w:tcBorders>
               <w:top w:val="single" w:color="A6B8D0" w:sz="4"/>
               <w:left w:val="single" w:color="A6B8D0" w:sz="4"/>
@@ -15048,7 +14892,7 @@
         </w:tc>
         <w:tc>
           <w:tcPr>
-            <w:tcW w:type="dxa" w:w="8178"/>
+            <w:tcW w:type="dxa" w:w="8345"/>
             <w:tcBorders>
               <w:top w:val="single" w:color="A6B8D0" w:sz="4"/>
               <w:left w:val="single" w:color="A6B8D0" w:sz="4"/>
@@ -15088,7 +14932,7 @@
         </w:trPr>
         <w:tc>
           <w:tcPr>
-            <w:tcW w:type="dxa" w:w="1460"/>
+            <w:tcW w:type="dxa" w:w="1293"/>
             <w:tcBorders>
               <w:top w:val="single" w:color="A6B8D0" w:sz="4"/>
               <w:left w:val="single" w:color="A6B8D0" w:sz="4"/>
@@ -15122,7 +14966,7 @@
         </w:tc>
         <w:tc>
           <w:tcPr>
-            <w:tcW w:type="dxa" w:w="8178"/>
+            <w:tcW w:type="dxa" w:w="8345"/>
             <w:tcBorders>
               <w:top w:val="single" w:color="A6B8D0" w:sz="4"/>
               <w:left w:val="single" w:color="A6B8D0" w:sz="4"/>
@@ -15162,7 +15006,7 @@
         </w:trPr>
         <w:tc>
           <w:tcPr>
-            <w:tcW w:type="dxa" w:w="1460"/>
+            <w:tcW w:type="dxa" w:w="1293"/>
             <w:tcBorders>
               <w:top w:val="single" w:color="A6B8D0" w:sz="4"/>
               <w:left w:val="single" w:color="A6B8D0" w:sz="4"/>
@@ -15196,7 +15040,7 @@
         </w:tc>
         <w:tc>
           <w:tcPr>
-            <w:tcW w:type="dxa" w:w="8178"/>
+            <w:tcW w:type="dxa" w:w="8345"/>
             <w:tcBorders>
               <w:top w:val="single" w:color="A6B8D0" w:sz="4"/>
               <w:left w:val="single" w:color="A6B8D0" w:sz="4"/>
@@ -15236,7 +15080,7 @@
         </w:trPr>
         <w:tc>
           <w:tcPr>
-            <w:tcW w:type="dxa" w:w="1460"/>
+            <w:tcW w:type="dxa" w:w="1293"/>
             <w:tcBorders>
               <w:top w:val="single" w:color="A6B8D0" w:sz="4"/>
               <w:left w:val="single" w:color="A6B8D0" w:sz="4"/>
@@ -15270,7 +15114,7 @@
         </w:tc>
         <w:tc>
           <w:tcPr>
-            <w:tcW w:type="dxa" w:w="8178"/>
+            <w:tcW w:type="dxa" w:w="8345"/>
             <w:tcBorders>
               <w:top w:val="single" w:color="A6B8D0" w:sz="4"/>
               <w:left w:val="single" w:color="A6B8D0" w:sz="4"/>
@@ -15310,7 +15154,81 @@
         </w:trPr>
         <w:tc>
           <w:tcPr>
-            <w:tcW w:type="dxa" w:w="1460"/>
+            <w:tcW w:type="dxa" w:w="1293"/>
+            <w:tcBorders>
+              <w:top w:val="single" w:color="A6B8D0" w:sz="4"/>
+              <w:left w:val="single" w:color="A6B8D0" w:sz="4"/>
+              <w:bottom w:val="single" w:color="A6B8D0" w:sz="4"/>
+              <w:right w:val="single" w:color="A6B8D0" w:sz="4"/>
+            </w:tcBorders>
+            <w:tcMar>
+              <w:top w:type="dxa" w:w="50"/>
+              <w:left w:type="dxa" w:w="90"/>
+              <w:bottom w:type="dxa" w:w="50"/>
+              <w:right w:type="dxa" w:w="90"/>
+            </w:tcMar>
+          </w:tcPr>
+          <w:p>
+            <w:pPr>
+              <w:keepNext/>
+              <w:keepLines/>
+              <w:spacing w:after="0" w:before="0" w:line="280"/>
+            </w:pPr>
+            <w:r>
+              <w:rPr>
+                <w:rFonts w:ascii="Yu Gothic" w:eastAsia="Yu Gothic" w:hAnsi="Yu Gothic"/>
+                <w:b w:val="false"/>
+                <w:bCs w:val="false"/>
+                <w:sz w:val="18"/>
+                <w:szCs w:val="18"/>
+              </w:rPr>
+              <w:t xml:space="preserve">削除</w:t>
+            </w:r>
+          </w:p>
+        </w:tc>
+        <w:tc>
+          <w:tcPr>
+            <w:tcW w:type="dxa" w:w="8345"/>
+            <w:tcBorders>
+              <w:top w:val="single" w:color="A6B8D0" w:sz="4"/>
+              <w:left w:val="single" w:color="A6B8D0" w:sz="4"/>
+              <w:bottom w:val="single" w:color="A6B8D0" w:sz="4"/>
+              <w:right w:val="single" w:color="A6B8D0" w:sz="4"/>
+            </w:tcBorders>
+            <w:tcMar>
+              <w:top w:type="dxa" w:w="50"/>
+              <w:left w:type="dxa" w:w="90"/>
+              <w:bottom w:type="dxa" w:w="50"/>
+              <w:right w:type="dxa" w:w="90"/>
+            </w:tcMar>
+          </w:tcPr>
+          <w:p>
+            <w:pPr>
+              <w:keepNext/>
+              <w:keepLines/>
+              <w:spacing w:after="0" w:before="0" w:line="280"/>
+            </w:pPr>
+            <w:r>
+              <w:rPr>
+                <w:rFonts w:ascii="Yu Gothic" w:eastAsia="Yu Gothic" w:hAnsi="Yu Gothic"/>
+                <w:b w:val="false"/>
+                <w:bCs w:val="false"/>
+                <w:sz w:val="18"/>
+                <w:szCs w:val="18"/>
+              </w:rPr>
+              <w:t xml:space="preserve">Delete キー（macOS は Delete）</w:t>
+            </w:r>
+          </w:p>
+        </w:tc>
+      </w:tr>
+      <w:tr>
+        <w:trPr>
+          <w:cantSplit/>
+          <w:tblHeader w:val="off"/>
+        </w:trPr>
+        <w:tc>
+          <w:tcPr>
+            <w:tcW w:type="dxa" w:w="1293"/>
             <w:tcBorders>
               <w:top w:val="single" w:color="A6B8D0" w:sz="4"/>
               <w:left w:val="single" w:color="A6B8D0" w:sz="4"/>
@@ -15338,13 +15256,13 @@
                 <w:sz w:val="18"/>
                 <w:szCs w:val="18"/>
               </w:rPr>
-              <w:t xml:space="preserve">削除</w:t>
-            </w:r>
-          </w:p>
-        </w:tc>
-        <w:tc>
-          <w:tcPr>
-            <w:tcW w:type="dxa" w:w="8178"/>
+              <w:t xml:space="preserve">数で入れる</w:t>
+            </w:r>
+          </w:p>
+        </w:tc>
+        <w:tc>
+          <w:tcPr>
+            <w:tcW w:type="dxa" w:w="8345"/>
             <w:tcBorders>
               <w:top w:val="single" w:color="A6B8D0" w:sz="4"/>
               <w:left w:val="single" w:color="A6B8D0" w:sz="4"/>
@@ -15372,7 +15290,7 @@
                 <w:sz w:val="18"/>
                 <w:szCs w:val="18"/>
               </w:rPr>
-              <w:t xml:space="preserve">Delete キー（macOS は Delete）</w:t>
+              <w:t xml:space="preserve">選んだまとまり・層の位置（基準点と余白）・大きさ・回転を数の欄で入れる。ドラッグと同じことをキーボードだけで行える（第10章 2.7）（2026-09-30 NRSD の要求）</w:t>
             </w:r>
           </w:p>
         </w:tc>
@@ -16921,7 +16839,7 @@
         <w:rPr>
           <w:rFonts w:ascii="Yu Gothic" w:eastAsia="Yu Gothic" w:hAnsi="Yu Gothic"/>
         </w:rPr>
-        <w:t xml:space="preserve">写真は、画面の大きさに合わせて縮めた画像（JPEG、長辺2560画素まで。初期値）として1度だけ画面に送り、画面に表示する。縮めた画像は、Rust で写真の ICC から sRGB に変換してから送る（画面の部品の色の扱いの違いを避けるため）。Windows の WebView2 と macOS の WKWebView は sRGB の画像を画面の色の設定に合わせて表示する。Linux の WebKitGTK は画面の色の設定を反映せず sRGB のまま出す（WebKit の不具合 177185 の修正の記録）ため、広い色域の画面では写真の色が正しく見えない（第13章 H-48「Linux では、プレビューの写真の色が画面の色の設定を反映しない」）。</w:t>
+        <w:t xml:space="preserve">写真は、画面の大きさに合わせて縮めたプレビューの画像（14.3「縮小・色の変換・JPEG の書き出し」）として1度だけ画面に送り、画面に表示する。Windows の WebView2 と macOS の WKWebView は sRGB の画像を画面の色の設定に合わせて表示する。Linux の WebKitGTK は画面の色の設定を反映せず sRGB のまま出す（WebKit の不具合 177185 の修正の記録）ため、広い色域の画面では写真の色が正しく見えない（第13章 H-48「Linux では、プレビューの写真の色が画面の色の設定を反映しない」）。このため Linux では、画面の ICC を取り（14.3）、プレビューの画像を sRGB でなく画面の色空間に変換して送る（2026-10-01 NRSD の要求）。</w:t>
       </w:r>
     </w:p>
     <w:p>
@@ -17024,6 +16942,36 @@
           <w:rFonts w:ascii="Yu Gothic" w:eastAsia="Yu Gothic" w:hAnsi="Yu Gothic"/>
         </w:rPr>
         <w:t xml:space="preserve">プレビューと書き出しの一致：同じ描画の仕組みで描くため、プレビューの倍率で見た見た目と書き出しの見た目は一致する。細い縁取りは等倍の表示（Ctrl+1。原寸から描き直す）で確かめる。</w:t>
+      </w:r>
+    </w:p>
+    <w:p>
+      <w:pPr>
+        <w:pStyle w:val="ListParagraph"/>
+        <w:keepNext w:val="false"/>
+        <w:keepLines/>
+        <w:numPr>
+          <w:ilvl w:val="0"/>
+          <w:numId w:val="2"/>
+        </w:numPr>
+        <w:spacing w:after="20" w:before="20" w:line="300"/>
+      </w:pPr>
+      <w:r>
+        <w:rPr>
+          <w:rFonts w:ascii="Yu Gothic" w:eastAsia="Yu Gothic" w:hAnsi="Yu Gothic"/>
+        </w:rPr>
+        <w:t xml:space="preserve">上のキーは OS が予約するキー（Alt+F4、Command+Q・W・H・M・Tab、Alt+Tab、Super）と重ならない。WebView の組み込みの加速キー（F5・Ctrl+R の再読み込み、F12・Ctrl+Shift+I、Ctrl+F・F3、Ctrl+P、Ctrl+U、Ctrl+＋・−）は Windows で WebView2 の </w:t>
+      </w:r>
+      <w:r>
+        <w:rPr>
+          <w:rFonts w:ascii="Consolas" w:eastAsia="Yu Gothic" w:hAnsi="Consolas"/>
+        </w:rPr>
+        <w:t xml:space="preserve">AreBrowserAcceleratorKeysEnabled</w:t>
+      </w:r>
+      <w:r>
+        <w:rPr>
+          <w:rFonts w:ascii="Yu Gothic" w:eastAsia="Yu Gothic" w:hAnsi="Yu Gothic"/>
+        </w:rPr>
+        <w:t xml:space="preserve"> を偽にし、3つの OS で tauri-plugin-prevent-default で止める。macOS の Command+W は窓を閉じる操作として受け、「閉じる時」の保存と更新（第9章 4.1）を通す。</w:t>
       </w:r>
     </w:p>
     <w:p>
@@ -17963,7 +17911,19 @@
         <w:rPr>
           <w:rFonts w:ascii="Yu Gothic" w:eastAsia="Yu Gothic" w:hAnsi="Yu Gothic"/>
         </w:rPr>
-        <w:t xml:space="preserve">書き出しの型（複数。14.1）と、型ごとの書き出しの済み・未の記録。</w:t>
+        <w:t xml:space="preserve">書き出しの型（複数。14.1）と、型ごとの書き出しの済み・未の記録。ファイル名に識別番号を付けるか（15.2 の </w:t>
+      </w:r>
+      <w:r>
+        <w:rPr>
+          <w:rFonts w:ascii="Consolas" w:eastAsia="Yu Gothic" w:hAnsi="Consolas"/>
+        </w:rPr>
+        <w:t xml:space="preserve">id_in_filename</w:t>
+      </w:r>
+      <w:r>
+        <w:rPr>
+          <w:rFonts w:ascii="Yu Gothic" w:eastAsia="Yu Gothic" w:hAnsi="Yu Gothic"/>
+        </w:rPr>
+        <w:t xml:space="preserve">）。</w:t>
       </w:r>
     </w:p>
     <w:p>
@@ -18023,6 +17983,24 @@
     <w:p>
       <w:pPr>
         <w:pStyle w:val="ListParagraph"/>
+        <w:keepNext/>
+        <w:keepLines/>
+        <w:numPr>
+          <w:ilvl w:val="0"/>
+          <w:numId w:val="2"/>
+        </w:numPr>
+        <w:spacing w:after="20" w:before="20" w:line="300"/>
+      </w:pPr>
+      <w:r>
+        <w:rPr>
+          <w:rFonts w:ascii="Yu Gothic" w:eastAsia="Yu Gothic" w:hAnsi="Yu Gothic"/>
+        </w:rPr>
+        <w:t xml:space="preserve">参照情報の版と、使う文言のファイルの写し（第5章 4）（2026-09-30 NRSD の要求）。</w:t>
+      </w:r>
+    </w:p>
+    <w:p>
+      <w:pPr>
+        <w:pStyle w:val="ListParagraph"/>
         <w:keepNext w:val="false"/>
         <w:keepLines/>
         <w:numPr>
@@ -18118,131 +18096,55 @@
         <w:rPr>
           <w:rFonts w:ascii="Yu Gothic" w:eastAsia="Yu Gothic" w:hAnsi="Yu Gothic"/>
         </w:rPr>
-        <w:t xml:space="preserve">書き込みの手順（書きかけで壊れた作業を残さない）：</w:t>
-      </w:r>
-    </w:p>
-    <w:p>
-      <w:pPr>
-        <w:keepNext/>
-        <w:keepLines/>
-        <w:spacing w:after="80" w:before="80" w:line="320"/>
-      </w:pPr>
-      <w:r>
-        <w:rPr>
-          <w:rFonts w:ascii="Yu Gothic" w:eastAsia="Yu Gothic" w:hAnsi="Yu Gothic"/>
-        </w:rPr>
-        <w:t xml:space="preserve">  1. 作業のファイルと同じフォルダーに、一時の名前で書く。</w:t>
-      </w:r>
-    </w:p>
-    <w:p>
-      <w:pPr>
-        <w:keepNext/>
-        <w:keepLines/>
-        <w:spacing w:after="80" w:before="80" w:line="320"/>
-      </w:pPr>
-      <w:r>
-        <w:rPr>
-          <w:rFonts w:ascii="Yu Gothic" w:eastAsia="Yu Gothic" w:hAnsi="Yu Gothic"/>
-        </w:rPr>
-        <w:t xml:space="preserve">  2. 一時のファイルを記憶媒体に書き切る（Rust の </w:t>
+        <w:t xml:space="preserve">作業の持ち方：</w:t>
       </w:r>
       <w:r>
         <w:rPr>
           <w:rFonts w:ascii="Consolas" w:eastAsia="Yu Gothic" w:hAnsi="Consolas"/>
         </w:rPr>
-        <w:t xml:space="preserve">File::sync_all</w:t>
-      </w:r>
-      <w:r>
-        <w:rPr>
-          <w:rFonts w:ascii="Yu Gothic" w:eastAsia="Yu Gothic" w:hAnsi="Yu Gothic"/>
-        </w:rPr>
-        <w:t xml:space="preserve">）。</w:t>
-      </w:r>
-    </w:p>
-    <w:p>
-      <w:pPr>
-        <w:keepNext/>
-        <w:keepLines/>
-        <w:spacing w:after="80" w:before="80" w:line="320"/>
-      </w:pPr>
-      <w:r>
-        <w:rPr>
-          <w:rFonts w:ascii="Yu Gothic" w:eastAsia="Yu Gothic" w:hAnsi="Yu Gothic"/>
-        </w:rPr>
-        <w:t xml:space="preserve">  3. 名前を置き換える。Windows は </w:t>
+        <w:t xml:space="preserve">work.json</w:t>
+      </w:r>
+      <w:r>
+        <w:rPr>
+          <w:rFonts w:ascii="Yu Gothic" w:eastAsia="Yu Gothic" w:hAnsi="Yu Gothic"/>
+        </w:rPr>
+        <w:t xml:space="preserve">（ヘッダ：名前、日時、テンプレートの写し、型、段、参照情報の写し、共同の権利者、許可範囲）、</w:t>
       </w:r>
       <w:r>
         <w:rPr>
           <w:rFonts w:ascii="Consolas" w:eastAsia="Yu Gothic" w:hAnsi="Consolas"/>
         </w:rPr>
-        <w:t xml:space="preserve">MoveFileExW</w:t>
-      </w:r>
-      <w:r>
-        <w:rPr>
-          <w:rFonts w:ascii="Yu Gothic" w:eastAsia="Yu Gothic" w:hAnsi="Yu Gothic"/>
-        </w:rPr>
-        <w:t xml:space="preserve"> に既存の置き換えと書き切りの指定（</w:t>
+        <w:t xml:space="preserve">photos/&lt;写真の番号&gt;.json</w:t>
+      </w:r>
+      <w:r>
+        <w:rPr>
+          <w:rFonts w:ascii="Yu Gothic" w:eastAsia="Yu Gothic" w:hAnsi="Yu Gothic"/>
+        </w:rPr>
+        <w:t xml:space="preserve">（写真ごとの記録：場所、SHA-256、大きさ、状態、手直し、書き出しの済み）、</w:t>
       </w:r>
       <w:r>
         <w:rPr>
           <w:rFonts w:ascii="Consolas" w:eastAsia="Yu Gothic" w:hAnsi="Consolas"/>
         </w:rPr>
-        <w:t xml:space="preserve">MOVEFILE_REPLACE_EXISTING</w:t>
-      </w:r>
-      <w:r>
-        <w:rPr>
-          <w:rFonts w:ascii="Yu Gothic" w:eastAsia="Yu Gothic" w:hAnsi="Yu Gothic"/>
-        </w:rPr>
-        <w:t xml:space="preserve">、</w:t>
+        <w:t xml:space="preserve">history.log</w:t>
+      </w:r>
+      <w:r>
+        <w:rPr>
+          <w:rFonts w:ascii="Yu Gothic" w:eastAsia="Yu Gothic" w:hAnsi="Yu Gothic"/>
+        </w:rPr>
+        <w:t xml:space="preserve">（追記のみの履歴。1段1行）、</w:t>
       </w:r>
       <w:r>
         <w:rPr>
           <w:rFonts w:ascii="Consolas" w:eastAsia="Yu Gothic" w:hAnsi="Consolas"/>
         </w:rPr>
-        <w:t xml:space="preserve">MOVEFILE_WRITE_THROUGH</w:t>
-      </w:r>
-      <w:r>
-        <w:rPr>
-          <w:rFonts w:ascii="Yu Gothic" w:eastAsia="Yu Gothic" w:hAnsi="Yu Gothic"/>
-        </w:rPr>
-        <w:t xml:space="preserve">）を付けて行う。macOS・Linux は </w:t>
-      </w:r>
-      <w:r>
-        <w:rPr>
-          <w:rFonts w:ascii="Consolas" w:eastAsia="Yu Gothic" w:hAnsi="Consolas"/>
-        </w:rPr>
-        <w:t xml:space="preserve">rename</w:t>
-      </w:r>
-      <w:r>
-        <w:rPr>
-          <w:rFonts w:ascii="Yu Gothic" w:eastAsia="Yu Gothic" w:hAnsi="Yu Gothic"/>
-        </w:rPr>
-        <w:t xml:space="preserve"> で行う。</w:t>
-      </w:r>
-    </w:p>
-    <w:p>
-      <w:pPr>
-        <w:keepNext/>
-        <w:keepLines/>
-        <w:spacing w:after="80" w:before="80" w:line="320"/>
-      </w:pPr>
-      <w:r>
-        <w:rPr>
-          <w:rFonts w:ascii="Yu Gothic" w:eastAsia="Yu Gothic" w:hAnsi="Yu Gothic"/>
-        </w:rPr>
-        <w:t xml:space="preserve">  4. macOS・Linux では、フォルダーも記憶媒体に書き切る（</w:t>
-      </w:r>
-      <w:r>
-        <w:rPr>
-          <w:rFonts w:ascii="Consolas" w:eastAsia="Yu Gothic" w:hAnsi="Consolas"/>
-        </w:rPr>
-        <w:t xml:space="preserve">fsync</w:t>
-      </w:r>
-      <w:r>
-        <w:rPr>
-          <w:rFonts w:ascii="Yu Gothic" w:eastAsia="Yu Gothic" w:hAnsi="Yu Gothic"/>
-        </w:rPr>
-        <w:t xml:space="preserve">）。</w:t>
+        <w:t xml:space="preserve">snapshot.json</w:t>
+      </w:r>
+      <w:r>
+        <w:rPr>
+          <w:rFonts w:ascii="Yu Gothic" w:eastAsia="Yu Gothic" w:hAnsi="Yu Gothic"/>
+        </w:rPr>
+        <w:t xml:space="preserve">（一覧の索引。無ければ作り直せる）に分け、自動の保存は変わった写真のファイルと履歴の追記だけを書く（書く量は変更の量に比例し、写真の数に比例しない）。一覧の読み込みは索引だけを読み、写真ごとの記録は格子に見えた時に読む（2026-09-30 NRSD の要求）。</w:t>
       </w:r>
     </w:p>
     <w:p>
@@ -18258,69 +18160,15 @@
       </w:pPr>
       <w:r>
         <w:rPr>
-          <w:rFonts w:ascii="Yu Gothic" w:eastAsia="Yu Gothic" w:hAnsi="Yu Gothic"/>
-        </w:rPr>
-        <w:t xml:space="preserve">出典：Rust の </w:t>
-      </w:r>
-      <w:r>
-        <w:rPr>
           <w:rFonts w:ascii="Consolas" w:eastAsia="Yu Gothic" w:hAnsi="Consolas"/>
         </w:rPr>
-        <w:t xml:space="preserve">std::fs::rename</w:t>
-      </w:r>
-      <w:r>
-        <w:rPr>
-          <w:rFonts w:ascii="Yu Gothic" w:eastAsia="Yu Gothic" w:hAnsi="Yu Gothic"/>
-        </w:rPr>
-        <w:t xml:space="preserve"> の説明（Windows では </w:t>
-      </w:r>
-      <w:r>
-        <w:rPr>
-          <w:rFonts w:ascii="Consolas" w:eastAsia="Yu Gothic" w:hAnsi="Consolas"/>
-        </w:rPr>
-        <w:t xml:space="preserve">MoveFileExW</w:t>
-      </w:r>
-      <w:r>
-        <w:rPr>
-          <w:rFonts w:ascii="Yu Gothic" w:eastAsia="Yu Gothic" w:hAnsi="Yu Gothic"/>
-        </w:rPr>
-        <w:t xml:space="preserve"> を用いる）、Microsoft の </w:t>
-      </w:r>
-      <w:r>
-        <w:rPr>
-          <w:rFonts w:ascii="Consolas" w:eastAsia="Yu Gothic" w:hAnsi="Consolas"/>
-        </w:rPr>
-        <w:t xml:space="preserve">MoveFileExW</w:t>
-      </w:r>
-      <w:r>
-        <w:rPr>
-          <w:rFonts w:ascii="Yu Gothic" w:eastAsia="Yu Gothic" w:hAnsi="Yu Gothic"/>
-        </w:rPr>
-        <w:t xml:space="preserve"> の説明、tempfile の </w:t>
-      </w:r>
-      <w:r>
-        <w:rPr>
-          <w:rFonts w:ascii="Consolas" w:eastAsia="Yu Gothic" w:hAnsi="Consolas"/>
-        </w:rPr>
-        <w:t xml:space="preserve">persist</w:t>
-      </w:r>
-      <w:r>
-        <w:rPr>
-          <w:rFonts w:ascii="Yu Gothic" w:eastAsia="Yu Gothic" w:hAnsi="Yu Gothic"/>
-        </w:rPr>
-        <w:t xml:space="preserve"> の説明（中身とフォルダーの同期をしない旨）、atomicwrites の実装（</w:t>
-      </w:r>
-      <w:r>
-        <w:rPr>
-          <w:rFonts w:ascii="Consolas" w:eastAsia="Yu Gothic" w:hAnsi="Consolas"/>
-        </w:rPr>
-        <w:t xml:space="preserve">sync_all</w:t>
-      </w:r>
-      <w:r>
-        <w:rPr>
-          <w:rFonts w:ascii="Yu Gothic" w:eastAsia="Yu Gothic" w:hAnsi="Yu Gothic"/>
-        </w:rPr>
-        <w:t xml:space="preserve"> の後に置き換える）。</w:t>
+        <w:t xml:space="preserve">history.log</w:t>
+      </w:r>
+      <w:r>
+        <w:rPr>
+          <w:rFonts w:ascii="Yu Gothic" w:eastAsia="Yu Gothic" w:hAnsi="Yu Gothic"/>
+        </w:rPr>
+        <w:t xml:space="preserve"> の行が段数の上限（10.4）の2倍を超えたら、作業を開く時に上限の分だけを残して書き直す（一時のファイルと置き換え）。</w:t>
       </w:r>
     </w:p>
     <w:p>
@@ -18336,15 +18184,9 @@
       </w:pPr>
       <w:r>
         <w:rPr>
-          <w:rFonts w:ascii="Consolas" w:eastAsia="Yu Gothic" w:hAnsi="Consolas"/>
-        </w:rPr>
-        <w:t xml:space="preserve">ReplaceFileW</w:t>
-      </w:r>
-      <w:r>
-        <w:rPr>
-          <w:rFonts w:ascii="Yu Gothic" w:eastAsia="Yu Gothic" w:hAnsi="Yu Gothic"/>
-        </w:rPr>
-        <w:t xml:space="preserve"> は採らない。Microsoft の説明に、部分的な失敗（エラー1176）で置き換える先のファイルが無くなる場合があるとあるため。</w:t>
+          <w:rFonts w:ascii="Yu Gothic" w:eastAsia="Yu Gothic" w:hAnsi="Yu Gothic"/>
+        </w:rPr>
+        <w:t xml:space="preserve">書き込みは第1章 10.2「保存」の手順（一時のファイルと置き換え）による。</w:t>
       </w:r>
     </w:p>
     <w:p>
@@ -18420,7 +18262,19 @@
         <w:rPr>
           <w:rFonts w:ascii="Yu Gothic" w:eastAsia="Yu Gothic" w:hAnsi="Yu Gothic"/>
         </w:rPr>
-        <w:t xml:space="preserve">アプリが正しく閉じられたかを、起動時に記録で確かめる（起動時に「使用中」の記録を書き、正しく閉じた時に消す）。</w:t>
+        <w:t xml:space="preserve">アプリが正しく閉じられたかは、起動の時に使用中の印（第8章 2.1「配置」の </w:t>
+      </w:r>
+      <w:r>
+        <w:rPr>
+          <w:rFonts w:ascii="Consolas" w:eastAsia="Yu Gothic" w:hAnsi="Consolas"/>
+        </w:rPr>
+        <w:t xml:space="preserve">state/running</w:t>
+      </w:r>
+      <w:r>
+        <w:rPr>
+          <w:rFonts w:ascii="Yu Gothic" w:eastAsia="Yu Gothic" w:hAnsi="Yu Gothic"/>
+        </w:rPr>
+        <w:t xml:space="preserve">）で確かめる（第1章 7.8「異常終了の後の起動」）。</w:t>
       </w:r>
     </w:p>
     <w:p>
@@ -18954,7 +18808,19 @@
         <w:rPr>
           <w:rFonts w:ascii="Yu Gothic" w:eastAsia="Yu Gothic" w:hAnsi="Yu Gothic"/>
         </w:rPr>
-        <w:t xml:space="preserve">作業ごとに使用中の印（作業のフォルダーの鍵のファイル。アプリの番号と時刻）を置く。</w:t>
+        <w:t xml:space="preserve">作業ごとの使用中の印は、作業のフォルダーの </w:t>
+      </w:r>
+      <w:r>
+        <w:rPr>
+          <w:rFonts w:ascii="Consolas" w:eastAsia="Yu Gothic" w:hAnsi="Consolas"/>
+        </w:rPr>
+        <w:t xml:space="preserve">lock</w:t>
+      </w:r>
+      <w:r>
+        <w:rPr>
+          <w:rFonts w:ascii="Yu Gothic" w:eastAsia="Yu Gothic" w:hAnsi="Yu Gothic"/>
+        </w:rPr>
+        <w:t xml:space="preserve">（第1章 10.2「保存」のフォルダーの使用中の印）。</w:t>
       </w:r>
     </w:p>
     <w:p>
@@ -18990,7 +18856,7 @@
         <w:rPr>
           <w:rFonts w:ascii="Yu Gothic" w:eastAsia="Yu Gothic" w:hAnsi="Yu Gothic"/>
         </w:rPr>
-        <w:t xml:space="preserve">鍵のファイルのアプリが既に終わっている（アプリの番号の処理がない）場合は、古い印として消して開く。</w:t>
+        <w:t xml:space="preserve">鍵が取れれば（持ち主が終わっていれば）そのまま開く。</w:t>
       </w:r>
     </w:p>
     <w:p>
@@ -19047,8 +18913,8 @@
         </w:tblBorders>
       </w:tblPr>
       <w:tblGrid>
-        <w:gridCol w:w="3990"/>
-        <w:gridCol w:w="5648"/>
+        <w:gridCol w:w="3972"/>
+        <w:gridCol w:w="5666"/>
       </w:tblGrid>
       <w:tr>
         <w:trPr>
@@ -19057,7 +18923,7 @@
         </w:trPr>
         <w:tc>
           <w:tcPr>
-            <w:tcW w:type="dxa" w:w="3990"/>
+            <w:tcW w:type="dxa" w:w="3972"/>
             <w:tcBorders>
               <w:top w:val="single" w:color="A6B8D0" w:sz="4"/>
               <w:left w:val="single" w:color="A6B8D0" w:sz="4"/>
@@ -19092,7 +18958,7 @@
         </w:tc>
         <w:tc>
           <w:tcPr>
-            <w:tcW w:type="dxa" w:w="5648"/>
+            <w:tcW w:type="dxa" w:w="5666"/>
             <w:tcBorders>
               <w:top w:val="single" w:color="A6B8D0" w:sz="4"/>
               <w:left w:val="single" w:color="A6B8D0" w:sz="4"/>
@@ -19133,7 +18999,7 @@
         </w:trPr>
         <w:tc>
           <w:tcPr>
-            <w:tcW w:type="dxa" w:w="3990"/>
+            <w:tcW w:type="dxa" w:w="3972"/>
             <w:tcBorders>
               <w:top w:val="single" w:color="A6B8D0" w:sz="4"/>
               <w:left w:val="single" w:color="A6B8D0" w:sz="4"/>
@@ -19167,35 +19033,35 @@
         </w:tc>
         <w:tc>
           <w:tcPr>
-            <w:tcW w:type="dxa" w:w="5648"/>
-            <w:tcBorders>
-              <w:top w:val="single" w:color="A6B8D0" w:sz="4"/>
-              <w:left w:val="single" w:color="A6B8D0" w:sz="4"/>
-              <w:bottom w:val="single" w:color="A6B8D0" w:sz="4"/>
-              <w:right w:val="single" w:color="A6B8D0" w:sz="4"/>
-            </w:tcBorders>
-            <w:tcMar>
-              <w:top w:type="dxa" w:w="50"/>
-              <w:left w:type="dxa" w:w="90"/>
-              <w:bottom w:type="dxa" w:w="50"/>
-              <w:right w:type="dxa" w:w="90"/>
-            </w:tcMar>
-          </w:tcPr>
-          <w:p>
-            <w:pPr>
-              <w:keepNext/>
-              <w:keepLines/>
-              <w:spacing w:after="0" w:before="0" w:line="280"/>
-            </w:pPr>
-            <w:r>
-              <w:rPr>
-                <w:rFonts w:ascii="Yu Gothic" w:eastAsia="Yu Gothic" w:hAnsi="Yu Gothic"/>
-                <w:b w:val="false"/>
-                <w:bCs w:val="false"/>
-                <w:sz w:val="18"/>
-                <w:szCs w:val="18"/>
-              </w:rPr>
-              <w:t xml:space="preserve">作業の中身（15.2）</w:t>
+            <w:tcW w:type="dxa" w:w="5666"/>
+            <w:tcBorders>
+              <w:top w:val="single" w:color="A6B8D0" w:sz="4"/>
+              <w:left w:val="single" w:color="A6B8D0" w:sz="4"/>
+              <w:bottom w:val="single" w:color="A6B8D0" w:sz="4"/>
+              <w:right w:val="single" w:color="A6B8D0" w:sz="4"/>
+            </w:tcBorders>
+            <w:tcMar>
+              <w:top w:type="dxa" w:w="50"/>
+              <w:left w:type="dxa" w:w="90"/>
+              <w:bottom w:type="dxa" w:w="50"/>
+              <w:right w:type="dxa" w:w="90"/>
+            </w:tcMar>
+          </w:tcPr>
+          <w:p>
+            <w:pPr>
+              <w:keepNext/>
+              <w:keepLines/>
+              <w:spacing w:after="0" w:before="0" w:line="280"/>
+            </w:pPr>
+            <w:r>
+              <w:rPr>
+                <w:rFonts w:ascii="Yu Gothic" w:eastAsia="Yu Gothic" w:hAnsi="Yu Gothic"/>
+                <w:b w:val="false"/>
+                <w:bCs w:val="false"/>
+                <w:sz w:val="18"/>
+                <w:szCs w:val="18"/>
+              </w:rPr>
+              <w:t xml:space="preserve">作業のヘッダ（15.2、11.3）</w:t>
             </w:r>
           </w:p>
         </w:tc>
@@ -19207,7 +19073,7 @@
         </w:trPr>
         <w:tc>
           <w:tcPr>
-            <w:tcW w:type="dxa" w:w="3990"/>
+            <w:tcW w:type="dxa" w:w="3972"/>
             <w:tcBorders>
               <w:top w:val="single" w:color="A6B8D0" w:sz="4"/>
               <w:left w:val="single" w:color="A6B8D0" w:sz="4"/>
@@ -19235,41 +19101,41 @@
                 <w:sz w:val="18"/>
                 <w:szCs w:val="18"/>
               </w:rPr>
-              <w:t xml:space="preserve">versions/</w:t>
-            </w:r>
-          </w:p>
-        </w:tc>
-        <w:tc>
-          <w:tcPr>
-            <w:tcW w:type="dxa" w:w="5648"/>
-            <w:tcBorders>
-              <w:top w:val="single" w:color="A6B8D0" w:sz="4"/>
-              <w:left w:val="single" w:color="A6B8D0" w:sz="4"/>
-              <w:bottom w:val="single" w:color="A6B8D0" w:sz="4"/>
-              <w:right w:val="single" w:color="A6B8D0" w:sz="4"/>
-            </w:tcBorders>
-            <w:tcMar>
-              <w:top w:type="dxa" w:w="50"/>
-              <w:left w:type="dxa" w:w="90"/>
-              <w:bottom w:type="dxa" w:w="50"/>
-              <w:right w:type="dxa" w:w="90"/>
-            </w:tcMar>
-          </w:tcPr>
-          <w:p>
-            <w:pPr>
-              <w:keepNext/>
-              <w:keepLines/>
-              <w:spacing w:after="0" w:before="0" w:line="280"/>
-            </w:pPr>
-            <w:r>
-              <w:rPr>
-                <w:rFonts w:ascii="Yu Gothic" w:eastAsia="Yu Gothic" w:hAnsi="Yu Gothic"/>
-                <w:b w:val="false"/>
-                <w:bCs w:val="false"/>
-                <w:sz w:val="18"/>
-                <w:szCs w:val="18"/>
-              </w:rPr>
-              <w:t xml:space="preserve">控え（11.4）</w:t>
+              <w:t xml:space="preserve">photos/&lt;写真の番号&gt;.json</w:t>
+            </w:r>
+          </w:p>
+        </w:tc>
+        <w:tc>
+          <w:tcPr>
+            <w:tcW w:type="dxa" w:w="5666"/>
+            <w:tcBorders>
+              <w:top w:val="single" w:color="A6B8D0" w:sz="4"/>
+              <w:left w:val="single" w:color="A6B8D0" w:sz="4"/>
+              <w:bottom w:val="single" w:color="A6B8D0" w:sz="4"/>
+              <w:right w:val="single" w:color="A6B8D0" w:sz="4"/>
+            </w:tcBorders>
+            <w:tcMar>
+              <w:top w:type="dxa" w:w="50"/>
+              <w:left w:type="dxa" w:w="90"/>
+              <w:bottom w:type="dxa" w:w="50"/>
+              <w:right w:type="dxa" w:w="90"/>
+            </w:tcMar>
+          </w:tcPr>
+          <w:p>
+            <w:pPr>
+              <w:keepNext/>
+              <w:keepLines/>
+              <w:spacing w:after="0" w:before="0" w:line="280"/>
+            </w:pPr>
+            <w:r>
+              <w:rPr>
+                <w:rFonts w:ascii="Yu Gothic" w:eastAsia="Yu Gothic" w:hAnsi="Yu Gothic"/>
+                <w:b w:val="false"/>
+                <w:bCs w:val="false"/>
+                <w:sz w:val="18"/>
+                <w:szCs w:val="18"/>
+              </w:rPr>
+              <w:t xml:space="preserve">写真ごとの記録（11.3）</w:t>
             </w:r>
           </w:p>
         </w:tc>
@@ -19281,7 +19147,229 @@
         </w:trPr>
         <w:tc>
           <w:tcPr>
-            <w:tcW w:type="dxa" w:w="3990"/>
+            <w:tcW w:type="dxa" w:w="3972"/>
+            <w:tcBorders>
+              <w:top w:val="single" w:color="A6B8D0" w:sz="4"/>
+              <w:left w:val="single" w:color="A6B8D0" w:sz="4"/>
+              <w:bottom w:val="single" w:color="A6B8D0" w:sz="4"/>
+              <w:right w:val="single" w:color="A6B8D0" w:sz="4"/>
+            </w:tcBorders>
+            <w:tcMar>
+              <w:top w:type="dxa" w:w="50"/>
+              <w:left w:type="dxa" w:w="90"/>
+              <w:bottom w:type="dxa" w:w="50"/>
+              <w:right w:type="dxa" w:w="90"/>
+            </w:tcMar>
+          </w:tcPr>
+          <w:p>
+            <w:pPr>
+              <w:keepNext/>
+              <w:keepLines/>
+              <w:spacing w:after="0" w:before="0" w:line="280"/>
+            </w:pPr>
+            <w:r>
+              <w:rPr>
+                <w:rFonts w:ascii="Consolas" w:eastAsia="Yu Gothic" w:hAnsi="Consolas"/>
+                <w:b w:val="false"/>
+                <w:bCs w:val="false"/>
+                <w:sz w:val="18"/>
+                <w:szCs w:val="18"/>
+              </w:rPr>
+              <w:t xml:space="preserve">history.log</w:t>
+            </w:r>
+          </w:p>
+        </w:tc>
+        <w:tc>
+          <w:tcPr>
+            <w:tcW w:type="dxa" w:w="5666"/>
+            <w:tcBorders>
+              <w:top w:val="single" w:color="A6B8D0" w:sz="4"/>
+              <w:left w:val="single" w:color="A6B8D0" w:sz="4"/>
+              <w:bottom w:val="single" w:color="A6B8D0" w:sz="4"/>
+              <w:right w:val="single" w:color="A6B8D0" w:sz="4"/>
+            </w:tcBorders>
+            <w:tcMar>
+              <w:top w:type="dxa" w:w="50"/>
+              <w:left w:type="dxa" w:w="90"/>
+              <w:bottom w:type="dxa" w:w="50"/>
+              <w:right w:type="dxa" w:w="90"/>
+            </w:tcMar>
+          </w:tcPr>
+          <w:p>
+            <w:pPr>
+              <w:keepNext/>
+              <w:keepLines/>
+              <w:spacing w:after="0" w:before="0" w:line="280"/>
+            </w:pPr>
+            <w:r>
+              <w:rPr>
+                <w:rFonts w:ascii="Yu Gothic" w:eastAsia="Yu Gothic" w:hAnsi="Yu Gothic"/>
+                <w:b w:val="false"/>
+                <w:bCs w:val="false"/>
+                <w:sz w:val="18"/>
+                <w:szCs w:val="18"/>
+              </w:rPr>
+              <w:t xml:space="preserve">追記のみの履歴（10、11.3）</w:t>
+            </w:r>
+          </w:p>
+        </w:tc>
+      </w:tr>
+      <w:tr>
+        <w:trPr>
+          <w:cantSplit/>
+          <w:tblHeader w:val="off"/>
+        </w:trPr>
+        <w:tc>
+          <w:tcPr>
+            <w:tcW w:type="dxa" w:w="3972"/>
+            <w:tcBorders>
+              <w:top w:val="single" w:color="A6B8D0" w:sz="4"/>
+              <w:left w:val="single" w:color="A6B8D0" w:sz="4"/>
+              <w:bottom w:val="single" w:color="A6B8D0" w:sz="4"/>
+              <w:right w:val="single" w:color="A6B8D0" w:sz="4"/>
+            </w:tcBorders>
+            <w:tcMar>
+              <w:top w:type="dxa" w:w="50"/>
+              <w:left w:type="dxa" w:w="90"/>
+              <w:bottom w:type="dxa" w:w="50"/>
+              <w:right w:type="dxa" w:w="90"/>
+            </w:tcMar>
+          </w:tcPr>
+          <w:p>
+            <w:pPr>
+              <w:keepNext/>
+              <w:keepLines/>
+              <w:spacing w:after="0" w:before="0" w:line="280"/>
+            </w:pPr>
+            <w:r>
+              <w:rPr>
+                <w:rFonts w:ascii="Consolas" w:eastAsia="Yu Gothic" w:hAnsi="Consolas"/>
+                <w:b w:val="false"/>
+                <w:bCs w:val="false"/>
+                <w:sz w:val="18"/>
+                <w:szCs w:val="18"/>
+              </w:rPr>
+              <w:t xml:space="preserve">snapshot.json</w:t>
+            </w:r>
+          </w:p>
+        </w:tc>
+        <w:tc>
+          <w:tcPr>
+            <w:tcW w:type="dxa" w:w="5666"/>
+            <w:tcBorders>
+              <w:top w:val="single" w:color="A6B8D0" w:sz="4"/>
+              <w:left w:val="single" w:color="A6B8D0" w:sz="4"/>
+              <w:bottom w:val="single" w:color="A6B8D0" w:sz="4"/>
+              <w:right w:val="single" w:color="A6B8D0" w:sz="4"/>
+            </w:tcBorders>
+            <w:tcMar>
+              <w:top w:type="dxa" w:w="50"/>
+              <w:left w:type="dxa" w:w="90"/>
+              <w:bottom w:type="dxa" w:w="50"/>
+              <w:right w:type="dxa" w:w="90"/>
+            </w:tcMar>
+          </w:tcPr>
+          <w:p>
+            <w:pPr>
+              <w:keepNext/>
+              <w:keepLines/>
+              <w:spacing w:after="0" w:before="0" w:line="280"/>
+            </w:pPr>
+            <w:r>
+              <w:rPr>
+                <w:rFonts w:ascii="Yu Gothic" w:eastAsia="Yu Gothic" w:hAnsi="Yu Gothic"/>
+                <w:b w:val="false"/>
+                <w:bCs w:val="false"/>
+                <w:sz w:val="18"/>
+                <w:szCs w:val="18"/>
+              </w:rPr>
+              <w:t xml:space="preserve">一覧の索引（作り直せる。11.3）</w:t>
+            </w:r>
+          </w:p>
+        </w:tc>
+      </w:tr>
+      <w:tr>
+        <w:trPr>
+          <w:cantSplit/>
+          <w:tblHeader w:val="off"/>
+        </w:trPr>
+        <w:tc>
+          <w:tcPr>
+            <w:tcW w:type="dxa" w:w="3972"/>
+            <w:tcBorders>
+              <w:top w:val="single" w:color="A6B8D0" w:sz="4"/>
+              <w:left w:val="single" w:color="A6B8D0" w:sz="4"/>
+              <w:bottom w:val="single" w:color="A6B8D0" w:sz="4"/>
+              <w:right w:val="single" w:color="A6B8D0" w:sz="4"/>
+            </w:tcBorders>
+            <w:tcMar>
+              <w:top w:type="dxa" w:w="50"/>
+              <w:left w:type="dxa" w:w="90"/>
+              <w:bottom w:type="dxa" w:w="50"/>
+              <w:right w:type="dxa" w:w="90"/>
+            </w:tcMar>
+          </w:tcPr>
+          <w:p>
+            <w:pPr>
+              <w:keepNext/>
+              <w:keepLines/>
+              <w:spacing w:after="0" w:before="0" w:line="280"/>
+            </w:pPr>
+            <w:r>
+              <w:rPr>
+                <w:rFonts w:ascii="Consolas" w:eastAsia="Yu Gothic" w:hAnsi="Consolas"/>
+                <w:b w:val="false"/>
+                <w:bCs w:val="false"/>
+                <w:sz w:val="18"/>
+                <w:szCs w:val="18"/>
+              </w:rPr>
+              <w:t xml:space="preserve">versions/</w:t>
+            </w:r>
+          </w:p>
+        </w:tc>
+        <w:tc>
+          <w:tcPr>
+            <w:tcW w:type="dxa" w:w="5666"/>
+            <w:tcBorders>
+              <w:top w:val="single" w:color="A6B8D0" w:sz="4"/>
+              <w:left w:val="single" w:color="A6B8D0" w:sz="4"/>
+              <w:bottom w:val="single" w:color="A6B8D0" w:sz="4"/>
+              <w:right w:val="single" w:color="A6B8D0" w:sz="4"/>
+            </w:tcBorders>
+            <w:tcMar>
+              <w:top w:type="dxa" w:w="50"/>
+              <w:left w:type="dxa" w:w="90"/>
+              <w:bottom w:type="dxa" w:w="50"/>
+              <w:right w:type="dxa" w:w="90"/>
+            </w:tcMar>
+          </w:tcPr>
+          <w:p>
+            <w:pPr>
+              <w:keepNext/>
+              <w:keepLines/>
+              <w:spacing w:after="0" w:before="0" w:line="280"/>
+            </w:pPr>
+            <w:r>
+              <w:rPr>
+                <w:rFonts w:ascii="Yu Gothic" w:eastAsia="Yu Gothic" w:hAnsi="Yu Gothic"/>
+                <w:b w:val="false"/>
+                <w:bCs w:val="false"/>
+                <w:sz w:val="18"/>
+                <w:szCs w:val="18"/>
+              </w:rPr>
+              <w:t xml:space="preserve">控え（11.4）</w:t>
+            </w:r>
+          </w:p>
+        </w:tc>
+      </w:tr>
+      <w:tr>
+        <w:trPr>
+          <w:cantSplit/>
+          <w:tblHeader w:val="off"/>
+        </w:trPr>
+        <w:tc>
+          <w:tcPr>
+            <w:tcW w:type="dxa" w:w="3972"/>
             <w:tcBorders>
               <w:top w:val="single" w:color="A6B8D0" w:sz="4"/>
               <w:left w:val="single" w:color="A6B8D0" w:sz="4"/>
@@ -19315,7 +19403,7 @@
         </w:tc>
         <w:tc>
           <w:tcPr>
-            <w:tcW w:type="dxa" w:w="5648"/>
+            <w:tcW w:type="dxa" w:w="5666"/>
             <w:tcBorders>
               <w:top w:val="single" w:color="A6B8D0" w:sz="4"/>
               <w:left w:val="single" w:color="A6B8D0" w:sz="4"/>
@@ -19369,7 +19457,7 @@
         <w:rPr>
           <w:rFonts w:ascii="Yu Gothic" w:eastAsia="Yu Gothic" w:hAnsi="Yu Gothic"/>
         </w:rPr>
-        <w:t xml:space="preserve">写真の縮小の画像は、作り直せるため OS のキャッシュの場所（第1章 9.1「OS ごとの置き場所」）に置き、控えのファイルに含めない。</w:t>
+        <w:t xml:space="preserve">写真の縮小の画像は、作り直せるため OS のキャッシュの場所（第1章 9.1「OS ごとの置き場所」）に置き、控えのファイルに含めない。名前は写真の SHA-256 とし、作業をまたいで共有する（2026-09-30 NRSD の要求）。</w:t>
       </w:r>
     </w:p>
     <w:p>
@@ -19510,7 +19598,7 @@
         <w:rPr>
           <w:rFonts w:ascii="Yu Gothic" w:eastAsia="Yu Gothic" w:hAnsi="Yu Gothic"/>
         </w:rPr>
-        <w:t xml:space="preserve">写真の縮小の画像（短辺512画素、初期値）を作り、全部の写真に自動配置（7.2）を行う。</w:t>
+        <w:t xml:space="preserve">写真の縮小の画像（14.3「縮小・色の変換・JPEG の書き出し」）を作り、全部の写真に自動配置（7.2）を行う。</w:t>
       </w:r>
     </w:p>
     <w:p>
@@ -20273,6 +20361,24 @@
     <w:p>
       <w:pPr>
         <w:pStyle w:val="ListParagraph"/>
+        <w:keepNext/>
+        <w:keepLines/>
+        <w:numPr>
+          <w:ilvl w:val="0"/>
+          <w:numId w:val="2"/>
+        </w:numPr>
+        <w:spacing w:after="20" w:before="20" w:line="300"/>
+      </w:pPr>
+      <w:r>
+        <w:rPr>
+          <w:rFonts w:ascii="Yu Gothic" w:eastAsia="Yu Gothic" w:hAnsi="Yu Gothic"/>
+        </w:rPr>
+        <w:t xml:space="preserve">状態で絞り込んで表示できる。「要手直し」の写真が残っていれば、書き出しの前に知らせる（書き出しは止めない。利用者が選ぶ）。</w:t>
+      </w:r>
+    </w:p>
+    <w:p>
+      <w:pPr>
+        <w:pStyle w:val="ListParagraph"/>
         <w:keepNext w:val="false"/>
         <w:keepLines/>
         <w:numPr>
@@ -20285,7 +20391,7 @@
         <w:rPr>
           <w:rFonts w:ascii="Yu Gothic" w:eastAsia="Yu Gothic" w:hAnsi="Yu Gothic"/>
         </w:rPr>
-        <w:t xml:space="preserve">状態で絞り込んで表示できる。「要手直し」の写真が残っていれば、書き出しの前に知らせる（書き出しは止めない。利用者が選ぶ）。</w:t>
+        <w:t xml:space="preserve">状態の移り：「自動」は自動配置の直後。手直しで「手直し済み」、7.3・3.4・7.2 の確かめに当たれば「要手直し」（手直しで解けば「手直し済み」）。写真の差し替えで縦横が変われば「位置を見直す」（手直しで「手直し済み」）。読めなければ「読めない」（差し替えて読めれば「自動」に戻し、置き直す）。テンプレートの新しい版を取り込んだ写真は「自動」に戻る（手直しは残す）。書き出しの済みは状態と別に型ごとに持つ（11.2）。</w:t>
       </w:r>
     </w:p>
     <w:p>
@@ -20811,7 +20917,7 @@
         <w:rPr>
           <w:rFonts w:ascii="Yu Gothic" w:eastAsia="Yu Gothic" w:hAnsi="Yu Gothic"/>
         </w:rPr>
-        <w:t xml:space="preserve">縮小の画像は OS のキャッシュの場所に保存し、次に開く時は作り直さない（消えていれば作り直す）。</w:t>
+        <w:t xml:space="preserve">縮小の画像の置き場は 11.8「置き場」による。次に開く時は作り直さない（消えていれば作り直す）。</w:t>
       </w:r>
     </w:p>
     <w:p>
@@ -20830,6 +20936,24 @@
           <w:rFonts w:ascii="Yu Gothic" w:eastAsia="Yu Gothic" w:hAnsi="Yu Gothic"/>
         </w:rPr>
         <w:t xml:space="preserve">格子は見えている分だけ描く（第10章 3.4「大量の一覧の表示」）。</w:t>
+      </w:r>
+    </w:p>
+    <w:p>
+      <w:pPr>
+        <w:pStyle w:val="ListParagraph"/>
+        <w:keepNext/>
+        <w:keepLines/>
+        <w:numPr>
+          <w:ilvl w:val="0"/>
+          <w:numId w:val="2"/>
+        </w:numPr>
+        <w:spacing w:after="20" w:before="20" w:line="300"/>
+      </w:pPr>
+      <w:r>
+        <w:rPr>
+          <w:rFonts w:ascii="Yu Gothic" w:eastAsia="Yu Gothic" w:hAnsi="Yu Gothic"/>
+        </w:rPr>
+        <w:t xml:space="preserve">枚数の上限を設けない（第3章 9）。</w:t>
       </w:r>
     </w:p>
     <w:p>
@@ -20874,8 +20998,8 @@
         </w:tblBorders>
       </w:tblPr>
       <w:tblGrid>
-        <w:gridCol w:w="4309"/>
-        <w:gridCol w:w="5329"/>
+        <w:gridCol w:w="4806"/>
+        <w:gridCol w:w="4832"/>
       </w:tblGrid>
       <w:tr>
         <w:trPr>
@@ -20884,7 +21008,7 @@
         </w:trPr>
         <w:tc>
           <w:tcPr>
-            <w:tcW w:type="dxa" w:w="4309"/>
+            <w:tcW w:type="dxa" w:w="4806"/>
             <w:tcBorders>
               <w:top w:val="single" w:color="A6B8D0" w:sz="4"/>
               <w:left w:val="single" w:color="A6B8D0" w:sz="4"/>
@@ -20919,7 +21043,7 @@
         </w:tc>
         <w:tc>
           <w:tcPr>
-            <w:tcW w:type="dxa" w:w="5329"/>
+            <w:tcW w:type="dxa" w:w="4832"/>
             <w:tcBorders>
               <w:top w:val="single" w:color="A6B8D0" w:sz="4"/>
               <w:left w:val="single" w:color="A6B8D0" w:sz="4"/>
@@ -20960,7 +21084,7 @@
         </w:trPr>
         <w:tc>
           <w:tcPr>
-            <w:tcW w:type="dxa" w:w="4309"/>
+            <w:tcW w:type="dxa" w:w="4806"/>
             <w:tcBorders>
               <w:top w:val="single" w:color="A6B8D0" w:sz="4"/>
               <w:left w:val="single" w:color="A6B8D0" w:sz="4"/>
@@ -20994,7 +21118,7 @@
         </w:tc>
         <w:tc>
           <w:tcPr>
-            <w:tcW w:type="dxa" w:w="5329"/>
+            <w:tcW w:type="dxa" w:w="4832"/>
             <w:tcBorders>
               <w:top w:val="single" w:color="A6B8D0" w:sz="4"/>
               <w:left w:val="single" w:color="A6B8D0" w:sz="4"/>
@@ -21034,7 +21158,7 @@
         </w:trPr>
         <w:tc>
           <w:tcPr>
-            <w:tcW w:type="dxa" w:w="4309"/>
+            <w:tcW w:type="dxa" w:w="4806"/>
             <w:tcBorders>
               <w:top w:val="single" w:color="A6B8D0" w:sz="4"/>
               <w:left w:val="single" w:color="A6B8D0" w:sz="4"/>
@@ -21068,7 +21192,7 @@
         </w:tc>
         <w:tc>
           <w:tcPr>
-            <w:tcW w:type="dxa" w:w="5329"/>
+            <w:tcW w:type="dxa" w:w="4832"/>
             <w:tcBorders>
               <w:top w:val="single" w:color="A6B8D0" w:sz="4"/>
               <w:left w:val="single" w:color="A6B8D0" w:sz="4"/>
@@ -21108,7 +21232,7 @@
         </w:trPr>
         <w:tc>
           <w:tcPr>
-            <w:tcW w:type="dxa" w:w="4309"/>
+            <w:tcW w:type="dxa" w:w="4806"/>
             <w:tcBorders>
               <w:top w:val="single" w:color="A6B8D0" w:sz="4"/>
               <w:left w:val="single" w:color="A6B8D0" w:sz="4"/>
@@ -21142,7 +21266,7 @@
         </w:tc>
         <w:tc>
           <w:tcPr>
-            <w:tcW w:type="dxa" w:w="5329"/>
+            <w:tcW w:type="dxa" w:w="4832"/>
             <w:tcBorders>
               <w:top w:val="single" w:color="A6B8D0" w:sz="4"/>
               <w:left w:val="single" w:color="A6B8D0" w:sz="4"/>
@@ -21182,7 +21306,7 @@
         </w:trPr>
         <w:tc>
           <w:tcPr>
-            <w:tcW w:type="dxa" w:w="4309"/>
+            <w:tcW w:type="dxa" w:w="4806"/>
             <w:tcBorders>
               <w:top w:val="single" w:color="A6B8D0" w:sz="4"/>
               <w:left w:val="single" w:color="A6B8D0" w:sz="4"/>
@@ -21216,7 +21340,7 @@
         </w:tc>
         <w:tc>
           <w:tcPr>
-            <w:tcW w:type="dxa" w:w="5329"/>
+            <w:tcW w:type="dxa" w:w="4832"/>
             <w:tcBorders>
               <w:top w:val="single" w:color="A6B8D0" w:sz="4"/>
               <w:left w:val="single" w:color="A6B8D0" w:sz="4"/>
@@ -21256,7 +21380,7 @@
         </w:trPr>
         <w:tc>
           <w:tcPr>
-            <w:tcW w:type="dxa" w:w="4309"/>
+            <w:tcW w:type="dxa" w:w="4806"/>
             <w:tcBorders>
               <w:top w:val="single" w:color="A6B8D0" w:sz="4"/>
               <w:left w:val="single" w:color="A6B8D0" w:sz="4"/>
@@ -21290,7 +21414,7 @@
         </w:tc>
         <w:tc>
           <w:tcPr>
-            <w:tcW w:type="dxa" w:w="5329"/>
+            <w:tcW w:type="dxa" w:w="4832"/>
             <w:tcBorders>
               <w:top w:val="single" w:color="A6B8D0" w:sz="4"/>
               <w:left w:val="single" w:color="A6B8D0" w:sz="4"/>
@@ -21330,7 +21454,7 @@
         </w:trPr>
         <w:tc>
           <w:tcPr>
-            <w:tcW w:type="dxa" w:w="4309"/>
+            <w:tcW w:type="dxa" w:w="4806"/>
             <w:tcBorders>
               <w:top w:val="single" w:color="A6B8D0" w:sz="4"/>
               <w:left w:val="single" w:color="A6B8D0" w:sz="4"/>
@@ -21364,7 +21488,7 @@
         </w:tc>
         <w:tc>
           <w:tcPr>
-            <w:tcW w:type="dxa" w:w="5329"/>
+            <w:tcW w:type="dxa" w:w="4832"/>
             <w:tcBorders>
               <w:top w:val="single" w:color="A6B8D0" w:sz="4"/>
               <w:left w:val="single" w:color="A6B8D0" w:sz="4"/>
@@ -21404,7 +21528,7 @@
         </w:trPr>
         <w:tc>
           <w:tcPr>
-            <w:tcW w:type="dxa" w:w="4309"/>
+            <w:tcW w:type="dxa" w:w="4806"/>
             <w:tcBorders>
               <w:top w:val="single" w:color="A6B8D0" w:sz="4"/>
               <w:left w:val="single" w:color="A6B8D0" w:sz="4"/>
@@ -21432,13 +21556,13 @@
                 <w:sz w:val="18"/>
                 <w:szCs w:val="18"/>
               </w:rPr>
-              <w:t xml:space="preserve">取り消しの段数、既定の書き出しの型</w:t>
-            </w:r>
-          </w:p>
-        </w:tc>
-        <w:tc>
-          <w:tcPr>
-            <w:tcW w:type="dxa" w:w="5329"/>
+              <w:t xml:space="preserve">取り消しの段数、既定の書き出しの型、ファイル名に識別番号を付けるかの既定</w:t>
+            </w:r>
+          </w:p>
+        </w:tc>
+        <w:tc>
+          <w:tcPr>
+            <w:tcW w:type="dxa" w:w="4832"/>
             <w:tcBorders>
               <w:top w:val="single" w:color="A6B8D0" w:sz="4"/>
               <w:left w:val="single" w:color="A6B8D0" w:sz="4"/>
@@ -23834,7 +23958,36 @@
         <w:rPr>
           <w:rFonts w:ascii="Yu Gothic" w:eastAsia="Yu Gothic" w:hAnsi="Yu Gothic"/>
         </w:rPr>
-        <w:t xml:space="preserve">縮小：fast_image_resize の Lanczos3。透過のある画像は透過を掛けてから縮め、戻す（fast_image_resize の既定）。</w:t>
+        <w:t xml:space="preserve">縮小と色の変換の方法は 14.3「縮小・色の変換・JPEG の書き出し」による。</w:t>
+      </w:r>
+    </w:p>
+    <w:p>
+      <w:pPr>
+        <w:pStyle w:val="ListParagraph"/>
+        <w:keepNext w:val="false"/>
+        <w:keepLines/>
+        <w:numPr>
+          <w:ilvl w:val="0"/>
+          <w:numId w:val="2"/>
+        </w:numPr>
+        <w:spacing w:after="20" w:before="20" w:line="300"/>
+      </w:pPr>
+      <w:r>
+        <w:rPr>
+          <w:rFonts w:ascii="Yu Gothic" w:eastAsia="Yu Gothic" w:hAnsi="Yu Gothic"/>
+        </w:rPr>
+        <w:t xml:space="preserve">可視署名は、縮小の後の画像に、その大きさで描く（縮小の前に描いて縮めると、細い縁取りがつぶれるため）。描いた透過の画像を写真に重ねる時の色空間とビット数の扱いは 3.5「描画」による。</w:t>
+      </w:r>
+    </w:p>
+    <w:p>
+      <w:pPr>
+        <w:pStyle w:val="Heading2"/>
+      </w:pPr>
+      <w:r>
+        <w:rPr>
+          <w:rFonts w:ascii="Yu Gothic" w:eastAsia="Yu Gothic" w:hAnsi="Yu Gothic"/>
+        </w:rPr>
+        <w:t xml:space="preserve">14.3 縮小・色の変換・JPEG の書き出し</w:t>
       </w:r>
     </w:p>
     <w:p>
@@ -23852,7 +24005,7 @@
         <w:rPr>
           <w:rFonts w:ascii="Yu Gothic" w:eastAsia="Yu Gothic" w:hAnsi="Yu Gothic"/>
         </w:rPr>
-        <w:t xml:space="preserve">可視署名は、縮小の後の画像に、その大きさで描く（縮小の前に描いて縮めると、細い縁取りがつぶれるため）。</w:t>
+        <w:t xml:space="preserve">縮小：fast_image_resize の Lanczos3。透過のある画像は透過を掛けてから縮め、戻す（fast_image_resize の既定）。</w:t>
       </w:r>
     </w:p>
     <w:p>
@@ -23870,7 +24023,7 @@
         <w:rPr>
           <w:rFonts w:ascii="Yu Gothic" w:eastAsia="Yu Gothic" w:hAnsi="Yu Gothic"/>
         </w:rPr>
-        <w:t xml:space="preserve">色（SNS 用）：元の画像の埋め込みの ICC から sRGB に変換する（DD-4-12「色は sRGB に変換し、sRGB の ICC を埋め込む」）。変換は moxcms で行う。ICC がない画像は sRGB とみなす。［要実測］Adobe RGB・Display P3 の試験の画像で、moxcms と lcms2 の変換の差。判定：色差（ΔE2000）の最大が1未満。満たさない場合は lcms2 を使う。</w:t>
+        <w:t xml:space="preserve">色（SNS 用）：元の画像の埋め込みの ICC（ISO 15076-1。v2・v4）から sRGB（IEC 61966-2-1）に変換する（DD-4-12「色は sRGB に変換し、sRGB の ICC を埋め込む」）。変換は moxcms で行う。ICC がない画像は sRGB とみなす。［要実測］Adobe RGB・Display P3 の試験の画像で、moxcms と lcms2 の変換の差。判定：色差（ΔE2000）の最大が1未満。満たさない場合は lcms2 を使う。</w:t>
       </w:r>
     </w:p>
     <w:p>
@@ -23894,7 +24047,7 @@
     <w:p>
       <w:pPr>
         <w:pStyle w:val="ListParagraph"/>
-        <w:keepNext w:val="false"/>
+        <w:keepNext/>
         <w:keepLines/>
         <w:numPr>
           <w:ilvl w:val="0"/>
@@ -23906,18 +24059,7 @@
         <w:rPr>
           <w:rFonts w:ascii="Yu Gothic" w:eastAsia="Yu Gothic" w:hAnsi="Yu Gothic"/>
         </w:rPr>
-        <w:t xml:space="preserve">描き込みの色とビット数：可視署名は tiny-skia で8ビットの RGBA（sRGB の値）の透過の画像として描く（tiny-skia は RGBA の8ビットだけを扱う。tiny-skia の README）。写真が sRGB でない、または16ビットの場合（受け渡し用の原寸の TIFF 等）は、描いた透過の画像を moxcms で写真の色空間に変換し、写真のビット数に広げてから重ねる。可視署名の色は sRGB の値で持つ（3.2）ため、どの色空間の写真にも同じ見た目の色で入る。［要実測］Adobe RGB の16ビットの TIFF に白・黒・原色の文字を重ね、sRGB の値との色差（ΔE2000）が1未満であること。</w:t>
-      </w:r>
-    </w:p>
-    <w:p>
-      <w:pPr>
-        <w:pStyle w:val="Heading2"/>
-      </w:pPr>
-      <w:r>
-        <w:rPr>
-          <w:rFonts w:ascii="Yu Gothic" w:eastAsia="Yu Gothic" w:hAnsi="Yu Gothic"/>
-        </w:rPr>
-        <w:t xml:space="preserve">14.3 JPEG の書き出し</w:t>
+        <w:t xml:space="preserve">プレビューの画像：JPEG、品質85、長辺2560画素まで（初期値）。写真の ICC から sRGB に変換する（画面の部品の色の扱いの違いを避ける）。画面の ICC が渡された時（Linux。9.4「プレビュー」）はその色空間に変換する（moxcms。darktable・GIMP・Krita と同じ経路）。</w:t>
       </w:r>
     </w:p>
     <w:p>
@@ -23935,7 +24077,31 @@
         <w:rPr>
           <w:rFonts w:ascii="Yu Gothic" w:eastAsia="Yu Gothic" w:hAnsi="Yu Gothic"/>
         </w:rPr>
-        <w:t xml:space="preserve">部品：jpeg-encoder（品質、色の間引き、段階表示、ICC の埋め込みを持つ）。image の JPEG の書き出しは色の間引きと段階表示を選べないため使わない。</w:t>
+        <w:t xml:space="preserve">画面の ICC の取得（Linux）：Wayland は色管理の規約 </w:t>
+      </w:r>
+      <w:r>
+        <w:rPr>
+          <w:rFonts w:ascii="Consolas" w:eastAsia="Yu Gothic" w:hAnsi="Consolas"/>
+        </w:rPr>
+        <w:t xml:space="preserve">wp_color_management_v1</w:t>
+      </w:r>
+      <w:r>
+        <w:rPr>
+          <w:rFonts w:ascii="Yu Gothic" w:eastAsia="Yu Gothic" w:hAnsi="Yu Gothic"/>
+        </w:rPr>
+        <w:t xml:space="preserve"> の出力の ICC、X11 は root の </w:t>
+      </w:r>
+      <w:r>
+        <w:rPr>
+          <w:rFonts w:ascii="Consolas" w:eastAsia="Yu Gothic" w:hAnsi="Consolas"/>
+        </w:rPr>
+        <w:t xml:space="preserve">_ICC_PROFILE</w:t>
+      </w:r>
+      <w:r>
+        <w:rPr>
+          <w:rFonts w:ascii="Yu Gothic" w:eastAsia="Yu Gothic" w:hAnsi="Yu Gothic"/>
+        </w:rPr>
+        <w:t xml:space="preserve"> 属性（ICC Profiles In X Specification）、どちらも無ければ colord に問い合わせる。無ければ sRGB のまま（2026-10-01 NRSD の要求）。</w:t>
       </w:r>
     </w:p>
     <w:p>
@@ -23953,6 +24119,72 @@
         <w:rPr>
           <w:rFonts w:ascii="Yu Gothic" w:eastAsia="Yu Gothic" w:hAnsi="Yu Gothic"/>
         </w:rPr>
+        <w:t xml:space="preserve">縮小の画像：短辺512画素（初期値）。名前は写真の SHA-256。置き場は呼ぶ側が渡す（11.8「置き場」）。</w:t>
+      </w:r>
+    </w:p>
+    <w:p>
+      <w:pPr>
+        <w:pStyle w:val="ListParagraph"/>
+        <w:keepNext/>
+        <w:keepLines/>
+        <w:numPr>
+          <w:ilvl w:val="0"/>
+          <w:numId w:val="2"/>
+        </w:numPr>
+        <w:spacing w:after="20" w:before="20" w:line="300"/>
+      </w:pPr>
+      <w:r>
+        <w:rPr>
+          <w:rFonts w:ascii="Yu Gothic" w:eastAsia="Yu Gothic" w:hAnsi="Yu Gothic"/>
+        </w:rPr>
+        <w:t xml:space="preserve">危険：moxcms の色の正確さ。影響：色がずれる。備え：lcms2 と比べ、</w:t>
+      </w:r>
+      <w:r>
+        <w:rPr>
+          <w:rFonts w:ascii="Consolas" w:eastAsia="Yu Gothic" w:hAnsi="Consolas"/>
+        </w:rPr>
+        <w:t xml:space="preserve">ColorEngine</w:t>
+      </w:r>
+      <w:r>
+        <w:rPr>
+          <w:rFonts w:ascii="Yu Gothic" w:eastAsia="Yu Gothic" w:hAnsi="Yu Gothic"/>
+        </w:rPr>
+        <w:t xml:space="preserve"> の切り替えで差し替える（14.3、全体実装設計書 2.1）</w:t>
+      </w:r>
+    </w:p>
+    <w:p>
+      <w:pPr>
+        <w:pStyle w:val="ListParagraph"/>
+        <w:keepNext/>
+        <w:keepLines/>
+        <w:numPr>
+          <w:ilvl w:val="0"/>
+          <w:numId w:val="2"/>
+        </w:numPr>
+        <w:spacing w:after="20" w:before="20" w:line="300"/>
+      </w:pPr>
+      <w:r>
+        <w:rPr>
+          <w:rFonts w:ascii="Yu Gothic" w:eastAsia="Yu Gothic" w:hAnsi="Yu Gothic"/>
+        </w:rPr>
+        <w:t xml:space="preserve">部品：jpeg-encoder（品質、色の間引き、段階表示、ICC の埋め込みを持つ）。image の JPEG の書き出しは色の間引きと段階表示を選べないため使わない。</w:t>
+      </w:r>
+    </w:p>
+    <w:p>
+      <w:pPr>
+        <w:pStyle w:val="ListParagraph"/>
+        <w:keepNext/>
+        <w:keepLines/>
+        <w:numPr>
+          <w:ilvl w:val="0"/>
+          <w:numId w:val="2"/>
+        </w:numPr>
+        <w:spacing w:after="20" w:before="20" w:line="300"/>
+      </w:pPr>
+      <w:r>
+        <w:rPr>
+          <w:rFonts w:ascii="Yu Gothic" w:eastAsia="Yu Gothic" w:hAnsi="Yu Gothic"/>
+        </w:rPr>
         <w:t xml:space="preserve">品質92（初期値）、色の間引きなし（4:4:4）、段階表示あり。SNS は受け取った画像を再圧縮するため、書き出しの段階で色を間引いて劣化を重ねない。</w:t>
       </w:r>
     </w:p>
@@ -24000,7 +24232,7 @@
         <w:rPr>
           <w:rFonts w:ascii="Yu Gothic" w:eastAsia="Yu Gothic" w:hAnsi="Yu Gothic"/>
         </w:rPr>
-        <w:t xml:space="preserve">扱う写真は1億画素・1枚200MB まで（第1章 14.1「規模と性能の目安」）。1億画素の写真は RGBA8 で約381MiB、RGBA16 で約763MiB を使う（60,000,000画素なら約229MiB と約458MiB）。これを超える写真は取り込まない。image の既定の記憶の上限（512MiB）では16ビットの大きな写真を読めないため、上限を写真の大きさから計算して与える。</w:t>
+        <w:t xml:space="preserve">扱う写真は1億画素・1枚200MB まで（第1章 14.1「規模と性能の目安」）。これを超える写真は取り込まない。1枚の記憶の見積もりと読み込みの上限は第3章 2「入力」による。</w:t>
       </w:r>
     </w:p>
     <w:p>
@@ -24036,7 +24268,7 @@
         <w:rPr>
           <w:rFonts w:ascii="Yu Gothic" w:eastAsia="Yu Gothic" w:hAnsi="Yu Gothic"/>
         </w:rPr>
-        <w:t xml:space="preserve">書き出しは取り消せる。取り消した時までに書き出した写真は残し、作業に記録する。</w:t>
+        <w:t xml:space="preserve">透かしと自動配置のモデルは同時に持たず、使う方だけを読み、記憶の使用量を操作の記録に残す（第3章 5、第11章 7.1）。</w:t>
       </w:r>
     </w:p>
     <w:p>
@@ -24065,31 +24297,7 @@
         <w:rPr>
           <w:rFonts w:ascii="Yu Gothic" w:eastAsia="Yu Gothic" w:hAnsi="Yu Gothic"/>
         </w:rPr>
-        <w:t xml:space="preserve">置き場：利用者が選ぶフォルダーの下に、第3章 10.1「名前と構成」のフォルダー（受け渡し用は </w:t>
-      </w:r>
-      <w:r>
-        <w:rPr>
-          <w:rFonts w:ascii="Consolas" w:eastAsia="Yu Gothic" w:hAnsi="Consolas"/>
-        </w:rPr>
-        <w:t xml:space="preserve">&lt;出力日&gt;_&lt;撮影名&gt;_delivery/</w:t>
-      </w:r>
-      <w:r>
-        <w:rPr>
-          <w:rFonts w:ascii="Yu Gothic" w:eastAsia="Yu Gothic" w:hAnsi="Yu Gothic"/>
-        </w:rPr>
-        <w:t xml:space="preserve">、SNS 用は </w:t>
-      </w:r>
-      <w:r>
-        <w:rPr>
-          <w:rFonts w:ascii="Consolas" w:eastAsia="Yu Gothic" w:hAnsi="Consolas"/>
-        </w:rPr>
-        <w:t xml:space="preserve">&lt;出力日&gt;_&lt;撮影名&gt;_sns/</w:t>
-      </w:r>
-      <w:r>
-        <w:rPr>
-          <w:rFonts w:ascii="Yu Gothic" w:eastAsia="Yu Gothic" w:hAnsi="Yu Gothic"/>
-        </w:rPr>
-        <w:t xml:space="preserve"> の下に書き出しの型ごとのフォルダー）を作る。</w:t>
+        <w:t xml:space="preserve">置き場：利用者が選ぶフォルダーの下に、第3章 10.1「名前と構成」のフォルダーを作る。</w:t>
       </w:r>
     </w:p>
     <w:p>
@@ -24107,7 +24315,7 @@
         <w:rPr>
           <w:rFonts w:ascii="Yu Gothic" w:eastAsia="Yu Gothic" w:hAnsi="Yu Gothic"/>
         </w:rPr>
-        <w:t xml:space="preserve">名前：元の名前。識別番号を付けるかは書き出しの時に選ぶ（第3章 7.1「識別番号」）。同じ名前のファイルがあれば上書きせず、名前の後ろに番号を付ける。</w:t>
+        <w:t xml:space="preserve">名前：第3章 10.1「名前と構成」による。同じ名前のファイルがあれば上書きせず、名前の後ろに番号を付ける。</w:t>
       </w:r>
     </w:p>
     <w:p>
@@ -24178,6 +24386,24 @@
     <w:p>
       <w:pPr>
         <w:pStyle w:val="ListParagraph"/>
+        <w:keepNext/>
+        <w:keepLines/>
+        <w:numPr>
+          <w:ilvl w:val="0"/>
+          <w:numId w:val="2"/>
+        </w:numPr>
+        <w:spacing w:after="20" w:before="20" w:line="300"/>
+      </w:pPr>
+      <w:r>
+        <w:rPr>
+          <w:rFonts w:ascii="Yu Gothic" w:eastAsia="Yu Gothic" w:hAnsi="Yu Gothic"/>
+        </w:rPr>
+        <w:t xml:space="preserve">書き出しの途中でアプリが終わった場合、書き出し済みの写真は作業に記録されている。作業を開き、「続きから書き出す」で残りだけを書き出す。</w:t>
+      </w:r>
+    </w:p>
+    <w:p>
+      <w:pPr>
+        <w:pStyle w:val="ListParagraph"/>
         <w:keepNext w:val="false"/>
         <w:keepLines/>
         <w:numPr>
@@ -24190,7 +24416,7 @@
         <w:rPr>
           <w:rFonts w:ascii="Yu Gothic" w:eastAsia="Yu Gothic" w:hAnsi="Yu Gothic"/>
         </w:rPr>
-        <w:t xml:space="preserve">書き出しの途中でアプリが終わった場合、書き出し済みの写真は作業に記録されている。作業を開き、「続きから書き出す」で残りだけを書き出す。</w:t>
+        <w:t xml:space="preserve">中断・再開はアプリや OS の再起動をまたいでも同じ（写真ごとの記録に済みが残る）。書き出しは待ち行列で複数を予約でき、動くのは1つ（第3章 9）（2026-09-30 NRSD の要求）。</w:t>
       </w:r>
     </w:p>
     <w:p>
@@ -26491,6 +26717,343 @@
     </w:p>
     <w:p>
       <w:pPr>
+        <w:keepNext w:val="false"/>
+        <w:keepLines/>
+        <w:spacing w:after="80" w:before="80" w:line="320"/>
+      </w:pPr>
+      <w:r>
+        <w:rPr>
+          <w:rFonts w:ascii="Yu Gothic" w:eastAsia="Yu Gothic" w:hAnsi="Yu Gothic"/>
+        </w:rPr>
+        <w:t xml:space="preserve">値の形：</w:t>
+      </w:r>
+      <w:r>
+        <w:rPr>
+          <w:rFonts w:ascii="Consolas" w:eastAsia="Yu Gothic" w:hAnsi="Consolas"/>
+        </w:rPr>
+        <w:t xml:space="preserve">anchor</w:t>
+      </w:r>
+      <w:r>
+        <w:rPr>
+          <w:rFonts w:ascii="Yu Gothic" w:eastAsia="Yu Gothic" w:hAnsi="Yu Gothic"/>
+        </w:rPr>
+        <w:t xml:space="preserve"> は </w:t>
+      </w:r>
+      <w:r>
+        <w:rPr>
+          <w:rFonts w:ascii="Consolas" w:eastAsia="Yu Gothic" w:hAnsi="Consolas"/>
+        </w:rPr>
+        <w:t xml:space="preserve">top-left</w:t>
+      </w:r>
+      <w:r>
+        <w:rPr>
+          <w:rFonts w:ascii="Yu Gothic" w:eastAsia="Yu Gothic" w:hAnsi="Yu Gothic"/>
+        </w:rPr>
+        <w:t xml:space="preserve">・</w:t>
+      </w:r>
+      <w:r>
+        <w:rPr>
+          <w:rFonts w:ascii="Consolas" w:eastAsia="Yu Gothic" w:hAnsi="Consolas"/>
+        </w:rPr>
+        <w:t xml:space="preserve">top</w:t>
+      </w:r>
+      <w:r>
+        <w:rPr>
+          <w:rFonts w:ascii="Yu Gothic" w:eastAsia="Yu Gothic" w:hAnsi="Yu Gothic"/>
+        </w:rPr>
+        <w:t xml:space="preserve">・</w:t>
+      </w:r>
+      <w:r>
+        <w:rPr>
+          <w:rFonts w:ascii="Consolas" w:eastAsia="Yu Gothic" w:hAnsi="Consolas"/>
+        </w:rPr>
+        <w:t xml:space="preserve">top-right</w:t>
+      </w:r>
+      <w:r>
+        <w:rPr>
+          <w:rFonts w:ascii="Yu Gothic" w:eastAsia="Yu Gothic" w:hAnsi="Yu Gothic"/>
+        </w:rPr>
+        <w:t xml:space="preserve">・</w:t>
+      </w:r>
+      <w:r>
+        <w:rPr>
+          <w:rFonts w:ascii="Consolas" w:eastAsia="Yu Gothic" w:hAnsi="Consolas"/>
+        </w:rPr>
+        <w:t xml:space="preserve">left</w:t>
+      </w:r>
+      <w:r>
+        <w:rPr>
+          <w:rFonts w:ascii="Yu Gothic" w:eastAsia="Yu Gothic" w:hAnsi="Yu Gothic"/>
+        </w:rPr>
+        <w:t xml:space="preserve">・</w:t>
+      </w:r>
+      <w:r>
+        <w:rPr>
+          <w:rFonts w:ascii="Consolas" w:eastAsia="Yu Gothic" w:hAnsi="Consolas"/>
+        </w:rPr>
+        <w:t xml:space="preserve">center</w:t>
+      </w:r>
+      <w:r>
+        <w:rPr>
+          <w:rFonts w:ascii="Yu Gothic" w:eastAsia="Yu Gothic" w:hAnsi="Yu Gothic"/>
+        </w:rPr>
+        <w:t xml:space="preserve">・</w:t>
+      </w:r>
+      <w:r>
+        <w:rPr>
+          <w:rFonts w:ascii="Consolas" w:eastAsia="Yu Gothic" w:hAnsi="Consolas"/>
+        </w:rPr>
+        <w:t xml:space="preserve">right</w:t>
+      </w:r>
+      <w:r>
+        <w:rPr>
+          <w:rFonts w:ascii="Yu Gothic" w:eastAsia="Yu Gothic" w:hAnsi="Yu Gothic"/>
+        </w:rPr>
+        <w:t xml:space="preserve">・</w:t>
+      </w:r>
+      <w:r>
+        <w:rPr>
+          <w:rFonts w:ascii="Consolas" w:eastAsia="Yu Gothic" w:hAnsi="Consolas"/>
+        </w:rPr>
+        <w:t xml:space="preserve">bottom-left</w:t>
+      </w:r>
+      <w:r>
+        <w:rPr>
+          <w:rFonts w:ascii="Yu Gothic" w:eastAsia="Yu Gothic" w:hAnsi="Yu Gothic"/>
+        </w:rPr>
+        <w:t xml:space="preserve">・</w:t>
+      </w:r>
+      <w:r>
+        <w:rPr>
+          <w:rFonts w:ascii="Consolas" w:eastAsia="Yu Gothic" w:hAnsi="Consolas"/>
+        </w:rPr>
+        <w:t xml:space="preserve">bottom</w:t>
+      </w:r>
+      <w:r>
+        <w:rPr>
+          <w:rFonts w:ascii="Yu Gothic" w:eastAsia="Yu Gothic" w:hAnsi="Yu Gothic"/>
+        </w:rPr>
+        <w:t xml:space="preserve">・</w:t>
+      </w:r>
+      <w:r>
+        <w:rPr>
+          <w:rFonts w:ascii="Consolas" w:eastAsia="Yu Gothic" w:hAnsi="Consolas"/>
+        </w:rPr>
+        <w:t xml:space="preserve">bottom-right</w:t>
+      </w:r>
+      <w:r>
+        <w:rPr>
+          <w:rFonts w:ascii="Yu Gothic" w:eastAsia="Yu Gothic" w:hAnsi="Yu Gothic"/>
+        </w:rPr>
+        <w:t xml:space="preserve">。割合は 0〜1 の数。色は </w:t>
+      </w:r>
+      <w:r>
+        <w:rPr>
+          <w:rFonts w:ascii="Consolas" w:eastAsia="Yu Gothic" w:hAnsi="Consolas"/>
+        </w:rPr>
+        <w:t xml:space="preserve">#RRGGBB</w:t>
+      </w:r>
+      <w:r>
+        <w:rPr>
+          <w:rFonts w:ascii="Yu Gothic" w:eastAsia="Yu Gothic" w:hAnsi="Yu Gothic"/>
+        </w:rPr>
+        <w:t xml:space="preserve">（不透明度は別の項目）または </w:t>
+      </w:r>
+      <w:r>
+        <w:rPr>
+          <w:rFonts w:ascii="Consolas" w:eastAsia="Yu Gothic" w:hAnsi="Consolas"/>
+        </w:rPr>
+        <w:t xml:space="preserve">auto</w:t>
+      </w:r>
+      <w:r>
+        <w:rPr>
+          <w:rFonts w:ascii="Yu Gothic" w:eastAsia="Yu Gothic" w:hAnsi="Yu Gothic"/>
+        </w:rPr>
+        <w:t xml:space="preserve">。</w:t>
+      </w:r>
+      <w:r>
+        <w:rPr>
+          <w:rFonts w:ascii="Consolas" w:eastAsia="Yu Gothic" w:hAnsi="Consolas"/>
+        </w:rPr>
+        <w:t xml:space="preserve">date_format</w:t>
+      </w:r>
+      <w:r>
+        <w:rPr>
+          <w:rFonts w:ascii="Yu Gothic" w:eastAsia="Yu Gothic" w:hAnsi="Yu Gothic"/>
+        </w:rPr>
+        <w:t xml:space="preserve"> は </w:t>
+      </w:r>
+      <w:r>
+        <w:rPr>
+          <w:rFonts w:ascii="Consolas" w:eastAsia="Yu Gothic" w:hAnsi="Consolas"/>
+        </w:rPr>
+        <w:t xml:space="preserve">iso</w:t>
+      </w:r>
+      <w:r>
+        <w:rPr>
+          <w:rFonts w:ascii="Yu Gothic" w:eastAsia="Yu Gothic" w:hAnsi="Yu Gothic"/>
+        </w:rPr>
+        <w:t xml:space="preserve">（2026-09-29）・</w:t>
+      </w:r>
+      <w:r>
+        <w:rPr>
+          <w:rFonts w:ascii="Consolas" w:eastAsia="Yu Gothic" w:hAnsi="Consolas"/>
+        </w:rPr>
+        <w:t xml:space="preserve">ja</w:t>
+      </w:r>
+      <w:r>
+        <w:rPr>
+          <w:rFonts w:ascii="Yu Gothic" w:eastAsia="Yu Gothic" w:hAnsi="Yu Gothic"/>
+        </w:rPr>
+        <w:t xml:space="preserve">（2026年9月29日）・</w:t>
+      </w:r>
+      <w:r>
+        <w:rPr>
+          <w:rFonts w:ascii="Consolas" w:eastAsia="Yu Gothic" w:hAnsi="Consolas"/>
+        </w:rPr>
+        <w:t xml:space="preserve">en</w:t>
+      </w:r>
+      <w:r>
+        <w:rPr>
+          <w:rFonts w:ascii="Yu Gothic" w:eastAsia="Yu Gothic" w:hAnsi="Yu Gothic"/>
+        </w:rPr>
+        <w:t xml:space="preserve">（Sep 29, 2026）。フォントの参照は </w:t>
+      </w:r>
+      <w:r>
+        <w:rPr>
+          <w:rFonts w:ascii="Consolas" w:eastAsia="Yu Gothic" w:hAnsi="Consolas"/>
+        </w:rPr>
+        <w:t xml:space="preserve">{name, sha256}</w:t>
+      </w:r>
+      <w:r>
+        <w:rPr>
+          <w:rFonts w:ascii="Yu Gothic" w:eastAsia="Yu Gothic" w:hAnsi="Yu Gothic"/>
+        </w:rPr>
+        <w:t xml:space="preserve">（同梱は </w:t>
+      </w:r>
+      <w:r>
+        <w:rPr>
+          <w:rFonts w:ascii="Consolas" w:eastAsia="Yu Gothic" w:hAnsi="Consolas"/>
+        </w:rPr>
+        <w:t xml:space="preserve">sha256</w:t>
+      </w:r>
+      <w:r>
+        <w:rPr>
+          <w:rFonts w:ascii="Yu Gothic" w:eastAsia="Yu Gothic" w:hAnsi="Yu Gothic"/>
+        </w:rPr>
+        <w:t xml:space="preserve"> を省く）。</w:t>
+      </w:r>
+      <w:r>
+        <w:rPr>
+          <w:rFonts w:ascii="Consolas" w:eastAsia="Yu Gothic" w:hAnsi="Consolas"/>
+        </w:rPr>
+        <w:t xml:space="preserve">kind</w:t>
+      </w:r>
+      <w:r>
+        <w:rPr>
+          <w:rFonts w:ascii="Yu Gothic" w:eastAsia="Yu Gothic" w:hAnsi="Yu Gothic"/>
+        </w:rPr>
+        <w:t xml:space="preserve"> は </w:t>
+      </w:r>
+      <w:r>
+        <w:rPr>
+          <w:rFonts w:ascii="Consolas" w:eastAsia="Yu Gothic" w:hAnsi="Consolas"/>
+        </w:rPr>
+        <w:t xml:space="preserve">text</w:t>
+      </w:r>
+      <w:r>
+        <w:rPr>
+          <w:rFonts w:ascii="Yu Gothic" w:eastAsia="Yu Gothic" w:hAnsi="Yu Gothic"/>
+        </w:rPr>
+        <w:t xml:space="preserve">・</w:t>
+      </w:r>
+      <w:r>
+        <w:rPr>
+          <w:rFonts w:ascii="Consolas" w:eastAsia="Yu Gothic" w:hAnsi="Consolas"/>
+        </w:rPr>
+        <w:t xml:space="preserve">image</w:t>
+      </w:r>
+      <w:r>
+        <w:rPr>
+          <w:rFonts w:ascii="Yu Gothic" w:eastAsia="Yu Gothic" w:hAnsi="Yu Gothic"/>
+        </w:rPr>
+        <w:t xml:space="preserve">。</w:t>
+      </w:r>
+      <w:r>
+        <w:rPr>
+          <w:rFonts w:ascii="Consolas" w:eastAsia="Yu Gothic" w:hAnsi="Consolas"/>
+        </w:rPr>
+        <w:t xml:space="preserve">placement</w:t>
+      </w:r>
+      <w:r>
+        <w:rPr>
+          <w:rFonts w:ascii="Yu Gothic" w:eastAsia="Yu Gothic" w:hAnsi="Yu Gothic"/>
+        </w:rPr>
+        <w:t xml:space="preserve"> は </w:t>
+      </w:r>
+      <w:r>
+        <w:rPr>
+          <w:rFonts w:ascii="Consolas" w:eastAsia="Yu Gothic" w:hAnsi="Consolas"/>
+        </w:rPr>
+        <w:t xml:space="preserve">single</w:t>
+      </w:r>
+      <w:r>
+        <w:rPr>
+          <w:rFonts w:ascii="Yu Gothic" w:eastAsia="Yu Gothic" w:hAnsi="Yu Gothic"/>
+        </w:rPr>
+        <w:t xml:space="preserve">・</w:t>
+      </w:r>
+      <w:r>
+        <w:rPr>
+          <w:rFonts w:ascii="Consolas" w:eastAsia="Yu Gothic" w:hAnsi="Consolas"/>
+        </w:rPr>
+        <w:t xml:space="preserve">tile</w:t>
+      </w:r>
+      <w:r>
+        <w:rPr>
+          <w:rFonts w:ascii="Yu Gothic" w:eastAsia="Yu Gothic" w:hAnsi="Yu Gothic"/>
+        </w:rPr>
+        <w:t xml:space="preserve">、</w:t>
+      </w:r>
+      <w:r>
+        <w:rPr>
+          <w:rFonts w:ascii="Consolas" w:eastAsia="Yu Gothic" w:hAnsi="Consolas"/>
+        </w:rPr>
+        <w:t xml:space="preserve">tile.pattern</w:t>
+      </w:r>
+      <w:r>
+        <w:rPr>
+          <w:rFonts w:ascii="Yu Gothic" w:eastAsia="Yu Gothic" w:hAnsi="Yu Gothic"/>
+        </w:rPr>
+        <w:t xml:space="preserve"> は </w:t>
+      </w:r>
+      <w:r>
+        <w:rPr>
+          <w:rFonts w:ascii="Consolas" w:eastAsia="Yu Gothic" w:hAnsi="Consolas"/>
+        </w:rPr>
+        <w:t xml:space="preserve">grid</w:t>
+      </w:r>
+      <w:r>
+        <w:rPr>
+          <w:rFonts w:ascii="Yu Gothic" w:eastAsia="Yu Gothic" w:hAnsi="Yu Gothic"/>
+        </w:rPr>
+        <w:t xml:space="preserve">・</w:t>
+      </w:r>
+      <w:r>
+        <w:rPr>
+          <w:rFonts w:ascii="Consolas" w:eastAsia="Yu Gothic" w:hAnsi="Consolas"/>
+        </w:rPr>
+        <w:t xml:space="preserve">diagonal</w:t>
+      </w:r>
+      <w:r>
+        <w:rPr>
+          <w:rFonts w:ascii="Yu Gothic" w:eastAsia="Yu Gothic" w:hAnsi="Yu Gothic"/>
+        </w:rPr>
+        <w:t xml:space="preserve">。JSON Schema（第1章 8.3）はこの列挙で書く。</w:t>
+      </w:r>
+    </w:p>
+    <w:p>
+      <w:pPr>
         <w:pStyle w:val="Heading2"/>
       </w:pPr>
       <w:r>
@@ -27791,7 +28354,7 @@
                 <w:sz w:val="18"/>
                 <w:szCs w:val="18"/>
               </w:rPr>
-              <w:t xml:space="preserve">rights</w:t>
+              <w:t xml:space="preserve">id_in_filename</w:t>
             </w:r>
           </w:p>
         </w:tc>
@@ -27825,7 +28388,7 @@
                 <w:sz w:val="18"/>
                 <w:szCs w:val="18"/>
               </w:rPr>
-              <w:t xml:space="preserve">許可範囲の選択</w:t>
+              <w:t xml:space="preserve">真偽</w:t>
             </w:r>
           </w:p>
         </w:tc>
@@ -27859,7 +28422,27 @@
                 <w:sz w:val="18"/>
                 <w:szCs w:val="18"/>
               </w:rPr>
-              <w:t xml:space="preserve">第5章</w:t>
+              <w:t xml:space="preserve">SNS 用の出力のファイル名に識別番号を付けるか（第3章 7.1「識別番号」。初期値は設定 </w:t>
+            </w:r>
+            <w:r>
+              <w:rPr>
+                <w:rFonts w:ascii="Consolas" w:eastAsia="Yu Gothic" w:hAnsi="Consolas"/>
+                <w:b w:val="false"/>
+                <w:bCs w:val="false"/>
+                <w:sz w:val="18"/>
+                <w:szCs w:val="18"/>
+              </w:rPr>
+              <w:t xml:space="preserve">export.id_in_filename</w:t>
+            </w:r>
+            <w:r>
+              <w:rPr>
+                <w:rFonts w:ascii="Yu Gothic" w:eastAsia="Yu Gothic" w:hAnsi="Yu Gothic"/>
+                <w:b w:val="false"/>
+                <w:bCs w:val="false"/>
+                <w:sz w:val="18"/>
+                <w:szCs w:val="18"/>
+              </w:rPr>
+              <w:t xml:space="preserve">（第10章 10）、以後は前回の選択）</w:t>
             </w:r>
           </w:p>
         </w:tc>
@@ -27899,7 +28482,7 @@
                 <w:sz w:val="18"/>
                 <w:szCs w:val="18"/>
               </w:rPr>
-              <w:t xml:space="preserve">coholder</w:t>
+              <w:t xml:space="preserve">rights</w:t>
             </w:r>
           </w:p>
         </w:tc>
@@ -27933,7 +28516,7 @@
                 <w:sz w:val="18"/>
                 <w:szCs w:val="18"/>
               </w:rPr>
-              <w:t xml:space="preserve">共同の権利者の選択（作業ごとに1人、または無し）</w:t>
+              <w:t xml:space="preserve">許可範囲の選択</w:t>
             </w:r>
           </w:p>
         </w:tc>
@@ -27967,7 +28550,7 @@
                 <w:sz w:val="18"/>
                 <w:szCs w:val="18"/>
               </w:rPr>
-              <w:t xml:space="preserve">第2章 5「承認と共同の権利」、第10章 G-08「書き出し：写真と用途」</w:t>
+              <w:t xml:space="preserve">第5章</w:t>
             </w:r>
           </w:p>
         </w:tc>
@@ -27995,6 +28578,114 @@
           </w:tcPr>
           <w:p>
             <w:pPr>
+              <w:keepNext/>
+              <w:keepLines/>
+              <w:spacing w:after="0" w:before="0" w:line="280"/>
+            </w:pPr>
+            <w:r>
+              <w:rPr>
+                <w:rFonts w:ascii="Consolas" w:eastAsia="Yu Gothic" w:hAnsi="Consolas"/>
+                <w:b w:val="false"/>
+                <w:bCs w:val="false"/>
+                <w:sz w:val="18"/>
+                <w:szCs w:val="18"/>
+              </w:rPr>
+              <w:t xml:space="preserve">coholder</w:t>
+            </w:r>
+          </w:p>
+        </w:tc>
+        <w:tc>
+          <w:tcPr>
+            <w:tcW w:type="dxa" w:w="1521"/>
+            <w:tcBorders>
+              <w:top w:val="single" w:color="A6B8D0" w:sz="4"/>
+              <w:left w:val="single" w:color="A6B8D0" w:sz="4"/>
+              <w:bottom w:val="single" w:color="A6B8D0" w:sz="4"/>
+              <w:right w:val="single" w:color="A6B8D0" w:sz="4"/>
+            </w:tcBorders>
+            <w:tcMar>
+              <w:top w:type="dxa" w:w="50"/>
+              <w:left w:type="dxa" w:w="90"/>
+              <w:bottom w:type="dxa" w:w="50"/>
+              <w:right w:type="dxa" w:w="90"/>
+            </w:tcMar>
+          </w:tcPr>
+          <w:p>
+            <w:pPr>
+              <w:keepNext/>
+              <w:keepLines/>
+              <w:spacing w:after="0" w:before="0" w:line="280"/>
+            </w:pPr>
+            <w:r>
+              <w:rPr>
+                <w:rFonts w:ascii="Yu Gothic" w:eastAsia="Yu Gothic" w:hAnsi="Yu Gothic"/>
+                <w:b w:val="false"/>
+                <w:bCs w:val="false"/>
+                <w:sz w:val="18"/>
+                <w:szCs w:val="18"/>
+              </w:rPr>
+              <w:t xml:space="preserve">共同の権利者の選択（作業ごとに1人、または無し）</w:t>
+            </w:r>
+          </w:p>
+        </w:tc>
+        <w:tc>
+          <w:tcPr>
+            <w:tcW w:type="dxa" w:w="6387"/>
+            <w:tcBorders>
+              <w:top w:val="single" w:color="A6B8D0" w:sz="4"/>
+              <w:left w:val="single" w:color="A6B8D0" w:sz="4"/>
+              <w:bottom w:val="single" w:color="A6B8D0" w:sz="4"/>
+              <w:right w:val="single" w:color="A6B8D0" w:sz="4"/>
+            </w:tcBorders>
+            <w:tcMar>
+              <w:top w:type="dxa" w:w="50"/>
+              <w:left w:type="dxa" w:w="90"/>
+              <w:bottom w:type="dxa" w:w="50"/>
+              <w:right w:type="dxa" w:w="90"/>
+            </w:tcMar>
+          </w:tcPr>
+          <w:p>
+            <w:pPr>
+              <w:keepNext/>
+              <w:keepLines/>
+              <w:spacing w:after="0" w:before="0" w:line="280"/>
+            </w:pPr>
+            <w:r>
+              <w:rPr>
+                <w:rFonts w:ascii="Yu Gothic" w:eastAsia="Yu Gothic" w:hAnsi="Yu Gothic"/>
+                <w:b w:val="false"/>
+                <w:bCs w:val="false"/>
+                <w:sz w:val="18"/>
+                <w:szCs w:val="18"/>
+              </w:rPr>
+              <w:t xml:space="preserve">第2章 5「承認と共同の権利」、第10章 G-08「書き出し：写真と用途」</w:t>
+            </w:r>
+          </w:p>
+        </w:tc>
+      </w:tr>
+      <w:tr>
+        <w:trPr>
+          <w:cantSplit/>
+          <w:tblHeader w:val="off"/>
+        </w:trPr>
+        <w:tc>
+          <w:tcPr>
+            <w:tcW w:type="dxa" w:w="1730"/>
+            <w:tcBorders>
+              <w:top w:val="single" w:color="A6B8D0" w:sz="4"/>
+              <w:left w:val="single" w:color="A6B8D0" w:sz="4"/>
+              <w:bottom w:val="single" w:color="A6B8D0" w:sz="4"/>
+              <w:right w:val="single" w:color="A6B8D0" w:sz="4"/>
+            </w:tcBorders>
+            <w:tcMar>
+              <w:top w:type="dxa" w:w="50"/>
+              <w:left w:type="dxa" w:w="90"/>
+              <w:bottom w:type="dxa" w:w="50"/>
+              <w:right w:type="dxa" w:w="90"/>
+            </w:tcMar>
+          </w:tcPr>
+          <w:p>
+            <w:pPr>
               <w:keepNext w:val="false"/>
               <w:keepLines/>
               <w:spacing w:after="0" w:before="0" w:line="280"/>
@@ -28085,6 +28776,48 @@
       <w:pPr>
         <w:spacing w:after="100" w:before="0"/>
       </w:pPr>
+    </w:p>
+    <w:p>
+      <w:pPr>
+        <w:pStyle w:val="ListParagraph"/>
+        <w:keepNext/>
+        <w:keepLines/>
+        <w:numPr>
+          <w:ilvl w:val="0"/>
+          <w:numId w:val="2"/>
+        </w:numPr>
+        <w:spacing w:after="20" w:before="20" w:line="300"/>
+      </w:pPr>
+      <w:r>
+        <w:rPr>
+          <w:rFonts w:ascii="Yu Gothic" w:eastAsia="Yu Gothic" w:hAnsi="Yu Gothic"/>
+        </w:rPr>
+        <w:t xml:space="preserve">15.2 の項目は 11.3 の分け方（ヘッダ、写真ごとの記録、履歴、索引）で持つ。</w:t>
+      </w:r>
+      <w:r>
+        <w:rPr>
+          <w:rFonts w:ascii="Consolas" w:eastAsia="Yu Gothic" w:hAnsi="Consolas"/>
+        </w:rPr>
+        <w:t xml:space="preserve">photos</w:t>
+      </w:r>
+      <w:r>
+        <w:rPr>
+          <w:rFonts w:ascii="Yu Gothic" w:eastAsia="Yu Gothic" w:hAnsi="Yu Gothic"/>
+        </w:rPr>
+        <w:t xml:space="preserve"> は写真ごとのファイル、</w:t>
+      </w:r>
+      <w:r>
+        <w:rPr>
+          <w:rFonts w:ascii="Consolas" w:eastAsia="Yu Gothic" w:hAnsi="Consolas"/>
+        </w:rPr>
+        <w:t xml:space="preserve">history</w:t>
+      </w:r>
+      <w:r>
+        <w:rPr>
+          <w:rFonts w:ascii="Yu Gothic" w:eastAsia="Yu Gothic" w:hAnsi="Yu Gothic"/>
+        </w:rPr>
+        <w:t xml:space="preserve"> は追記の記録である。</w:t>
+      </w:r>
     </w:p>
     <w:p>
       <w:pPr>
@@ -30009,7 +30742,7 @@
         <w:rPr>
           <w:rFonts w:ascii="Yu Gothic" w:eastAsia="Yu Gothic" w:hAnsi="Yu Gothic"/>
         </w:rPr>
-        <w:t xml:space="preserve">17. 限界値の一覧</w:t>
+        <w:t xml:space="preserve">17. 実測と確認の一覧</w:t>
       </w:r>
     </w:p>
     <w:tbl>
@@ -30025,9 +30758,8 @@
         </w:tblBorders>
       </w:tblPr>
       <w:tblGrid>
-        <w:gridCol w:w="2999"/>
-        <w:gridCol w:w="3620"/>
-        <w:gridCol w:w="3019"/>
+        <w:gridCol w:w="4228"/>
+        <w:gridCol w:w="5410"/>
       </w:tblGrid>
       <w:tr>
         <w:trPr>
@@ -30036,7 +30768,7 @@
         </w:trPr>
         <w:tc>
           <w:tcPr>
-            <w:tcW w:type="dxa" w:w="2999"/>
+            <w:tcW w:type="dxa" w:w="4228"/>
             <w:tcBorders>
               <w:top w:val="single" w:color="A6B8D0" w:sz="4"/>
               <w:left w:val="single" w:color="A6B8D0" w:sz="4"/>
@@ -30071,7 +30803,7 @@
         </w:tc>
         <w:tc>
           <w:tcPr>
-            <w:tcW w:type="dxa" w:w="3620"/>
+            <w:tcW w:type="dxa" w:w="5410"/>
             <w:tcBorders>
               <w:top w:val="single" w:color="A6B8D0" w:sz="4"/>
               <w:left w:val="single" w:color="A6B8D0" w:sz="4"/>
@@ -30100,42 +30832,7 @@
                 <w:sz w:val="18"/>
                 <w:szCs w:val="18"/>
               </w:rPr>
-              <w:t xml:space="preserve">値</w:t>
-            </w:r>
-          </w:p>
-        </w:tc>
-        <w:tc>
-          <w:tcPr>
-            <w:tcW w:type="dxa" w:w="3019"/>
-            <w:tcBorders>
-              <w:top w:val="single" w:color="A6B8D0" w:sz="4"/>
-              <w:left w:val="single" w:color="A6B8D0" w:sz="4"/>
-              <w:bottom w:val="single" w:color="A6B8D0" w:sz="4"/>
-              <w:right w:val="single" w:color="A6B8D0" w:sz="4"/>
-            </w:tcBorders>
-            <w:shd w:fill="DCE6F2" w:color="auto" w:val="clear"/>
-            <w:tcMar>
-              <w:top w:type="dxa" w:w="50"/>
-              <w:left w:type="dxa" w:w="90"/>
-              <w:bottom w:type="dxa" w:w="50"/>
-              <w:right w:type="dxa" w:w="90"/>
-            </w:tcMar>
-          </w:tcPr>
-          <w:p>
-            <w:pPr>
-              <w:keepNext/>
-              <w:keepLines/>
-              <w:spacing w:after="0" w:before="0" w:line="280"/>
-            </w:pPr>
-            <w:r>
-              <w:rPr>
-                <w:rFonts w:ascii="Yu Gothic" w:eastAsia="Yu Gothic" w:hAnsi="Yu Gothic"/>
-                <w:b/>
-                <w:bCs/>
-                <w:sz w:val="18"/>
-                <w:szCs w:val="18"/>
-              </w:rPr>
-              <w:t xml:space="preserve">種類</w:t>
+              <w:t xml:space="preserve">判定の基準</w:t>
             </w:r>
           </w:p>
         </w:tc>
@@ -30147,103 +30844,69 @@
         </w:trPr>
         <w:tc>
           <w:tcPr>
-            <w:tcW w:type="dxa" w:w="2999"/>
-            <w:tcBorders>
-              <w:top w:val="single" w:color="A6B8D0" w:sz="4"/>
-              <w:left w:val="single" w:color="A6B8D0" w:sz="4"/>
-              <w:bottom w:val="single" w:color="A6B8D0" w:sz="4"/>
-              <w:right w:val="single" w:color="A6B8D0" w:sz="4"/>
-            </w:tcBorders>
-            <w:tcMar>
-              <w:top w:type="dxa" w:w="50"/>
-              <w:left w:type="dxa" w:w="90"/>
-              <w:bottom w:type="dxa" w:w="50"/>
-              <w:right w:type="dxa" w:w="90"/>
-            </w:tcMar>
-          </w:tcPr>
-          <w:p>
-            <w:pPr>
-              <w:keepNext/>
-              <w:keepLines/>
-              <w:spacing w:after="0" w:before="0" w:line="280"/>
-            </w:pPr>
-            <w:r>
-              <w:rPr>
-                <w:rFonts w:ascii="Yu Gothic" w:eastAsia="Yu Gothic" w:hAnsi="Yu Gothic"/>
-                <w:b w:val="false"/>
-                <w:bCs w:val="false"/>
-                <w:sz w:val="18"/>
-                <w:szCs w:val="18"/>
-              </w:rPr>
-              <w:t xml:space="preserve">写真の画素数</w:t>
-            </w:r>
-          </w:p>
-        </w:tc>
-        <w:tc>
-          <w:tcPr>
-            <w:tcW w:type="dxa" w:w="3620"/>
-            <w:tcBorders>
-              <w:top w:val="single" w:color="A6B8D0" w:sz="4"/>
-              <w:left w:val="single" w:color="A6B8D0" w:sz="4"/>
-              <w:bottom w:val="single" w:color="A6B8D0" w:sz="4"/>
-              <w:right w:val="single" w:color="A6B8D0" w:sz="4"/>
-            </w:tcBorders>
-            <w:tcMar>
-              <w:top w:type="dxa" w:w="50"/>
-              <w:left w:type="dxa" w:w="90"/>
-              <w:bottom w:type="dxa" w:w="50"/>
-              <w:right w:type="dxa" w:w="90"/>
-            </w:tcMar>
-          </w:tcPr>
-          <w:p>
-            <w:pPr>
-              <w:keepNext/>
-              <w:keepLines/>
-              <w:spacing w:after="0" w:before="0" w:line="280"/>
-            </w:pPr>
-            <w:r>
-              <w:rPr>
-                <w:rFonts w:ascii="Yu Gothic" w:eastAsia="Yu Gothic" w:hAnsi="Yu Gothic"/>
-                <w:b w:val="false"/>
-                <w:bCs w:val="false"/>
-                <w:sz w:val="18"/>
-                <w:szCs w:val="18"/>
-              </w:rPr>
-              <w:t xml:space="preserve">1億画素・1枚200MB まで（第1章 14.1「規模と性能の目安」）</w:t>
-            </w:r>
-          </w:p>
-        </w:tc>
-        <w:tc>
-          <w:tcPr>
-            <w:tcW w:type="dxa" w:w="3019"/>
-            <w:tcBorders>
-              <w:top w:val="single" w:color="A6B8D0" w:sz="4"/>
-              <w:left w:val="single" w:color="A6B8D0" w:sz="4"/>
-              <w:bottom w:val="single" w:color="A6B8D0" w:sz="4"/>
-              <w:right w:val="single" w:color="A6B8D0" w:sz="4"/>
-            </w:tcBorders>
-            <w:tcMar>
-              <w:top w:type="dxa" w:w="50"/>
-              <w:left w:type="dxa" w:w="90"/>
-              <w:bottom w:type="dxa" w:w="50"/>
-              <w:right w:type="dxa" w:w="90"/>
-            </w:tcMar>
-          </w:tcPr>
-          <w:p>
-            <w:pPr>
-              <w:keepNext/>
-              <w:keepLines/>
-              <w:spacing w:after="0" w:before="0" w:line="280"/>
-            </w:pPr>
-            <w:r>
-              <w:rPr>
-                <w:rFonts w:ascii="Yu Gothic" w:eastAsia="Yu Gothic" w:hAnsi="Yu Gothic"/>
-                <w:b w:val="false"/>
-                <w:bCs w:val="false"/>
-                <w:sz w:val="18"/>
-                <w:szCs w:val="18"/>
-              </w:rPr>
-              <w:t xml:space="preserve">初期値</w:t>
+            <w:tcW w:type="dxa" w:w="4228"/>
+            <w:tcBorders>
+              <w:top w:val="single" w:color="A6B8D0" w:sz="4"/>
+              <w:left w:val="single" w:color="A6B8D0" w:sz="4"/>
+              <w:bottom w:val="single" w:color="A6B8D0" w:sz="4"/>
+              <w:right w:val="single" w:color="A6B8D0" w:sz="4"/>
+            </w:tcBorders>
+            <w:tcMar>
+              <w:top w:type="dxa" w:w="50"/>
+              <w:left w:type="dxa" w:w="90"/>
+              <w:bottom w:type="dxa" w:w="50"/>
+              <w:right w:type="dxa" w:w="90"/>
+            </w:tcMar>
+          </w:tcPr>
+          <w:p>
+            <w:pPr>
+              <w:keepNext/>
+              <w:keepLines/>
+              <w:spacing w:after="0" w:before="0" w:line="280"/>
+            </w:pPr>
+            <w:r>
+              <w:rPr>
+                <w:rFonts w:ascii="Yu Gothic" w:eastAsia="Yu Gothic" w:hAnsi="Yu Gothic"/>
+                <w:b w:val="false"/>
+                <w:bCs w:val="false"/>
+                <w:sz w:val="18"/>
+                <w:szCs w:val="18"/>
+              </w:rPr>
+              <w:t xml:space="preserve">縦書きの字形（3つのフォント）</w:t>
+            </w:r>
+          </w:p>
+        </w:tc>
+        <w:tc>
+          <w:tcPr>
+            <w:tcW w:type="dxa" w:w="5410"/>
+            <w:tcBorders>
+              <w:top w:val="single" w:color="A6B8D0" w:sz="4"/>
+              <w:left w:val="single" w:color="A6B8D0" w:sz="4"/>
+              <w:bottom w:val="single" w:color="A6B8D0" w:sz="4"/>
+              <w:right w:val="single" w:color="A6B8D0" w:sz="4"/>
+            </w:tcBorders>
+            <w:tcMar>
+              <w:top w:type="dxa" w:w="50"/>
+              <w:left w:type="dxa" w:w="90"/>
+              <w:bottom w:type="dxa" w:w="50"/>
+              <w:right w:type="dxa" w:w="90"/>
+            </w:tcMar>
+          </w:tcPr>
+          <w:p>
+            <w:pPr>
+              <w:keepNext/>
+              <w:keepLines/>
+              <w:spacing w:after="0" w:before="0" w:line="280"/>
+            </w:pPr>
+            <w:r>
+              <w:rPr>
+                <w:rFonts w:ascii="Yu Gothic" w:eastAsia="Yu Gothic" w:hAnsi="Yu Gothic"/>
+                <w:b w:val="false"/>
+                <w:bCs w:val="false"/>
+                <w:sz w:val="18"/>
+                <w:szCs w:val="18"/>
+              </w:rPr>
+              <w:t xml:space="preserve">試験の文で縦の形になること（3.3）</w:t>
             </w:r>
           </w:p>
         </w:tc>
@@ -30255,103 +30918,69 @@
         </w:trPr>
         <w:tc>
           <w:tcPr>
-            <w:tcW w:type="dxa" w:w="2999"/>
-            <w:tcBorders>
-              <w:top w:val="single" w:color="A6B8D0" w:sz="4"/>
-              <w:left w:val="single" w:color="A6B8D0" w:sz="4"/>
-              <w:bottom w:val="single" w:color="A6B8D0" w:sz="4"/>
-              <w:right w:val="single" w:color="A6B8D0" w:sz="4"/>
-            </w:tcBorders>
-            <w:tcMar>
-              <w:top w:type="dxa" w:w="50"/>
-              <w:left w:type="dxa" w:w="90"/>
-              <w:bottom w:type="dxa" w:w="50"/>
-              <w:right w:type="dxa" w:w="90"/>
-            </w:tcMar>
-          </w:tcPr>
-          <w:p>
-            <w:pPr>
-              <w:keepNext/>
-              <w:keepLines/>
-              <w:spacing w:after="0" w:before="0" w:line="280"/>
-            </w:pPr>
-            <w:r>
-              <w:rPr>
-                <w:rFonts w:ascii="Yu Gothic" w:eastAsia="Yu Gothic" w:hAnsi="Yu Gothic"/>
-                <w:b w:val="false"/>
-                <w:bCs w:val="false"/>
-                <w:sz w:val="18"/>
-                <w:szCs w:val="18"/>
-              </w:rPr>
-              <w:t xml:space="preserve">画像の層の画像</w:t>
-            </w:r>
-          </w:p>
-        </w:tc>
-        <w:tc>
-          <w:tcPr>
-            <w:tcW w:type="dxa" w:w="3620"/>
-            <w:tcBorders>
-              <w:top w:val="single" w:color="A6B8D0" w:sz="4"/>
-              <w:left w:val="single" w:color="A6B8D0" w:sz="4"/>
-              <w:bottom w:val="single" w:color="A6B8D0" w:sz="4"/>
-              <w:right w:val="single" w:color="A6B8D0" w:sz="4"/>
-            </w:tcBorders>
-            <w:tcMar>
-              <w:top w:type="dxa" w:w="50"/>
-              <w:left w:type="dxa" w:w="90"/>
-              <w:bottom w:type="dxa" w:w="50"/>
-              <w:right w:type="dxa" w:w="90"/>
-            </w:tcMar>
-          </w:tcPr>
-          <w:p>
-            <w:pPr>
-              <w:keepNext/>
-              <w:keepLines/>
-              <w:spacing w:after="0" w:before="0" w:line="280"/>
-            </w:pPr>
-            <w:r>
-              <w:rPr>
-                <w:rFonts w:ascii="Yu Gothic" w:eastAsia="Yu Gothic" w:hAnsi="Yu Gothic"/>
-                <w:b w:val="false"/>
-                <w:bCs w:val="false"/>
-                <w:sz w:val="18"/>
-                <w:szCs w:val="18"/>
-              </w:rPr>
-              <w:t xml:space="preserve">20MB、縦横8,000画素まで</w:t>
-            </w:r>
-          </w:p>
-        </w:tc>
-        <w:tc>
-          <w:tcPr>
-            <w:tcW w:type="dxa" w:w="3019"/>
-            <w:tcBorders>
-              <w:top w:val="single" w:color="A6B8D0" w:sz="4"/>
-              <w:left w:val="single" w:color="A6B8D0" w:sz="4"/>
-              <w:bottom w:val="single" w:color="A6B8D0" w:sz="4"/>
-              <w:right w:val="single" w:color="A6B8D0" w:sz="4"/>
-            </w:tcBorders>
-            <w:tcMar>
-              <w:top w:type="dxa" w:w="50"/>
-              <w:left w:type="dxa" w:w="90"/>
-              <w:bottom w:type="dxa" w:w="50"/>
-              <w:right w:type="dxa" w:w="90"/>
-            </w:tcMar>
-          </w:tcPr>
-          <w:p>
-            <w:pPr>
-              <w:keepNext/>
-              <w:keepLines/>
-              <w:spacing w:after="0" w:before="0" w:line="280"/>
-            </w:pPr>
-            <w:r>
-              <w:rPr>
-                <w:rFonts w:ascii="Yu Gothic" w:eastAsia="Yu Gothic" w:hAnsi="Yu Gothic"/>
-                <w:b w:val="false"/>
-                <w:bCs w:val="false"/>
-                <w:sz w:val="18"/>
-                <w:szCs w:val="18"/>
-              </w:rPr>
-              <w:t xml:space="preserve">初期値</w:t>
+            <w:tcW w:type="dxa" w:w="4228"/>
+            <w:tcBorders>
+              <w:top w:val="single" w:color="A6B8D0" w:sz="4"/>
+              <w:left w:val="single" w:color="A6B8D0" w:sz="4"/>
+              <w:bottom w:val="single" w:color="A6B8D0" w:sz="4"/>
+              <w:right w:val="single" w:color="A6B8D0" w:sz="4"/>
+            </w:tcBorders>
+            <w:tcMar>
+              <w:top w:type="dxa" w:w="50"/>
+              <w:left w:type="dxa" w:w="90"/>
+              <w:bottom w:type="dxa" w:w="50"/>
+              <w:right w:type="dxa" w:w="90"/>
+            </w:tcMar>
+          </w:tcPr>
+          <w:p>
+            <w:pPr>
+              <w:keepNext/>
+              <w:keepLines/>
+              <w:spacing w:after="0" w:before="0" w:line="280"/>
+            </w:pPr>
+            <w:r>
+              <w:rPr>
+                <w:rFonts w:ascii="Yu Gothic" w:eastAsia="Yu Gothic" w:hAnsi="Yu Gothic"/>
+                <w:b w:val="false"/>
+                <w:bCs w:val="false"/>
+                <w:sz w:val="18"/>
+                <w:szCs w:val="18"/>
+              </w:rPr>
+              <w:t xml:space="preserve">3つの OS の描画の一致</w:t>
+            </w:r>
+          </w:p>
+        </w:tc>
+        <w:tc>
+          <w:tcPr>
+            <w:tcW w:type="dxa" w:w="5410"/>
+            <w:tcBorders>
+              <w:top w:val="single" w:color="A6B8D0" w:sz="4"/>
+              <w:left w:val="single" w:color="A6B8D0" w:sz="4"/>
+              <w:bottom w:val="single" w:color="A6B8D0" w:sz="4"/>
+              <w:right w:val="single" w:color="A6B8D0" w:sz="4"/>
+            </w:tcBorders>
+            <w:tcMar>
+              <w:top w:type="dxa" w:w="50"/>
+              <w:left w:type="dxa" w:w="90"/>
+              <w:bottom w:type="dxa" w:w="50"/>
+              <w:right w:type="dxa" w:w="90"/>
+            </w:tcMar>
+          </w:tcPr>
+          <w:p>
+            <w:pPr>
+              <w:keepNext/>
+              <w:keepLines/>
+              <w:spacing w:after="0" w:before="0" w:line="280"/>
+            </w:pPr>
+            <w:r>
+              <w:rPr>
+                <w:rFonts w:ascii="Yu Gothic" w:eastAsia="Yu Gothic" w:hAnsi="Yu Gothic"/>
+                <w:b w:val="false"/>
+                <w:bCs w:val="false"/>
+                <w:sz w:val="18"/>
+                <w:szCs w:val="18"/>
+              </w:rPr>
+              <w:t xml:space="preserve">画素の値の差がすべて1以内（3.5）</w:t>
             </w:r>
           </w:p>
         </w:tc>
@@ -30363,103 +30992,69 @@
         </w:trPr>
         <w:tc>
           <w:tcPr>
-            <w:tcW w:type="dxa" w:w="2999"/>
-            <w:tcBorders>
-              <w:top w:val="single" w:color="A6B8D0" w:sz="4"/>
-              <w:left w:val="single" w:color="A6B8D0" w:sz="4"/>
-              <w:bottom w:val="single" w:color="A6B8D0" w:sz="4"/>
-              <w:right w:val="single" w:color="A6B8D0" w:sz="4"/>
-            </w:tcBorders>
-            <w:tcMar>
-              <w:top w:type="dxa" w:w="50"/>
-              <w:left w:type="dxa" w:w="90"/>
-              <w:bottom w:type="dxa" w:w="50"/>
-              <w:right w:type="dxa" w:w="90"/>
-            </w:tcMar>
-          </w:tcPr>
-          <w:p>
-            <w:pPr>
-              <w:keepNext/>
-              <w:keepLines/>
-              <w:spacing w:after="0" w:before="0" w:line="280"/>
-            </w:pPr>
-            <w:r>
-              <w:rPr>
-                <w:rFonts w:ascii="Yu Gothic" w:eastAsia="Yu Gothic" w:hAnsi="Yu Gothic"/>
-                <w:b w:val="false"/>
-                <w:bCs w:val="false"/>
-                <w:sz w:val="18"/>
-                <w:szCs w:val="18"/>
-              </w:rPr>
-              <w:t xml:space="preserve">持ち込みのフォント</w:t>
-            </w:r>
-          </w:p>
-        </w:tc>
-        <w:tc>
-          <w:tcPr>
-            <w:tcW w:type="dxa" w:w="3620"/>
-            <w:tcBorders>
-              <w:top w:val="single" w:color="A6B8D0" w:sz="4"/>
-              <w:left w:val="single" w:color="A6B8D0" w:sz="4"/>
-              <w:bottom w:val="single" w:color="A6B8D0" w:sz="4"/>
-              <w:right w:val="single" w:color="A6B8D0" w:sz="4"/>
-            </w:tcBorders>
-            <w:tcMar>
-              <w:top w:type="dxa" w:w="50"/>
-              <w:left w:type="dxa" w:w="90"/>
-              <w:bottom w:type="dxa" w:w="50"/>
-              <w:right w:type="dxa" w:w="90"/>
-            </w:tcMar>
-          </w:tcPr>
-          <w:p>
-            <w:pPr>
-              <w:keepNext/>
-              <w:keepLines/>
-              <w:spacing w:after="0" w:before="0" w:line="280"/>
-            </w:pPr>
-            <w:r>
-              <w:rPr>
-                <w:rFonts w:ascii="Yu Gothic" w:eastAsia="Yu Gothic" w:hAnsi="Yu Gothic"/>
-                <w:b w:val="false"/>
-                <w:bCs w:val="false"/>
-                <w:sz w:val="18"/>
-                <w:szCs w:val="18"/>
-              </w:rPr>
-              <w:t xml:space="preserve">50MB まで</w:t>
-            </w:r>
-          </w:p>
-        </w:tc>
-        <w:tc>
-          <w:tcPr>
-            <w:tcW w:type="dxa" w:w="3019"/>
-            <w:tcBorders>
-              <w:top w:val="single" w:color="A6B8D0" w:sz="4"/>
-              <w:left w:val="single" w:color="A6B8D0" w:sz="4"/>
-              <w:bottom w:val="single" w:color="A6B8D0" w:sz="4"/>
-              <w:right w:val="single" w:color="A6B8D0" w:sz="4"/>
-            </w:tcBorders>
-            <w:tcMar>
-              <w:top w:type="dxa" w:w="50"/>
-              <w:left w:type="dxa" w:w="90"/>
-              <w:bottom w:type="dxa" w:w="50"/>
-              <w:right w:type="dxa" w:w="90"/>
-            </w:tcMar>
-          </w:tcPr>
-          <w:p>
-            <w:pPr>
-              <w:keepNext/>
-              <w:keepLines/>
-              <w:spacing w:after="0" w:before="0" w:line="280"/>
-            </w:pPr>
-            <w:r>
-              <w:rPr>
-                <w:rFonts w:ascii="Yu Gothic" w:eastAsia="Yu Gothic" w:hAnsi="Yu Gothic"/>
-                <w:b w:val="false"/>
-                <w:bCs w:val="false"/>
-                <w:sz w:val="18"/>
-                <w:szCs w:val="18"/>
-              </w:rPr>
-              <w:t xml:space="preserve">初期値</w:t>
+            <w:tcW w:type="dxa" w:w="4228"/>
+            <w:tcBorders>
+              <w:top w:val="single" w:color="A6B8D0" w:sz="4"/>
+              <w:left w:val="single" w:color="A6B8D0" w:sz="4"/>
+              <w:bottom w:val="single" w:color="A6B8D0" w:sz="4"/>
+              <w:right w:val="single" w:color="A6B8D0" w:sz="4"/>
+            </w:tcBorders>
+            <w:tcMar>
+              <w:top w:type="dxa" w:w="50"/>
+              <w:left w:type="dxa" w:w="90"/>
+              <w:bottom w:type="dxa" w:w="50"/>
+              <w:right w:type="dxa" w:w="90"/>
+            </w:tcMar>
+          </w:tcPr>
+          <w:p>
+            <w:pPr>
+              <w:keepNext/>
+              <w:keepLines/>
+              <w:spacing w:after="0" w:before="0" w:line="280"/>
+            </w:pPr>
+            <w:r>
+              <w:rPr>
+                <w:rFonts w:ascii="Yu Gothic" w:eastAsia="Yu Gothic" w:hAnsi="Yu Gothic"/>
+                <w:b w:val="false"/>
+                <w:bCs w:val="false"/>
+                <w:sz w:val="18"/>
+                <w:szCs w:val="18"/>
+              </w:rPr>
+              <w:t xml:space="preserve">絵文字の COLRv1 の塗り</w:t>
+            </w:r>
+          </w:p>
+        </w:tc>
+        <w:tc>
+          <w:tcPr>
+            <w:tcW w:type="dxa" w:w="5410"/>
+            <w:tcBorders>
+              <w:top w:val="single" w:color="A6B8D0" w:sz="4"/>
+              <w:left w:val="single" w:color="A6B8D0" w:sz="4"/>
+              <w:bottom w:val="single" w:color="A6B8D0" w:sz="4"/>
+              <w:right w:val="single" w:color="A6B8D0" w:sz="4"/>
+            </w:tcBorders>
+            <w:tcMar>
+              <w:top w:type="dxa" w:w="50"/>
+              <w:left w:type="dxa" w:w="90"/>
+              <w:bottom w:type="dxa" w:w="50"/>
+              <w:right w:type="dxa" w:w="90"/>
+            </w:tcMar>
+          </w:tcPr>
+          <w:p>
+            <w:pPr>
+              <w:keepNext/>
+              <w:keepLines/>
+              <w:spacing w:after="0" w:before="0" w:line="280"/>
+            </w:pPr>
+            <w:r>
+              <w:rPr>
+                <w:rFonts w:ascii="Yu Gothic" w:eastAsia="Yu Gothic" w:hAnsi="Yu Gothic"/>
+                <w:b w:val="false"/>
+                <w:bCs w:val="false"/>
+                <w:sz w:val="18"/>
+                <w:szCs w:val="18"/>
+              </w:rPr>
+              <w:t xml:space="preserve">すべての塗りを描け、ブラウザの描画と同じ形と色（6.3）</w:t>
             </w:r>
           </w:p>
         </w:tc>
@@ -30471,103 +31066,69 @@
         </w:trPr>
         <w:tc>
           <w:tcPr>
-            <w:tcW w:type="dxa" w:w="2999"/>
-            <w:tcBorders>
-              <w:top w:val="single" w:color="A6B8D0" w:sz="4"/>
-              <w:left w:val="single" w:color="A6B8D0" w:sz="4"/>
-              <w:bottom w:val="single" w:color="A6B8D0" w:sz="4"/>
-              <w:right w:val="single" w:color="A6B8D0" w:sz="4"/>
-            </w:tcBorders>
-            <w:tcMar>
-              <w:top w:type="dxa" w:w="50"/>
-              <w:left w:type="dxa" w:w="90"/>
-              <w:bottom w:type="dxa" w:w="50"/>
-              <w:right w:type="dxa" w:w="90"/>
-            </w:tcMar>
-          </w:tcPr>
-          <w:p>
-            <w:pPr>
-              <w:keepNext/>
-              <w:keepLines/>
-              <w:spacing w:after="0" w:before="0" w:line="280"/>
-            </w:pPr>
-            <w:r>
-              <w:rPr>
-                <w:rFonts w:ascii="Yu Gothic" w:eastAsia="Yu Gothic" w:hAnsi="Yu Gothic"/>
-                <w:b w:val="false"/>
-                <w:bCs w:val="false"/>
-                <w:sz w:val="18"/>
-                <w:szCs w:val="18"/>
-              </w:rPr>
-              <w:t xml:space="preserve">テンプレートのまとまり・層</w:t>
-            </w:r>
-          </w:p>
-        </w:tc>
-        <w:tc>
-          <w:tcPr>
-            <w:tcW w:type="dxa" w:w="3620"/>
-            <w:tcBorders>
-              <w:top w:val="single" w:color="A6B8D0" w:sz="4"/>
-              <w:left w:val="single" w:color="A6B8D0" w:sz="4"/>
-              <w:bottom w:val="single" w:color="A6B8D0" w:sz="4"/>
-              <w:right w:val="single" w:color="A6B8D0" w:sz="4"/>
-            </w:tcBorders>
-            <w:tcMar>
-              <w:top w:type="dxa" w:w="50"/>
-              <w:left w:type="dxa" w:w="90"/>
-              <w:bottom w:type="dxa" w:w="50"/>
-              <w:right w:type="dxa" w:w="90"/>
-            </w:tcMar>
-          </w:tcPr>
-          <w:p>
-            <w:pPr>
-              <w:keepNext/>
-              <w:keepLines/>
-              <w:spacing w:after="0" w:before="0" w:line="280"/>
-            </w:pPr>
-            <w:r>
-              <w:rPr>
-                <w:rFonts w:ascii="Yu Gothic" w:eastAsia="Yu Gothic" w:hAnsi="Yu Gothic"/>
-                <w:b w:val="false"/>
-                <w:bCs w:val="false"/>
-                <w:sz w:val="18"/>
-                <w:szCs w:val="18"/>
-              </w:rPr>
-              <w:t xml:space="preserve">4、20</w:t>
-            </w:r>
-          </w:p>
-        </w:tc>
-        <w:tc>
-          <w:tcPr>
-            <w:tcW w:type="dxa" w:w="3019"/>
-            <w:tcBorders>
-              <w:top w:val="single" w:color="A6B8D0" w:sz="4"/>
-              <w:left w:val="single" w:color="A6B8D0" w:sz="4"/>
-              <w:bottom w:val="single" w:color="A6B8D0" w:sz="4"/>
-              <w:right w:val="single" w:color="A6B8D0" w:sz="4"/>
-            </w:tcBorders>
-            <w:tcMar>
-              <w:top w:type="dxa" w:w="50"/>
-              <w:left w:type="dxa" w:w="90"/>
-              <w:bottom w:type="dxa" w:w="50"/>
-              <w:right w:type="dxa" w:w="90"/>
-            </w:tcMar>
-          </w:tcPr>
-          <w:p>
-            <w:pPr>
-              <w:keepNext/>
-              <w:keepLines/>
-              <w:spacing w:after="0" w:before="0" w:line="280"/>
-            </w:pPr>
-            <w:r>
-              <w:rPr>
-                <w:rFonts w:ascii="Yu Gothic" w:eastAsia="Yu Gothic" w:hAnsi="Yu Gothic"/>
-                <w:b w:val="false"/>
-                <w:bCs w:val="false"/>
-                <w:sz w:val="18"/>
-                <w:szCs w:val="18"/>
-              </w:rPr>
-              <w:t xml:space="preserve">初期値</w:t>
+            <w:tcW w:type="dxa" w:w="4228"/>
+            <w:tcBorders>
+              <w:top w:val="single" w:color="A6B8D0" w:sz="4"/>
+              <w:left w:val="single" w:color="A6B8D0" w:sz="4"/>
+              <w:bottom w:val="single" w:color="A6B8D0" w:sz="4"/>
+              <w:right w:val="single" w:color="A6B8D0" w:sz="4"/>
+            </w:tcBorders>
+            <w:tcMar>
+              <w:top w:type="dxa" w:w="50"/>
+              <w:left w:type="dxa" w:w="90"/>
+              <w:bottom w:type="dxa" w:w="50"/>
+              <w:right w:type="dxa" w:w="90"/>
+            </w:tcMar>
+          </w:tcPr>
+          <w:p>
+            <w:pPr>
+              <w:keepNext/>
+              <w:keepLines/>
+              <w:spacing w:after="0" w:before="0" w:line="280"/>
+            </w:pPr>
+            <w:r>
+              <w:rPr>
+                <w:rFonts w:ascii="Yu Gothic" w:eastAsia="Yu Gothic" w:hAnsi="Yu Gothic"/>
+                <w:b w:val="false"/>
+                <w:bCs w:val="false"/>
+                <w:sz w:val="18"/>
+                <w:szCs w:val="18"/>
+              </w:rPr>
+              <w:t xml:space="preserve">まとまり1つの描画と表示</w:t>
+            </w:r>
+          </w:p>
+        </w:tc>
+        <w:tc>
+          <w:tcPr>
+            <w:tcW w:type="dxa" w:w="5410"/>
+            <w:tcBorders>
+              <w:top w:val="single" w:color="A6B8D0" w:sz="4"/>
+              <w:left w:val="single" w:color="A6B8D0" w:sz="4"/>
+              <w:bottom w:val="single" w:color="A6B8D0" w:sz="4"/>
+              <w:right w:val="single" w:color="A6B8D0" w:sz="4"/>
+            </w:tcBorders>
+            <w:tcMar>
+              <w:top w:type="dxa" w:w="50"/>
+              <w:left w:type="dxa" w:w="90"/>
+              <w:bottom w:type="dxa" w:w="50"/>
+              <w:right w:type="dxa" w:w="90"/>
+            </w:tcMar>
+          </w:tcPr>
+          <w:p>
+            <w:pPr>
+              <w:keepNext/>
+              <w:keepLines/>
+              <w:spacing w:after="0" w:before="0" w:line="280"/>
+            </w:pPr>
+            <w:r>
+              <w:rPr>
+                <w:rFonts w:ascii="Yu Gothic" w:eastAsia="Yu Gothic" w:hAnsi="Yu Gothic"/>
+                <w:b w:val="false"/>
+                <w:bCs w:val="false"/>
+                <w:sz w:val="18"/>
+                <w:szCs w:val="18"/>
+              </w:rPr>
+              <w:t xml:space="preserve">100ms 以内（9.4）</w:t>
             </w:r>
           </w:p>
         </w:tc>
@@ -30579,103 +31140,69 @@
         </w:trPr>
         <w:tc>
           <w:tcPr>
-            <w:tcW w:type="dxa" w:w="2999"/>
-            <w:tcBorders>
-              <w:top w:val="single" w:color="A6B8D0" w:sz="4"/>
-              <w:left w:val="single" w:color="A6B8D0" w:sz="4"/>
-              <w:bottom w:val="single" w:color="A6B8D0" w:sz="4"/>
-              <w:right w:val="single" w:color="A6B8D0" w:sz="4"/>
-            </w:tcBorders>
-            <w:tcMar>
-              <w:top w:type="dxa" w:w="50"/>
-              <w:left w:type="dxa" w:w="90"/>
-              <w:bottom w:type="dxa" w:w="50"/>
-              <w:right w:type="dxa" w:w="90"/>
-            </w:tcMar>
-          </w:tcPr>
-          <w:p>
-            <w:pPr>
-              <w:keepNext/>
-              <w:keepLines/>
-              <w:spacing w:after="0" w:before="0" w:line="280"/>
-            </w:pPr>
-            <w:r>
-              <w:rPr>
-                <w:rFonts w:ascii="Yu Gothic" w:eastAsia="Yu Gothic" w:hAnsi="Yu Gothic"/>
-                <w:b w:val="false"/>
-                <w:bCs w:val="false"/>
-                <w:sz w:val="18"/>
-                <w:szCs w:val="18"/>
-              </w:rPr>
-              <w:t xml:space="preserve">文字の層の文字数</w:t>
-            </w:r>
-          </w:p>
-        </w:tc>
-        <w:tc>
-          <w:tcPr>
-            <w:tcW w:type="dxa" w:w="3620"/>
-            <w:tcBorders>
-              <w:top w:val="single" w:color="A6B8D0" w:sz="4"/>
-              <w:left w:val="single" w:color="A6B8D0" w:sz="4"/>
-              <w:bottom w:val="single" w:color="A6B8D0" w:sz="4"/>
-              <w:right w:val="single" w:color="A6B8D0" w:sz="4"/>
-            </w:tcBorders>
-            <w:tcMar>
-              <w:top w:type="dxa" w:w="50"/>
-              <w:left w:type="dxa" w:w="90"/>
-              <w:bottom w:type="dxa" w:w="50"/>
-              <w:right w:type="dxa" w:w="90"/>
-            </w:tcMar>
-          </w:tcPr>
-          <w:p>
-            <w:pPr>
-              <w:keepNext/>
-              <w:keepLines/>
-              <w:spacing w:after="0" w:before="0" w:line="280"/>
-            </w:pPr>
-            <w:r>
-              <w:rPr>
-                <w:rFonts w:ascii="Yu Gothic" w:eastAsia="Yu Gothic" w:hAnsi="Yu Gothic"/>
-                <w:b w:val="false"/>
-                <w:bCs w:val="false"/>
-                <w:sz w:val="18"/>
-                <w:szCs w:val="18"/>
-              </w:rPr>
-              <w:t xml:space="preserve">500</w:t>
-            </w:r>
-          </w:p>
-        </w:tc>
-        <w:tc>
-          <w:tcPr>
-            <w:tcW w:type="dxa" w:w="3019"/>
-            <w:tcBorders>
-              <w:top w:val="single" w:color="A6B8D0" w:sz="4"/>
-              <w:left w:val="single" w:color="A6B8D0" w:sz="4"/>
-              <w:bottom w:val="single" w:color="A6B8D0" w:sz="4"/>
-              <w:right w:val="single" w:color="A6B8D0" w:sz="4"/>
-            </w:tcBorders>
-            <w:tcMar>
-              <w:top w:type="dxa" w:w="50"/>
-              <w:left w:type="dxa" w:w="90"/>
-              <w:bottom w:type="dxa" w:w="50"/>
-              <w:right w:type="dxa" w:w="90"/>
-            </w:tcMar>
-          </w:tcPr>
-          <w:p>
-            <w:pPr>
-              <w:keepNext/>
-              <w:keepLines/>
-              <w:spacing w:after="0" w:before="0" w:line="280"/>
-            </w:pPr>
-            <w:r>
-              <w:rPr>
-                <w:rFonts w:ascii="Yu Gothic" w:eastAsia="Yu Gothic" w:hAnsi="Yu Gothic"/>
-                <w:b w:val="false"/>
-                <w:bCs w:val="false"/>
-                <w:sz w:val="18"/>
-                <w:szCs w:val="18"/>
-              </w:rPr>
-              <w:t xml:space="preserve">初期値</w:t>
+            <w:tcW w:type="dxa" w:w="4228"/>
+            <w:tcBorders>
+              <w:top w:val="single" w:color="A6B8D0" w:sz="4"/>
+              <w:left w:val="single" w:color="A6B8D0" w:sz="4"/>
+              <w:bottom w:val="single" w:color="A6B8D0" w:sz="4"/>
+              <w:right w:val="single" w:color="A6B8D0" w:sz="4"/>
+            </w:tcBorders>
+            <w:tcMar>
+              <w:top w:type="dxa" w:w="50"/>
+              <w:left w:type="dxa" w:w="90"/>
+              <w:bottom w:type="dxa" w:w="50"/>
+              <w:right w:type="dxa" w:w="90"/>
+            </w:tcMar>
+          </w:tcPr>
+          <w:p>
+            <w:pPr>
+              <w:keepNext/>
+              <w:keepLines/>
+              <w:spacing w:after="0" w:before="0" w:line="280"/>
+            </w:pPr>
+            <w:r>
+              <w:rPr>
+                <w:rFonts w:ascii="Yu Gothic" w:eastAsia="Yu Gothic" w:hAnsi="Yu Gothic"/>
+                <w:b w:val="false"/>
+                <w:bCs w:val="false"/>
+                <w:sz w:val="18"/>
+                <w:szCs w:val="18"/>
+              </w:rPr>
+              <w:t xml:space="preserve">自動配置の時間</w:t>
+            </w:r>
+          </w:p>
+        </w:tc>
+        <w:tc>
+          <w:tcPr>
+            <w:tcW w:type="dxa" w:w="5410"/>
+            <w:tcBorders>
+              <w:top w:val="single" w:color="A6B8D0" w:sz="4"/>
+              <w:left w:val="single" w:color="A6B8D0" w:sz="4"/>
+              <w:bottom w:val="single" w:color="A6B8D0" w:sz="4"/>
+              <w:right w:val="single" w:color="A6B8D0" w:sz="4"/>
+            </w:tcBorders>
+            <w:tcMar>
+              <w:top w:type="dxa" w:w="50"/>
+              <w:left w:type="dxa" w:w="90"/>
+              <w:bottom w:type="dxa" w:w="50"/>
+              <w:right w:type="dxa" w:w="90"/>
+            </w:tcMar>
+          </w:tcPr>
+          <w:p>
+            <w:pPr>
+              <w:keepNext/>
+              <w:keepLines/>
+              <w:spacing w:after="0" w:before="0" w:line="280"/>
+            </w:pPr>
+            <w:r>
+              <w:rPr>
+                <w:rFonts w:ascii="Yu Gothic" w:eastAsia="Yu Gothic" w:hAnsi="Yu Gothic"/>
+                <w:b w:val="false"/>
+                <w:bCs w:val="false"/>
+                <w:sz w:val="18"/>
+                <w:szCs w:val="18"/>
+              </w:rPr>
+              <w:t xml:space="preserve">500枚で1分以内（7.2）</w:t>
             </w:r>
           </w:p>
         </w:tc>
@@ -30687,103 +31214,69 @@
         </w:trPr>
         <w:tc>
           <w:tcPr>
-            <w:tcW w:type="dxa" w:w="2999"/>
-            <w:tcBorders>
-              <w:top w:val="single" w:color="A6B8D0" w:sz="4"/>
-              <w:left w:val="single" w:color="A6B8D0" w:sz="4"/>
-              <w:bottom w:val="single" w:color="A6B8D0" w:sz="4"/>
-              <w:right w:val="single" w:color="A6B8D0" w:sz="4"/>
-            </w:tcBorders>
-            <w:tcMar>
-              <w:top w:type="dxa" w:w="50"/>
-              <w:left w:type="dxa" w:w="90"/>
-              <w:bottom w:type="dxa" w:w="50"/>
-              <w:right w:type="dxa" w:w="90"/>
-            </w:tcMar>
-          </w:tcPr>
-          <w:p>
-            <w:pPr>
-              <w:keepNext/>
-              <w:keepLines/>
-              <w:spacing w:after="0" w:before="0" w:line="280"/>
-            </w:pPr>
-            <w:r>
-              <w:rPr>
-                <w:rFonts w:ascii="Yu Gothic" w:eastAsia="Yu Gothic" w:hAnsi="Yu Gothic"/>
-                <w:b w:val="false"/>
-                <w:bCs w:val="false"/>
-                <w:sz w:val="18"/>
-                <w:szCs w:val="18"/>
-              </w:rPr>
-              <w:t xml:space="preserve">取り消しの段数</w:t>
-            </w:r>
-          </w:p>
-        </w:tc>
-        <w:tc>
-          <w:tcPr>
-            <w:tcW w:type="dxa" w:w="3620"/>
-            <w:tcBorders>
-              <w:top w:val="single" w:color="A6B8D0" w:sz="4"/>
-              <w:left w:val="single" w:color="A6B8D0" w:sz="4"/>
-              <w:bottom w:val="single" w:color="A6B8D0" w:sz="4"/>
-              <w:right w:val="single" w:color="A6B8D0" w:sz="4"/>
-            </w:tcBorders>
-            <w:tcMar>
-              <w:top w:type="dxa" w:w="50"/>
-              <w:left w:type="dxa" w:w="90"/>
-              <w:bottom w:type="dxa" w:w="50"/>
-              <w:right w:type="dxa" w:w="90"/>
-            </w:tcMar>
-          </w:tcPr>
-          <w:p>
-            <w:pPr>
-              <w:keepNext/>
-              <w:keepLines/>
-              <w:spacing w:after="0" w:before="0" w:line="280"/>
-            </w:pPr>
-            <w:r>
-              <w:rPr>
-                <w:rFonts w:ascii="Yu Gothic" w:eastAsia="Yu Gothic" w:hAnsi="Yu Gothic"/>
-                <w:b w:val="false"/>
-                <w:bCs w:val="false"/>
-                <w:sz w:val="18"/>
-                <w:szCs w:val="18"/>
-              </w:rPr>
-              <w:t xml:space="preserve">既定200、50〜1,000</w:t>
-            </w:r>
-          </w:p>
-        </w:tc>
-        <w:tc>
-          <w:tcPr>
-            <w:tcW w:type="dxa" w:w="3019"/>
-            <w:tcBorders>
-              <w:top w:val="single" w:color="A6B8D0" w:sz="4"/>
-              <w:left w:val="single" w:color="A6B8D0" w:sz="4"/>
-              <w:bottom w:val="single" w:color="A6B8D0" w:sz="4"/>
-              <w:right w:val="single" w:color="A6B8D0" w:sz="4"/>
-            </w:tcBorders>
-            <w:tcMar>
-              <w:top w:type="dxa" w:w="50"/>
-              <w:left w:type="dxa" w:w="90"/>
-              <w:bottom w:type="dxa" w:w="50"/>
-              <w:right w:type="dxa" w:w="90"/>
-            </w:tcMar>
-          </w:tcPr>
-          <w:p>
-            <w:pPr>
-              <w:keepNext/>
-              <w:keepLines/>
-              <w:spacing w:after="0" w:before="0" w:line="280"/>
-            </w:pPr>
-            <w:r>
-              <w:rPr>
-                <w:rFonts w:ascii="Yu Gothic" w:eastAsia="Yu Gothic" w:hAnsi="Yu Gothic"/>
-                <w:b w:val="false"/>
-                <w:bCs w:val="false"/>
-                <w:sz w:val="18"/>
-                <w:szCs w:val="18"/>
-              </w:rPr>
-              <w:t xml:space="preserve">初期値（Photoshop の既定50・上限1,000 を参考）</w:t>
+            <w:tcW w:type="dxa" w:w="4228"/>
+            <w:tcBorders>
+              <w:top w:val="single" w:color="A6B8D0" w:sz="4"/>
+              <w:left w:val="single" w:color="A6B8D0" w:sz="4"/>
+              <w:bottom w:val="single" w:color="A6B8D0" w:sz="4"/>
+              <w:right w:val="single" w:color="A6B8D0" w:sz="4"/>
+            </w:tcBorders>
+            <w:tcMar>
+              <w:top w:type="dxa" w:w="50"/>
+              <w:left w:type="dxa" w:w="90"/>
+              <w:bottom w:type="dxa" w:w="50"/>
+              <w:right w:type="dxa" w:w="90"/>
+            </w:tcMar>
+          </w:tcPr>
+          <w:p>
+            <w:pPr>
+              <w:keepNext/>
+              <w:keepLines/>
+              <w:spacing w:after="0" w:before="0" w:line="280"/>
+            </w:pPr>
+            <w:r>
+              <w:rPr>
+                <w:rFonts w:ascii="Yu Gothic" w:eastAsia="Yu Gothic" w:hAnsi="Yu Gothic"/>
+                <w:b w:val="false"/>
+                <w:bCs w:val="false"/>
+                <w:sz w:val="18"/>
+                <w:szCs w:val="18"/>
+              </w:rPr>
+              <w:t xml:space="preserve">自動配置の当たりの率</w:t>
+            </w:r>
+          </w:p>
+        </w:tc>
+        <w:tc>
+          <w:tcPr>
+            <w:tcW w:type="dxa" w:w="5410"/>
+            <w:tcBorders>
+              <w:top w:val="single" w:color="A6B8D0" w:sz="4"/>
+              <w:left w:val="single" w:color="A6B8D0" w:sz="4"/>
+              <w:bottom w:val="single" w:color="A6B8D0" w:sz="4"/>
+              <w:right w:val="single" w:color="A6B8D0" w:sz="4"/>
+            </w:tcBorders>
+            <w:tcMar>
+              <w:top w:type="dxa" w:w="50"/>
+              <w:left w:type="dxa" w:w="90"/>
+              <w:bottom w:type="dxa" w:w="50"/>
+              <w:right w:type="dxa" w:w="90"/>
+            </w:tcMar>
+          </w:tcPr>
+          <w:p>
+            <w:pPr>
+              <w:keepNext/>
+              <w:keepLines/>
+              <w:spacing w:after="0" w:before="0" w:line="280"/>
+            </w:pPr>
+            <w:r>
+              <w:rPr>
+                <w:rFonts w:ascii="Yu Gothic" w:eastAsia="Yu Gothic" w:hAnsi="Yu Gothic"/>
+                <w:b w:val="false"/>
+                <w:bCs w:val="false"/>
+                <w:sz w:val="18"/>
+                <w:szCs w:val="18"/>
+              </w:rPr>
+              <w:t xml:space="preserve">7割以上の写真で手直しが要らない（7.2）</w:t>
             </w:r>
           </w:p>
         </w:tc>
@@ -30795,103 +31288,69 @@
         </w:trPr>
         <w:tc>
           <w:tcPr>
-            <w:tcW w:type="dxa" w:w="2999"/>
-            <w:tcBorders>
-              <w:top w:val="single" w:color="A6B8D0" w:sz="4"/>
-              <w:left w:val="single" w:color="A6B8D0" w:sz="4"/>
-              <w:bottom w:val="single" w:color="A6B8D0" w:sz="4"/>
-              <w:right w:val="single" w:color="A6B8D0" w:sz="4"/>
-            </w:tcBorders>
-            <w:tcMar>
-              <w:top w:type="dxa" w:w="50"/>
-              <w:left w:type="dxa" w:w="90"/>
-              <w:bottom w:type="dxa" w:w="50"/>
-              <w:right w:type="dxa" w:w="90"/>
-            </w:tcMar>
-          </w:tcPr>
-          <w:p>
-            <w:pPr>
-              <w:keepNext/>
-              <w:keepLines/>
-              <w:spacing w:after="0" w:before="0" w:line="280"/>
-            </w:pPr>
-            <w:r>
-              <w:rPr>
-                <w:rFonts w:ascii="Yu Gothic" w:eastAsia="Yu Gothic" w:hAnsi="Yu Gothic"/>
-                <w:b w:val="false"/>
-                <w:bCs w:val="false"/>
-                <w:sz w:val="18"/>
-                <w:szCs w:val="18"/>
-              </w:rPr>
-              <w:t xml:space="preserve">自動の保存</w:t>
-            </w:r>
-          </w:p>
-        </w:tc>
-        <w:tc>
-          <w:tcPr>
-            <w:tcW w:type="dxa" w:w="3620"/>
-            <w:tcBorders>
-              <w:top w:val="single" w:color="A6B8D0" w:sz="4"/>
-              <w:left w:val="single" w:color="A6B8D0" w:sz="4"/>
-              <w:bottom w:val="single" w:color="A6B8D0" w:sz="4"/>
-              <w:right w:val="single" w:color="A6B8D0" w:sz="4"/>
-            </w:tcBorders>
-            <w:tcMar>
-              <w:top w:type="dxa" w:w="50"/>
-              <w:left w:type="dxa" w:w="90"/>
-              <w:bottom w:type="dxa" w:w="50"/>
-              <w:right w:type="dxa" w:w="90"/>
-            </w:tcMar>
-          </w:tcPr>
-          <w:p>
-            <w:pPr>
-              <w:keepNext/>
-              <w:keepLines/>
-              <w:spacing w:after="0" w:before="0" w:line="280"/>
-            </w:pPr>
-            <w:r>
-              <w:rPr>
-                <w:rFonts w:ascii="Yu Gothic" w:eastAsia="Yu Gothic" w:hAnsi="Yu Gothic"/>
-                <w:b w:val="false"/>
-                <w:bCs w:val="false"/>
-                <w:sz w:val="18"/>
-                <w:szCs w:val="18"/>
-              </w:rPr>
-              <w:t xml:space="preserve">操作が止まって2秒</w:t>
-            </w:r>
-          </w:p>
-        </w:tc>
-        <w:tc>
-          <w:tcPr>
-            <w:tcW w:type="dxa" w:w="3019"/>
-            <w:tcBorders>
-              <w:top w:val="single" w:color="A6B8D0" w:sz="4"/>
-              <w:left w:val="single" w:color="A6B8D0" w:sz="4"/>
-              <w:bottom w:val="single" w:color="A6B8D0" w:sz="4"/>
-              <w:right w:val="single" w:color="A6B8D0" w:sz="4"/>
-            </w:tcBorders>
-            <w:tcMar>
-              <w:top w:type="dxa" w:w="50"/>
-              <w:left w:type="dxa" w:w="90"/>
-              <w:bottom w:type="dxa" w:w="50"/>
-              <w:right w:type="dxa" w:w="90"/>
-            </w:tcMar>
-          </w:tcPr>
-          <w:p>
-            <w:pPr>
-              <w:keepNext/>
-              <w:keepLines/>
-              <w:spacing w:after="0" w:before="0" w:line="280"/>
-            </w:pPr>
-            <w:r>
-              <w:rPr>
-                <w:rFonts w:ascii="Yu Gothic" w:eastAsia="Yu Gothic" w:hAnsi="Yu Gothic"/>
-                <w:b w:val="false"/>
-                <w:bCs w:val="false"/>
-                <w:sz w:val="18"/>
-                <w:szCs w:val="18"/>
-              </w:rPr>
-              <w:t xml:space="preserve">初期値</w:t>
+            <w:tcW w:type="dxa" w:w="4228"/>
+            <w:tcBorders>
+              <w:top w:val="single" w:color="A6B8D0" w:sz="4"/>
+              <w:left w:val="single" w:color="A6B8D0" w:sz="4"/>
+              <w:bottom w:val="single" w:color="A6B8D0" w:sz="4"/>
+              <w:right w:val="single" w:color="A6B8D0" w:sz="4"/>
+            </w:tcBorders>
+            <w:tcMar>
+              <w:top w:type="dxa" w:w="50"/>
+              <w:left w:type="dxa" w:w="90"/>
+              <w:bottom w:type="dxa" w:w="50"/>
+              <w:right w:type="dxa" w:w="90"/>
+            </w:tcMar>
+          </w:tcPr>
+          <w:p>
+            <w:pPr>
+              <w:keepNext/>
+              <w:keepLines/>
+              <w:spacing w:after="0" w:before="0" w:line="280"/>
+            </w:pPr>
+            <w:r>
+              <w:rPr>
+                <w:rFonts w:ascii="Yu Gothic" w:eastAsia="Yu Gothic" w:hAnsi="Yu Gothic"/>
+                <w:b w:val="false"/>
+                <w:bCs w:val="false"/>
+                <w:sz w:val="18"/>
+                <w:szCs w:val="18"/>
+              </w:rPr>
+              <w:t xml:space="preserve">moxcms と lcms2 の差</w:t>
+            </w:r>
+          </w:p>
+        </w:tc>
+        <w:tc>
+          <w:tcPr>
+            <w:tcW w:type="dxa" w:w="5410"/>
+            <w:tcBorders>
+              <w:top w:val="single" w:color="A6B8D0" w:sz="4"/>
+              <w:left w:val="single" w:color="A6B8D0" w:sz="4"/>
+              <w:bottom w:val="single" w:color="A6B8D0" w:sz="4"/>
+              <w:right w:val="single" w:color="A6B8D0" w:sz="4"/>
+            </w:tcBorders>
+            <w:tcMar>
+              <w:top w:type="dxa" w:w="50"/>
+              <w:left w:type="dxa" w:w="90"/>
+              <w:bottom w:type="dxa" w:w="50"/>
+              <w:right w:type="dxa" w:w="90"/>
+            </w:tcMar>
+          </w:tcPr>
+          <w:p>
+            <w:pPr>
+              <w:keepNext/>
+              <w:keepLines/>
+              <w:spacing w:after="0" w:before="0" w:line="280"/>
+            </w:pPr>
+            <w:r>
+              <w:rPr>
+                <w:rFonts w:ascii="Yu Gothic" w:eastAsia="Yu Gothic" w:hAnsi="Yu Gothic"/>
+                <w:b w:val="false"/>
+                <w:bCs w:val="false"/>
+                <w:sz w:val="18"/>
+                <w:szCs w:val="18"/>
+              </w:rPr>
+              <w:t xml:space="preserve">ΔE2000 の最大が1未満（14.3）</w:t>
             </w:r>
           </w:p>
         </w:tc>
@@ -30903,103 +31362,69 @@
         </w:trPr>
         <w:tc>
           <w:tcPr>
-            <w:tcW w:type="dxa" w:w="2999"/>
-            <w:tcBorders>
-              <w:top w:val="single" w:color="A6B8D0" w:sz="4"/>
-              <w:left w:val="single" w:color="A6B8D0" w:sz="4"/>
-              <w:bottom w:val="single" w:color="A6B8D0" w:sz="4"/>
-              <w:right w:val="single" w:color="A6B8D0" w:sz="4"/>
-            </w:tcBorders>
-            <w:tcMar>
-              <w:top w:type="dxa" w:w="50"/>
-              <w:left w:type="dxa" w:w="90"/>
-              <w:bottom w:type="dxa" w:w="50"/>
-              <w:right w:type="dxa" w:w="90"/>
-            </w:tcMar>
-          </w:tcPr>
-          <w:p>
-            <w:pPr>
-              <w:keepNext/>
-              <w:keepLines/>
-              <w:spacing w:after="0" w:before="0" w:line="280"/>
-            </w:pPr>
-            <w:r>
-              <w:rPr>
-                <w:rFonts w:ascii="Yu Gothic" w:eastAsia="Yu Gothic" w:hAnsi="Yu Gothic"/>
-                <w:b w:val="false"/>
-                <w:bCs w:val="false"/>
-                <w:sz w:val="18"/>
-                <w:szCs w:val="18"/>
-              </w:rPr>
-              <w:t xml:space="preserve">作業の控え</w:t>
-            </w:r>
-          </w:p>
-        </w:tc>
-        <w:tc>
-          <w:tcPr>
-            <w:tcW w:type="dxa" w:w="3620"/>
-            <w:tcBorders>
-              <w:top w:val="single" w:color="A6B8D0" w:sz="4"/>
-              <w:left w:val="single" w:color="A6B8D0" w:sz="4"/>
-              <w:bottom w:val="single" w:color="A6B8D0" w:sz="4"/>
-              <w:right w:val="single" w:color="A6B8D0" w:sz="4"/>
-            </w:tcBorders>
-            <w:tcMar>
-              <w:top w:type="dxa" w:w="50"/>
-              <w:left w:type="dxa" w:w="90"/>
-              <w:bottom w:type="dxa" w:w="50"/>
-              <w:right w:type="dxa" w:w="90"/>
-            </w:tcMar>
-          </w:tcPr>
-          <w:p>
-            <w:pPr>
-              <w:keepNext/>
-              <w:keepLines/>
-              <w:spacing w:after="0" w:before="0" w:line="280"/>
-            </w:pPr>
-            <w:r>
-              <w:rPr>
-                <w:rFonts w:ascii="Yu Gothic" w:eastAsia="Yu Gothic" w:hAnsi="Yu Gothic"/>
-                <w:b w:val="false"/>
-                <w:bCs w:val="false"/>
-                <w:sz w:val="18"/>
-                <w:szCs w:val="18"/>
-              </w:rPr>
-              <w:t xml:space="preserve">5つ</w:t>
-            </w:r>
-          </w:p>
-        </w:tc>
-        <w:tc>
-          <w:tcPr>
-            <w:tcW w:type="dxa" w:w="3019"/>
-            <w:tcBorders>
-              <w:top w:val="single" w:color="A6B8D0" w:sz="4"/>
-              <w:left w:val="single" w:color="A6B8D0" w:sz="4"/>
-              <w:bottom w:val="single" w:color="A6B8D0" w:sz="4"/>
-              <w:right w:val="single" w:color="A6B8D0" w:sz="4"/>
-            </w:tcBorders>
-            <w:tcMar>
-              <w:top w:type="dxa" w:w="50"/>
-              <w:left w:type="dxa" w:w="90"/>
-              <w:bottom w:type="dxa" w:w="50"/>
-              <w:right w:type="dxa" w:w="90"/>
-            </w:tcMar>
-          </w:tcPr>
-          <w:p>
-            <w:pPr>
-              <w:keepNext/>
-              <w:keepLines/>
-              <w:spacing w:after="0" w:before="0" w:line="280"/>
-            </w:pPr>
-            <w:r>
-              <w:rPr>
-                <w:rFonts w:ascii="Yu Gothic" w:eastAsia="Yu Gothic" w:hAnsi="Yu Gothic"/>
-                <w:b w:val="false"/>
-                <w:bCs w:val="false"/>
-                <w:sz w:val="18"/>
-                <w:szCs w:val="18"/>
-              </w:rPr>
-              <w:t xml:space="preserve">初期値</w:t>
+            <w:tcW w:type="dxa" w:w="4228"/>
+            <w:tcBorders>
+              <w:top w:val="single" w:color="A6B8D0" w:sz="4"/>
+              <w:left w:val="single" w:color="A6B8D0" w:sz="4"/>
+              <w:bottom w:val="single" w:color="A6B8D0" w:sz="4"/>
+              <w:right w:val="single" w:color="A6B8D0" w:sz="4"/>
+            </w:tcBorders>
+            <w:tcMar>
+              <w:top w:type="dxa" w:w="50"/>
+              <w:left w:type="dxa" w:w="90"/>
+              <w:bottom w:type="dxa" w:w="50"/>
+              <w:right w:type="dxa" w:w="90"/>
+            </w:tcMar>
+          </w:tcPr>
+          <w:p>
+            <w:pPr>
+              <w:keepNext/>
+              <w:keepLines/>
+              <w:spacing w:after="0" w:before="0" w:line="280"/>
+            </w:pPr>
+            <w:r>
+              <w:rPr>
+                <w:rFonts w:ascii="Yu Gothic" w:eastAsia="Yu Gothic" w:hAnsi="Yu Gothic"/>
+                <w:b w:val="false"/>
+                <w:bCs w:val="false"/>
+                <w:sz w:val="18"/>
+                <w:szCs w:val="18"/>
+              </w:rPr>
+              <w:t xml:space="preserve">Adobe RGB の16ビットの TIFF への描き込みの色差</w:t>
+            </w:r>
+          </w:p>
+        </w:tc>
+        <w:tc>
+          <w:tcPr>
+            <w:tcW w:type="dxa" w:w="5410"/>
+            <w:tcBorders>
+              <w:top w:val="single" w:color="A6B8D0" w:sz="4"/>
+              <w:left w:val="single" w:color="A6B8D0" w:sz="4"/>
+              <w:bottom w:val="single" w:color="A6B8D0" w:sz="4"/>
+              <w:right w:val="single" w:color="A6B8D0" w:sz="4"/>
+            </w:tcBorders>
+            <w:tcMar>
+              <w:top w:type="dxa" w:w="50"/>
+              <w:left w:type="dxa" w:w="90"/>
+              <w:bottom w:type="dxa" w:w="50"/>
+              <w:right w:type="dxa" w:w="90"/>
+            </w:tcMar>
+          </w:tcPr>
+          <w:p>
+            <w:pPr>
+              <w:keepNext/>
+              <w:keepLines/>
+              <w:spacing w:after="0" w:before="0" w:line="280"/>
+            </w:pPr>
+            <w:r>
+              <w:rPr>
+                <w:rFonts w:ascii="Yu Gothic" w:eastAsia="Yu Gothic" w:hAnsi="Yu Gothic"/>
+                <w:b w:val="false"/>
+                <w:bCs w:val="false"/>
+                <w:sz w:val="18"/>
+                <w:szCs w:val="18"/>
+              </w:rPr>
+              <w:t xml:space="preserve">sRGB の値との ΔE2000 が1未満（3.5）</w:t>
             </w:r>
           </w:p>
         </w:tc>
@@ -31011,331 +31436,7 @@
         </w:trPr>
         <w:tc>
           <w:tcPr>
-            <w:tcW w:type="dxa" w:w="2999"/>
-            <w:tcBorders>
-              <w:top w:val="single" w:color="A6B8D0" w:sz="4"/>
-              <w:left w:val="single" w:color="A6B8D0" w:sz="4"/>
-              <w:bottom w:val="single" w:color="A6B8D0" w:sz="4"/>
-              <w:right w:val="single" w:color="A6B8D0" w:sz="4"/>
-            </w:tcBorders>
-            <w:tcMar>
-              <w:top w:type="dxa" w:w="50"/>
-              <w:left w:type="dxa" w:w="90"/>
-              <w:bottom w:type="dxa" w:w="50"/>
-              <w:right w:type="dxa" w:w="90"/>
-            </w:tcMar>
-          </w:tcPr>
-          <w:p>
-            <w:pPr>
-              <w:keepNext/>
-              <w:keepLines/>
-              <w:spacing w:after="0" w:before="0" w:line="280"/>
-            </w:pPr>
-            <w:r>
-              <w:rPr>
-                <w:rFonts w:ascii="Yu Gothic" w:eastAsia="Yu Gothic" w:hAnsi="Yu Gothic"/>
-                <w:b w:val="false"/>
-                <w:bCs w:val="false"/>
-                <w:sz w:val="18"/>
-                <w:szCs w:val="18"/>
-              </w:rPr>
-              <w:t xml:space="preserve">縮小の画像</w:t>
-            </w:r>
-          </w:p>
-        </w:tc>
-        <w:tc>
-          <w:tcPr>
-            <w:tcW w:type="dxa" w:w="3620"/>
-            <w:tcBorders>
-              <w:top w:val="single" w:color="A6B8D0" w:sz="4"/>
-              <w:left w:val="single" w:color="A6B8D0" w:sz="4"/>
-              <w:bottom w:val="single" w:color="A6B8D0" w:sz="4"/>
-              <w:right w:val="single" w:color="A6B8D0" w:sz="4"/>
-            </w:tcBorders>
-            <w:tcMar>
-              <w:top w:type="dxa" w:w="50"/>
-              <w:left w:type="dxa" w:w="90"/>
-              <w:bottom w:type="dxa" w:w="50"/>
-              <w:right w:type="dxa" w:w="90"/>
-            </w:tcMar>
-          </w:tcPr>
-          <w:p>
-            <w:pPr>
-              <w:keepNext/>
-              <w:keepLines/>
-              <w:spacing w:after="0" w:before="0" w:line="280"/>
-            </w:pPr>
-            <w:r>
-              <w:rPr>
-                <w:rFonts w:ascii="Yu Gothic" w:eastAsia="Yu Gothic" w:hAnsi="Yu Gothic"/>
-                <w:b w:val="false"/>
-                <w:bCs w:val="false"/>
-                <w:sz w:val="18"/>
-                <w:szCs w:val="18"/>
-              </w:rPr>
-              <w:t xml:space="preserve">短辺512画素</w:t>
-            </w:r>
-          </w:p>
-        </w:tc>
-        <w:tc>
-          <w:tcPr>
-            <w:tcW w:type="dxa" w:w="3019"/>
-            <w:tcBorders>
-              <w:top w:val="single" w:color="A6B8D0" w:sz="4"/>
-              <w:left w:val="single" w:color="A6B8D0" w:sz="4"/>
-              <w:bottom w:val="single" w:color="A6B8D0" w:sz="4"/>
-              <w:right w:val="single" w:color="A6B8D0" w:sz="4"/>
-            </w:tcBorders>
-            <w:tcMar>
-              <w:top w:type="dxa" w:w="50"/>
-              <w:left w:type="dxa" w:w="90"/>
-              <w:bottom w:type="dxa" w:w="50"/>
-              <w:right w:type="dxa" w:w="90"/>
-            </w:tcMar>
-          </w:tcPr>
-          <w:p>
-            <w:pPr>
-              <w:keepNext/>
-              <w:keepLines/>
-              <w:spacing w:after="0" w:before="0" w:line="280"/>
-            </w:pPr>
-            <w:r>
-              <w:rPr>
-                <w:rFonts w:ascii="Yu Gothic" w:eastAsia="Yu Gothic" w:hAnsi="Yu Gothic"/>
-                <w:b w:val="false"/>
-                <w:bCs w:val="false"/>
-                <w:sz w:val="18"/>
-                <w:szCs w:val="18"/>
-              </w:rPr>
-              <w:t xml:space="preserve">初期値</w:t>
-            </w:r>
-          </w:p>
-        </w:tc>
-      </w:tr>
-      <w:tr>
-        <w:trPr>
-          <w:cantSplit/>
-          <w:tblHeader w:val="off"/>
-        </w:trPr>
-        <w:tc>
-          <w:tcPr>
-            <w:tcW w:type="dxa" w:w="2999"/>
-            <w:tcBorders>
-              <w:top w:val="single" w:color="A6B8D0" w:sz="4"/>
-              <w:left w:val="single" w:color="A6B8D0" w:sz="4"/>
-              <w:bottom w:val="single" w:color="A6B8D0" w:sz="4"/>
-              <w:right w:val="single" w:color="A6B8D0" w:sz="4"/>
-            </w:tcBorders>
-            <w:tcMar>
-              <w:top w:type="dxa" w:w="50"/>
-              <w:left w:type="dxa" w:w="90"/>
-              <w:bottom w:type="dxa" w:w="50"/>
-              <w:right w:type="dxa" w:w="90"/>
-            </w:tcMar>
-          </w:tcPr>
-          <w:p>
-            <w:pPr>
-              <w:keepNext/>
-              <w:keepLines/>
-              <w:spacing w:after="0" w:before="0" w:line="280"/>
-            </w:pPr>
-            <w:r>
-              <w:rPr>
-                <w:rFonts w:ascii="Yu Gothic" w:eastAsia="Yu Gothic" w:hAnsi="Yu Gothic"/>
-                <w:b w:val="false"/>
-                <w:bCs w:val="false"/>
-                <w:sz w:val="18"/>
-                <w:szCs w:val="18"/>
-              </w:rPr>
-              <w:t xml:space="preserve">プレビューの写真</w:t>
-            </w:r>
-          </w:p>
-        </w:tc>
-        <w:tc>
-          <w:tcPr>
-            <w:tcW w:type="dxa" w:w="3620"/>
-            <w:tcBorders>
-              <w:top w:val="single" w:color="A6B8D0" w:sz="4"/>
-              <w:left w:val="single" w:color="A6B8D0" w:sz="4"/>
-              <w:bottom w:val="single" w:color="A6B8D0" w:sz="4"/>
-              <w:right w:val="single" w:color="A6B8D0" w:sz="4"/>
-            </w:tcBorders>
-            <w:tcMar>
-              <w:top w:type="dxa" w:w="50"/>
-              <w:left w:type="dxa" w:w="90"/>
-              <w:bottom w:type="dxa" w:w="50"/>
-              <w:right w:type="dxa" w:w="90"/>
-            </w:tcMar>
-          </w:tcPr>
-          <w:p>
-            <w:pPr>
-              <w:keepNext/>
-              <w:keepLines/>
-              <w:spacing w:after="0" w:before="0" w:line="280"/>
-            </w:pPr>
-            <w:r>
-              <w:rPr>
-                <w:rFonts w:ascii="Yu Gothic" w:eastAsia="Yu Gothic" w:hAnsi="Yu Gothic"/>
-                <w:b w:val="false"/>
-                <w:bCs w:val="false"/>
-                <w:sz w:val="18"/>
-                <w:szCs w:val="18"/>
-              </w:rPr>
-              <w:t xml:space="preserve">長辺2560画素まで</w:t>
-            </w:r>
-          </w:p>
-        </w:tc>
-        <w:tc>
-          <w:tcPr>
-            <w:tcW w:type="dxa" w:w="3019"/>
-            <w:tcBorders>
-              <w:top w:val="single" w:color="A6B8D0" w:sz="4"/>
-              <w:left w:val="single" w:color="A6B8D0" w:sz="4"/>
-              <w:bottom w:val="single" w:color="A6B8D0" w:sz="4"/>
-              <w:right w:val="single" w:color="A6B8D0" w:sz="4"/>
-            </w:tcBorders>
-            <w:tcMar>
-              <w:top w:type="dxa" w:w="50"/>
-              <w:left w:type="dxa" w:w="90"/>
-              <w:bottom w:type="dxa" w:w="50"/>
-              <w:right w:type="dxa" w:w="90"/>
-            </w:tcMar>
-          </w:tcPr>
-          <w:p>
-            <w:pPr>
-              <w:keepNext/>
-              <w:keepLines/>
-              <w:spacing w:after="0" w:before="0" w:line="280"/>
-            </w:pPr>
-            <w:r>
-              <w:rPr>
-                <w:rFonts w:ascii="Yu Gothic" w:eastAsia="Yu Gothic" w:hAnsi="Yu Gothic"/>
-                <w:b w:val="false"/>
-                <w:bCs w:val="false"/>
-                <w:sz w:val="18"/>
-                <w:szCs w:val="18"/>
-              </w:rPr>
-              <w:t xml:space="preserve">初期値</w:t>
-            </w:r>
-          </w:p>
-        </w:tc>
-      </w:tr>
-      <w:tr>
-        <w:trPr>
-          <w:cantSplit/>
-          <w:tblHeader w:val="off"/>
-        </w:trPr>
-        <w:tc>
-          <w:tcPr>
-            <w:tcW w:type="dxa" w:w="2999"/>
-            <w:tcBorders>
-              <w:top w:val="single" w:color="A6B8D0" w:sz="4"/>
-              <w:left w:val="single" w:color="A6B8D0" w:sz="4"/>
-              <w:bottom w:val="single" w:color="A6B8D0" w:sz="4"/>
-              <w:right w:val="single" w:color="A6B8D0" w:sz="4"/>
-            </w:tcBorders>
-            <w:tcMar>
-              <w:top w:type="dxa" w:w="50"/>
-              <w:left w:type="dxa" w:w="90"/>
-              <w:bottom w:type="dxa" w:w="50"/>
-              <w:right w:type="dxa" w:w="90"/>
-            </w:tcMar>
-          </w:tcPr>
-          <w:p>
-            <w:pPr>
-              <w:keepNext/>
-              <w:keepLines/>
-              <w:spacing w:after="0" w:before="0" w:line="280"/>
-            </w:pPr>
-            <w:r>
-              <w:rPr>
-                <w:rFonts w:ascii="Yu Gothic" w:eastAsia="Yu Gothic" w:hAnsi="Yu Gothic"/>
-                <w:b w:val="false"/>
-                <w:bCs w:val="false"/>
-                <w:sz w:val="18"/>
-                <w:szCs w:val="18"/>
-              </w:rPr>
-              <w:t xml:space="preserve">テンプレートの受け渡しのファイル</w:t>
-            </w:r>
-          </w:p>
-        </w:tc>
-        <w:tc>
-          <w:tcPr>
-            <w:tcW w:type="dxa" w:w="3620"/>
-            <w:tcBorders>
-              <w:top w:val="single" w:color="A6B8D0" w:sz="4"/>
-              <w:left w:val="single" w:color="A6B8D0" w:sz="4"/>
-              <w:bottom w:val="single" w:color="A6B8D0" w:sz="4"/>
-              <w:right w:val="single" w:color="A6B8D0" w:sz="4"/>
-            </w:tcBorders>
-            <w:tcMar>
-              <w:top w:type="dxa" w:w="50"/>
-              <w:left w:type="dxa" w:w="90"/>
-              <w:bottom w:type="dxa" w:w="50"/>
-              <w:right w:type="dxa" w:w="90"/>
-            </w:tcMar>
-          </w:tcPr>
-          <w:p>
-            <w:pPr>
-              <w:keepNext/>
-              <w:keepLines/>
-              <w:spacing w:after="0" w:before="0" w:line="280"/>
-            </w:pPr>
-            <w:r>
-              <w:rPr>
-                <w:rFonts w:ascii="Yu Gothic" w:eastAsia="Yu Gothic" w:hAnsi="Yu Gothic"/>
-                <w:b w:val="false"/>
-                <w:bCs w:val="false"/>
-                <w:sz w:val="18"/>
-                <w:szCs w:val="18"/>
-              </w:rPr>
-              <w:t xml:space="preserve">中のファイル50、合計100MB まで</w:t>
-            </w:r>
-          </w:p>
-        </w:tc>
-        <w:tc>
-          <w:tcPr>
-            <w:tcW w:type="dxa" w:w="3019"/>
-            <w:tcBorders>
-              <w:top w:val="single" w:color="A6B8D0" w:sz="4"/>
-              <w:left w:val="single" w:color="A6B8D0" w:sz="4"/>
-              <w:bottom w:val="single" w:color="A6B8D0" w:sz="4"/>
-              <w:right w:val="single" w:color="A6B8D0" w:sz="4"/>
-            </w:tcBorders>
-            <w:tcMar>
-              <w:top w:type="dxa" w:w="50"/>
-              <w:left w:type="dxa" w:w="90"/>
-              <w:bottom w:type="dxa" w:w="50"/>
-              <w:right w:type="dxa" w:w="90"/>
-            </w:tcMar>
-          </w:tcPr>
-          <w:p>
-            <w:pPr>
-              <w:keepNext/>
-              <w:keepLines/>
-              <w:spacing w:after="0" w:before="0" w:line="280"/>
-            </w:pPr>
-            <w:r>
-              <w:rPr>
-                <w:rFonts w:ascii="Yu Gothic" w:eastAsia="Yu Gothic" w:hAnsi="Yu Gothic"/>
-                <w:b w:val="false"/>
-                <w:bCs w:val="false"/>
-                <w:sz w:val="18"/>
-                <w:szCs w:val="18"/>
-              </w:rPr>
-              <w:t xml:space="preserve">初期値</w:t>
-            </w:r>
-          </w:p>
-        </w:tc>
-      </w:tr>
-      <w:tr>
-        <w:trPr>
-          <w:cantSplit/>
-          <w:tblHeader w:val="off"/>
-        </w:trPr>
-        <w:tc>
-          <w:tcPr>
-            <w:tcW w:type="dxa" w:w="2999"/>
+            <w:tcW w:type="dxa" w:w="4228"/>
             <w:tcBorders>
               <w:top w:val="single" w:color="A6B8D0" w:sz="4"/>
               <w:left w:val="single" w:color="A6B8D0" w:sz="4"/>
@@ -31363,13 +31464,13 @@
                 <w:sz w:val="18"/>
                 <w:szCs w:val="18"/>
               </w:rPr>
-              <w:t xml:space="preserve">自動配置のモデルの入力</w:t>
-            </w:r>
-          </w:p>
-        </w:tc>
-        <w:tc>
-          <w:tcPr>
-            <w:tcW w:type="dxa" w:w="3620"/>
+              <w:t xml:space="preserve">投稿先の表示の大きさと再圧縮</w:t>
+            </w:r>
+          </w:p>
+        </w:tc>
+        <w:tc>
+          <w:tcPr>
+            <w:tcW w:type="dxa" w:w="5410"/>
             <w:tcBorders>
               <w:top w:val="single" w:color="A6B8D0" w:sz="4"/>
               <w:left w:val="single" w:color="A6B8D0" w:sz="4"/>
@@ -31397,41 +31498,7 @@
                 <w:sz w:val="18"/>
                 <w:szCs w:val="18"/>
               </w:rPr>
-              <w:t xml:space="preserve">320×320画素</w:t>
-            </w:r>
-          </w:p>
-        </w:tc>
-        <w:tc>
-          <w:tcPr>
-            <w:tcW w:type="dxa" w:w="3019"/>
-            <w:tcBorders>
-              <w:top w:val="single" w:color="A6B8D0" w:sz="4"/>
-              <w:left w:val="single" w:color="A6B8D0" w:sz="4"/>
-              <w:bottom w:val="single" w:color="A6B8D0" w:sz="4"/>
-              <w:right w:val="single" w:color="A6B8D0" w:sz="4"/>
-            </w:tcBorders>
-            <w:tcMar>
-              <w:top w:type="dxa" w:w="50"/>
-              <w:left w:type="dxa" w:w="90"/>
-              <w:bottom w:type="dxa" w:w="50"/>
-              <w:right w:type="dxa" w:w="90"/>
-            </w:tcMar>
-          </w:tcPr>
-          <w:p>
-            <w:pPr>
-              <w:keepNext w:val="false"/>
-              <w:keepLines/>
-              <w:spacing w:after="0" w:before="0" w:line="280"/>
-            </w:pPr>
-            <w:r>
-              <w:rPr>
-                <w:rFonts w:ascii="Yu Gothic" w:eastAsia="Yu Gothic" w:hAnsi="Yu Gothic"/>
-                <w:b w:val="false"/>
-                <w:bCs w:val="false"/>
-                <w:sz w:val="18"/>
-                <w:szCs w:val="18"/>
-              </w:rPr>
-              <w:t xml:space="preserve">u2netp の公式の前処理</w:t>
+              <w:t xml:space="preserve">実際に上げて確かめる（14.1）</w:t>
             </w:r>
           </w:p>
         </w:tc>
@@ -31450,7 +31517,7 @@
         <w:rPr>
           <w:rFonts w:ascii="Yu Gothic" w:eastAsia="Yu Gothic" w:hAnsi="Yu Gothic"/>
         </w:rPr>
-        <w:t xml:space="preserve">18. 実測と確認の一覧</w:t>
+        <w:t xml:space="preserve">18. 要件との対応</w:t>
       </w:r>
     </w:p>
     <w:tbl>
@@ -31466,8 +31533,8 @@
         </w:tblBorders>
       </w:tblPr>
       <w:tblGrid>
-        <w:gridCol w:w="3990"/>
-        <w:gridCol w:w="5648"/>
+        <w:gridCol w:w="5146"/>
+        <w:gridCol w:w="4492"/>
       </w:tblGrid>
       <w:tr>
         <w:trPr>
@@ -31476,7 +31543,7 @@
         </w:trPr>
         <w:tc>
           <w:tcPr>
-            <w:tcW w:type="dxa" w:w="3990"/>
+            <w:tcW w:type="dxa" w:w="5146"/>
             <w:tcBorders>
               <w:top w:val="single" w:color="A6B8D0" w:sz="4"/>
               <w:left w:val="single" w:color="A6B8D0" w:sz="4"/>
@@ -31505,13 +31572,13 @@
                 <w:sz w:val="18"/>
                 <w:szCs w:val="18"/>
               </w:rPr>
-              <w:t xml:space="preserve">項目</w:t>
-            </w:r>
-          </w:p>
-        </w:tc>
-        <w:tc>
-          <w:tcPr>
-            <w:tcW w:type="dxa" w:w="5648"/>
+              <w:t xml:space="preserve">要件の番号（文は概要設計書）</w:t>
+            </w:r>
+          </w:p>
+        </w:tc>
+        <w:tc>
+          <w:tcPr>
+            <w:tcW w:type="dxa" w:w="4492"/>
             <w:tcBorders>
               <w:top w:val="single" w:color="A6B8D0" w:sz="4"/>
               <w:left w:val="single" w:color="A6B8D0" w:sz="4"/>
@@ -31540,7 +31607,7 @@
                 <w:sz w:val="18"/>
                 <w:szCs w:val="18"/>
               </w:rPr>
-              <w:t xml:space="preserve">判定の基準</w:t>
+              <w:t xml:space="preserve">本書で受ける節</w:t>
             </w:r>
           </w:p>
         </w:tc>
@@ -31552,69 +31619,69 @@
         </w:trPr>
         <w:tc>
           <w:tcPr>
-            <w:tcW w:type="dxa" w:w="3990"/>
-            <w:tcBorders>
-              <w:top w:val="single" w:color="A6B8D0" w:sz="4"/>
-              <w:left w:val="single" w:color="A6B8D0" w:sz="4"/>
-              <w:bottom w:val="single" w:color="A6B8D0" w:sz="4"/>
-              <w:right w:val="single" w:color="A6B8D0" w:sz="4"/>
-            </w:tcBorders>
-            <w:tcMar>
-              <w:top w:type="dxa" w:w="50"/>
-              <w:left w:type="dxa" w:w="90"/>
-              <w:bottom w:type="dxa" w:w="50"/>
-              <w:right w:type="dxa" w:w="90"/>
-            </w:tcMar>
-          </w:tcPr>
-          <w:p>
-            <w:pPr>
-              <w:keepNext/>
-              <w:keepLines/>
-              <w:spacing w:after="0" w:before="0" w:line="280"/>
-            </w:pPr>
-            <w:r>
-              <w:rPr>
-                <w:rFonts w:ascii="Yu Gothic" w:eastAsia="Yu Gothic" w:hAnsi="Yu Gothic"/>
-                <w:b w:val="false"/>
-                <w:bCs w:val="false"/>
-                <w:sz w:val="18"/>
-                <w:szCs w:val="18"/>
-              </w:rPr>
-              <w:t xml:space="preserve">縦書きの字形（3つのフォント）</w:t>
-            </w:r>
-          </w:p>
-        </w:tc>
-        <w:tc>
-          <w:tcPr>
-            <w:tcW w:type="dxa" w:w="5648"/>
-            <w:tcBorders>
-              <w:top w:val="single" w:color="A6B8D0" w:sz="4"/>
-              <w:left w:val="single" w:color="A6B8D0" w:sz="4"/>
-              <w:bottom w:val="single" w:color="A6B8D0" w:sz="4"/>
-              <w:right w:val="single" w:color="A6B8D0" w:sz="4"/>
-            </w:tcBorders>
-            <w:tcMar>
-              <w:top w:type="dxa" w:w="50"/>
-              <w:left w:type="dxa" w:w="90"/>
-              <w:bottom w:type="dxa" w:w="50"/>
-              <w:right w:type="dxa" w:w="90"/>
-            </w:tcMar>
-          </w:tcPr>
-          <w:p>
-            <w:pPr>
-              <w:keepNext/>
-              <w:keepLines/>
-              <w:spacing w:after="0" w:before="0" w:line="280"/>
-            </w:pPr>
-            <w:r>
-              <w:rPr>
-                <w:rFonts w:ascii="Yu Gothic" w:eastAsia="Yu Gothic" w:hAnsi="Yu Gothic"/>
-                <w:b w:val="false"/>
-                <w:bCs w:val="false"/>
-                <w:sz w:val="18"/>
-                <w:szCs w:val="18"/>
-              </w:rPr>
-              <w:t xml:space="preserve">試験の文で縦の形になること（3.3）</w:t>
+            <w:tcW w:type="dxa" w:w="5146"/>
+            <w:tcBorders>
+              <w:top w:val="single" w:color="A6B8D0" w:sz="4"/>
+              <w:left w:val="single" w:color="A6B8D0" w:sz="4"/>
+              <w:bottom w:val="single" w:color="A6B8D0" w:sz="4"/>
+              <w:right w:val="single" w:color="A6B8D0" w:sz="4"/>
+            </w:tcBorders>
+            <w:tcMar>
+              <w:top w:type="dxa" w:w="50"/>
+              <w:left w:type="dxa" w:w="90"/>
+              <w:bottom w:type="dxa" w:w="50"/>
+              <w:right w:type="dxa" w:w="90"/>
+            </w:tcMar>
+          </w:tcPr>
+          <w:p>
+            <w:pPr>
+              <w:keepNext/>
+              <w:keepLines/>
+              <w:spacing w:after="0" w:before="0" w:line="280"/>
+            </w:pPr>
+            <w:r>
+              <w:rPr>
+                <w:rFonts w:ascii="Yu Gothic" w:eastAsia="Yu Gothic" w:hAnsi="Yu Gothic"/>
+                <w:b w:val="false"/>
+                <w:bCs w:val="false"/>
+                <w:sz w:val="18"/>
+                <w:szCs w:val="18"/>
+              </w:rPr>
+              <w:t xml:space="preserve">R-4-1-1</w:t>
+            </w:r>
+          </w:p>
+        </w:tc>
+        <w:tc>
+          <w:tcPr>
+            <w:tcW w:type="dxa" w:w="4492"/>
+            <w:tcBorders>
+              <w:top w:val="single" w:color="A6B8D0" w:sz="4"/>
+              <w:left w:val="single" w:color="A6B8D0" w:sz="4"/>
+              <w:bottom w:val="single" w:color="A6B8D0" w:sz="4"/>
+              <w:right w:val="single" w:color="A6B8D0" w:sz="4"/>
+            </w:tcBorders>
+            <w:tcMar>
+              <w:top w:type="dxa" w:w="50"/>
+              <w:left w:type="dxa" w:w="90"/>
+              <w:bottom w:type="dxa" w:w="50"/>
+              <w:right w:type="dxa" w:w="90"/>
+            </w:tcMar>
+          </w:tcPr>
+          <w:p>
+            <w:pPr>
+              <w:keepNext/>
+              <w:keepLines/>
+              <w:spacing w:after="0" w:before="0" w:line="280"/>
+            </w:pPr>
+            <w:r>
+              <w:rPr>
+                <w:rFonts w:ascii="Yu Gothic" w:eastAsia="Yu Gothic" w:hAnsi="Yu Gothic"/>
+                <w:b w:val="false"/>
+                <w:bCs w:val="false"/>
+                <w:sz w:val="18"/>
+                <w:szCs w:val="18"/>
+              </w:rPr>
+              <w:t xml:space="preserve">3.1「中身と差し込み」、5「画像の層」</w:t>
             </w:r>
           </w:p>
         </w:tc>
@@ -31626,69 +31693,69 @@
         </w:trPr>
         <w:tc>
           <w:tcPr>
-            <w:tcW w:type="dxa" w:w="3990"/>
-            <w:tcBorders>
-              <w:top w:val="single" w:color="A6B8D0" w:sz="4"/>
-              <w:left w:val="single" w:color="A6B8D0" w:sz="4"/>
-              <w:bottom w:val="single" w:color="A6B8D0" w:sz="4"/>
-              <w:right w:val="single" w:color="A6B8D0" w:sz="4"/>
-            </w:tcBorders>
-            <w:tcMar>
-              <w:top w:type="dxa" w:w="50"/>
-              <w:left w:type="dxa" w:w="90"/>
-              <w:bottom w:type="dxa" w:w="50"/>
-              <w:right w:type="dxa" w:w="90"/>
-            </w:tcMar>
-          </w:tcPr>
-          <w:p>
-            <w:pPr>
-              <w:keepNext/>
-              <w:keepLines/>
-              <w:spacing w:after="0" w:before="0" w:line="280"/>
-            </w:pPr>
-            <w:r>
-              <w:rPr>
-                <w:rFonts w:ascii="Yu Gothic" w:eastAsia="Yu Gothic" w:hAnsi="Yu Gothic"/>
-                <w:b w:val="false"/>
-                <w:bCs w:val="false"/>
-                <w:sz w:val="18"/>
-                <w:szCs w:val="18"/>
-              </w:rPr>
-              <w:t xml:space="preserve">3つの OS の描画の一致</w:t>
-            </w:r>
-          </w:p>
-        </w:tc>
-        <w:tc>
-          <w:tcPr>
-            <w:tcW w:type="dxa" w:w="5648"/>
-            <w:tcBorders>
-              <w:top w:val="single" w:color="A6B8D0" w:sz="4"/>
-              <w:left w:val="single" w:color="A6B8D0" w:sz="4"/>
-              <w:bottom w:val="single" w:color="A6B8D0" w:sz="4"/>
-              <w:right w:val="single" w:color="A6B8D0" w:sz="4"/>
-            </w:tcBorders>
-            <w:tcMar>
-              <w:top w:type="dxa" w:w="50"/>
-              <w:left w:type="dxa" w:w="90"/>
-              <w:bottom w:type="dxa" w:w="50"/>
-              <w:right w:type="dxa" w:w="90"/>
-            </w:tcMar>
-          </w:tcPr>
-          <w:p>
-            <w:pPr>
-              <w:keepNext/>
-              <w:keepLines/>
-              <w:spacing w:after="0" w:before="0" w:line="280"/>
-            </w:pPr>
-            <w:r>
-              <w:rPr>
-                <w:rFonts w:ascii="Yu Gothic" w:eastAsia="Yu Gothic" w:hAnsi="Yu Gothic"/>
-                <w:b w:val="false"/>
-                <w:bCs w:val="false"/>
-                <w:sz w:val="18"/>
-                <w:szCs w:val="18"/>
-              </w:rPr>
-              <w:t xml:space="preserve">画素の値の差がすべて1以内（3.5）</w:t>
+            <w:tcW w:type="dxa" w:w="5146"/>
+            <w:tcBorders>
+              <w:top w:val="single" w:color="A6B8D0" w:sz="4"/>
+              <w:left w:val="single" w:color="A6B8D0" w:sz="4"/>
+              <w:bottom w:val="single" w:color="A6B8D0" w:sz="4"/>
+              <w:right w:val="single" w:color="A6B8D0" w:sz="4"/>
+            </w:tcBorders>
+            <w:tcMar>
+              <w:top w:type="dxa" w:w="50"/>
+              <w:left w:type="dxa" w:w="90"/>
+              <w:bottom w:type="dxa" w:w="50"/>
+              <w:right w:type="dxa" w:w="90"/>
+            </w:tcMar>
+          </w:tcPr>
+          <w:p>
+            <w:pPr>
+              <w:keepNext/>
+              <w:keepLines/>
+              <w:spacing w:after="0" w:before="0" w:line="280"/>
+            </w:pPr>
+            <w:r>
+              <w:rPr>
+                <w:rFonts w:ascii="Yu Gothic" w:eastAsia="Yu Gothic" w:hAnsi="Yu Gothic"/>
+                <w:b w:val="false"/>
+                <w:bCs w:val="false"/>
+                <w:sz w:val="18"/>
+                <w:szCs w:val="18"/>
+              </w:rPr>
+              <w:t xml:space="preserve">R-4-1-2</w:t>
+            </w:r>
+          </w:p>
+        </w:tc>
+        <w:tc>
+          <w:tcPr>
+            <w:tcW w:type="dxa" w:w="4492"/>
+            <w:tcBorders>
+              <w:top w:val="single" w:color="A6B8D0" w:sz="4"/>
+              <w:left w:val="single" w:color="A6B8D0" w:sz="4"/>
+              <w:bottom w:val="single" w:color="A6B8D0" w:sz="4"/>
+              <w:right w:val="single" w:color="A6B8D0" w:sz="4"/>
+            </w:tcBorders>
+            <w:tcMar>
+              <w:top w:type="dxa" w:w="50"/>
+              <w:left w:type="dxa" w:w="90"/>
+              <w:bottom w:type="dxa" w:w="50"/>
+              <w:right w:type="dxa" w:w="90"/>
+            </w:tcMar>
+          </w:tcPr>
+          <w:p>
+            <w:pPr>
+              <w:keepNext/>
+              <w:keepLines/>
+              <w:spacing w:after="0" w:before="0" w:line="280"/>
+            </w:pPr>
+            <w:r>
+              <w:rPr>
+                <w:rFonts w:ascii="Yu Gothic" w:eastAsia="Yu Gothic" w:hAnsi="Yu Gothic"/>
+                <w:b w:val="false"/>
+                <w:bCs w:val="false"/>
+                <w:sz w:val="18"/>
+                <w:szCs w:val="18"/>
+              </w:rPr>
+              <w:t xml:space="preserve">3.2「書式」、3.3「縦書き」</w:t>
             </w:r>
           </w:p>
         </w:tc>
@@ -31700,69 +31767,69 @@
         </w:trPr>
         <w:tc>
           <w:tcPr>
-            <w:tcW w:type="dxa" w:w="3990"/>
-            <w:tcBorders>
-              <w:top w:val="single" w:color="A6B8D0" w:sz="4"/>
-              <w:left w:val="single" w:color="A6B8D0" w:sz="4"/>
-              <w:bottom w:val="single" w:color="A6B8D0" w:sz="4"/>
-              <w:right w:val="single" w:color="A6B8D0" w:sz="4"/>
-            </w:tcBorders>
-            <w:tcMar>
-              <w:top w:type="dxa" w:w="50"/>
-              <w:left w:type="dxa" w:w="90"/>
-              <w:bottom w:type="dxa" w:w="50"/>
-              <w:right w:type="dxa" w:w="90"/>
-            </w:tcMar>
-          </w:tcPr>
-          <w:p>
-            <w:pPr>
-              <w:keepNext/>
-              <w:keepLines/>
-              <w:spacing w:after="0" w:before="0" w:line="280"/>
-            </w:pPr>
-            <w:r>
-              <w:rPr>
-                <w:rFonts w:ascii="Yu Gothic" w:eastAsia="Yu Gothic" w:hAnsi="Yu Gothic"/>
-                <w:b w:val="false"/>
-                <w:bCs w:val="false"/>
-                <w:sz w:val="18"/>
-                <w:szCs w:val="18"/>
-              </w:rPr>
-              <w:t xml:space="preserve">絵文字の COLRv1 の塗り</w:t>
-            </w:r>
-          </w:p>
-        </w:tc>
-        <w:tc>
-          <w:tcPr>
-            <w:tcW w:type="dxa" w:w="5648"/>
-            <w:tcBorders>
-              <w:top w:val="single" w:color="A6B8D0" w:sz="4"/>
-              <w:left w:val="single" w:color="A6B8D0" w:sz="4"/>
-              <w:bottom w:val="single" w:color="A6B8D0" w:sz="4"/>
-              <w:right w:val="single" w:color="A6B8D0" w:sz="4"/>
-            </w:tcBorders>
-            <w:tcMar>
-              <w:top w:type="dxa" w:w="50"/>
-              <w:left w:type="dxa" w:w="90"/>
-              <w:bottom w:type="dxa" w:w="50"/>
-              <w:right w:type="dxa" w:w="90"/>
-            </w:tcMar>
-          </w:tcPr>
-          <w:p>
-            <w:pPr>
-              <w:keepNext/>
-              <w:keepLines/>
-              <w:spacing w:after="0" w:before="0" w:line="280"/>
-            </w:pPr>
-            <w:r>
-              <w:rPr>
-                <w:rFonts w:ascii="Yu Gothic" w:eastAsia="Yu Gothic" w:hAnsi="Yu Gothic"/>
-                <w:b w:val="false"/>
-                <w:bCs w:val="false"/>
-                <w:sz w:val="18"/>
-                <w:szCs w:val="18"/>
-              </w:rPr>
-              <w:t xml:space="preserve">すべての塗りを描け、ブラウザの描画と同じ形と色（6.3）</w:t>
+            <w:tcW w:type="dxa" w:w="5146"/>
+            <w:tcBorders>
+              <w:top w:val="single" w:color="A6B8D0" w:sz="4"/>
+              <w:left w:val="single" w:color="A6B8D0" w:sz="4"/>
+              <w:bottom w:val="single" w:color="A6B8D0" w:sz="4"/>
+              <w:right w:val="single" w:color="A6B8D0" w:sz="4"/>
+            </w:tcBorders>
+            <w:tcMar>
+              <w:top w:type="dxa" w:w="50"/>
+              <w:left w:type="dxa" w:w="90"/>
+              <w:bottom w:type="dxa" w:w="50"/>
+              <w:right w:type="dxa" w:w="90"/>
+            </w:tcMar>
+          </w:tcPr>
+          <w:p>
+            <w:pPr>
+              <w:keepNext/>
+              <w:keepLines/>
+              <w:spacing w:after="0" w:before="0" w:line="280"/>
+            </w:pPr>
+            <w:r>
+              <w:rPr>
+                <w:rFonts w:ascii="Yu Gothic" w:eastAsia="Yu Gothic" w:hAnsi="Yu Gothic"/>
+                <w:b w:val="false"/>
+                <w:bCs w:val="false"/>
+                <w:sz w:val="18"/>
+                <w:szCs w:val="18"/>
+              </w:rPr>
+              <w:t xml:space="preserve">R-4-1-3</w:t>
+            </w:r>
+          </w:p>
+        </w:tc>
+        <w:tc>
+          <w:tcPr>
+            <w:tcW w:type="dxa" w:w="4492"/>
+            <w:tcBorders>
+              <w:top w:val="single" w:color="A6B8D0" w:sz="4"/>
+              <w:left w:val="single" w:color="A6B8D0" w:sz="4"/>
+              <w:bottom w:val="single" w:color="A6B8D0" w:sz="4"/>
+              <w:right w:val="single" w:color="A6B8D0" w:sz="4"/>
+            </w:tcBorders>
+            <w:tcMar>
+              <w:top w:type="dxa" w:w="50"/>
+              <w:left w:type="dxa" w:w="90"/>
+              <w:bottom w:type="dxa" w:w="50"/>
+              <w:right w:type="dxa" w:w="90"/>
+            </w:tcMar>
+          </w:tcPr>
+          <w:p>
+            <w:pPr>
+              <w:keepNext/>
+              <w:keepLines/>
+              <w:spacing w:after="0" w:before="0" w:line="280"/>
+            </w:pPr>
+            <w:r>
+              <w:rPr>
+                <w:rFonts w:ascii="Yu Gothic" w:eastAsia="Yu Gothic" w:hAnsi="Yu Gothic"/>
+                <w:b w:val="false"/>
+                <w:bCs w:val="false"/>
+                <w:sz w:val="18"/>
+                <w:szCs w:val="18"/>
+              </w:rPr>
+              <w:t xml:space="preserve">6「フォントと絵文字」</w:t>
             </w:r>
           </w:p>
         </w:tc>
@@ -31774,69 +31841,69 @@
         </w:trPr>
         <w:tc>
           <w:tcPr>
-            <w:tcW w:type="dxa" w:w="3990"/>
-            <w:tcBorders>
-              <w:top w:val="single" w:color="A6B8D0" w:sz="4"/>
-              <w:left w:val="single" w:color="A6B8D0" w:sz="4"/>
-              <w:bottom w:val="single" w:color="A6B8D0" w:sz="4"/>
-              <w:right w:val="single" w:color="A6B8D0" w:sz="4"/>
-            </w:tcBorders>
-            <w:tcMar>
-              <w:top w:type="dxa" w:w="50"/>
-              <w:left w:type="dxa" w:w="90"/>
-              <w:bottom w:type="dxa" w:w="50"/>
-              <w:right w:type="dxa" w:w="90"/>
-            </w:tcMar>
-          </w:tcPr>
-          <w:p>
-            <w:pPr>
-              <w:keepNext/>
-              <w:keepLines/>
-              <w:spacing w:after="0" w:before="0" w:line="280"/>
-            </w:pPr>
-            <w:r>
-              <w:rPr>
-                <w:rFonts w:ascii="Yu Gothic" w:eastAsia="Yu Gothic" w:hAnsi="Yu Gothic"/>
-                <w:b w:val="false"/>
-                <w:bCs w:val="false"/>
-                <w:sz w:val="18"/>
-                <w:szCs w:val="18"/>
-              </w:rPr>
-              <w:t xml:space="preserve">まとまり1つの描画と表示</w:t>
-            </w:r>
-          </w:p>
-        </w:tc>
-        <w:tc>
-          <w:tcPr>
-            <w:tcW w:type="dxa" w:w="5648"/>
-            <w:tcBorders>
-              <w:top w:val="single" w:color="A6B8D0" w:sz="4"/>
-              <w:left w:val="single" w:color="A6B8D0" w:sz="4"/>
-              <w:bottom w:val="single" w:color="A6B8D0" w:sz="4"/>
-              <w:right w:val="single" w:color="A6B8D0" w:sz="4"/>
-            </w:tcBorders>
-            <w:tcMar>
-              <w:top w:type="dxa" w:w="50"/>
-              <w:left w:type="dxa" w:w="90"/>
-              <w:bottom w:type="dxa" w:w="50"/>
-              <w:right w:type="dxa" w:w="90"/>
-            </w:tcMar>
-          </w:tcPr>
-          <w:p>
-            <w:pPr>
-              <w:keepNext/>
-              <w:keepLines/>
-              <w:spacing w:after="0" w:before="0" w:line="280"/>
-            </w:pPr>
-            <w:r>
-              <w:rPr>
-                <w:rFonts w:ascii="Yu Gothic" w:eastAsia="Yu Gothic" w:hAnsi="Yu Gothic"/>
-                <w:b w:val="false"/>
-                <w:bCs w:val="false"/>
-                <w:sz w:val="18"/>
-                <w:szCs w:val="18"/>
-              </w:rPr>
-              <w:t xml:space="preserve">100ms 以内（9.4）</w:t>
+            <w:tcW w:type="dxa" w:w="5146"/>
+            <w:tcBorders>
+              <w:top w:val="single" w:color="A6B8D0" w:sz="4"/>
+              <w:left w:val="single" w:color="A6B8D0" w:sz="4"/>
+              <w:bottom w:val="single" w:color="A6B8D0" w:sz="4"/>
+              <w:right w:val="single" w:color="A6B8D0" w:sz="4"/>
+            </w:tcBorders>
+            <w:tcMar>
+              <w:top w:type="dxa" w:w="50"/>
+              <w:left w:type="dxa" w:w="90"/>
+              <w:bottom w:type="dxa" w:w="50"/>
+              <w:right w:type="dxa" w:w="90"/>
+            </w:tcMar>
+          </w:tcPr>
+          <w:p>
+            <w:pPr>
+              <w:keepNext/>
+              <w:keepLines/>
+              <w:spacing w:after="0" w:before="0" w:line="280"/>
+            </w:pPr>
+            <w:r>
+              <w:rPr>
+                <w:rFonts w:ascii="Yu Gothic" w:eastAsia="Yu Gothic" w:hAnsi="Yu Gothic"/>
+                <w:b w:val="false"/>
+                <w:bCs w:val="false"/>
+                <w:sz w:val="18"/>
+                <w:szCs w:val="18"/>
+              </w:rPr>
+              <w:t xml:space="preserve">R-4-1-4</w:t>
+            </w:r>
+          </w:p>
+        </w:tc>
+        <w:tc>
+          <w:tcPr>
+            <w:tcW w:type="dxa" w:w="4492"/>
+            <w:tcBorders>
+              <w:top w:val="single" w:color="A6B8D0" w:sz="4"/>
+              <w:left w:val="single" w:color="A6B8D0" w:sz="4"/>
+              <w:bottom w:val="single" w:color="A6B8D0" w:sz="4"/>
+              <w:right w:val="single" w:color="A6B8D0" w:sz="4"/>
+            </w:tcBorders>
+            <w:tcMar>
+              <w:top w:type="dxa" w:w="50"/>
+              <w:left w:type="dxa" w:w="90"/>
+              <w:bottom w:type="dxa" w:w="50"/>
+              <w:right w:type="dxa" w:w="90"/>
+            </w:tcMar>
+          </w:tcPr>
+          <w:p>
+            <w:pPr>
+              <w:keepNext/>
+              <w:keepLines/>
+              <w:spacing w:after="0" w:before="0" w:line="280"/>
+            </w:pPr>
+            <w:r>
+              <w:rPr>
+                <w:rFonts w:ascii="Yu Gothic" w:eastAsia="Yu Gothic" w:hAnsi="Yu Gothic"/>
+                <w:b w:val="false"/>
+                <w:bCs w:val="false"/>
+                <w:sz w:val="18"/>
+                <w:szCs w:val="18"/>
+              </w:rPr>
+              <w:t xml:space="preserve">5「画像の層」、6.4「持ち込みのフォント」、8.3「受け渡し」</w:t>
             </w:r>
           </w:p>
         </w:tc>
@@ -31848,69 +31915,69 @@
         </w:trPr>
         <w:tc>
           <w:tcPr>
-            <w:tcW w:type="dxa" w:w="3990"/>
-            <w:tcBorders>
-              <w:top w:val="single" w:color="A6B8D0" w:sz="4"/>
-              <w:left w:val="single" w:color="A6B8D0" w:sz="4"/>
-              <w:bottom w:val="single" w:color="A6B8D0" w:sz="4"/>
-              <w:right w:val="single" w:color="A6B8D0" w:sz="4"/>
-            </w:tcBorders>
-            <w:tcMar>
-              <w:top w:type="dxa" w:w="50"/>
-              <w:left w:type="dxa" w:w="90"/>
-              <w:bottom w:type="dxa" w:w="50"/>
-              <w:right w:type="dxa" w:w="90"/>
-            </w:tcMar>
-          </w:tcPr>
-          <w:p>
-            <w:pPr>
-              <w:keepNext/>
-              <w:keepLines/>
-              <w:spacing w:after="0" w:before="0" w:line="280"/>
-            </w:pPr>
-            <w:r>
-              <w:rPr>
-                <w:rFonts w:ascii="Yu Gothic" w:eastAsia="Yu Gothic" w:hAnsi="Yu Gothic"/>
-                <w:b w:val="false"/>
-                <w:bCs w:val="false"/>
-                <w:sz w:val="18"/>
-                <w:szCs w:val="18"/>
-              </w:rPr>
-              <w:t xml:space="preserve">自動配置の時間</w:t>
-            </w:r>
-          </w:p>
-        </w:tc>
-        <w:tc>
-          <w:tcPr>
-            <w:tcW w:type="dxa" w:w="5648"/>
-            <w:tcBorders>
-              <w:top w:val="single" w:color="A6B8D0" w:sz="4"/>
-              <w:left w:val="single" w:color="A6B8D0" w:sz="4"/>
-              <w:bottom w:val="single" w:color="A6B8D0" w:sz="4"/>
-              <w:right w:val="single" w:color="A6B8D0" w:sz="4"/>
-            </w:tcBorders>
-            <w:tcMar>
-              <w:top w:type="dxa" w:w="50"/>
-              <w:left w:type="dxa" w:w="90"/>
-              <w:bottom w:type="dxa" w:w="50"/>
-              <w:right w:type="dxa" w:w="90"/>
-            </w:tcMar>
-          </w:tcPr>
-          <w:p>
-            <w:pPr>
-              <w:keepNext/>
-              <w:keepLines/>
-              <w:spacing w:after="0" w:before="0" w:line="280"/>
-            </w:pPr>
-            <w:r>
-              <w:rPr>
-                <w:rFonts w:ascii="Yu Gothic" w:eastAsia="Yu Gothic" w:hAnsi="Yu Gothic"/>
-                <w:b w:val="false"/>
-                <w:bCs w:val="false"/>
-                <w:sz w:val="18"/>
-                <w:szCs w:val="18"/>
-              </w:rPr>
-              <w:t xml:space="preserve">500枚で1分以内（7.2）</w:t>
+            <w:tcW w:type="dxa" w:w="5146"/>
+            <w:tcBorders>
+              <w:top w:val="single" w:color="A6B8D0" w:sz="4"/>
+              <w:left w:val="single" w:color="A6B8D0" w:sz="4"/>
+              <w:bottom w:val="single" w:color="A6B8D0" w:sz="4"/>
+              <w:right w:val="single" w:color="A6B8D0" w:sz="4"/>
+            </w:tcBorders>
+            <w:tcMar>
+              <w:top w:type="dxa" w:w="50"/>
+              <w:left w:type="dxa" w:w="90"/>
+              <w:bottom w:type="dxa" w:w="50"/>
+              <w:right w:type="dxa" w:w="90"/>
+            </w:tcMar>
+          </w:tcPr>
+          <w:p>
+            <w:pPr>
+              <w:keepNext/>
+              <w:keepLines/>
+              <w:spacing w:after="0" w:before="0" w:line="280"/>
+            </w:pPr>
+            <w:r>
+              <w:rPr>
+                <w:rFonts w:ascii="Yu Gothic" w:eastAsia="Yu Gothic" w:hAnsi="Yu Gothic"/>
+                <w:b w:val="false"/>
+                <w:bCs w:val="false"/>
+                <w:sz w:val="18"/>
+                <w:szCs w:val="18"/>
+              </w:rPr>
+              <w:t xml:space="preserve">R-4-1-5</w:t>
+            </w:r>
+          </w:p>
+        </w:tc>
+        <w:tc>
+          <w:tcPr>
+            <w:tcW w:type="dxa" w:w="4492"/>
+            <w:tcBorders>
+              <w:top w:val="single" w:color="A6B8D0" w:sz="4"/>
+              <w:left w:val="single" w:color="A6B8D0" w:sz="4"/>
+              <w:bottom w:val="single" w:color="A6B8D0" w:sz="4"/>
+              <w:right w:val="single" w:color="A6B8D0" w:sz="4"/>
+            </w:tcBorders>
+            <w:tcMar>
+              <w:top w:type="dxa" w:w="50"/>
+              <w:left w:type="dxa" w:w="90"/>
+              <w:bottom w:type="dxa" w:w="50"/>
+              <w:right w:type="dxa" w:w="90"/>
+            </w:tcMar>
+          </w:tcPr>
+          <w:p>
+            <w:pPr>
+              <w:keepNext/>
+              <w:keepLines/>
+              <w:spacing w:after="0" w:before="0" w:line="280"/>
+            </w:pPr>
+            <w:r>
+              <w:rPr>
+                <w:rFonts w:ascii="Yu Gothic" w:eastAsia="Yu Gothic" w:hAnsi="Yu Gothic"/>
+                <w:b w:val="false"/>
+                <w:bCs w:val="false"/>
+                <w:sz w:val="18"/>
+                <w:szCs w:val="18"/>
+              </w:rPr>
+              <w:t xml:space="preserve">4「まとまりと層」</w:t>
             </w:r>
           </w:p>
         </w:tc>
@@ -31922,69 +31989,69 @@
         </w:trPr>
         <w:tc>
           <w:tcPr>
-            <w:tcW w:type="dxa" w:w="3990"/>
-            <w:tcBorders>
-              <w:top w:val="single" w:color="A6B8D0" w:sz="4"/>
-              <w:left w:val="single" w:color="A6B8D0" w:sz="4"/>
-              <w:bottom w:val="single" w:color="A6B8D0" w:sz="4"/>
-              <w:right w:val="single" w:color="A6B8D0" w:sz="4"/>
-            </w:tcBorders>
-            <w:tcMar>
-              <w:top w:type="dxa" w:w="50"/>
-              <w:left w:type="dxa" w:w="90"/>
-              <w:bottom w:type="dxa" w:w="50"/>
-              <w:right w:type="dxa" w:w="90"/>
-            </w:tcMar>
-          </w:tcPr>
-          <w:p>
-            <w:pPr>
-              <w:keepNext/>
-              <w:keepLines/>
-              <w:spacing w:after="0" w:before="0" w:line="280"/>
-            </w:pPr>
-            <w:r>
-              <w:rPr>
-                <w:rFonts w:ascii="Yu Gothic" w:eastAsia="Yu Gothic" w:hAnsi="Yu Gothic"/>
-                <w:b w:val="false"/>
-                <w:bCs w:val="false"/>
-                <w:sz w:val="18"/>
-                <w:szCs w:val="18"/>
-              </w:rPr>
-              <w:t xml:space="preserve">自動配置の当たりの率</w:t>
-            </w:r>
-          </w:p>
-        </w:tc>
-        <w:tc>
-          <w:tcPr>
-            <w:tcW w:type="dxa" w:w="5648"/>
-            <w:tcBorders>
-              <w:top w:val="single" w:color="A6B8D0" w:sz="4"/>
-              <w:left w:val="single" w:color="A6B8D0" w:sz="4"/>
-              <w:bottom w:val="single" w:color="A6B8D0" w:sz="4"/>
-              <w:right w:val="single" w:color="A6B8D0" w:sz="4"/>
-            </w:tcBorders>
-            <w:tcMar>
-              <w:top w:type="dxa" w:w="50"/>
-              <w:left w:type="dxa" w:w="90"/>
-              <w:bottom w:type="dxa" w:w="50"/>
-              <w:right w:type="dxa" w:w="90"/>
-            </w:tcMar>
-          </w:tcPr>
-          <w:p>
-            <w:pPr>
-              <w:keepNext/>
-              <w:keepLines/>
-              <w:spacing w:after="0" w:before="0" w:line="280"/>
-            </w:pPr>
-            <w:r>
-              <w:rPr>
-                <w:rFonts w:ascii="Yu Gothic" w:eastAsia="Yu Gothic" w:hAnsi="Yu Gothic"/>
-                <w:b w:val="false"/>
-                <w:bCs w:val="false"/>
-                <w:sz w:val="18"/>
-                <w:szCs w:val="18"/>
-              </w:rPr>
-              <w:t xml:space="preserve">7割以上の写真で手直しが要らない（7.2）</w:t>
+            <w:tcW w:type="dxa" w:w="5146"/>
+            <w:tcBorders>
+              <w:top w:val="single" w:color="A6B8D0" w:sz="4"/>
+              <w:left w:val="single" w:color="A6B8D0" w:sz="4"/>
+              <w:bottom w:val="single" w:color="A6B8D0" w:sz="4"/>
+              <w:right w:val="single" w:color="A6B8D0" w:sz="4"/>
+            </w:tcBorders>
+            <w:tcMar>
+              <w:top w:type="dxa" w:w="50"/>
+              <w:left w:type="dxa" w:w="90"/>
+              <w:bottom w:type="dxa" w:w="50"/>
+              <w:right w:type="dxa" w:w="90"/>
+            </w:tcMar>
+          </w:tcPr>
+          <w:p>
+            <w:pPr>
+              <w:keepNext/>
+              <w:keepLines/>
+              <w:spacing w:after="0" w:before="0" w:line="280"/>
+            </w:pPr>
+            <w:r>
+              <w:rPr>
+                <w:rFonts w:ascii="Yu Gothic" w:eastAsia="Yu Gothic" w:hAnsi="Yu Gothic"/>
+                <w:b w:val="false"/>
+                <w:bCs w:val="false"/>
+                <w:sz w:val="18"/>
+                <w:szCs w:val="18"/>
+              </w:rPr>
+              <w:t xml:space="preserve">R-4-2-1</w:t>
+            </w:r>
+          </w:p>
+        </w:tc>
+        <w:tc>
+          <w:tcPr>
+            <w:tcW w:type="dxa" w:w="4492"/>
+            <w:tcBorders>
+              <w:top w:val="single" w:color="A6B8D0" w:sz="4"/>
+              <w:left w:val="single" w:color="A6B8D0" w:sz="4"/>
+              <w:bottom w:val="single" w:color="A6B8D0" w:sz="4"/>
+              <w:right w:val="single" w:color="A6B8D0" w:sz="4"/>
+            </w:tcBorders>
+            <w:tcMar>
+              <w:top w:type="dxa" w:w="50"/>
+              <w:left w:type="dxa" w:w="90"/>
+              <w:bottom w:type="dxa" w:w="50"/>
+              <w:right w:type="dxa" w:w="90"/>
+            </w:tcMar>
+          </w:tcPr>
+          <w:p>
+            <w:pPr>
+              <w:keepNext/>
+              <w:keepLines/>
+              <w:spacing w:after="0" w:before="0" w:line="280"/>
+            </w:pPr>
+            <w:r>
+              <w:rPr>
+                <w:rFonts w:ascii="Yu Gothic" w:eastAsia="Yu Gothic" w:hAnsi="Yu Gothic"/>
+                <w:b w:val="false"/>
+                <w:bCs w:val="false"/>
+                <w:sz w:val="18"/>
+                <w:szCs w:val="18"/>
+              </w:rPr>
+              <w:t xml:space="preserve">8「テンプレート」</w:t>
             </w:r>
           </w:p>
         </w:tc>
@@ -31996,69 +32063,69 @@
         </w:trPr>
         <w:tc>
           <w:tcPr>
-            <w:tcW w:type="dxa" w:w="3990"/>
-            <w:tcBorders>
-              <w:top w:val="single" w:color="A6B8D0" w:sz="4"/>
-              <w:left w:val="single" w:color="A6B8D0" w:sz="4"/>
-              <w:bottom w:val="single" w:color="A6B8D0" w:sz="4"/>
-              <w:right w:val="single" w:color="A6B8D0" w:sz="4"/>
-            </w:tcBorders>
-            <w:tcMar>
-              <w:top w:type="dxa" w:w="50"/>
-              <w:left w:type="dxa" w:w="90"/>
-              <w:bottom w:type="dxa" w:w="50"/>
-              <w:right w:type="dxa" w:w="90"/>
-            </w:tcMar>
-          </w:tcPr>
-          <w:p>
-            <w:pPr>
-              <w:keepNext/>
-              <w:keepLines/>
-              <w:spacing w:after="0" w:before="0" w:line="280"/>
-            </w:pPr>
-            <w:r>
-              <w:rPr>
-                <w:rFonts w:ascii="Yu Gothic" w:eastAsia="Yu Gothic" w:hAnsi="Yu Gothic"/>
-                <w:b w:val="false"/>
-                <w:bCs w:val="false"/>
-                <w:sz w:val="18"/>
-                <w:szCs w:val="18"/>
-              </w:rPr>
-              <w:t xml:space="preserve">moxcms と lcms2 の差</w:t>
-            </w:r>
-          </w:p>
-        </w:tc>
-        <w:tc>
-          <w:tcPr>
-            <w:tcW w:type="dxa" w:w="5648"/>
-            <w:tcBorders>
-              <w:top w:val="single" w:color="A6B8D0" w:sz="4"/>
-              <w:left w:val="single" w:color="A6B8D0" w:sz="4"/>
-              <w:bottom w:val="single" w:color="A6B8D0" w:sz="4"/>
-              <w:right w:val="single" w:color="A6B8D0" w:sz="4"/>
-            </w:tcBorders>
-            <w:tcMar>
-              <w:top w:type="dxa" w:w="50"/>
-              <w:left w:type="dxa" w:w="90"/>
-              <w:bottom w:type="dxa" w:w="50"/>
-              <w:right w:type="dxa" w:w="90"/>
-            </w:tcMar>
-          </w:tcPr>
-          <w:p>
-            <w:pPr>
-              <w:keepNext/>
-              <w:keepLines/>
-              <w:spacing w:after="0" w:before="0" w:line="280"/>
-            </w:pPr>
-            <w:r>
-              <w:rPr>
-                <w:rFonts w:ascii="Yu Gothic" w:eastAsia="Yu Gothic" w:hAnsi="Yu Gothic"/>
-                <w:b w:val="false"/>
-                <w:bCs w:val="false"/>
-                <w:sz w:val="18"/>
-                <w:szCs w:val="18"/>
-              </w:rPr>
-              <w:t xml:space="preserve">ΔE2000 の最大が1未満（14.2）</w:t>
+            <w:tcW w:type="dxa" w:w="5146"/>
+            <w:tcBorders>
+              <w:top w:val="single" w:color="A6B8D0" w:sz="4"/>
+              <w:left w:val="single" w:color="A6B8D0" w:sz="4"/>
+              <w:bottom w:val="single" w:color="A6B8D0" w:sz="4"/>
+              <w:right w:val="single" w:color="A6B8D0" w:sz="4"/>
+            </w:tcBorders>
+            <w:tcMar>
+              <w:top w:type="dxa" w:w="50"/>
+              <w:left w:type="dxa" w:w="90"/>
+              <w:bottom w:type="dxa" w:w="50"/>
+              <w:right w:type="dxa" w:w="90"/>
+            </w:tcMar>
+          </w:tcPr>
+          <w:p>
+            <w:pPr>
+              <w:keepNext/>
+              <w:keepLines/>
+              <w:spacing w:after="0" w:before="0" w:line="280"/>
+            </w:pPr>
+            <w:r>
+              <w:rPr>
+                <w:rFonts w:ascii="Yu Gothic" w:eastAsia="Yu Gothic" w:hAnsi="Yu Gothic"/>
+                <w:b w:val="false"/>
+                <w:bCs w:val="false"/>
+                <w:sz w:val="18"/>
+                <w:szCs w:val="18"/>
+              </w:rPr>
+              <w:t xml:space="preserve">R-4-2-2</w:t>
+            </w:r>
+          </w:p>
+        </w:tc>
+        <w:tc>
+          <w:tcPr>
+            <w:tcW w:type="dxa" w:w="4492"/>
+            <w:tcBorders>
+              <w:top w:val="single" w:color="A6B8D0" w:sz="4"/>
+              <w:left w:val="single" w:color="A6B8D0" w:sz="4"/>
+              <w:bottom w:val="single" w:color="A6B8D0" w:sz="4"/>
+              <w:right w:val="single" w:color="A6B8D0" w:sz="4"/>
+            </w:tcBorders>
+            <w:tcMar>
+              <w:top w:type="dxa" w:w="50"/>
+              <w:left w:type="dxa" w:w="90"/>
+              <w:bottom w:type="dxa" w:w="50"/>
+              <w:right w:type="dxa" w:w="90"/>
+            </w:tcMar>
+          </w:tcPr>
+          <w:p>
+            <w:pPr>
+              <w:keepNext/>
+              <w:keepLines/>
+              <w:spacing w:after="0" w:before="0" w:line="280"/>
+            </w:pPr>
+            <w:r>
+              <w:rPr>
+                <w:rFonts w:ascii="Yu Gothic" w:eastAsia="Yu Gothic" w:hAnsi="Yu Gothic"/>
+                <w:b w:val="false"/>
+                <w:bCs w:val="false"/>
+                <w:sz w:val="18"/>
+                <w:szCs w:val="18"/>
+              </w:rPr>
+              <w:t xml:space="preserve">8.4「既定のテンプレート」</w:t>
             </w:r>
           </w:p>
         </w:tc>
@@ -32070,214 +32137,69 @@
         </w:trPr>
         <w:tc>
           <w:tcPr>
-            <w:tcW w:type="dxa" w:w="3990"/>
-            <w:tcBorders>
-              <w:top w:val="single" w:color="A6B8D0" w:sz="4"/>
-              <w:left w:val="single" w:color="A6B8D0" w:sz="4"/>
-              <w:bottom w:val="single" w:color="A6B8D0" w:sz="4"/>
-              <w:right w:val="single" w:color="A6B8D0" w:sz="4"/>
-            </w:tcBorders>
-            <w:tcMar>
-              <w:top w:type="dxa" w:w="50"/>
-              <w:left w:type="dxa" w:w="90"/>
-              <w:bottom w:type="dxa" w:w="50"/>
-              <w:right w:type="dxa" w:w="90"/>
-            </w:tcMar>
-          </w:tcPr>
-          <w:p>
-            <w:pPr>
-              <w:keepNext w:val="false"/>
-              <w:keepLines/>
-              <w:spacing w:after="0" w:before="0" w:line="280"/>
-            </w:pPr>
-            <w:r>
-              <w:rPr>
-                <w:rFonts w:ascii="Yu Gothic" w:eastAsia="Yu Gothic" w:hAnsi="Yu Gothic"/>
-                <w:b w:val="false"/>
-                <w:bCs w:val="false"/>
-                <w:sz w:val="18"/>
-                <w:szCs w:val="18"/>
-              </w:rPr>
-              <w:t xml:space="preserve">投稿先の表示の大きさと再圧縮</w:t>
-            </w:r>
-          </w:p>
-        </w:tc>
-        <w:tc>
-          <w:tcPr>
-            <w:tcW w:type="dxa" w:w="5648"/>
-            <w:tcBorders>
-              <w:top w:val="single" w:color="A6B8D0" w:sz="4"/>
-              <w:left w:val="single" w:color="A6B8D0" w:sz="4"/>
-              <w:bottom w:val="single" w:color="A6B8D0" w:sz="4"/>
-              <w:right w:val="single" w:color="A6B8D0" w:sz="4"/>
-            </w:tcBorders>
-            <w:tcMar>
-              <w:top w:type="dxa" w:w="50"/>
-              <w:left w:type="dxa" w:w="90"/>
-              <w:bottom w:type="dxa" w:w="50"/>
-              <w:right w:type="dxa" w:w="90"/>
-            </w:tcMar>
-          </w:tcPr>
-          <w:p>
-            <w:pPr>
-              <w:keepNext w:val="false"/>
-              <w:keepLines/>
-              <w:spacing w:after="0" w:before="0" w:line="280"/>
-            </w:pPr>
-            <w:r>
-              <w:rPr>
-                <w:rFonts w:ascii="Yu Gothic" w:eastAsia="Yu Gothic" w:hAnsi="Yu Gothic"/>
-                <w:b w:val="false"/>
-                <w:bCs w:val="false"/>
-                <w:sz w:val="18"/>
-                <w:szCs w:val="18"/>
-              </w:rPr>
-              <w:t xml:space="preserve">実際に上げて確かめる（14.1）</w:t>
-            </w:r>
-          </w:p>
-        </w:tc>
-      </w:tr>
-    </w:tbl>
-    <w:p>
-      <w:pPr>
-        <w:spacing w:after="100" w:before="0"/>
-      </w:pPr>
-    </w:p>
-    <w:p>
-      <w:pPr>
-        <w:pStyle w:val="Heading1"/>
-      </w:pPr>
-      <w:r>
-        <w:rPr>
-          <w:rFonts w:ascii="Yu Gothic" w:eastAsia="Yu Gothic" w:hAnsi="Yu Gothic"/>
-        </w:rPr>
-        <w:t xml:space="preserve">19. 要件との対応</w:t>
-      </w:r>
-    </w:p>
-    <w:tbl>
-      <w:tblPr>
-        <w:tblW w:type="dxa" w:w="9638"/>
-        <w:tblBorders>
-          <w:top w:val="single" w:color="auto" w:sz="4"/>
-          <w:left w:val="single" w:color="auto" w:sz="4"/>
-          <w:bottom w:val="single" w:color="auto" w:sz="4"/>
-          <w:right w:val="single" w:color="auto" w:sz="4"/>
-          <w:insideH w:val="single" w:color="auto" w:sz="4"/>
-          <w:insideV w:val="single" w:color="auto" w:sz="4"/>
-        </w:tblBorders>
-      </w:tblPr>
-      <w:tblGrid>
-        <w:gridCol w:w="1554"/>
-        <w:gridCol w:w="4812"/>
-        <w:gridCol w:w="3272"/>
-      </w:tblGrid>
-      <w:tr>
-        <w:trPr>
-          <w:cantSplit/>
-          <w:tblHeader/>
-        </w:trPr>
-        <w:tc>
-          <w:tcPr>
-            <w:tcW w:type="dxa" w:w="1554"/>
-            <w:tcBorders>
-              <w:top w:val="single" w:color="A6B8D0" w:sz="4"/>
-              <w:left w:val="single" w:color="A6B8D0" w:sz="4"/>
-              <w:bottom w:val="single" w:color="A6B8D0" w:sz="4"/>
-              <w:right w:val="single" w:color="A6B8D0" w:sz="4"/>
-            </w:tcBorders>
-            <w:shd w:fill="DCE6F2" w:color="auto" w:val="clear"/>
-            <w:tcMar>
-              <w:top w:type="dxa" w:w="50"/>
-              <w:left w:type="dxa" w:w="90"/>
-              <w:bottom w:type="dxa" w:w="50"/>
-              <w:right w:type="dxa" w:w="90"/>
-            </w:tcMar>
-          </w:tcPr>
-          <w:p>
-            <w:pPr>
-              <w:keepNext/>
-              <w:keepLines/>
-              <w:spacing w:after="0" w:before="0" w:line="280"/>
-            </w:pPr>
-            <w:r>
-              <w:rPr>
-                <w:rFonts w:ascii="Yu Gothic" w:eastAsia="Yu Gothic" w:hAnsi="Yu Gothic"/>
-                <w:b/>
-                <w:bCs/>
-                <w:sz w:val="18"/>
-                <w:szCs w:val="18"/>
-              </w:rPr>
-              <w:t xml:space="preserve">要件の番号</w:t>
-            </w:r>
-          </w:p>
-        </w:tc>
-        <w:tc>
-          <w:tcPr>
-            <w:tcW w:type="dxa" w:w="4812"/>
-            <w:tcBorders>
-              <w:top w:val="single" w:color="A6B8D0" w:sz="4"/>
-              <w:left w:val="single" w:color="A6B8D0" w:sz="4"/>
-              <w:bottom w:val="single" w:color="A6B8D0" w:sz="4"/>
-              <w:right w:val="single" w:color="A6B8D0" w:sz="4"/>
-            </w:tcBorders>
-            <w:shd w:fill="DCE6F2" w:color="auto" w:val="clear"/>
-            <w:tcMar>
-              <w:top w:type="dxa" w:w="50"/>
-              <w:left w:type="dxa" w:w="90"/>
-              <w:bottom w:type="dxa" w:w="50"/>
-              <w:right w:type="dxa" w:w="90"/>
-            </w:tcMar>
-          </w:tcPr>
-          <w:p>
-            <w:pPr>
-              <w:keepNext/>
-              <w:keepLines/>
-              <w:spacing w:after="0" w:before="0" w:line="280"/>
-            </w:pPr>
-            <w:r>
-              <w:rPr>
-                <w:rFonts w:ascii="Yu Gothic" w:eastAsia="Yu Gothic" w:hAnsi="Yu Gothic"/>
-                <w:b/>
-                <w:bCs/>
-                <w:sz w:val="18"/>
-                <w:szCs w:val="18"/>
-              </w:rPr>
-              <w:t xml:space="preserve">要件の内容</w:t>
-            </w:r>
-          </w:p>
-        </w:tc>
-        <w:tc>
-          <w:tcPr>
-            <w:tcW w:type="dxa" w:w="3272"/>
-            <w:tcBorders>
-              <w:top w:val="single" w:color="A6B8D0" w:sz="4"/>
-              <w:left w:val="single" w:color="A6B8D0" w:sz="4"/>
-              <w:bottom w:val="single" w:color="A6B8D0" w:sz="4"/>
-              <w:right w:val="single" w:color="A6B8D0" w:sz="4"/>
-            </w:tcBorders>
-            <w:shd w:fill="DCE6F2" w:color="auto" w:val="clear"/>
-            <w:tcMar>
-              <w:top w:type="dxa" w:w="50"/>
-              <w:left w:type="dxa" w:w="90"/>
-              <w:bottom w:type="dxa" w:w="50"/>
-              <w:right w:type="dxa" w:w="90"/>
-            </w:tcMar>
-          </w:tcPr>
-          <w:p>
-            <w:pPr>
-              <w:keepNext/>
-              <w:keepLines/>
-              <w:spacing w:after="0" w:before="0" w:line="280"/>
-            </w:pPr>
-            <w:r>
-              <w:rPr>
-                <w:rFonts w:ascii="Yu Gothic" w:eastAsia="Yu Gothic" w:hAnsi="Yu Gothic"/>
-                <w:b/>
-                <w:bCs/>
-                <w:sz w:val="18"/>
-                <w:szCs w:val="18"/>
-              </w:rPr>
-              <w:t xml:space="preserve">本書で受ける節</w:t>
+            <w:tcW w:type="dxa" w:w="5146"/>
+            <w:tcBorders>
+              <w:top w:val="single" w:color="A6B8D0" w:sz="4"/>
+              <w:left w:val="single" w:color="A6B8D0" w:sz="4"/>
+              <w:bottom w:val="single" w:color="A6B8D0" w:sz="4"/>
+              <w:right w:val="single" w:color="A6B8D0" w:sz="4"/>
+            </w:tcBorders>
+            <w:tcMar>
+              <w:top w:type="dxa" w:w="50"/>
+              <w:left w:type="dxa" w:w="90"/>
+              <w:bottom w:type="dxa" w:w="50"/>
+              <w:right w:type="dxa" w:w="90"/>
+            </w:tcMar>
+          </w:tcPr>
+          <w:p>
+            <w:pPr>
+              <w:keepNext/>
+              <w:keepLines/>
+              <w:spacing w:after="0" w:before="0" w:line="280"/>
+            </w:pPr>
+            <w:r>
+              <w:rPr>
+                <w:rFonts w:ascii="Yu Gothic" w:eastAsia="Yu Gothic" w:hAnsi="Yu Gothic"/>
+                <w:b w:val="false"/>
+                <w:bCs w:val="false"/>
+                <w:sz w:val="18"/>
+                <w:szCs w:val="18"/>
+              </w:rPr>
+              <w:t xml:space="preserve">R-4-3-1</w:t>
+            </w:r>
+          </w:p>
+        </w:tc>
+        <w:tc>
+          <w:tcPr>
+            <w:tcW w:type="dxa" w:w="4492"/>
+            <w:tcBorders>
+              <w:top w:val="single" w:color="A6B8D0" w:sz="4"/>
+              <w:left w:val="single" w:color="A6B8D0" w:sz="4"/>
+              <w:bottom w:val="single" w:color="A6B8D0" w:sz="4"/>
+              <w:right w:val="single" w:color="A6B8D0" w:sz="4"/>
+            </w:tcBorders>
+            <w:tcMar>
+              <w:top w:type="dxa" w:w="50"/>
+              <w:left w:type="dxa" w:w="90"/>
+              <w:bottom w:type="dxa" w:w="50"/>
+              <w:right w:type="dxa" w:w="90"/>
+            </w:tcMar>
+          </w:tcPr>
+          <w:p>
+            <w:pPr>
+              <w:keepNext/>
+              <w:keepLines/>
+              <w:spacing w:after="0" w:before="0" w:line="280"/>
+            </w:pPr>
+            <w:r>
+              <w:rPr>
+                <w:rFonts w:ascii="Yu Gothic" w:eastAsia="Yu Gothic" w:hAnsi="Yu Gothic"/>
+                <w:b w:val="false"/>
+                <w:bCs w:val="false"/>
+                <w:sz w:val="18"/>
+                <w:szCs w:val="18"/>
+              </w:rPr>
+              <w:t xml:space="preserve">7.2「自動配置」</w:t>
             </w:r>
           </w:p>
         </w:tc>
@@ -32289,103 +32211,69 @@
         </w:trPr>
         <w:tc>
           <w:tcPr>
-            <w:tcW w:type="dxa" w:w="1554"/>
-            <w:tcBorders>
-              <w:top w:val="single" w:color="A6B8D0" w:sz="4"/>
-              <w:left w:val="single" w:color="A6B8D0" w:sz="4"/>
-              <w:bottom w:val="single" w:color="A6B8D0" w:sz="4"/>
-              <w:right w:val="single" w:color="A6B8D0" w:sz="4"/>
-            </w:tcBorders>
-            <w:tcMar>
-              <w:top w:type="dxa" w:w="50"/>
-              <w:left w:type="dxa" w:w="90"/>
-              <w:bottom w:type="dxa" w:w="50"/>
-              <w:right w:type="dxa" w:w="90"/>
-            </w:tcMar>
-          </w:tcPr>
-          <w:p>
-            <w:pPr>
-              <w:keepNext/>
-              <w:keepLines/>
-              <w:spacing w:after="0" w:before="0" w:line="280"/>
-            </w:pPr>
-            <w:r>
-              <w:rPr>
-                <w:rFonts w:ascii="Yu Gothic" w:eastAsia="Yu Gothic" w:hAnsi="Yu Gothic"/>
-                <w:b w:val="false"/>
-                <w:bCs w:val="false"/>
-                <w:sz w:val="18"/>
-                <w:szCs w:val="18"/>
-              </w:rPr>
-              <w:t xml:space="preserve">R-4-1-1</w:t>
-            </w:r>
-          </w:p>
-        </w:tc>
-        <w:tc>
-          <w:tcPr>
-            <w:tcW w:type="dxa" w:w="4812"/>
-            <w:tcBorders>
-              <w:top w:val="single" w:color="A6B8D0" w:sz="4"/>
-              <w:left w:val="single" w:color="A6B8D0" w:sz="4"/>
-              <w:bottom w:val="single" w:color="A6B8D0" w:sz="4"/>
-              <w:right w:val="single" w:color="A6B8D0" w:sz="4"/>
-            </w:tcBorders>
-            <w:tcMar>
-              <w:top w:type="dxa" w:w="50"/>
-              <w:left w:type="dxa" w:w="90"/>
-              <w:bottom w:type="dxa" w:w="50"/>
-              <w:right w:type="dxa" w:w="90"/>
-            </w:tcMar>
-          </w:tcPr>
-          <w:p>
-            <w:pPr>
-              <w:keepNext/>
-              <w:keepLines/>
-              <w:spacing w:after="0" w:before="0" w:line="280"/>
-            </w:pPr>
-            <w:r>
-              <w:rPr>
-                <w:rFonts w:ascii="Yu Gothic" w:eastAsia="Yu Gothic" w:hAnsi="Yu Gothic"/>
-                <w:b w:val="false"/>
-                <w:bCs w:val="false"/>
-                <w:sz w:val="18"/>
-                <w:szCs w:val="18"/>
-              </w:rPr>
-              <w:t xml:space="preserve">名前・アカウント名・日付・Overlay画像・ライセンス表記を置ける</w:t>
-            </w:r>
-          </w:p>
-        </w:tc>
-        <w:tc>
-          <w:tcPr>
-            <w:tcW w:type="dxa" w:w="3272"/>
-            <w:tcBorders>
-              <w:top w:val="single" w:color="A6B8D0" w:sz="4"/>
-              <w:left w:val="single" w:color="A6B8D0" w:sz="4"/>
-              <w:bottom w:val="single" w:color="A6B8D0" w:sz="4"/>
-              <w:right w:val="single" w:color="A6B8D0" w:sz="4"/>
-            </w:tcBorders>
-            <w:tcMar>
-              <w:top w:type="dxa" w:w="50"/>
-              <w:left w:type="dxa" w:w="90"/>
-              <w:bottom w:type="dxa" w:w="50"/>
-              <w:right w:type="dxa" w:w="90"/>
-            </w:tcMar>
-          </w:tcPr>
-          <w:p>
-            <w:pPr>
-              <w:keepNext/>
-              <w:keepLines/>
-              <w:spacing w:after="0" w:before="0" w:line="280"/>
-            </w:pPr>
-            <w:r>
-              <w:rPr>
-                <w:rFonts w:ascii="Yu Gothic" w:eastAsia="Yu Gothic" w:hAnsi="Yu Gothic"/>
-                <w:b w:val="false"/>
-                <w:bCs w:val="false"/>
-                <w:sz w:val="18"/>
-                <w:szCs w:val="18"/>
-              </w:rPr>
-              <w:t xml:space="preserve">3.1「中身と差し込み」、5「画像の層」</w:t>
+            <w:tcW w:type="dxa" w:w="5146"/>
+            <w:tcBorders>
+              <w:top w:val="single" w:color="A6B8D0" w:sz="4"/>
+              <w:left w:val="single" w:color="A6B8D0" w:sz="4"/>
+              <w:bottom w:val="single" w:color="A6B8D0" w:sz="4"/>
+              <w:right w:val="single" w:color="A6B8D0" w:sz="4"/>
+            </w:tcBorders>
+            <w:tcMar>
+              <w:top w:type="dxa" w:w="50"/>
+              <w:left w:type="dxa" w:w="90"/>
+              <w:bottom w:type="dxa" w:w="50"/>
+              <w:right w:type="dxa" w:w="90"/>
+            </w:tcMar>
+          </w:tcPr>
+          <w:p>
+            <w:pPr>
+              <w:keepNext/>
+              <w:keepLines/>
+              <w:spacing w:after="0" w:before="0" w:line="280"/>
+            </w:pPr>
+            <w:r>
+              <w:rPr>
+                <w:rFonts w:ascii="Yu Gothic" w:eastAsia="Yu Gothic" w:hAnsi="Yu Gothic"/>
+                <w:b w:val="false"/>
+                <w:bCs w:val="false"/>
+                <w:sz w:val="18"/>
+                <w:szCs w:val="18"/>
+              </w:rPr>
+              <w:t xml:space="preserve">R-4-3-2</w:t>
+            </w:r>
+          </w:p>
+        </w:tc>
+        <w:tc>
+          <w:tcPr>
+            <w:tcW w:type="dxa" w:w="4492"/>
+            <w:tcBorders>
+              <w:top w:val="single" w:color="A6B8D0" w:sz="4"/>
+              <w:left w:val="single" w:color="A6B8D0" w:sz="4"/>
+              <w:bottom w:val="single" w:color="A6B8D0" w:sz="4"/>
+              <w:right w:val="single" w:color="A6B8D0" w:sz="4"/>
+            </w:tcBorders>
+            <w:tcMar>
+              <w:top w:type="dxa" w:w="50"/>
+              <w:left w:type="dxa" w:w="90"/>
+              <w:bottom w:type="dxa" w:w="50"/>
+              <w:right w:type="dxa" w:w="90"/>
+            </w:tcMar>
+          </w:tcPr>
+          <w:p>
+            <w:pPr>
+              <w:keepNext/>
+              <w:keepLines/>
+              <w:spacing w:after="0" w:before="0" w:line="280"/>
+            </w:pPr>
+            <w:r>
+              <w:rPr>
+                <w:rFonts w:ascii="Yu Gothic" w:eastAsia="Yu Gothic" w:hAnsi="Yu Gothic"/>
+                <w:b w:val="false"/>
+                <w:bCs w:val="false"/>
+                <w:sz w:val="18"/>
+                <w:szCs w:val="18"/>
+              </w:rPr>
+              <w:t xml:space="preserve">7.3「収まらない場合」</w:t>
             </w:r>
           </w:p>
         </w:tc>
@@ -32397,103 +32285,69 @@
         </w:trPr>
         <w:tc>
           <w:tcPr>
-            <w:tcW w:type="dxa" w:w="1554"/>
-            <w:tcBorders>
-              <w:top w:val="single" w:color="A6B8D0" w:sz="4"/>
-              <w:left w:val="single" w:color="A6B8D0" w:sz="4"/>
-              <w:bottom w:val="single" w:color="A6B8D0" w:sz="4"/>
-              <w:right w:val="single" w:color="A6B8D0" w:sz="4"/>
-            </w:tcBorders>
-            <w:tcMar>
-              <w:top w:type="dxa" w:w="50"/>
-              <w:left w:type="dxa" w:w="90"/>
-              <w:bottom w:type="dxa" w:w="50"/>
-              <w:right w:type="dxa" w:w="90"/>
-            </w:tcMar>
-          </w:tcPr>
-          <w:p>
-            <w:pPr>
-              <w:keepNext/>
-              <w:keepLines/>
-              <w:spacing w:after="0" w:before="0" w:line="280"/>
-            </w:pPr>
-            <w:r>
-              <w:rPr>
-                <w:rFonts w:ascii="Yu Gothic" w:eastAsia="Yu Gothic" w:hAnsi="Yu Gothic"/>
-                <w:b w:val="false"/>
-                <w:bCs w:val="false"/>
-                <w:sz w:val="18"/>
-                <w:szCs w:val="18"/>
-              </w:rPr>
-              <w:t xml:space="preserve">R-4-1-2</w:t>
-            </w:r>
-          </w:p>
-        </w:tc>
-        <w:tc>
-          <w:tcPr>
-            <w:tcW w:type="dxa" w:w="4812"/>
-            <w:tcBorders>
-              <w:top w:val="single" w:color="A6B8D0" w:sz="4"/>
-              <w:left w:val="single" w:color="A6B8D0" w:sz="4"/>
-              <w:bottom w:val="single" w:color="A6B8D0" w:sz="4"/>
-              <w:right w:val="single" w:color="A6B8D0" w:sz="4"/>
-            </w:tcBorders>
-            <w:tcMar>
-              <w:top w:type="dxa" w:w="50"/>
-              <w:left w:type="dxa" w:w="90"/>
-              <w:bottom w:type="dxa" w:w="50"/>
-              <w:right w:type="dxa" w:w="90"/>
-            </w:tcMar>
-          </w:tcPr>
-          <w:p>
-            <w:pPr>
-              <w:keepNext/>
-              <w:keepLines/>
-              <w:spacing w:after="0" w:before="0" w:line="280"/>
-            </w:pPr>
-            <w:r>
-              <w:rPr>
-                <w:rFonts w:ascii="Yu Gothic" w:eastAsia="Yu Gothic" w:hAnsi="Yu Gothic"/>
-                <w:b w:val="false"/>
-                <w:bCs w:val="false"/>
-                <w:sz w:val="18"/>
-                <w:szCs w:val="18"/>
-              </w:rPr>
-              <w:t xml:space="preserve">向き（縦書き・回転）と色を変えられる</w:t>
-            </w:r>
-          </w:p>
-        </w:tc>
-        <w:tc>
-          <w:tcPr>
-            <w:tcW w:type="dxa" w:w="3272"/>
-            <w:tcBorders>
-              <w:top w:val="single" w:color="A6B8D0" w:sz="4"/>
-              <w:left w:val="single" w:color="A6B8D0" w:sz="4"/>
-              <w:bottom w:val="single" w:color="A6B8D0" w:sz="4"/>
-              <w:right w:val="single" w:color="A6B8D0" w:sz="4"/>
-            </w:tcBorders>
-            <w:tcMar>
-              <w:top w:type="dxa" w:w="50"/>
-              <w:left w:type="dxa" w:w="90"/>
-              <w:bottom w:type="dxa" w:w="50"/>
-              <w:right w:type="dxa" w:w="90"/>
-            </w:tcMar>
-          </w:tcPr>
-          <w:p>
-            <w:pPr>
-              <w:keepNext/>
-              <w:keepLines/>
-              <w:spacing w:after="0" w:before="0" w:line="280"/>
-            </w:pPr>
-            <w:r>
-              <w:rPr>
-                <w:rFonts w:ascii="Yu Gothic" w:eastAsia="Yu Gothic" w:hAnsi="Yu Gothic"/>
-                <w:b w:val="false"/>
-                <w:bCs w:val="false"/>
-                <w:sz w:val="18"/>
-                <w:szCs w:val="18"/>
-              </w:rPr>
-              <w:t xml:space="preserve">3.2「書式」、3.3「縦書き」</w:t>
+            <w:tcW w:type="dxa" w:w="5146"/>
+            <w:tcBorders>
+              <w:top w:val="single" w:color="A6B8D0" w:sz="4"/>
+              <w:left w:val="single" w:color="A6B8D0" w:sz="4"/>
+              <w:bottom w:val="single" w:color="A6B8D0" w:sz="4"/>
+              <w:right w:val="single" w:color="A6B8D0" w:sz="4"/>
+            </w:tcBorders>
+            <w:tcMar>
+              <w:top w:type="dxa" w:w="50"/>
+              <w:left w:type="dxa" w:w="90"/>
+              <w:bottom w:type="dxa" w:w="50"/>
+              <w:right w:type="dxa" w:w="90"/>
+            </w:tcMar>
+          </w:tcPr>
+          <w:p>
+            <w:pPr>
+              <w:keepNext/>
+              <w:keepLines/>
+              <w:spacing w:after="0" w:before="0" w:line="280"/>
+            </w:pPr>
+            <w:r>
+              <w:rPr>
+                <w:rFonts w:ascii="Yu Gothic" w:eastAsia="Yu Gothic" w:hAnsi="Yu Gothic"/>
+                <w:b w:val="false"/>
+                <w:bCs w:val="false"/>
+                <w:sz w:val="18"/>
+                <w:szCs w:val="18"/>
+              </w:rPr>
+              <w:t xml:space="preserve">R-4-4-1</w:t>
+            </w:r>
+          </w:p>
+        </w:tc>
+        <w:tc>
+          <w:tcPr>
+            <w:tcW w:type="dxa" w:w="4492"/>
+            <w:tcBorders>
+              <w:top w:val="single" w:color="A6B8D0" w:sz="4"/>
+              <w:left w:val="single" w:color="A6B8D0" w:sz="4"/>
+              <w:bottom w:val="single" w:color="A6B8D0" w:sz="4"/>
+              <w:right w:val="single" w:color="A6B8D0" w:sz="4"/>
+            </w:tcBorders>
+            <w:tcMar>
+              <w:top w:type="dxa" w:w="50"/>
+              <w:left w:type="dxa" w:w="90"/>
+              <w:bottom w:type="dxa" w:w="50"/>
+              <w:right w:type="dxa" w:w="90"/>
+            </w:tcMar>
+          </w:tcPr>
+          <w:p>
+            <w:pPr>
+              <w:keepNext/>
+              <w:keepLines/>
+              <w:spacing w:after="0" w:before="0" w:line="280"/>
+            </w:pPr>
+            <w:r>
+              <w:rPr>
+                <w:rFonts w:ascii="Yu Gothic" w:eastAsia="Yu Gothic" w:hAnsi="Yu Gothic"/>
+                <w:b w:val="false"/>
+                <w:bCs w:val="false"/>
+                <w:sz w:val="18"/>
+                <w:szCs w:val="18"/>
+              </w:rPr>
+              <w:t xml:space="preserve">9「編集の操作」、10「取り消しとやり直し」</w:t>
             </w:r>
           </w:p>
         </w:tc>
@@ -32505,103 +32359,69 @@
         </w:trPr>
         <w:tc>
           <w:tcPr>
-            <w:tcW w:type="dxa" w:w="1554"/>
-            <w:tcBorders>
-              <w:top w:val="single" w:color="A6B8D0" w:sz="4"/>
-              <w:left w:val="single" w:color="A6B8D0" w:sz="4"/>
-              <w:bottom w:val="single" w:color="A6B8D0" w:sz="4"/>
-              <w:right w:val="single" w:color="A6B8D0" w:sz="4"/>
-            </w:tcBorders>
-            <w:tcMar>
-              <w:top w:type="dxa" w:w="50"/>
-              <w:left w:type="dxa" w:w="90"/>
-              <w:bottom w:type="dxa" w:w="50"/>
-              <w:right w:type="dxa" w:w="90"/>
-            </w:tcMar>
-          </w:tcPr>
-          <w:p>
-            <w:pPr>
-              <w:keepNext/>
-              <w:keepLines/>
-              <w:spacing w:after="0" w:before="0" w:line="280"/>
-            </w:pPr>
-            <w:r>
-              <w:rPr>
-                <w:rFonts w:ascii="Yu Gothic" w:eastAsia="Yu Gothic" w:hAnsi="Yu Gothic"/>
-                <w:b w:val="false"/>
-                <w:bCs w:val="false"/>
-                <w:sz w:val="18"/>
-                <w:szCs w:val="18"/>
-              </w:rPr>
-              <w:t xml:space="preserve">R-4-1-3</w:t>
-            </w:r>
-          </w:p>
-        </w:tc>
-        <w:tc>
-          <w:tcPr>
-            <w:tcW w:type="dxa" w:w="4812"/>
-            <w:tcBorders>
-              <w:top w:val="single" w:color="A6B8D0" w:sz="4"/>
-              <w:left w:val="single" w:color="A6B8D0" w:sz="4"/>
-              <w:bottom w:val="single" w:color="A6B8D0" w:sz="4"/>
-              <w:right w:val="single" w:color="A6B8D0" w:sz="4"/>
-            </w:tcBorders>
-            <w:tcMar>
-              <w:top w:type="dxa" w:w="50"/>
-              <w:left w:type="dxa" w:w="90"/>
-              <w:bottom w:type="dxa" w:w="50"/>
-              <w:right w:type="dxa" w:w="90"/>
-            </w:tcMar>
-          </w:tcPr>
-          <w:p>
-            <w:pPr>
-              <w:keepNext/>
-              <w:keepLines/>
-              <w:spacing w:after="0" w:before="0" w:line="280"/>
-            </w:pPr>
-            <w:r>
-              <w:rPr>
-                <w:rFonts w:ascii="Yu Gothic" w:eastAsia="Yu Gothic" w:hAnsi="Yu Gothic"/>
-                <w:b w:val="false"/>
-                <w:bCs w:val="false"/>
-                <w:sz w:val="18"/>
-                <w:szCs w:val="18"/>
-              </w:rPr>
-              <w:t xml:space="preserve">使うフォントのライセンスが確かめられている</w:t>
-            </w:r>
-          </w:p>
-        </w:tc>
-        <w:tc>
-          <w:tcPr>
-            <w:tcW w:type="dxa" w:w="3272"/>
-            <w:tcBorders>
-              <w:top w:val="single" w:color="A6B8D0" w:sz="4"/>
-              <w:left w:val="single" w:color="A6B8D0" w:sz="4"/>
-              <w:bottom w:val="single" w:color="A6B8D0" w:sz="4"/>
-              <w:right w:val="single" w:color="A6B8D0" w:sz="4"/>
-            </w:tcBorders>
-            <w:tcMar>
-              <w:top w:type="dxa" w:w="50"/>
-              <w:left w:type="dxa" w:w="90"/>
-              <w:bottom w:type="dxa" w:w="50"/>
-              <w:right w:type="dxa" w:w="90"/>
-            </w:tcMar>
-          </w:tcPr>
-          <w:p>
-            <w:pPr>
-              <w:keepNext/>
-              <w:keepLines/>
-              <w:spacing w:after="0" w:before="0" w:line="280"/>
-            </w:pPr>
-            <w:r>
-              <w:rPr>
-                <w:rFonts w:ascii="Yu Gothic" w:eastAsia="Yu Gothic" w:hAnsi="Yu Gothic"/>
-                <w:b w:val="false"/>
-                <w:bCs w:val="false"/>
-                <w:sz w:val="18"/>
-                <w:szCs w:val="18"/>
-              </w:rPr>
-              <w:t xml:space="preserve">6「フォントと絵文字」</w:t>
+            <w:tcW w:type="dxa" w:w="5146"/>
+            <w:tcBorders>
+              <w:top w:val="single" w:color="A6B8D0" w:sz="4"/>
+              <w:left w:val="single" w:color="A6B8D0" w:sz="4"/>
+              <w:bottom w:val="single" w:color="A6B8D0" w:sz="4"/>
+              <w:right w:val="single" w:color="A6B8D0" w:sz="4"/>
+            </w:tcBorders>
+            <w:tcMar>
+              <w:top w:type="dxa" w:w="50"/>
+              <w:left w:type="dxa" w:w="90"/>
+              <w:bottom w:type="dxa" w:w="50"/>
+              <w:right w:type="dxa" w:w="90"/>
+            </w:tcMar>
+          </w:tcPr>
+          <w:p>
+            <w:pPr>
+              <w:keepNext/>
+              <w:keepLines/>
+              <w:spacing w:after="0" w:before="0" w:line="280"/>
+            </w:pPr>
+            <w:r>
+              <w:rPr>
+                <w:rFonts w:ascii="Yu Gothic" w:eastAsia="Yu Gothic" w:hAnsi="Yu Gothic"/>
+                <w:b w:val="false"/>
+                <w:bCs w:val="false"/>
+                <w:sz w:val="18"/>
+                <w:szCs w:val="18"/>
+              </w:rPr>
+              <w:t xml:space="preserve">R-4-4-2</w:t>
+            </w:r>
+          </w:p>
+        </w:tc>
+        <w:tc>
+          <w:tcPr>
+            <w:tcW w:type="dxa" w:w="4492"/>
+            <w:tcBorders>
+              <w:top w:val="single" w:color="A6B8D0" w:sz="4"/>
+              <w:left w:val="single" w:color="A6B8D0" w:sz="4"/>
+              <w:bottom w:val="single" w:color="A6B8D0" w:sz="4"/>
+              <w:right w:val="single" w:color="A6B8D0" w:sz="4"/>
+            </w:tcBorders>
+            <w:tcMar>
+              <w:top w:type="dxa" w:w="50"/>
+              <w:left w:type="dxa" w:w="90"/>
+              <w:bottom w:type="dxa" w:w="50"/>
+              <w:right w:type="dxa" w:w="90"/>
+            </w:tcMar>
+          </w:tcPr>
+          <w:p>
+            <w:pPr>
+              <w:keepNext/>
+              <w:keepLines/>
+              <w:spacing w:after="0" w:before="0" w:line="280"/>
+            </w:pPr>
+            <w:r>
+              <w:rPr>
+                <w:rFonts w:ascii="Yu Gothic" w:eastAsia="Yu Gothic" w:hAnsi="Yu Gothic"/>
+                <w:b w:val="false"/>
+                <w:bCs w:val="false"/>
+                <w:sz w:val="18"/>
+                <w:szCs w:val="18"/>
+              </w:rPr>
+              <w:t xml:space="preserve">2「可視署名の範囲」、11.8「置き場」、14.5「置き場と名前」</w:t>
             </w:r>
           </w:p>
         </w:tc>
@@ -32613,103 +32433,69 @@
         </w:trPr>
         <w:tc>
           <w:tcPr>
-            <w:tcW w:type="dxa" w:w="1554"/>
-            <w:tcBorders>
-              <w:top w:val="single" w:color="A6B8D0" w:sz="4"/>
-              <w:left w:val="single" w:color="A6B8D0" w:sz="4"/>
-              <w:bottom w:val="single" w:color="A6B8D0" w:sz="4"/>
-              <w:right w:val="single" w:color="A6B8D0" w:sz="4"/>
-            </w:tcBorders>
-            <w:tcMar>
-              <w:top w:type="dxa" w:w="50"/>
-              <w:left w:type="dxa" w:w="90"/>
-              <w:bottom w:type="dxa" w:w="50"/>
-              <w:right w:type="dxa" w:w="90"/>
-            </w:tcMar>
-          </w:tcPr>
-          <w:p>
-            <w:pPr>
-              <w:keepNext/>
-              <w:keepLines/>
-              <w:spacing w:after="0" w:before="0" w:line="280"/>
-            </w:pPr>
-            <w:r>
-              <w:rPr>
-                <w:rFonts w:ascii="Yu Gothic" w:eastAsia="Yu Gothic" w:hAnsi="Yu Gothic"/>
-                <w:b w:val="false"/>
-                <w:bCs w:val="false"/>
-                <w:sz w:val="18"/>
-                <w:szCs w:val="18"/>
-              </w:rPr>
-              <w:t xml:space="preserve">R-4-1-4</w:t>
-            </w:r>
-          </w:p>
-        </w:tc>
-        <w:tc>
-          <w:tcPr>
-            <w:tcW w:type="dxa" w:w="4812"/>
-            <w:tcBorders>
-              <w:top w:val="single" w:color="A6B8D0" w:sz="4"/>
-              <w:left w:val="single" w:color="A6B8D0" w:sz="4"/>
-              <w:bottom w:val="single" w:color="A6B8D0" w:sz="4"/>
-              <w:right w:val="single" w:color="A6B8D0" w:sz="4"/>
-            </w:tcBorders>
-            <w:tcMar>
-              <w:top w:type="dxa" w:w="50"/>
-              <w:left w:type="dxa" w:w="90"/>
-              <w:bottom w:type="dxa" w:w="50"/>
-              <w:right w:type="dxa" w:w="90"/>
-            </w:tcMar>
-          </w:tcPr>
-          <w:p>
-            <w:pPr>
-              <w:keepNext/>
-              <w:keepLines/>
-              <w:spacing w:after="0" w:before="0" w:line="280"/>
-            </w:pPr>
-            <w:r>
-              <w:rPr>
-                <w:rFonts w:ascii="Yu Gothic" w:eastAsia="Yu Gothic" w:hAnsi="Yu Gothic"/>
-                <w:b w:val="false"/>
-                <w:bCs w:val="false"/>
-                <w:sz w:val="18"/>
-                <w:szCs w:val="18"/>
-              </w:rPr>
-              <w:t xml:space="preserve">取り込む素材を安全に扱える</w:t>
-            </w:r>
-          </w:p>
-        </w:tc>
-        <w:tc>
-          <w:tcPr>
-            <w:tcW w:type="dxa" w:w="3272"/>
-            <w:tcBorders>
-              <w:top w:val="single" w:color="A6B8D0" w:sz="4"/>
-              <w:left w:val="single" w:color="A6B8D0" w:sz="4"/>
-              <w:bottom w:val="single" w:color="A6B8D0" w:sz="4"/>
-              <w:right w:val="single" w:color="A6B8D0" w:sz="4"/>
-            </w:tcBorders>
-            <w:tcMar>
-              <w:top w:type="dxa" w:w="50"/>
-              <w:left w:type="dxa" w:w="90"/>
-              <w:bottom w:type="dxa" w:w="50"/>
-              <w:right w:type="dxa" w:w="90"/>
-            </w:tcMar>
-          </w:tcPr>
-          <w:p>
-            <w:pPr>
-              <w:keepNext/>
-              <w:keepLines/>
-              <w:spacing w:after="0" w:before="0" w:line="280"/>
-            </w:pPr>
-            <w:r>
-              <w:rPr>
-                <w:rFonts w:ascii="Yu Gothic" w:eastAsia="Yu Gothic" w:hAnsi="Yu Gothic"/>
-                <w:b w:val="false"/>
-                <w:bCs w:val="false"/>
-                <w:sz w:val="18"/>
-                <w:szCs w:val="18"/>
-              </w:rPr>
-              <w:t xml:space="preserve">5「画像の層」、6.4「持ち込みのフォント」、8.3「受け渡し」</w:t>
+            <w:tcW w:type="dxa" w:w="5146"/>
+            <w:tcBorders>
+              <w:top w:val="single" w:color="A6B8D0" w:sz="4"/>
+              <w:left w:val="single" w:color="A6B8D0" w:sz="4"/>
+              <w:bottom w:val="single" w:color="A6B8D0" w:sz="4"/>
+              <w:right w:val="single" w:color="A6B8D0" w:sz="4"/>
+            </w:tcBorders>
+            <w:tcMar>
+              <w:top w:type="dxa" w:w="50"/>
+              <w:left w:type="dxa" w:w="90"/>
+              <w:bottom w:type="dxa" w:w="50"/>
+              <w:right w:type="dxa" w:w="90"/>
+            </w:tcMar>
+          </w:tcPr>
+          <w:p>
+            <w:pPr>
+              <w:keepNext/>
+              <w:keepLines/>
+              <w:spacing w:after="0" w:before="0" w:line="280"/>
+            </w:pPr>
+            <w:r>
+              <w:rPr>
+                <w:rFonts w:ascii="Yu Gothic" w:eastAsia="Yu Gothic" w:hAnsi="Yu Gothic"/>
+                <w:b w:val="false"/>
+                <w:bCs w:val="false"/>
+                <w:sz w:val="18"/>
+                <w:szCs w:val="18"/>
+              </w:rPr>
+              <w:t xml:space="preserve">R-4-4-3</w:t>
+            </w:r>
+          </w:p>
+        </w:tc>
+        <w:tc>
+          <w:tcPr>
+            <w:tcW w:type="dxa" w:w="4492"/>
+            <w:tcBorders>
+              <w:top w:val="single" w:color="A6B8D0" w:sz="4"/>
+              <w:left w:val="single" w:color="A6B8D0" w:sz="4"/>
+              <w:bottom w:val="single" w:color="A6B8D0" w:sz="4"/>
+              <w:right w:val="single" w:color="A6B8D0" w:sz="4"/>
+            </w:tcBorders>
+            <w:tcMar>
+              <w:top w:type="dxa" w:w="50"/>
+              <w:left w:type="dxa" w:w="90"/>
+              <w:bottom w:type="dxa" w:w="50"/>
+              <w:right w:type="dxa" w:w="90"/>
+            </w:tcMar>
+          </w:tcPr>
+          <w:p>
+            <w:pPr>
+              <w:keepNext/>
+              <w:keepLines/>
+              <w:spacing w:after="0" w:before="0" w:line="280"/>
+            </w:pPr>
+            <w:r>
+              <w:rPr>
+                <w:rFonts w:ascii="Yu Gothic" w:eastAsia="Yu Gothic" w:hAnsi="Yu Gothic"/>
+                <w:b w:val="false"/>
+                <w:bCs w:val="false"/>
+                <w:sz w:val="18"/>
+                <w:szCs w:val="18"/>
+              </w:rPr>
+              <w:t xml:space="preserve">11「作業」</w:t>
             </w:r>
           </w:p>
         </w:tc>
@@ -32721,103 +32507,69 @@
         </w:trPr>
         <w:tc>
           <w:tcPr>
-            <w:tcW w:type="dxa" w:w="1554"/>
-            <w:tcBorders>
-              <w:top w:val="single" w:color="A6B8D0" w:sz="4"/>
-              <w:left w:val="single" w:color="A6B8D0" w:sz="4"/>
-              <w:bottom w:val="single" w:color="A6B8D0" w:sz="4"/>
-              <w:right w:val="single" w:color="A6B8D0" w:sz="4"/>
-            </w:tcBorders>
-            <w:tcMar>
-              <w:top w:type="dxa" w:w="50"/>
-              <w:left w:type="dxa" w:w="90"/>
-              <w:bottom w:type="dxa" w:w="50"/>
-              <w:right w:type="dxa" w:w="90"/>
-            </w:tcMar>
-          </w:tcPr>
-          <w:p>
-            <w:pPr>
-              <w:keepNext/>
-              <w:keepLines/>
-              <w:spacing w:after="0" w:before="0" w:line="280"/>
-            </w:pPr>
-            <w:r>
-              <w:rPr>
-                <w:rFonts w:ascii="Yu Gothic" w:eastAsia="Yu Gothic" w:hAnsi="Yu Gothic"/>
-                <w:b w:val="false"/>
-                <w:bCs w:val="false"/>
-                <w:sz w:val="18"/>
-                <w:szCs w:val="18"/>
-              </w:rPr>
-              <w:t xml:space="preserve">R-4-1-5</w:t>
-            </w:r>
-          </w:p>
-        </w:tc>
-        <w:tc>
-          <w:tcPr>
-            <w:tcW w:type="dxa" w:w="4812"/>
-            <w:tcBorders>
-              <w:top w:val="single" w:color="A6B8D0" w:sz="4"/>
-              <w:left w:val="single" w:color="A6B8D0" w:sz="4"/>
-              <w:bottom w:val="single" w:color="A6B8D0" w:sz="4"/>
-              <w:right w:val="single" w:color="A6B8D0" w:sz="4"/>
-            </w:tcBorders>
-            <w:tcMar>
-              <w:top w:type="dxa" w:w="50"/>
-              <w:left w:type="dxa" w:w="90"/>
-              <w:bottom w:type="dxa" w:w="50"/>
-              <w:right w:type="dxa" w:w="90"/>
-            </w:tcMar>
-          </w:tcPr>
-          <w:p>
-            <w:pPr>
-              <w:keepNext/>
-              <w:keepLines/>
-              <w:spacing w:after="0" w:before="0" w:line="280"/>
-            </w:pPr>
-            <w:r>
-              <w:rPr>
-                <w:rFonts w:ascii="Yu Gothic" w:eastAsia="Yu Gothic" w:hAnsi="Yu Gothic"/>
-                <w:b w:val="false"/>
-                <w:bCs w:val="false"/>
-                <w:sz w:val="18"/>
-                <w:szCs w:val="18"/>
-              </w:rPr>
-              <w:t xml:space="preserve">要素を層として重ね、重なりの順・表示・固定・不透明度を扱える</w:t>
-            </w:r>
-          </w:p>
-        </w:tc>
-        <w:tc>
-          <w:tcPr>
-            <w:tcW w:type="dxa" w:w="3272"/>
-            <w:tcBorders>
-              <w:top w:val="single" w:color="A6B8D0" w:sz="4"/>
-              <w:left w:val="single" w:color="A6B8D0" w:sz="4"/>
-              <w:bottom w:val="single" w:color="A6B8D0" w:sz="4"/>
-              <w:right w:val="single" w:color="A6B8D0" w:sz="4"/>
-            </w:tcBorders>
-            <w:tcMar>
-              <w:top w:type="dxa" w:w="50"/>
-              <w:left w:type="dxa" w:w="90"/>
-              <w:bottom w:type="dxa" w:w="50"/>
-              <w:right w:type="dxa" w:w="90"/>
-            </w:tcMar>
-          </w:tcPr>
-          <w:p>
-            <w:pPr>
-              <w:keepNext/>
-              <w:keepLines/>
-              <w:spacing w:after="0" w:before="0" w:line="280"/>
-            </w:pPr>
-            <w:r>
-              <w:rPr>
-                <w:rFonts w:ascii="Yu Gothic" w:eastAsia="Yu Gothic" w:hAnsi="Yu Gothic"/>
-                <w:b w:val="false"/>
-                <w:bCs w:val="false"/>
-                <w:sz w:val="18"/>
-                <w:szCs w:val="18"/>
-              </w:rPr>
-              <w:t xml:space="preserve">4「まとまりと層」</w:t>
+            <w:tcW w:type="dxa" w:w="5146"/>
+            <w:tcBorders>
+              <w:top w:val="single" w:color="A6B8D0" w:sz="4"/>
+              <w:left w:val="single" w:color="A6B8D0" w:sz="4"/>
+              <w:bottom w:val="single" w:color="A6B8D0" w:sz="4"/>
+              <w:right w:val="single" w:color="A6B8D0" w:sz="4"/>
+            </w:tcBorders>
+            <w:tcMar>
+              <w:top w:type="dxa" w:w="50"/>
+              <w:left w:type="dxa" w:w="90"/>
+              <w:bottom w:type="dxa" w:w="50"/>
+              <w:right w:type="dxa" w:w="90"/>
+            </w:tcMar>
+          </w:tcPr>
+          <w:p>
+            <w:pPr>
+              <w:keepNext/>
+              <w:keepLines/>
+              <w:spacing w:after="0" w:before="0" w:line="280"/>
+            </w:pPr>
+            <w:r>
+              <w:rPr>
+                <w:rFonts w:ascii="Yu Gothic" w:eastAsia="Yu Gothic" w:hAnsi="Yu Gothic"/>
+                <w:b w:val="false"/>
+                <w:bCs w:val="false"/>
+                <w:sz w:val="18"/>
+                <w:szCs w:val="18"/>
+              </w:rPr>
+              <w:t xml:space="preserve">R-4-5-1</w:t>
+            </w:r>
+          </w:p>
+        </w:tc>
+        <w:tc>
+          <w:tcPr>
+            <w:tcW w:type="dxa" w:w="4492"/>
+            <w:tcBorders>
+              <w:top w:val="single" w:color="A6B8D0" w:sz="4"/>
+              <w:left w:val="single" w:color="A6B8D0" w:sz="4"/>
+              <w:bottom w:val="single" w:color="A6B8D0" w:sz="4"/>
+              <w:right w:val="single" w:color="A6B8D0" w:sz="4"/>
+            </w:tcBorders>
+            <w:tcMar>
+              <w:top w:type="dxa" w:w="50"/>
+              <w:left w:type="dxa" w:w="90"/>
+              <w:bottom w:type="dxa" w:w="50"/>
+              <w:right w:type="dxa" w:w="90"/>
+            </w:tcMar>
+          </w:tcPr>
+          <w:p>
+            <w:pPr>
+              <w:keepNext/>
+              <w:keepLines/>
+              <w:spacing w:after="0" w:before="0" w:line="280"/>
+            </w:pPr>
+            <w:r>
+              <w:rPr>
+                <w:rFonts w:ascii="Yu Gothic" w:eastAsia="Yu Gothic" w:hAnsi="Yu Gothic"/>
+                <w:b w:val="false"/>
+                <w:bCs w:val="false"/>
+                <w:sz w:val="18"/>
+                <w:szCs w:val="18"/>
+              </w:rPr>
+              <w:t xml:space="preserve">12「一括適用」</w:t>
             </w:r>
           </w:p>
         </w:tc>
@@ -32829,871 +32581,7 @@
         </w:trPr>
         <w:tc>
           <w:tcPr>
-            <w:tcW w:type="dxa" w:w="1554"/>
-            <w:tcBorders>
-              <w:top w:val="single" w:color="A6B8D0" w:sz="4"/>
-              <w:left w:val="single" w:color="A6B8D0" w:sz="4"/>
-              <w:bottom w:val="single" w:color="A6B8D0" w:sz="4"/>
-              <w:right w:val="single" w:color="A6B8D0" w:sz="4"/>
-            </w:tcBorders>
-            <w:tcMar>
-              <w:top w:type="dxa" w:w="50"/>
-              <w:left w:type="dxa" w:w="90"/>
-              <w:bottom w:type="dxa" w:w="50"/>
-              <w:right w:type="dxa" w:w="90"/>
-            </w:tcMar>
-          </w:tcPr>
-          <w:p>
-            <w:pPr>
-              <w:keepNext/>
-              <w:keepLines/>
-              <w:spacing w:after="0" w:before="0" w:line="280"/>
-            </w:pPr>
-            <w:r>
-              <w:rPr>
-                <w:rFonts w:ascii="Yu Gothic" w:eastAsia="Yu Gothic" w:hAnsi="Yu Gothic"/>
-                <w:b w:val="false"/>
-                <w:bCs w:val="false"/>
-                <w:sz w:val="18"/>
-                <w:szCs w:val="18"/>
-              </w:rPr>
-              <w:t xml:space="preserve">R-4-2-1</w:t>
-            </w:r>
-          </w:p>
-        </w:tc>
-        <w:tc>
-          <w:tcPr>
-            <w:tcW w:type="dxa" w:w="4812"/>
-            <w:tcBorders>
-              <w:top w:val="single" w:color="A6B8D0" w:sz="4"/>
-              <w:left w:val="single" w:color="A6B8D0" w:sz="4"/>
-              <w:bottom w:val="single" w:color="A6B8D0" w:sz="4"/>
-              <w:right w:val="single" w:color="A6B8D0" w:sz="4"/>
-            </w:tcBorders>
-            <w:tcMar>
-              <w:top w:type="dxa" w:w="50"/>
-              <w:left w:type="dxa" w:w="90"/>
-              <w:bottom w:type="dxa" w:w="50"/>
-              <w:right w:type="dxa" w:w="90"/>
-            </w:tcMar>
-          </w:tcPr>
-          <w:p>
-            <w:pPr>
-              <w:keepNext/>
-              <w:keepLines/>
-              <w:spacing w:after="0" w:before="0" w:line="280"/>
-            </w:pPr>
-            <w:r>
-              <w:rPr>
-                <w:rFonts w:ascii="Yu Gothic" w:eastAsia="Yu Gothic" w:hAnsi="Yu Gothic"/>
-                <w:b w:val="false"/>
-                <w:bCs w:val="false"/>
-                <w:sz w:val="18"/>
-                <w:szCs w:val="18"/>
-              </w:rPr>
-              <w:t xml:space="preserve">デザインを保存し、繰り返し使える。複数端末で使える</w:t>
-            </w:r>
-          </w:p>
-        </w:tc>
-        <w:tc>
-          <w:tcPr>
-            <w:tcW w:type="dxa" w:w="3272"/>
-            <w:tcBorders>
-              <w:top w:val="single" w:color="A6B8D0" w:sz="4"/>
-              <w:left w:val="single" w:color="A6B8D0" w:sz="4"/>
-              <w:bottom w:val="single" w:color="A6B8D0" w:sz="4"/>
-              <w:right w:val="single" w:color="A6B8D0" w:sz="4"/>
-            </w:tcBorders>
-            <w:tcMar>
-              <w:top w:type="dxa" w:w="50"/>
-              <w:left w:type="dxa" w:w="90"/>
-              <w:bottom w:type="dxa" w:w="50"/>
-              <w:right w:type="dxa" w:w="90"/>
-            </w:tcMar>
-          </w:tcPr>
-          <w:p>
-            <w:pPr>
-              <w:keepNext/>
-              <w:keepLines/>
-              <w:spacing w:after="0" w:before="0" w:line="280"/>
-            </w:pPr>
-            <w:r>
-              <w:rPr>
-                <w:rFonts w:ascii="Yu Gothic" w:eastAsia="Yu Gothic" w:hAnsi="Yu Gothic"/>
-                <w:b w:val="false"/>
-                <w:bCs w:val="false"/>
-                <w:sz w:val="18"/>
-                <w:szCs w:val="18"/>
-              </w:rPr>
-              <w:t xml:space="preserve">8「テンプレート」</w:t>
-            </w:r>
-          </w:p>
-        </w:tc>
-      </w:tr>
-      <w:tr>
-        <w:trPr>
-          <w:cantSplit/>
-          <w:tblHeader w:val="off"/>
-        </w:trPr>
-        <w:tc>
-          <w:tcPr>
-            <w:tcW w:type="dxa" w:w="1554"/>
-            <w:tcBorders>
-              <w:top w:val="single" w:color="A6B8D0" w:sz="4"/>
-              <w:left w:val="single" w:color="A6B8D0" w:sz="4"/>
-              <w:bottom w:val="single" w:color="A6B8D0" w:sz="4"/>
-              <w:right w:val="single" w:color="A6B8D0" w:sz="4"/>
-            </w:tcBorders>
-            <w:tcMar>
-              <w:top w:type="dxa" w:w="50"/>
-              <w:left w:type="dxa" w:w="90"/>
-              <w:bottom w:type="dxa" w:w="50"/>
-              <w:right w:type="dxa" w:w="90"/>
-            </w:tcMar>
-          </w:tcPr>
-          <w:p>
-            <w:pPr>
-              <w:keepNext/>
-              <w:keepLines/>
-              <w:spacing w:after="0" w:before="0" w:line="280"/>
-            </w:pPr>
-            <w:r>
-              <w:rPr>
-                <w:rFonts w:ascii="Yu Gothic" w:eastAsia="Yu Gothic" w:hAnsi="Yu Gothic"/>
-                <w:b w:val="false"/>
-                <w:bCs w:val="false"/>
-                <w:sz w:val="18"/>
-                <w:szCs w:val="18"/>
-              </w:rPr>
-              <w:t xml:space="preserve">R-4-2-2</w:t>
-            </w:r>
-          </w:p>
-        </w:tc>
-        <w:tc>
-          <w:tcPr>
-            <w:tcW w:type="dxa" w:w="4812"/>
-            <w:tcBorders>
-              <w:top w:val="single" w:color="A6B8D0" w:sz="4"/>
-              <w:left w:val="single" w:color="A6B8D0" w:sz="4"/>
-              <w:bottom w:val="single" w:color="A6B8D0" w:sz="4"/>
-              <w:right w:val="single" w:color="A6B8D0" w:sz="4"/>
-            </w:tcBorders>
-            <w:tcMar>
-              <w:top w:type="dxa" w:w="50"/>
-              <w:left w:type="dxa" w:w="90"/>
-              <w:bottom w:type="dxa" w:w="50"/>
-              <w:right w:type="dxa" w:w="90"/>
-            </w:tcMar>
-          </w:tcPr>
-          <w:p>
-            <w:pPr>
-              <w:keepNext/>
-              <w:keepLines/>
-              <w:spacing w:after="0" w:before="0" w:line="280"/>
-            </w:pPr>
-            <w:r>
-              <w:rPr>
-                <w:rFonts w:ascii="Yu Gothic" w:eastAsia="Yu Gothic" w:hAnsi="Yu Gothic"/>
-                <w:b w:val="false"/>
-                <w:bCs w:val="false"/>
-                <w:sz w:val="18"/>
-                <w:szCs w:val="18"/>
-              </w:rPr>
-              <w:t xml:space="preserve">既定のテンプレートを用意するかが決まっている</w:t>
-            </w:r>
-          </w:p>
-        </w:tc>
-        <w:tc>
-          <w:tcPr>
-            <w:tcW w:type="dxa" w:w="3272"/>
-            <w:tcBorders>
-              <w:top w:val="single" w:color="A6B8D0" w:sz="4"/>
-              <w:left w:val="single" w:color="A6B8D0" w:sz="4"/>
-              <w:bottom w:val="single" w:color="A6B8D0" w:sz="4"/>
-              <w:right w:val="single" w:color="A6B8D0" w:sz="4"/>
-            </w:tcBorders>
-            <w:tcMar>
-              <w:top w:type="dxa" w:w="50"/>
-              <w:left w:type="dxa" w:w="90"/>
-              <w:bottom w:type="dxa" w:w="50"/>
-              <w:right w:type="dxa" w:w="90"/>
-            </w:tcMar>
-          </w:tcPr>
-          <w:p>
-            <w:pPr>
-              <w:keepNext/>
-              <w:keepLines/>
-              <w:spacing w:after="0" w:before="0" w:line="280"/>
-            </w:pPr>
-            <w:r>
-              <w:rPr>
-                <w:rFonts w:ascii="Yu Gothic" w:eastAsia="Yu Gothic" w:hAnsi="Yu Gothic"/>
-                <w:b w:val="false"/>
-                <w:bCs w:val="false"/>
-                <w:sz w:val="18"/>
-                <w:szCs w:val="18"/>
-              </w:rPr>
-              <w:t xml:space="preserve">8.4「既定のテンプレート」</w:t>
-            </w:r>
-          </w:p>
-        </w:tc>
-      </w:tr>
-      <w:tr>
-        <w:trPr>
-          <w:cantSplit/>
-          <w:tblHeader w:val="off"/>
-        </w:trPr>
-        <w:tc>
-          <w:tcPr>
-            <w:tcW w:type="dxa" w:w="1554"/>
-            <w:tcBorders>
-              <w:top w:val="single" w:color="A6B8D0" w:sz="4"/>
-              <w:left w:val="single" w:color="A6B8D0" w:sz="4"/>
-              <w:bottom w:val="single" w:color="A6B8D0" w:sz="4"/>
-              <w:right w:val="single" w:color="A6B8D0" w:sz="4"/>
-            </w:tcBorders>
-            <w:tcMar>
-              <w:top w:type="dxa" w:w="50"/>
-              <w:left w:type="dxa" w:w="90"/>
-              <w:bottom w:type="dxa" w:w="50"/>
-              <w:right w:type="dxa" w:w="90"/>
-            </w:tcMar>
-          </w:tcPr>
-          <w:p>
-            <w:pPr>
-              <w:keepNext/>
-              <w:keepLines/>
-              <w:spacing w:after="0" w:before="0" w:line="280"/>
-            </w:pPr>
-            <w:r>
-              <w:rPr>
-                <w:rFonts w:ascii="Yu Gothic" w:eastAsia="Yu Gothic" w:hAnsi="Yu Gothic"/>
-                <w:b w:val="false"/>
-                <w:bCs w:val="false"/>
-                <w:sz w:val="18"/>
-                <w:szCs w:val="18"/>
-              </w:rPr>
-              <w:t xml:space="preserve">R-4-3-1</w:t>
-            </w:r>
-          </w:p>
-        </w:tc>
-        <w:tc>
-          <w:tcPr>
-            <w:tcW w:type="dxa" w:w="4812"/>
-            <w:tcBorders>
-              <w:top w:val="single" w:color="A6B8D0" w:sz="4"/>
-              <w:left w:val="single" w:color="A6B8D0" w:sz="4"/>
-              <w:bottom w:val="single" w:color="A6B8D0" w:sz="4"/>
-              <w:right w:val="single" w:color="A6B8D0" w:sz="4"/>
-            </w:tcBorders>
-            <w:tcMar>
-              <w:top w:type="dxa" w:w="50"/>
-              <w:left w:type="dxa" w:w="90"/>
-              <w:bottom w:type="dxa" w:w="50"/>
-              <w:right w:type="dxa" w:w="90"/>
-            </w:tcMar>
-          </w:tcPr>
-          <w:p>
-            <w:pPr>
-              <w:keepNext/>
-              <w:keepLines/>
-              <w:spacing w:after="0" w:before="0" w:line="280"/>
-            </w:pPr>
-            <w:r>
-              <w:rPr>
-                <w:rFonts w:ascii="Yu Gothic" w:eastAsia="Yu Gothic" w:hAnsi="Yu Gothic"/>
-                <w:b w:val="false"/>
-                <w:bCs w:val="false"/>
-                <w:sz w:val="18"/>
-                <w:szCs w:val="18"/>
-              </w:rPr>
-              <w:t xml:space="preserve">被写体を避けて置ける</w:t>
-            </w:r>
-          </w:p>
-        </w:tc>
-        <w:tc>
-          <w:tcPr>
-            <w:tcW w:type="dxa" w:w="3272"/>
-            <w:tcBorders>
-              <w:top w:val="single" w:color="A6B8D0" w:sz="4"/>
-              <w:left w:val="single" w:color="A6B8D0" w:sz="4"/>
-              <w:bottom w:val="single" w:color="A6B8D0" w:sz="4"/>
-              <w:right w:val="single" w:color="A6B8D0" w:sz="4"/>
-            </w:tcBorders>
-            <w:tcMar>
-              <w:top w:type="dxa" w:w="50"/>
-              <w:left w:type="dxa" w:w="90"/>
-              <w:bottom w:type="dxa" w:w="50"/>
-              <w:right w:type="dxa" w:w="90"/>
-            </w:tcMar>
-          </w:tcPr>
-          <w:p>
-            <w:pPr>
-              <w:keepNext/>
-              <w:keepLines/>
-              <w:spacing w:after="0" w:before="0" w:line="280"/>
-            </w:pPr>
-            <w:r>
-              <w:rPr>
-                <w:rFonts w:ascii="Yu Gothic" w:eastAsia="Yu Gothic" w:hAnsi="Yu Gothic"/>
-                <w:b w:val="false"/>
-                <w:bCs w:val="false"/>
-                <w:sz w:val="18"/>
-                <w:szCs w:val="18"/>
-              </w:rPr>
-              <w:t xml:space="preserve">7.2「自動配置」</w:t>
-            </w:r>
-          </w:p>
-        </w:tc>
-      </w:tr>
-      <w:tr>
-        <w:trPr>
-          <w:cantSplit/>
-          <w:tblHeader w:val="off"/>
-        </w:trPr>
-        <w:tc>
-          <w:tcPr>
-            <w:tcW w:type="dxa" w:w="1554"/>
-            <w:tcBorders>
-              <w:top w:val="single" w:color="A6B8D0" w:sz="4"/>
-              <w:left w:val="single" w:color="A6B8D0" w:sz="4"/>
-              <w:bottom w:val="single" w:color="A6B8D0" w:sz="4"/>
-              <w:right w:val="single" w:color="A6B8D0" w:sz="4"/>
-            </w:tcBorders>
-            <w:tcMar>
-              <w:top w:type="dxa" w:w="50"/>
-              <w:left w:type="dxa" w:w="90"/>
-              <w:bottom w:type="dxa" w:w="50"/>
-              <w:right w:type="dxa" w:w="90"/>
-            </w:tcMar>
-          </w:tcPr>
-          <w:p>
-            <w:pPr>
-              <w:keepNext/>
-              <w:keepLines/>
-              <w:spacing w:after="0" w:before="0" w:line="280"/>
-            </w:pPr>
-            <w:r>
-              <w:rPr>
-                <w:rFonts w:ascii="Yu Gothic" w:eastAsia="Yu Gothic" w:hAnsi="Yu Gothic"/>
-                <w:b w:val="false"/>
-                <w:bCs w:val="false"/>
-                <w:sz w:val="18"/>
-                <w:szCs w:val="18"/>
-              </w:rPr>
-              <w:t xml:space="preserve">R-4-3-2</w:t>
-            </w:r>
-          </w:p>
-        </w:tc>
-        <w:tc>
-          <w:tcPr>
-            <w:tcW w:type="dxa" w:w="4812"/>
-            <w:tcBorders>
-              <w:top w:val="single" w:color="A6B8D0" w:sz="4"/>
-              <w:left w:val="single" w:color="A6B8D0" w:sz="4"/>
-              <w:bottom w:val="single" w:color="A6B8D0" w:sz="4"/>
-              <w:right w:val="single" w:color="A6B8D0" w:sz="4"/>
-            </w:tcBorders>
-            <w:tcMar>
-              <w:top w:type="dxa" w:w="50"/>
-              <w:left w:type="dxa" w:w="90"/>
-              <w:bottom w:type="dxa" w:w="50"/>
-              <w:right w:type="dxa" w:w="90"/>
-            </w:tcMar>
-          </w:tcPr>
-          <w:p>
-            <w:pPr>
-              <w:keepNext/>
-              <w:keepLines/>
-              <w:spacing w:after="0" w:before="0" w:line="280"/>
-            </w:pPr>
-            <w:r>
-              <w:rPr>
-                <w:rFonts w:ascii="Yu Gothic" w:eastAsia="Yu Gothic" w:hAnsi="Yu Gothic"/>
-                <w:b w:val="false"/>
-                <w:bCs w:val="false"/>
-                <w:sz w:val="18"/>
-                <w:szCs w:val="18"/>
-              </w:rPr>
-              <w:t xml:space="preserve">収まらない画像でも破綻しない</w:t>
-            </w:r>
-          </w:p>
-        </w:tc>
-        <w:tc>
-          <w:tcPr>
-            <w:tcW w:type="dxa" w:w="3272"/>
-            <w:tcBorders>
-              <w:top w:val="single" w:color="A6B8D0" w:sz="4"/>
-              <w:left w:val="single" w:color="A6B8D0" w:sz="4"/>
-              <w:bottom w:val="single" w:color="A6B8D0" w:sz="4"/>
-              <w:right w:val="single" w:color="A6B8D0" w:sz="4"/>
-            </w:tcBorders>
-            <w:tcMar>
-              <w:top w:type="dxa" w:w="50"/>
-              <w:left w:type="dxa" w:w="90"/>
-              <w:bottom w:type="dxa" w:w="50"/>
-              <w:right w:type="dxa" w:w="90"/>
-            </w:tcMar>
-          </w:tcPr>
-          <w:p>
-            <w:pPr>
-              <w:keepNext/>
-              <w:keepLines/>
-              <w:spacing w:after="0" w:before="0" w:line="280"/>
-            </w:pPr>
-            <w:r>
-              <w:rPr>
-                <w:rFonts w:ascii="Yu Gothic" w:eastAsia="Yu Gothic" w:hAnsi="Yu Gothic"/>
-                <w:b w:val="false"/>
-                <w:bCs w:val="false"/>
-                <w:sz w:val="18"/>
-                <w:szCs w:val="18"/>
-              </w:rPr>
-              <w:t xml:space="preserve">7.3「収まらない場合」</w:t>
-            </w:r>
-          </w:p>
-        </w:tc>
-      </w:tr>
-      <w:tr>
-        <w:trPr>
-          <w:cantSplit/>
-          <w:tblHeader w:val="off"/>
-        </w:trPr>
-        <w:tc>
-          <w:tcPr>
-            <w:tcW w:type="dxa" w:w="1554"/>
-            <w:tcBorders>
-              <w:top w:val="single" w:color="A6B8D0" w:sz="4"/>
-              <w:left w:val="single" w:color="A6B8D0" w:sz="4"/>
-              <w:bottom w:val="single" w:color="A6B8D0" w:sz="4"/>
-              <w:right w:val="single" w:color="A6B8D0" w:sz="4"/>
-            </w:tcBorders>
-            <w:tcMar>
-              <w:top w:type="dxa" w:w="50"/>
-              <w:left w:type="dxa" w:w="90"/>
-              <w:bottom w:type="dxa" w:w="50"/>
-              <w:right w:type="dxa" w:w="90"/>
-            </w:tcMar>
-          </w:tcPr>
-          <w:p>
-            <w:pPr>
-              <w:keepNext/>
-              <w:keepLines/>
-              <w:spacing w:after="0" w:before="0" w:line="280"/>
-            </w:pPr>
-            <w:r>
-              <w:rPr>
-                <w:rFonts w:ascii="Yu Gothic" w:eastAsia="Yu Gothic" w:hAnsi="Yu Gothic"/>
-                <w:b w:val="false"/>
-                <w:bCs w:val="false"/>
-                <w:sz w:val="18"/>
-                <w:szCs w:val="18"/>
-              </w:rPr>
-              <w:t xml:space="preserve">R-4-4-1</w:t>
-            </w:r>
-          </w:p>
-        </w:tc>
-        <w:tc>
-          <w:tcPr>
-            <w:tcW w:type="dxa" w:w="4812"/>
-            <w:tcBorders>
-              <w:top w:val="single" w:color="A6B8D0" w:sz="4"/>
-              <w:left w:val="single" w:color="A6B8D0" w:sz="4"/>
-              <w:bottom w:val="single" w:color="A6B8D0" w:sz="4"/>
-              <w:right w:val="single" w:color="A6B8D0" w:sz="4"/>
-            </w:tcBorders>
-            <w:tcMar>
-              <w:top w:type="dxa" w:w="50"/>
-              <w:left w:type="dxa" w:w="90"/>
-              <w:bottom w:type="dxa" w:w="50"/>
-              <w:right w:type="dxa" w:w="90"/>
-            </w:tcMar>
-          </w:tcPr>
-          <w:p>
-            <w:pPr>
-              <w:keepNext/>
-              <w:keepLines/>
-              <w:spacing w:after="0" w:before="0" w:line="280"/>
-            </w:pPr>
-            <w:r>
-              <w:rPr>
-                <w:rFonts w:ascii="Yu Gothic" w:eastAsia="Yu Gothic" w:hAnsi="Yu Gothic"/>
-                <w:b w:val="false"/>
-                <w:bCs w:val="false"/>
-                <w:sz w:val="18"/>
-                <w:szCs w:val="18"/>
-              </w:rPr>
-              <w:t xml:space="preserve">プレビューを見ながら直せ、取り消せる</w:t>
-            </w:r>
-          </w:p>
-        </w:tc>
-        <w:tc>
-          <w:tcPr>
-            <w:tcW w:type="dxa" w:w="3272"/>
-            <w:tcBorders>
-              <w:top w:val="single" w:color="A6B8D0" w:sz="4"/>
-              <w:left w:val="single" w:color="A6B8D0" w:sz="4"/>
-              <w:bottom w:val="single" w:color="A6B8D0" w:sz="4"/>
-              <w:right w:val="single" w:color="A6B8D0" w:sz="4"/>
-            </w:tcBorders>
-            <w:tcMar>
-              <w:top w:type="dxa" w:w="50"/>
-              <w:left w:type="dxa" w:w="90"/>
-              <w:bottom w:type="dxa" w:w="50"/>
-              <w:right w:type="dxa" w:w="90"/>
-            </w:tcMar>
-          </w:tcPr>
-          <w:p>
-            <w:pPr>
-              <w:keepNext/>
-              <w:keepLines/>
-              <w:spacing w:after="0" w:before="0" w:line="280"/>
-            </w:pPr>
-            <w:r>
-              <w:rPr>
-                <w:rFonts w:ascii="Yu Gothic" w:eastAsia="Yu Gothic" w:hAnsi="Yu Gothic"/>
-                <w:b w:val="false"/>
-                <w:bCs w:val="false"/>
-                <w:sz w:val="18"/>
-                <w:szCs w:val="18"/>
-              </w:rPr>
-              <w:t xml:space="preserve">9「編集の操作」、10「取り消しとやり直し」</w:t>
-            </w:r>
-          </w:p>
-        </w:tc>
-      </w:tr>
-      <w:tr>
-        <w:trPr>
-          <w:cantSplit/>
-          <w:tblHeader w:val="off"/>
-        </w:trPr>
-        <w:tc>
-          <w:tcPr>
-            <w:tcW w:type="dxa" w:w="1554"/>
-            <w:tcBorders>
-              <w:top w:val="single" w:color="A6B8D0" w:sz="4"/>
-              <w:left w:val="single" w:color="A6B8D0" w:sz="4"/>
-              <w:bottom w:val="single" w:color="A6B8D0" w:sz="4"/>
-              <w:right w:val="single" w:color="A6B8D0" w:sz="4"/>
-            </w:tcBorders>
-            <w:tcMar>
-              <w:top w:type="dxa" w:w="50"/>
-              <w:left w:type="dxa" w:w="90"/>
-              <w:bottom w:type="dxa" w:w="50"/>
-              <w:right w:type="dxa" w:w="90"/>
-            </w:tcMar>
-          </w:tcPr>
-          <w:p>
-            <w:pPr>
-              <w:keepNext/>
-              <w:keepLines/>
-              <w:spacing w:after="0" w:before="0" w:line="280"/>
-            </w:pPr>
-            <w:r>
-              <w:rPr>
-                <w:rFonts w:ascii="Yu Gothic" w:eastAsia="Yu Gothic" w:hAnsi="Yu Gothic"/>
-                <w:b w:val="false"/>
-                <w:bCs w:val="false"/>
-                <w:sz w:val="18"/>
-                <w:szCs w:val="18"/>
-              </w:rPr>
-              <w:t xml:space="preserve">R-4-4-2</w:t>
-            </w:r>
-          </w:p>
-        </w:tc>
-        <w:tc>
-          <w:tcPr>
-            <w:tcW w:type="dxa" w:w="4812"/>
-            <w:tcBorders>
-              <w:top w:val="single" w:color="A6B8D0" w:sz="4"/>
-              <w:left w:val="single" w:color="A6B8D0" w:sz="4"/>
-              <w:bottom w:val="single" w:color="A6B8D0" w:sz="4"/>
-              <w:right w:val="single" w:color="A6B8D0" w:sz="4"/>
-            </w:tcBorders>
-            <w:tcMar>
-              <w:top w:type="dxa" w:w="50"/>
-              <w:left w:type="dxa" w:w="90"/>
-              <w:bottom w:type="dxa" w:w="50"/>
-              <w:right w:type="dxa" w:w="90"/>
-            </w:tcMar>
-          </w:tcPr>
-          <w:p>
-            <w:pPr>
-              <w:keepNext/>
-              <w:keepLines/>
-              <w:spacing w:after="0" w:before="0" w:line="280"/>
-            </w:pPr>
-            <w:r>
-              <w:rPr>
-                <w:rFonts w:ascii="Yu Gothic" w:eastAsia="Yu Gothic" w:hAnsi="Yu Gothic"/>
-                <w:b w:val="false"/>
-                <w:bCs w:val="false"/>
-                <w:sz w:val="18"/>
-                <w:szCs w:val="18"/>
-              </w:rPr>
-              <w:t xml:space="preserve">原本を壊さない</w:t>
-            </w:r>
-          </w:p>
-        </w:tc>
-        <w:tc>
-          <w:tcPr>
-            <w:tcW w:type="dxa" w:w="3272"/>
-            <w:tcBorders>
-              <w:top w:val="single" w:color="A6B8D0" w:sz="4"/>
-              <w:left w:val="single" w:color="A6B8D0" w:sz="4"/>
-              <w:bottom w:val="single" w:color="A6B8D0" w:sz="4"/>
-              <w:right w:val="single" w:color="A6B8D0" w:sz="4"/>
-            </w:tcBorders>
-            <w:tcMar>
-              <w:top w:type="dxa" w:w="50"/>
-              <w:left w:type="dxa" w:w="90"/>
-              <w:bottom w:type="dxa" w:w="50"/>
-              <w:right w:type="dxa" w:w="90"/>
-            </w:tcMar>
-          </w:tcPr>
-          <w:p>
-            <w:pPr>
-              <w:keepNext/>
-              <w:keepLines/>
-              <w:spacing w:after="0" w:before="0" w:line="280"/>
-            </w:pPr>
-            <w:r>
-              <w:rPr>
-                <w:rFonts w:ascii="Yu Gothic" w:eastAsia="Yu Gothic" w:hAnsi="Yu Gothic"/>
-                <w:b w:val="false"/>
-                <w:bCs w:val="false"/>
-                <w:sz w:val="18"/>
-                <w:szCs w:val="18"/>
-              </w:rPr>
-              <w:t xml:space="preserve">2「可視署名の範囲」、11.8「置き場」、14.5「置き場と名前」</w:t>
-            </w:r>
-          </w:p>
-        </w:tc>
-      </w:tr>
-      <w:tr>
-        <w:trPr>
-          <w:cantSplit/>
-          <w:tblHeader w:val="off"/>
-        </w:trPr>
-        <w:tc>
-          <w:tcPr>
-            <w:tcW w:type="dxa" w:w="1554"/>
-            <w:tcBorders>
-              <w:top w:val="single" w:color="A6B8D0" w:sz="4"/>
-              <w:left w:val="single" w:color="A6B8D0" w:sz="4"/>
-              <w:bottom w:val="single" w:color="A6B8D0" w:sz="4"/>
-              <w:right w:val="single" w:color="A6B8D0" w:sz="4"/>
-            </w:tcBorders>
-            <w:tcMar>
-              <w:top w:type="dxa" w:w="50"/>
-              <w:left w:type="dxa" w:w="90"/>
-              <w:bottom w:type="dxa" w:w="50"/>
-              <w:right w:type="dxa" w:w="90"/>
-            </w:tcMar>
-          </w:tcPr>
-          <w:p>
-            <w:pPr>
-              <w:keepNext/>
-              <w:keepLines/>
-              <w:spacing w:after="0" w:before="0" w:line="280"/>
-            </w:pPr>
-            <w:r>
-              <w:rPr>
-                <w:rFonts w:ascii="Yu Gothic" w:eastAsia="Yu Gothic" w:hAnsi="Yu Gothic"/>
-                <w:b w:val="false"/>
-                <w:bCs w:val="false"/>
-                <w:sz w:val="18"/>
-                <w:szCs w:val="18"/>
-              </w:rPr>
-              <w:t xml:space="preserve">R-4-4-3</w:t>
-            </w:r>
-          </w:p>
-        </w:tc>
-        <w:tc>
-          <w:tcPr>
-            <w:tcW w:type="dxa" w:w="4812"/>
-            <w:tcBorders>
-              <w:top w:val="single" w:color="A6B8D0" w:sz="4"/>
-              <w:left w:val="single" w:color="A6B8D0" w:sz="4"/>
-              <w:bottom w:val="single" w:color="A6B8D0" w:sz="4"/>
-              <w:right w:val="single" w:color="A6B8D0" w:sz="4"/>
-            </w:tcBorders>
-            <w:tcMar>
-              <w:top w:type="dxa" w:w="50"/>
-              <w:left w:type="dxa" w:w="90"/>
-              <w:bottom w:type="dxa" w:w="50"/>
-              <w:right w:type="dxa" w:w="90"/>
-            </w:tcMar>
-          </w:tcPr>
-          <w:p>
-            <w:pPr>
-              <w:keepNext/>
-              <w:keepLines/>
-              <w:spacing w:after="0" w:before="0" w:line="280"/>
-            </w:pPr>
-            <w:r>
-              <w:rPr>
-                <w:rFonts w:ascii="Yu Gothic" w:eastAsia="Yu Gothic" w:hAnsi="Yu Gothic"/>
-                <w:b w:val="false"/>
-                <w:bCs w:val="false"/>
-                <w:sz w:val="18"/>
-                <w:szCs w:val="18"/>
-              </w:rPr>
-              <w:t xml:space="preserve">編集の途中の状態が自動で保存され、後で続きから再開できる</w:t>
-            </w:r>
-          </w:p>
-        </w:tc>
-        <w:tc>
-          <w:tcPr>
-            <w:tcW w:type="dxa" w:w="3272"/>
-            <w:tcBorders>
-              <w:top w:val="single" w:color="A6B8D0" w:sz="4"/>
-              <w:left w:val="single" w:color="A6B8D0" w:sz="4"/>
-              <w:bottom w:val="single" w:color="A6B8D0" w:sz="4"/>
-              <w:right w:val="single" w:color="A6B8D0" w:sz="4"/>
-            </w:tcBorders>
-            <w:tcMar>
-              <w:top w:type="dxa" w:w="50"/>
-              <w:left w:type="dxa" w:w="90"/>
-              <w:bottom w:type="dxa" w:w="50"/>
-              <w:right w:type="dxa" w:w="90"/>
-            </w:tcMar>
-          </w:tcPr>
-          <w:p>
-            <w:pPr>
-              <w:keepNext/>
-              <w:keepLines/>
-              <w:spacing w:after="0" w:before="0" w:line="280"/>
-            </w:pPr>
-            <w:r>
-              <w:rPr>
-                <w:rFonts w:ascii="Yu Gothic" w:eastAsia="Yu Gothic" w:hAnsi="Yu Gothic"/>
-                <w:b w:val="false"/>
-                <w:bCs w:val="false"/>
-                <w:sz w:val="18"/>
-                <w:szCs w:val="18"/>
-              </w:rPr>
-              <w:t xml:space="preserve">11「作業」</w:t>
-            </w:r>
-          </w:p>
-        </w:tc>
-      </w:tr>
-      <w:tr>
-        <w:trPr>
-          <w:cantSplit/>
-          <w:tblHeader w:val="off"/>
-        </w:trPr>
-        <w:tc>
-          <w:tcPr>
-            <w:tcW w:type="dxa" w:w="1554"/>
-            <w:tcBorders>
-              <w:top w:val="single" w:color="A6B8D0" w:sz="4"/>
-              <w:left w:val="single" w:color="A6B8D0" w:sz="4"/>
-              <w:bottom w:val="single" w:color="A6B8D0" w:sz="4"/>
-              <w:right w:val="single" w:color="A6B8D0" w:sz="4"/>
-            </w:tcBorders>
-            <w:tcMar>
-              <w:top w:type="dxa" w:w="50"/>
-              <w:left w:type="dxa" w:w="90"/>
-              <w:bottom w:type="dxa" w:w="50"/>
-              <w:right w:type="dxa" w:w="90"/>
-            </w:tcMar>
-          </w:tcPr>
-          <w:p>
-            <w:pPr>
-              <w:keepNext/>
-              <w:keepLines/>
-              <w:spacing w:after="0" w:before="0" w:line="280"/>
-            </w:pPr>
-            <w:r>
-              <w:rPr>
-                <w:rFonts w:ascii="Yu Gothic" w:eastAsia="Yu Gothic" w:hAnsi="Yu Gothic"/>
-                <w:b w:val="false"/>
-                <w:bCs w:val="false"/>
-                <w:sz w:val="18"/>
-                <w:szCs w:val="18"/>
-              </w:rPr>
-              <w:t xml:space="preserve">R-4-5-1</w:t>
-            </w:r>
-          </w:p>
-        </w:tc>
-        <w:tc>
-          <w:tcPr>
-            <w:tcW w:type="dxa" w:w="4812"/>
-            <w:tcBorders>
-              <w:top w:val="single" w:color="A6B8D0" w:sz="4"/>
-              <w:left w:val="single" w:color="A6B8D0" w:sz="4"/>
-              <w:bottom w:val="single" w:color="A6B8D0" w:sz="4"/>
-              <w:right w:val="single" w:color="A6B8D0" w:sz="4"/>
-            </w:tcBorders>
-            <w:tcMar>
-              <w:top w:type="dxa" w:w="50"/>
-              <w:left w:type="dxa" w:w="90"/>
-              <w:bottom w:type="dxa" w:w="50"/>
-              <w:right w:type="dxa" w:w="90"/>
-            </w:tcMar>
-          </w:tcPr>
-          <w:p>
-            <w:pPr>
-              <w:keepNext/>
-              <w:keepLines/>
-              <w:spacing w:after="0" w:before="0" w:line="280"/>
-            </w:pPr>
-            <w:r>
-              <w:rPr>
-                <w:rFonts w:ascii="Yu Gothic" w:eastAsia="Yu Gothic" w:hAnsi="Yu Gothic"/>
-                <w:b w:val="false"/>
-                <w:bCs w:val="false"/>
-                <w:sz w:val="18"/>
-                <w:szCs w:val="18"/>
-              </w:rPr>
-              <w:t xml:space="preserve">フォルダーに一括で適用し、写真ごとに直せる</w:t>
-            </w:r>
-          </w:p>
-        </w:tc>
-        <w:tc>
-          <w:tcPr>
-            <w:tcW w:type="dxa" w:w="3272"/>
-            <w:tcBorders>
-              <w:top w:val="single" w:color="A6B8D0" w:sz="4"/>
-              <w:left w:val="single" w:color="A6B8D0" w:sz="4"/>
-              <w:bottom w:val="single" w:color="A6B8D0" w:sz="4"/>
-              <w:right w:val="single" w:color="A6B8D0" w:sz="4"/>
-            </w:tcBorders>
-            <w:tcMar>
-              <w:top w:type="dxa" w:w="50"/>
-              <w:left w:type="dxa" w:w="90"/>
-              <w:bottom w:type="dxa" w:w="50"/>
-              <w:right w:type="dxa" w:w="90"/>
-            </w:tcMar>
-          </w:tcPr>
-          <w:p>
-            <w:pPr>
-              <w:keepNext/>
-              <w:keepLines/>
-              <w:spacing w:after="0" w:before="0" w:line="280"/>
-            </w:pPr>
-            <w:r>
-              <w:rPr>
-                <w:rFonts w:ascii="Yu Gothic" w:eastAsia="Yu Gothic" w:hAnsi="Yu Gothic"/>
-                <w:b w:val="false"/>
-                <w:bCs w:val="false"/>
-                <w:sz w:val="18"/>
-                <w:szCs w:val="18"/>
-              </w:rPr>
-              <w:t xml:space="preserve">12「一括適用」</w:t>
-            </w:r>
-          </w:p>
-        </w:tc>
-      </w:tr>
-      <w:tr>
-        <w:trPr>
-          <w:cantSplit/>
-          <w:tblHeader w:val="off"/>
-        </w:trPr>
-        <w:tc>
-          <w:tcPr>
-            <w:tcW w:type="dxa" w:w="1554"/>
+            <w:tcW w:type="dxa" w:w="5146"/>
             <w:tcBorders>
               <w:top w:val="single" w:color="A6B8D0" w:sz="4"/>
               <w:left w:val="single" w:color="A6B8D0" w:sz="4"/>
@@ -33727,41 +32615,7 @@
         </w:tc>
         <w:tc>
           <w:tcPr>
-            <w:tcW w:type="dxa" w:w="4812"/>
-            <w:tcBorders>
-              <w:top w:val="single" w:color="A6B8D0" w:sz="4"/>
-              <w:left w:val="single" w:color="A6B8D0" w:sz="4"/>
-              <w:bottom w:val="single" w:color="A6B8D0" w:sz="4"/>
-              <w:right w:val="single" w:color="A6B8D0" w:sz="4"/>
-            </w:tcBorders>
-            <w:tcMar>
-              <w:top w:type="dxa" w:w="50"/>
-              <w:left w:type="dxa" w:w="90"/>
-              <w:bottom w:type="dxa" w:w="50"/>
-              <w:right w:type="dxa" w:w="90"/>
-            </w:tcMar>
-          </w:tcPr>
-          <w:p>
-            <w:pPr>
-              <w:keepNext w:val="false"/>
-              <w:keepLines/>
-              <w:spacing w:after="0" w:before="0" w:line="280"/>
-            </w:pPr>
-            <w:r>
-              <w:rPr>
-                <w:rFonts w:ascii="Yu Gothic" w:eastAsia="Yu Gothic" w:hAnsi="Yu Gothic"/>
-                <w:b w:val="false"/>
-                <w:bCs w:val="false"/>
-                <w:sz w:val="18"/>
-                <w:szCs w:val="18"/>
-              </w:rPr>
-              <w:t xml:space="preserve">SNS向けの大きさ・圧縮・色空間で出せる</w:t>
-            </w:r>
-          </w:p>
-        </w:tc>
-        <w:tc>
-          <w:tcPr>
-            <w:tcW w:type="dxa" w:w="3272"/>
+            <w:tcW w:type="dxa" w:w="4492"/>
             <w:tcBorders>
               <w:top w:val="single" w:color="A6B8D0" w:sz="4"/>
               <w:left w:val="single" w:color="A6B8D0" w:sz="4"/>
@@ -33808,115 +32662,7 @@
         <w:rPr>
           <w:rFonts w:ascii="Yu Gothic" w:eastAsia="Yu Gothic" w:hAnsi="Yu Gothic"/>
         </w:rPr>
-        <w:t xml:space="preserve">20. 本章で宣言する破れ</w:t>
-      </w:r>
-    </w:p>
-    <w:p>
-      <w:pPr>
-        <w:pStyle w:val="ListParagraph"/>
-        <w:keepNext/>
-        <w:keepLines/>
-        <w:numPr>
-          <w:ilvl w:val="0"/>
-          <w:numId w:val="2"/>
-        </w:numPr>
-        <w:spacing w:after="20" w:before="20" w:line="300"/>
-      </w:pPr>
-      <w:r>
-        <w:rPr>
-          <w:rFonts w:ascii="Yu Gothic" w:eastAsia="Yu Gothic" w:hAnsi="Yu Gothic"/>
-        </w:rPr>
-        <w:t xml:space="preserve">可視署名は、画像の切り抜きや塗りつぶしで消せる。可視署名は抑止と表示のためのものであり、消された時の照合は不可視透かしと照合用ハッシュに頼る。</w:t>
-      </w:r>
-    </w:p>
-    <w:p>
-      <w:pPr>
-        <w:pStyle w:val="ListParagraph"/>
-        <w:keepNext/>
-        <w:keepLines/>
-        <w:numPr>
-          <w:ilvl w:val="0"/>
-          <w:numId w:val="2"/>
-        </w:numPr>
-        <w:spacing w:after="20" w:before="20" w:line="300"/>
-      </w:pPr>
-      <w:r>
-        <w:rPr>
-          <w:rFonts w:ascii="Yu Gothic" w:eastAsia="Yu Gothic" w:hAnsi="Yu Gothic"/>
-        </w:rPr>
-        <w:t xml:space="preserve">自動配置は被写体を外すことがある（手直しで補う。第13章 H-46「自動配置は被写体を外すことがある」）。</w:t>
-      </w:r>
-    </w:p>
-    <w:p>
-      <w:pPr>
-        <w:pStyle w:val="ListParagraph"/>
-        <w:keepNext/>
-        <w:keepLines/>
-        <w:numPr>
-          <w:ilvl w:val="0"/>
-          <w:numId w:val="2"/>
-        </w:numPr>
-        <w:spacing w:after="20" w:before="20" w:line="300"/>
-      </w:pPr>
-      <w:r>
-        <w:rPr>
-          <w:rFonts w:ascii="Yu Gothic" w:eastAsia="Yu Gothic" w:hAnsi="Yu Gothic"/>
-        </w:rPr>
-        <w:t xml:space="preserve">絵文字の COLRv1 の塗りのうち、描画の部品が対応しないものがある場合、その字は描けない（6.3。［要実測］）。</w:t>
-      </w:r>
-    </w:p>
-    <w:p>
-      <w:pPr>
-        <w:pStyle w:val="ListParagraph"/>
-        <w:keepNext/>
-        <w:keepLines/>
-        <w:numPr>
-          <w:ilvl w:val="0"/>
-          <w:numId w:val="2"/>
-        </w:numPr>
-        <w:spacing w:after="20" w:before="20" w:line="300"/>
-      </w:pPr>
-      <w:r>
-        <w:rPr>
-          <w:rFonts w:ascii="Yu Gothic" w:eastAsia="Yu Gothic" w:hAnsi="Yu Gothic"/>
-        </w:rPr>
-        <w:t xml:space="preserve">同梱しない字（どのフォントにもない字）は描けない（3.4。第13章 H-47「同梱と持ち込みのどのフォントにもない字は描けない」）。</w:t>
-      </w:r>
-    </w:p>
-    <w:p>
-      <w:pPr>
-        <w:pStyle w:val="ListParagraph"/>
-        <w:keepNext/>
-        <w:keepLines/>
-        <w:numPr>
-          <w:ilvl w:val="0"/>
-          <w:numId w:val="2"/>
-        </w:numPr>
-        <w:spacing w:after="20" w:before="20" w:line="300"/>
-      </w:pPr>
-      <w:r>
-        <w:rPr>
-          <w:rFonts w:ascii="Yu Gothic" w:eastAsia="Yu Gothic" w:hAnsi="Yu Gothic"/>
-        </w:rPr>
-        <w:t xml:space="preserve">Linux では、プレビューの写真の色が画面の色の設定を反映しない（9.4。第13章 H-48「Linux では、プレビューの写真の色が画面の色の設定を反映しない」）。</w:t>
-      </w:r>
-    </w:p>
-    <w:p>
-      <w:pPr>
-        <w:pStyle w:val="ListParagraph"/>
-        <w:keepNext/>
-        <w:keepLines/>
-        <w:numPr>
-          <w:ilvl w:val="0"/>
-          <w:numId w:val="2"/>
-        </w:numPr>
-        <w:spacing w:after="20" w:before="20" w:line="300"/>
-      </w:pPr>
-      <w:r>
-        <w:rPr>
-          <w:rFonts w:ascii="Yu Gothic" w:eastAsia="Yu Gothic" w:hAnsi="Yu Gothic"/>
-        </w:rPr>
-        <w:t xml:space="preserve">自動の保存は操作が止まってから2秒後であり、異常終了の直前の2秒の操作は失われ得る。</w:t>
+        <w:t xml:space="preserve">19. 本章で宣言する破れ</w:t>
       </w:r>
     </w:p>
     <w:p>
@@ -33934,7 +32680,7 @@
         <w:rPr>
           <w:rFonts w:ascii="Yu Gothic" w:eastAsia="Yu Gothic" w:hAnsi="Yu Gothic"/>
         </w:rPr>
-        <w:t xml:space="preserve">本アプリは切り抜きを行わないため、Instagram の縦横比の範囲の外の写真は、投稿先で切り抜かれ得る（14.1）。</w:t>
+        <w:t xml:space="preserve">本章の破れは第13章 4.1「仕組みの破れ」の表（章の欄が本章のもの。なぜ塞げないか・善処した範囲・残る危険・負う者つき）による（本章には写さない）。</w:t>
       </w:r>
     </w:p>
     <w:p>
@@ -33945,7 +32691,7 @@
         <w:rPr>
           <w:rFonts w:ascii="Yu Gothic" w:eastAsia="Yu Gothic" w:hAnsi="Yu Gothic"/>
         </w:rPr>
-        <w:t xml:space="preserve">21. 他の章・概要設計書への訂正</w:t>
+        <w:t xml:space="preserve">20. 他の章・概要設計書への訂正</w:t>
       </w:r>
     </w:p>
     <w:p>
